--- a/docs/ENUS_2026_metodoloia.docx
+++ b/docs/ENUS_2026_metodoloia.docx
@@ -102,7 +102,967 @@
       </w:r>
     </w:p>
     <w:bookmarkEnd w:id="19"/>
-    <w:bookmarkStart w:id="20" w:name="introducción"/>
+    <w:bookmarkStart w:id="20" w:name="glosario"/>
+    <w:p>
+      <w:pPr>
+        <w:pStyle w:val="Heading1"/>
+      </w:pPr>
+      <w:r>
+        <w:t xml:space="preserve">Glosario</w:t>
+      </w:r>
+    </w:p>
+    <w:p>
+      <w:pPr>
+        <w:pStyle w:val="FirstParagraph"/>
+      </w:pPr>
+      <w:r>
+        <w:t xml:space="preserve">Este glosario reúne, en orden alfabético, los términos técnicos y metodológicos utilizados a lo largo del documento, con una definición breve y la referencia al capítulo donde cada concepto se desarrolla en detalle. No sustituye el desarrollo completo de cada término en su capítulo correspondiente.</w:t>
+      </w:r>
+    </w:p>
+    <w:p>
+      <w:pPr>
+        <w:pStyle w:val="BodyText"/>
+      </w:pPr>
+      <w:r>
+        <w:rPr>
+          <w:b/>
+          <w:bCs/>
+        </w:rPr>
+        <w:t xml:space="preserve">Anexo E — Matriz de cuotas.</w:t>
+      </w:r>
+      <w:r>
+        <w:t xml:space="preserve"> </w:t>
+      </w:r>
+      <w:r>
+        <w:t xml:space="preserve">Anexo externo al documento que contiene la matriz completa de las 336 celdas de cuota (región × régimen de afiliación × sexo × grupo de edad × zona), con su meta y su mínimo garantizado, organizada en una hoja por cada una de las seis regiones (</w:t>
+      </w:r>
+      <w:r>
+        <w:t xml:space="preserve">4</w:t>
+      </w:r>
+      <w:r>
+        <w:t xml:space="preserve">).</w:t>
+      </w:r>
+    </w:p>
+    <w:p>
+      <w:pPr>
+        <w:pStyle w:val="BodyText"/>
+      </w:pPr>
+      <w:r>
+        <w:rPr>
+          <w:b/>
+          <w:bCs/>
+        </w:rPr>
+        <w:t xml:space="preserve">Árbol de decisión.</w:t>
+      </w:r>
+      <w:r>
+        <w:t xml:space="preserve"> </w:t>
+      </w:r>
+      <w:r>
+        <w:t xml:space="preserve">Estructura que define la secuencia de preguntas, las condiciones de entrada y los saltos que sigue cada participante durante el cuestionario. Se organiza en 48 nodos distribuidos en cuatro bloques secuenciales y define las nueve rutas que convergen en ocho módulos finales (</w:t>
+      </w:r>
+      <w:r>
+        <w:t xml:space="preserve">??</w:t>
+      </w:r>
+      <w:r>
+        <w:t xml:space="preserve">).</w:t>
+      </w:r>
+    </w:p>
+    <w:p>
+      <w:pPr>
+        <w:pStyle w:val="BodyText"/>
+      </w:pPr>
+      <w:r>
+        <w:rPr>
+          <w:b/>
+          <w:bCs/>
+        </w:rPr>
+        <w:t xml:space="preserve">Base analítica.</w:t>
+      </w:r>
+      <w:r>
+        <w:t xml:space="preserve"> </w:t>
+      </w:r>
+      <w:r>
+        <w:t xml:space="preserve">Conjunto de registros que, superados los controles de validación y consistencia del procesamiento, se incorpora a la base sobre la cual se calculan los pesos y los estimadores de la operación (</w:t>
+      </w:r>
+      <w:r>
+        <w:t xml:space="preserve">??</w:t>
+      </w:r>
+      <w:r>
+        <w:t xml:space="preserve">).</w:t>
+      </w:r>
+    </w:p>
+    <w:p>
+      <w:pPr>
+        <w:pStyle w:val="BodyText"/>
+      </w:pPr>
+      <w:r>
+        <w:rPr>
+          <w:b/>
+          <w:bCs/>
+        </w:rPr>
+        <w:t xml:space="preserve">BDUA (Base de Datos Única de Afiliados).</w:t>
+      </w:r>
+      <w:r>
+        <w:t xml:space="preserve"> </w:t>
+      </w:r>
+      <w:r>
+        <w:t xml:space="preserve">Registro administrativo del Sistema General de Seguridad Social en Salud (SGSSS) utilizado como fuente de los totales poblacionales de referencia de ENUS 2026, tanto para determinar el tamaño objetivo de muestra como para los totales de calibración de los pesos (</w:t>
+      </w:r>
+      <w:r>
+        <w:t xml:space="preserve">4</w:t>
+      </w:r>
+      <w:r>
+        <w:t xml:space="preserve">).</w:t>
+      </w:r>
+    </w:p>
+    <w:p>
+      <w:pPr>
+        <w:pStyle w:val="BodyText"/>
+      </w:pPr>
+      <w:r>
+        <w:rPr>
+          <w:b/>
+          <w:bCs/>
+        </w:rPr>
+        <w:t xml:space="preserve">Calibración por entropía.</w:t>
+      </w:r>
+      <w:r>
+        <w:t xml:space="preserve"> </w:t>
+      </w:r>
+      <w:r>
+        <w:t xml:space="preserve">Procedimiento mediante el cual el peso de referencia de cada registro se ajusta para que la muestra reproduzca los totales poblacionales conocidos de un conjunto de variables auxiliares, minimizando una función de distancia de entropía sujeta a esas restricciones. Es, en un diseño de captación por cuotas como el de ENUS 2026, el mecanismo formal que sustituye a la expansión probabilística clásica (</w:t>
+      </w:r>
+      <w:r>
+        <w:t xml:space="preserve">??</w:t>
+      </w:r>
+      <w:r>
+        <w:t xml:space="preserve">).</w:t>
+      </w:r>
+    </w:p>
+    <w:p>
+      <w:pPr>
+        <w:pStyle w:val="BodyText"/>
+      </w:pPr>
+      <w:r>
+        <w:rPr>
+          <w:b/>
+          <w:bCs/>
+        </w:rPr>
+        <w:t xml:space="preserve">ClicSalud.</w:t>
+      </w:r>
+      <w:r>
+        <w:t xml:space="preserve"> </w:t>
+      </w:r>
+      <w:r>
+        <w:t xml:space="preserve">Aplicación digital mediante la cual se implementa la recolección de ENUS 2026: identificación del usuario, preguntas del cuestionario, validaciones y reglas de navegación (</w:t>
+      </w:r>
+      <w:r>
+        <w:t xml:space="preserve">??</w:t>
+      </w:r>
+      <w:r>
+        <w:t xml:space="preserve">).</w:t>
+      </w:r>
+    </w:p>
+    <w:p>
+      <w:pPr>
+        <w:pStyle w:val="BodyText"/>
+      </w:pPr>
+      <w:r>
+        <w:rPr>
+          <w:b/>
+          <w:bCs/>
+        </w:rPr>
+        <w:t xml:space="preserve">Cuota.</w:t>
+      </w:r>
+      <w:r>
+        <w:t xml:space="preserve"> </w:t>
+      </w:r>
+      <w:r>
+        <w:t xml:space="preserve">Meta de composición de la muestra fijada de antemano para cada celda de región × régimen × sexo × grupo de edad × zona, sin mecanismo aleatorio de selección dentro de la celda. Controla la composición demográfica de la captación y no equivale a un estrato, un dominio ni una variable de calibración (</w:t>
+      </w:r>
+      <w:r>
+        <w:t xml:space="preserve">4</w:t>
+      </w:r>
+      <w:r>
+        <w:t xml:space="preserve">).</w:t>
+      </w:r>
+    </w:p>
+    <w:p>
+      <w:pPr>
+        <w:pStyle w:val="BodyText"/>
+      </w:pPr>
+      <m:oMath>
+        <m:sSub>
+          <m:e>
+            <m:r>
+              <m:t>d</m:t>
+            </m:r>
+          </m:e>
+          <m:sub>
+            <m:r>
+              <m:t>i</m:t>
+            </m:r>
+          </m:sub>
+        </m:sSub>
+      </m:oMath>
+      <w:r>
+        <w:rPr>
+          <w:b/>
+          <w:bCs/>
+        </w:rPr>
+        <w:t xml:space="preserve"> </w:t>
+      </w:r>
+      <w:r>
+        <w:rPr>
+          <w:b/>
+          <w:bCs/>
+        </w:rPr>
+        <w:t xml:space="preserve">(peso de referencia).</w:t>
+      </w:r>
+      <w:r>
+        <w:t xml:space="preserve"> </w:t>
+      </w:r>
+      <w:r>
+        <w:t xml:space="preserve">Valor con el que cada registro entra al proceso de calibración. En ENUS 2026 se adopta</w:t>
+      </w:r>
+      <w:r>
+        <w:t xml:space="preserve"> </w:t>
+      </w:r>
+      <m:oMath>
+        <m:sSub>
+          <m:e>
+            <m:r>
+              <m:t>d</m:t>
+            </m:r>
+          </m:e>
+          <m:sub>
+            <m:r>
+              <m:t>i</m:t>
+            </m:r>
+          </m:sub>
+        </m:sSub>
+        <m:r>
+          <m:rPr>
+            <m:sty m:val="p"/>
+          </m:rPr>
+          <m:t>=</m:t>
+        </m:r>
+        <m:r>
+          <m:t>1</m:t>
+        </m:r>
+      </m:oMath>
+      <w:r>
+        <w:t xml:space="preserve"> </w:t>
+      </w:r>
+      <w:r>
+        <w:t xml:space="preserve">para todo</w:t>
+      </w:r>
+      <w:r>
+        <w:t xml:space="preserve"> </w:t>
+      </w:r>
+      <m:oMath>
+        <m:r>
+          <m:t>i</m:t>
+        </m:r>
+      </m:oMath>
+      <w:r>
+        <w:t xml:space="preserve">, en ausencia de una probabilidad de inclusión conocida a partir de la cual derivar un peso</w:t>
+      </w:r>
+      <w:r>
+        <w:t xml:space="preserve"> </w:t>
+      </w:r>
+      <m:oMath>
+        <m:sSub>
+          <m:e>
+            <m:r>
+              <m:t>d</m:t>
+            </m:r>
+          </m:e>
+          <m:sub>
+            <m:r>
+              <m:t>i</m:t>
+            </m:r>
+          </m:sub>
+        </m:sSub>
+        <m:r>
+          <m:rPr>
+            <m:sty m:val="p"/>
+          </m:rPr>
+          <m:t>=</m:t>
+        </m:r>
+        <m:r>
+          <m:t>1</m:t>
+        </m:r>
+        <m:r>
+          <m:rPr>
+            <m:sty m:val="p"/>
+          </m:rPr>
+          <m:t>/</m:t>
+        </m:r>
+        <m:sSub>
+          <m:e>
+            <m:r>
+              <m:t>π</m:t>
+            </m:r>
+          </m:e>
+          <m:sub>
+            <m:r>
+              <m:t>i</m:t>
+            </m:r>
+          </m:sub>
+        </m:sSub>
+      </m:oMath>
+      <w:r>
+        <w:t xml:space="preserve"> </w:t>
+      </w:r>
+      <w:r>
+        <w:t xml:space="preserve">(</w:t>
+      </w:r>
+      <w:r>
+        <w:t xml:space="preserve">??</w:t>
+      </w:r>
+      <w:r>
+        <w:t xml:space="preserve">).</w:t>
+      </w:r>
+    </w:p>
+    <w:p>
+      <w:pPr>
+        <w:pStyle w:val="BodyText"/>
+      </w:pPr>
+      <w:r>
+        <w:rPr>
+          <w:b/>
+          <w:bCs/>
+        </w:rPr>
+        <w:t xml:space="preserve">DEFF (efecto de diseño).</w:t>
+      </w:r>
+      <w:r>
+        <w:t xml:space="preserve"> </w:t>
+      </w:r>
+      <w:r>
+        <w:t xml:space="preserve">Factor que ajusta el tamaño de muestra de referencia, calculado bajo el supuesto de muestreo aleatorio simple, para incorporar de manera aproximada la pérdida de eficiencia asociada a la estructura del diseño. ENUS 2026 adopta</w:t>
+      </w:r>
+      <w:r>
+        <w:t xml:space="preserve"> </w:t>
+      </w:r>
+      <m:oMath>
+        <m:r>
+          <m:t>D</m:t>
+        </m:r>
+        <m:r>
+          <m:t>E</m:t>
+        </m:r>
+        <m:r>
+          <m:t>F</m:t>
+        </m:r>
+        <m:r>
+          <m:t>F</m:t>
+        </m:r>
+        <m:r>
+          <m:rPr>
+            <m:sty m:val="p"/>
+          </m:rPr>
+          <m:t>=</m:t>
+        </m:r>
+        <m:r>
+          <m:t>1</m:t>
+        </m:r>
+        <m:r>
+          <m:rPr>
+            <m:sty m:val="p"/>
+          </m:rPr>
+          <m:t>,</m:t>
+        </m:r>
+        <m:r>
+          <m:t>5</m:t>
+        </m:r>
+      </m:oMath>
+      <w:r>
+        <w:t xml:space="preserve"> </w:t>
+      </w:r>
+      <w:r>
+        <w:t xml:space="preserve">(</w:t>
+      </w:r>
+      <w:r>
+        <w:t xml:space="preserve">4.2</w:t>
+      </w:r>
+      <w:r>
+        <w:t xml:space="preserve">).</w:t>
+      </w:r>
+    </w:p>
+    <w:p>
+      <w:pPr>
+        <w:pStyle w:val="BodyText"/>
+      </w:pPr>
+      <w:r>
+        <w:rPr>
+          <w:b/>
+          <w:bCs/>
+        </w:rPr>
+        <w:t xml:space="preserve">Dominio de análisis.</w:t>
+      </w:r>
+      <w:r>
+        <w:t xml:space="preserve"> </w:t>
+      </w:r>
+      <w:r>
+        <w:t xml:space="preserve">Agregación utilizada para la producción y publicación de resultados (nacional, regional, por régimen, por sexo, etc.). Puede coincidir en las variables que definen la cuota, pero cumple una función de reporte y estimación, no de control de la captación (</w:t>
+      </w:r>
+      <w:r>
+        <w:t xml:space="preserve">4</w:t>
+      </w:r>
+      <w:r>
+        <w:t xml:space="preserve">).</w:t>
+      </w:r>
+    </w:p>
+    <w:p>
+      <w:pPr>
+        <w:pStyle w:val="BodyText"/>
+      </w:pPr>
+      <w:r>
+        <w:rPr>
+          <w:b/>
+          <w:bCs/>
+        </w:rPr>
+        <w:t xml:space="preserve">ENUS 2026.</w:t>
+      </w:r>
+      <w:r>
+        <w:t xml:space="preserve"> </w:t>
+      </w:r>
+      <w:r>
+        <w:t xml:space="preserve">Encuesta Nacional de Experiencia del Usuario en Salud, operación estadística del Ministerio de Salud y Protección Social adoptada como instrumento oficial y permanente mediante la Resolución 1642 de 2026</w:t>
+      </w:r>
+      <w:r>
+        <w:t xml:space="preserve"> </w:t>
+      </w:r>
+      <w:r>
+        <w:t xml:space="preserve">(</w:t>
+      </w:r>
+      <w:hyperlink w:anchor="ref-Resolucion1642_2026">
+        <w:r>
+          <w:rPr>
+            <w:rStyle w:val="Hyperlink"/>
+          </w:rPr>
+          <w:t xml:space="preserve">Ministerio de Salud y Protección Social 2026</w:t>
+        </w:r>
+      </w:hyperlink>
+      <w:r>
+        <w:t xml:space="preserve">)</w:t>
+      </w:r>
+      <w:r>
+        <w:t xml:space="preserve"> </w:t>
+      </w:r>
+      <w:r>
+        <w:t xml:space="preserve">(</w:t>
+      </w:r>
+      <w:r>
+        <w:t xml:space="preserve">1</w:t>
+      </w:r>
+      <w:r>
+        <w:t xml:space="preserve">).</w:t>
+      </w:r>
+    </w:p>
+    <w:p>
+      <w:pPr>
+        <w:pStyle w:val="BodyText"/>
+      </w:pPr>
+      <w:r>
+        <w:rPr>
+          <w:b/>
+          <w:bCs/>
+        </w:rPr>
+        <w:t xml:space="preserve">EPS, IPS y gestor farmacéutico.</w:t>
+      </w:r>
+      <w:r>
+        <w:t xml:space="preserve"> </w:t>
+      </w:r>
+      <w:r>
+        <w:t xml:space="preserve">Actores institucionales del sistema de salud. En ENUS 2026 participan como dato de identificación del usuario en</w:t>
+      </w:r>
+      <w:r>
+        <w:t xml:space="preserve"> </w:t>
+      </w:r>
+      <w:r>
+        <w:rPr>
+          <w:i/>
+          <w:iCs/>
+        </w:rPr>
+        <w:t xml:space="preserve">ClicSalud</w:t>
+      </w:r>
+      <w:r>
+        <w:t xml:space="preserve"> </w:t>
+      </w:r>
+      <w:r>
+        <w:t xml:space="preserve">y como objeto de medición de los indicadores de desempeño que la operación está llamada a producir, sin que exista una etapa de selección probabilística a nivel institucional (</w:t>
+      </w:r>
+      <w:r>
+        <w:t xml:space="preserve">5</w:t>
+      </w:r>
+      <w:r>
+        <w:t xml:space="preserve">).</w:t>
+      </w:r>
+    </w:p>
+    <w:p>
+      <w:pPr>
+        <w:pStyle w:val="BodyText"/>
+      </w:pPr>
+      <w:r>
+        <w:rPr>
+          <w:b/>
+          <w:bCs/>
+        </w:rPr>
+        <w:t xml:space="preserve">Estrato.</w:t>
+      </w:r>
+      <w:r>
+        <w:t xml:space="preserve"> </w:t>
+      </w:r>
+      <w:r>
+        <w:t xml:space="preserve">En el sentido probabilístico clásico, partición de la población con selección aleatoria y probabilidad de inclusión conocida dentro de cada parte. ENUS 2026 no tiene estratos en ese sentido formal: las celdas de cuota organizan la captación, pero sin selección aleatoria dentro de ellas (</w:t>
+      </w:r>
+      <w:r>
+        <w:t xml:space="preserve">4</w:t>
+      </w:r>
+      <w:r>
+        <w:t xml:space="preserve">).</w:t>
+      </w:r>
+    </w:p>
+    <w:p>
+      <w:pPr>
+        <w:pStyle w:val="BodyText"/>
+      </w:pPr>
+      <w:r>
+        <w:rPr>
+          <w:b/>
+          <w:bCs/>
+        </w:rPr>
+        <w:t xml:space="preserve">Experiencia del usuario.</w:t>
+      </w:r>
+      <w:r>
+        <w:t xml:space="preserve"> </w:t>
+      </w:r>
+      <w:r>
+        <w:t xml:space="preserve">Hechos concretos ocurridos durante la interacción de la persona usuaria con los servicios de salud —distintos de una valoración global—, entre ellos el acceso, el tiempo de espera, la humanización del trato y la entrega de medicamentos. Se mide de forma complementaria a la satisfacción (</w:t>
+      </w:r>
+      <w:r>
+        <w:t xml:space="preserve">3</w:t>
+      </w:r>
+      <w:r>
+        <w:t xml:space="preserve">).</w:t>
+      </w:r>
+    </w:p>
+    <w:p>
+      <w:pPr>
+        <w:pStyle w:val="BodyText"/>
+      </w:pPr>
+      <w:r>
+        <w:rPr>
+          <w:b/>
+          <w:bCs/>
+        </w:rPr>
+        <w:t xml:space="preserve">Margen de error (ME) y margen de error relativo (MER).</w:t>
+      </w:r>
+      <w:r>
+        <w:t xml:space="preserve"> </w:t>
+      </w:r>
+      <w:r>
+        <w:t xml:space="preserve">Parámetros de diseño utilizados para fijar la meta nominal de precisión del tamaño de muestra de referencia. ENUS 2026 adopta</w:t>
+      </w:r>
+      <w:r>
+        <w:t xml:space="preserve"> </w:t>
+      </w:r>
+      <m:oMath>
+        <m:r>
+          <m:t>M</m:t>
+        </m:r>
+        <m:r>
+          <m:t>E</m:t>
+        </m:r>
+        <m:r>
+          <m:rPr>
+            <m:sty m:val="p"/>
+          </m:rPr>
+          <m:t>=</m:t>
+        </m:r>
+        <m:r>
+          <m:t>0</m:t>
+        </m:r>
+        <m:r>
+          <m:rPr>
+            <m:sty m:val="p"/>
+          </m:rPr>
+          <m:t>,</m:t>
+        </m:r>
+        <m:r>
+          <m:t>0392</m:t>
+        </m:r>
+      </m:oMath>
+      <w:r>
+        <w:t xml:space="preserve"> </w:t>
+      </w:r>
+      <w:r>
+        <w:t xml:space="preserve">y un margen de error relativo (</w:t>
+      </w:r>
+      <m:oMath>
+        <m:r>
+          <m:t>M</m:t>
+        </m:r>
+        <m:r>
+          <m:t>E</m:t>
+        </m:r>
+        <m:r>
+          <m:t>R</m:t>
+        </m:r>
+      </m:oMath>
+      <w:r>
+        <w:t xml:space="preserve">) de 7,84 % (</w:t>
+      </w:r>
+      <w:r>
+        <w:t xml:space="preserve">4.2</w:t>
+      </w:r>
+      <w:r>
+        <w:t xml:space="preserve">).</w:t>
+      </w:r>
+    </w:p>
+    <w:p>
+      <w:pPr>
+        <w:pStyle w:val="BodyText"/>
+      </w:pPr>
+      <w:r>
+        <w:rPr>
+          <w:b/>
+          <w:bCs/>
+        </w:rPr>
+        <w:t xml:space="preserve">Módulo.</w:t>
+      </w:r>
+      <w:r>
+        <w:t xml:space="preserve"> </w:t>
+      </w:r>
+      <w:r>
+        <w:t xml:space="preserve">Bloque específico de preguntas del cuestionario que responde un usuario, determinado por el tipo de entidad prestadora y el tipo de servicio recibido. ENUS 2026 define ocho módulos finales (</w:t>
+      </w:r>
+      <w:r>
+        <w:t xml:space="preserve">??</w:t>
+      </w:r>
+      <w:r>
+        <w:t xml:space="preserve">).</w:t>
+      </w:r>
+    </w:p>
+    <w:p>
+      <w:pPr>
+        <w:pStyle w:val="BodyText"/>
+      </w:pPr>
+      <w:r>
+        <w:rPr>
+          <w:b/>
+          <w:bCs/>
+        </w:rPr>
+        <w:t xml:space="preserve">Muestreo por cuotas.</w:t>
+      </w:r>
+      <w:r>
+        <w:t xml:space="preserve"> </w:t>
+      </w:r>
+      <w:r>
+        <w:t xml:space="preserve">Mecanismo de captación no probabilístico adoptado por ENUS 2026, en el que se establecen metas de participación para un conjunto de celdas definidas por características demográficas y de afiliación, sin selección aleatoria dentro de cada celda (</w:t>
+      </w:r>
+      <w:r>
+        <w:t xml:space="preserve">4</w:t>
+      </w:r>
+      <w:r>
+        <w:t xml:space="preserve">).</w:t>
+      </w:r>
+    </w:p>
+    <w:p>
+      <w:pPr>
+        <w:pStyle w:val="BodyText"/>
+      </w:pPr>
+      <w:r>
+        <w:rPr>
+          <w:b/>
+          <w:bCs/>
+        </w:rPr>
+        <w:t xml:space="preserve">Peso calibrado.</w:t>
+      </w:r>
+      <w:r>
+        <w:t xml:space="preserve"> </w:t>
+      </w:r>
+      <w:r>
+        <w:t xml:space="preserve">Peso final de cada registro, obtenido al ajustar el peso de referencia (</w:t>
+      </w:r>
+      <m:oMath>
+        <m:sSub>
+          <m:e>
+            <m:r>
+              <m:t>d</m:t>
+            </m:r>
+          </m:e>
+          <m:sub>
+            <m:r>
+              <m:t>i</m:t>
+            </m:r>
+          </m:sub>
+        </m:sSub>
+      </m:oMath>
+      <w:r>
+        <w:t xml:space="preserve">) mediante calibración por entropía contra los totales poblacionales de las variables auxiliares (</w:t>
+      </w:r>
+      <w:r>
+        <w:t xml:space="preserve">??</w:t>
+      </w:r>
+      <w:r>
+        <w:t xml:space="preserve">).</w:t>
+      </w:r>
+    </w:p>
+    <w:p>
+      <w:pPr>
+        <w:pStyle w:val="BodyText"/>
+      </w:pPr>
+      <w:r>
+        <w:rPr>
+          <w:b/>
+          <w:bCs/>
+        </w:rPr>
+        <w:t xml:space="preserve">Población objetivo.</w:t>
+      </w:r>
+      <w:r>
+        <w:t xml:space="preserve"> </w:t>
+      </w:r>
+      <w:r>
+        <w:t xml:space="preserve">Personas afiliadas al Sistema General de Seguridad Social en Salud (SGSSS) que hayan utilizado, durante alguno de los trimestres del año de referencia, al menos uno de los servicios de salud incluidos en el ámbito de medición de ENUS 2026 (</w:t>
+      </w:r>
+      <w:r>
+        <w:t xml:space="preserve">3.2</w:t>
+      </w:r>
+      <w:r>
+        <w:t xml:space="preserve">).</w:t>
+      </w:r>
+    </w:p>
+    <w:p>
+      <w:pPr>
+        <w:pStyle w:val="BodyText"/>
+      </w:pPr>
+      <w:r>
+        <w:rPr>
+          <w:b/>
+          <w:bCs/>
+        </w:rPr>
+        <w:t xml:space="preserve">Población efectivamente observada.</w:t>
+      </w:r>
+      <w:r>
+        <w:t xml:space="preserve"> </w:t>
+      </w:r>
+      <w:r>
+        <w:t xml:space="preserve">Personas de la población objetivo que son captadas mediante los procedimientos establecidos y que proporcionan información válida para la estimación de los indicadores (</w:t>
+      </w:r>
+      <w:r>
+        <w:t xml:space="preserve">3.2</w:t>
+      </w:r>
+      <w:r>
+        <w:t xml:space="preserve">).</w:t>
+      </w:r>
+    </w:p>
+    <w:p>
+      <w:pPr>
+        <w:pStyle w:val="BodyText"/>
+      </w:pPr>
+      <w:r>
+        <w:rPr>
+          <w:b/>
+          <w:bCs/>
+        </w:rPr>
+        <w:t xml:space="preserve">Pregunta trazadora.</w:t>
+      </w:r>
+      <w:r>
+        <w:t xml:space="preserve"> </w:t>
+      </w:r>
+      <w:r>
+        <w:t xml:space="preserve">Primera pregunta del árbol de decisión tras el bloque de identificación y caracterización del usuario (¿ha utilizado servicios de salud?); su respuesta determina la bifurcación hacia el módulo de barreras de acceso o hacia el bloque de gestión institucional (</w:t>
+      </w:r>
+      <w:r>
+        <w:t xml:space="preserve">??</w:t>
+      </w:r>
+      <w:r>
+        <w:t xml:space="preserve">).</w:t>
+      </w:r>
+    </w:p>
+    <w:p>
+      <w:pPr>
+        <w:pStyle w:val="BodyText"/>
+      </w:pPr>
+      <w:r>
+        <w:rPr>
+          <w:b/>
+          <w:bCs/>
+        </w:rPr>
+        <w:t xml:space="preserve">Réplica (de pesos calibrados).</w:t>
+      </w:r>
+      <w:r>
+        <w:t xml:space="preserve"> </w:t>
+      </w:r>
+      <w:r>
+        <w:t xml:space="preserve">Repetición del proceso de generación del peso de referencia y de calibración sobre una remuestra de los datos, utilizada para estimar la varianza de los estimadores a partir de la variabilidad entre las estimaciones replicadas (</w:t>
+      </w:r>
+      <w:r>
+        <w:t xml:space="preserve">??</w:t>
+      </w:r>
+      <w:r>
+        <w:t xml:space="preserve">).</w:t>
+      </w:r>
+    </w:p>
+    <w:p>
+      <w:pPr>
+        <w:pStyle w:val="BodyText"/>
+      </w:pPr>
+      <w:r>
+        <w:rPr>
+          <w:b/>
+          <w:bCs/>
+        </w:rPr>
+        <w:t xml:space="preserve">Resto mayor (método del).</w:t>
+      </w:r>
+      <w:r>
+        <w:t xml:space="preserve"> </w:t>
+      </w:r>
+      <w:r>
+        <w:t xml:space="preserve">Procedimiento de ajuste utilizado para que la suma de las cuotas enteras de las celdas coincida exactamente con el tamaño ya asignado a la región: el remanente entero se reparte una unidad a la vez a las celdas con mayor parte fraccionaria pendiente (</w:t>
+      </w:r>
+      <w:r>
+        <w:t xml:space="preserve">4</w:t>
+      </w:r>
+      <w:r>
+        <w:t xml:space="preserve">).</w:t>
+      </w:r>
+    </w:p>
+    <w:p>
+      <w:pPr>
+        <w:pStyle w:val="BodyText"/>
+      </w:pPr>
+      <w:r>
+        <w:rPr>
+          <w:b/>
+          <w:bCs/>
+        </w:rPr>
+        <w:t xml:space="preserve">Ruta.</w:t>
+      </w:r>
+      <w:r>
+        <w:t xml:space="preserve"> </w:t>
+      </w:r>
+      <w:r>
+        <w:t xml:space="preserve">Secuencia específica de nodos del árbol de decisión que recorre un usuario según sus respuestas, desde la raíz hasta un módulo final. ENUS 2026 define nueve rutas posibles, que convergen en ocho módulos (</w:t>
+      </w:r>
+      <w:r>
+        <w:t xml:space="preserve">??</w:t>
+      </w:r>
+      <w:r>
+        <w:t xml:space="preserve">).</w:t>
+      </w:r>
+    </w:p>
+    <w:p>
+      <w:pPr>
+        <w:pStyle w:val="BodyText"/>
+      </w:pPr>
+      <w:r>
+        <w:rPr>
+          <w:b/>
+          <w:bCs/>
+        </w:rPr>
+        <w:t xml:space="preserve">Satisfacción.</w:t>
+      </w:r>
+      <w:r>
+        <w:t xml:space="preserve"> </w:t>
+      </w:r>
+      <w:r>
+        <w:t xml:space="preserve">Valoración general y retrospectiva que realiza la persona usuaria sobre el servicio de salud recibido, expresando su grado de conformidad con la atención proporcionada. Se mide de forma complementaria a la experiencia del usuario (</w:t>
+      </w:r>
+      <w:r>
+        <w:t xml:space="preserve">3</w:t>
+      </w:r>
+      <w:r>
+        <w:t xml:space="preserve">).</w:t>
+      </w:r>
+    </w:p>
+    <w:p>
+      <w:pPr>
+        <w:pStyle w:val="BodyText"/>
+      </w:pPr>
+      <w:r>
+        <w:rPr>
+          <w:b/>
+          <w:bCs/>
+        </w:rPr>
+        <w:t xml:space="preserve">SGSSS.</w:t>
+      </w:r>
+      <w:r>
+        <w:t xml:space="preserve"> </w:t>
+      </w:r>
+      <w:r>
+        <w:t xml:space="preserve">Sistema General de Seguridad Social en Salud.</w:t>
+      </w:r>
+    </w:p>
+    <w:p>
+      <w:pPr>
+        <w:pStyle w:val="BodyText"/>
+      </w:pPr>
+      <w:r>
+        <w:rPr>
+          <w:b/>
+          <w:bCs/>
+        </w:rPr>
+        <w:t xml:space="preserve">Variable auxiliar (o variable de calibración).</w:t>
+      </w:r>
+      <w:r>
+        <w:t xml:space="preserve"> </w:t>
+      </w:r>
+      <w:r>
+        <w:t xml:space="preserve">Variable utilizada en el ajuste posterior de los pesos contra los totales de referencia de la BDUA. Puede compartir las mismas variables que la cuota (sexo, edad, régimen, zona, región), pero cumple una función distinta: corrige desbalances remanentes en la muestra ya captada (</w:t>
+      </w:r>
+      <w:r>
+        <w:t xml:space="preserve">4</w:t>
+      </w:r>
+      <w:r>
+        <w:t xml:space="preserve">).</w:t>
+      </w:r>
+    </w:p>
+    <w:p>
+      <w:pPr>
+        <w:pStyle w:val="BodyText"/>
+      </w:pPr>
+      <w:r>
+        <w:rPr>
+          <w:b/>
+          <w:bCs/>
+        </w:rPr>
+        <w:t xml:space="preserve">Variable de clasificación.</w:t>
+      </w:r>
+      <w:r>
+        <w:t xml:space="preserve"> </w:t>
+      </w:r>
+      <w:r>
+        <w:t xml:space="preserve">Cualquiera de las variables utilizadas por ENUS 2026 para identificar, clasificar o encausar a un usuario durante su recorrido por</w:t>
+      </w:r>
+      <w:r>
+        <w:t xml:space="preserve"> </w:t>
+      </w:r>
+      <w:r>
+        <w:rPr>
+          <w:i/>
+          <w:iCs/>
+        </w:rPr>
+        <w:t xml:space="preserve">ClicSalud</w:t>
+      </w:r>
+      <w:r>
+        <w:t xml:space="preserve"> </w:t>
+      </w:r>
+      <w:r>
+        <w:t xml:space="preserve">(documento, EPS, sexo, grupo de edad, región, zona, régimen, entidad prestadora y tipo de servicio), con su fuente, momento de obtención y uso —cuota, ruta o calibración— (</w:t>
+      </w:r>
+      <w:r>
+        <w:t xml:space="preserve">??</w:t>
+      </w:r>
+      <w:r>
+        <w:t xml:space="preserve">).</w:t>
+      </w:r>
+    </w:p>
+    <w:bookmarkEnd w:id="20"/>
+    <w:bookmarkStart w:id="21" w:name="introducción"/>
     <w:p>
       <w:pPr>
         <w:pStyle w:val="Heading1"/>
@@ -421,8 +1381,8 @@
         <w:t xml:space="preserve">En conjunto, el documento constituye el referente metodológico para comprender cómo se estructura la ENUS 2026, cómo se recolecta y procesa la información, y cómo esta se transforma en los resultados estadísticos de la operación.</w:t>
       </w:r>
     </w:p>
-    <w:bookmarkEnd w:id="20"/>
-    <w:bookmarkStart w:id="46" w:name="sec-antecedentes"/>
+    <w:bookmarkEnd w:id="21"/>
+    <w:bookmarkStart w:id="47" w:name="sec-antecedentes"/>
     <w:p>
       <w:pPr>
         <w:pStyle w:val="Heading1"/>
@@ -464,7 +1424,7 @@
         <w:t xml:space="preserve">Para la elaboración de este capítulo se revisaron los documentos originales de las principales mediciones realizadas por el Ministerio de Salud y Protección Social, así como las fuentes utilizadas para los antecedentes nacionales e internacionales. Cuando alguna información no pudo ser comprobada directamente en las fuentes disponibles, se señala para su posterior verificación.</w:t>
       </w:r>
     </w:p>
-    <w:bookmarkStart w:id="21" w:name="sec-marco-normativo"/>
+    <w:bookmarkStart w:id="22" w:name="sec-marco-normativo"/>
     <w:p>
       <w:pPr>
         <w:pStyle w:val="Heading2"/>
@@ -656,8 +1616,8 @@
         <w:t xml:space="preserve">En síntesis, el marco normativo de ENUS 2026 opera en tres niveles jerárquicos y complementarios: el SOGCS (Decreto 780 de 2016, que compila el Decreto 1011 de 2006) aporta el marco general de calidad y el mandato de orientación al usuario, junto con las definiciones de accesibilidad y oportunidad que la encuesta operacionaliza; el Sistema de Información para la Calidad (Resolución 256 de 2016) establece los mecanismos de monitoreo, los indicadores y las obligaciones de reporte; y la Resolución 1642 de 2026 adopta la ENUS como el instrumento específico mediante el cual se materializa la medición de la experiencia del usuario en salud. Este encadenamiento normativo es el fundamento institucional que sostiene la existencia, la periodicidad y la exigibilidad de las mediciones de experiencia del usuario en el sistema de salud colombiano.</w:t>
       </w:r>
     </w:p>
-    <w:bookmarkEnd w:id="21"/>
-    <w:bookmarkStart w:id="22" w:name="X4cde3dc6927fd8b52a2f09e0baf95c35cbf3ed5"/>
+    <w:bookmarkEnd w:id="22"/>
+    <w:bookmarkStart w:id="23" w:name="X4cde3dc6927fd8b52a2f09e0baf95c35cbf3ed5"/>
     <w:p>
       <w:pPr>
         <w:pStyle w:val="Heading2"/>
@@ -980,8 +1940,8 @@
         <w:t xml:space="preserve">En este sentido, los antecedentes presentados en este capítulo no deben interpretarse como una serie de mediciones homogéneas del mismo indicador. Constituyen, más bien, el proceso mediante el cual el sistema de salud colombiano ha desarrollado diferentes mecanismos para conocer la percepción, satisfacción y experiencia de los usuarios. La ENUS 2026 se desarrolla sobre este recorrido y establece la satisfacción y la experiencia del usuario como objetos explícitos y complementarios de medición, de acuerdo con el marco conceptual y normativo que se presenta en los capítulos siguientes.</w:t>
       </w:r>
     </w:p>
-    <w:bookmarkEnd w:id="22"/>
-    <w:bookmarkStart w:id="23" w:name="primeros-antecedentes-2003-2011"/>
+    <w:bookmarkEnd w:id="23"/>
+    <w:bookmarkStart w:id="24" w:name="primeros-antecedentes-2003-2011"/>
     <w:p>
       <w:pPr>
         <w:pStyle w:val="Heading2"/>
@@ -1229,8 +2189,8 @@
         <w:t xml:space="preserve">y estuvo dirigido a las instituciones intervenidas por el programa. Por tanto, constituye un antecedente relevante de la medición de la calidad desde la perspectiva de los usuarios, aunque su alcance y objeto de medición fueron diferentes a los de las encuestas posteriores del Ministerio.</w:t>
       </w:r>
     </w:p>
-    <w:bookmarkEnd w:id="23"/>
-    <w:bookmarkStart w:id="27" w:name="sec-mediciones-msps"/>
+    <w:bookmarkEnd w:id="24"/>
+    <w:bookmarkStart w:id="28" w:name="sec-mediciones-msps"/>
     <w:p>
       <w:pPr>
         <w:pStyle w:val="Heading2"/>
@@ -1371,7 +2331,7 @@
         <w:t xml:space="preserve">comparaciones con ENUS 2026.</w:t>
       </w:r>
     </w:p>
-    <w:bookmarkStart w:id="24" w:name="sec-poblacion-objetivo-serie"/>
+    <w:bookmarkStart w:id="25" w:name="sec-poblacion-objetivo-serie"/>
     <w:p>
       <w:pPr>
         <w:pStyle w:val="Heading3"/>
@@ -2329,8 +3289,8 @@
         <w:t xml:space="preserve">medición y bajo qué condiciones se realizaron las encuestas.</w:t>
       </w:r>
     </w:p>
-    <w:bookmarkEnd w:id="24"/>
-    <w:bookmarkStart w:id="25" w:name="sec-diseno-serie"/>
+    <w:bookmarkEnd w:id="25"/>
+    <w:bookmarkStart w:id="26" w:name="sec-diseno-serie"/>
     <w:p>
       <w:pPr>
         <w:pStyle w:val="Heading3"/>
@@ -3362,8 +4322,8 @@
         <w:t xml:space="preserve">cada momento.</w:t>
       </w:r>
     </w:p>
-    <w:bookmarkEnd w:id="25"/>
-    <w:bookmarkStart w:id="26" w:name="sec-medicion-2017"/>
+    <w:bookmarkEnd w:id="26"/>
+    <w:bookmarkStart w:id="27" w:name="sec-medicion-2017"/>
     <w:p>
       <w:pPr>
         <w:pStyle w:val="Heading3"/>
@@ -3803,9 +4763,9 @@
         <w:t xml:space="preserve">la satisfacción de sus usuarios.</w:t>
       </w:r>
     </w:p>
-    <w:bookmarkEnd w:id="26"/>
     <w:bookmarkEnd w:id="27"/>
-    <w:bookmarkStart w:id="34" w:name="sec-mediciones-msps-2018-2025"/>
+    <w:bookmarkEnd w:id="28"/>
+    <w:bookmarkStart w:id="35" w:name="sec-mediciones-msps-2018-2025"/>
     <w:p>
       <w:pPr>
         <w:pStyle w:val="Heading2"/>
@@ -3867,7 +4827,7 @@
         <w:t xml:space="preserve">años inmediatamente anteriores a la ENUS 2026.</w:t>
       </w:r>
     </w:p>
-    <w:bookmarkStart w:id="28" w:name="sec-comparacion-mediciones-2018-2025"/>
+    <w:bookmarkStart w:id="29" w:name="sec-comparacion-mediciones-2018-2025"/>
     <w:p>
       <w:pPr>
         <w:pStyle w:val="Heading3"/>
@@ -4462,8 +5422,8 @@
         </w:tc>
       </w:tr>
     </w:tbl>
-    <w:bookmarkEnd w:id="28"/>
-    <w:bookmarkStart w:id="29" w:name="ranking-de-satisfacción-eps"/>
+    <w:bookmarkEnd w:id="29"/>
+    <w:bookmarkStart w:id="30" w:name="ranking-de-satisfacción-eps"/>
     <w:p>
       <w:pPr>
         <w:pStyle w:val="Heading3"/>
@@ -4598,8 +5558,8 @@
         <w:t xml:space="preserve">.</w:t>
       </w:r>
     </w:p>
-    <w:bookmarkEnd w:id="29"/>
-    <w:bookmarkStart w:id="30" w:name="X9203355400baf73cbf20cefa9962ce0b72d8dd2"/>
+    <w:bookmarkEnd w:id="30"/>
+    <w:bookmarkStart w:id="31" w:name="X9203355400baf73cbf20cefa9962ce0b72d8dd2"/>
     <w:p>
       <w:pPr>
         <w:pStyle w:val="Heading3"/>
@@ -4758,8 +5718,8 @@
         <w:t xml:space="preserve">los usuarios y el marco utilizado para seleccionarlos.</w:t>
       </w:r>
     </w:p>
-    <w:bookmarkEnd w:id="30"/>
-    <w:bookmarkStart w:id="31" w:name="Xaa896fdabc93d3c911b3fbbc45fd1921a650da4"/>
+    <w:bookmarkEnd w:id="31"/>
+    <w:bookmarkStart w:id="32" w:name="Xaa896fdabc93d3c911b3fbbc45fd1921a650da4"/>
     <w:p>
       <w:pPr>
         <w:pStyle w:val="Heading3"/>
@@ -4936,8 +5896,8 @@
         <w:t xml:space="preserve">anteriores, junto con una reorganización del contenido del cuestionario.</w:t>
       </w:r>
     </w:p>
-    <w:bookmarkEnd w:id="31"/>
-    <w:bookmarkStart w:id="32" w:name="Xab5456f60da129ec817454e2f4311715da5e2af"/>
+    <w:bookmarkEnd w:id="32"/>
+    <w:bookmarkStart w:id="33" w:name="Xab5456f60da129ec817454e2f4311715da5e2af"/>
     <w:p>
       <w:pPr>
         <w:pStyle w:val="Heading3"/>
@@ -5160,8 +6120,8 @@
         <w:t xml:space="preserve">.</w:t>
       </w:r>
     </w:p>
-    <w:bookmarkEnd w:id="32"/>
-    <w:bookmarkStart w:id="33" w:name="X82d4528dbf329cc96c1db94358f4fdddeed9d16"/>
+    <w:bookmarkEnd w:id="33"/>
+    <w:bookmarkStart w:id="34" w:name="X82d4528dbf329cc96c1db94358f4fdddeed9d16"/>
     <w:p>
       <w:pPr>
         <w:pStyle w:val="Heading3"/>
@@ -5425,9 +6385,9 @@
         <w:t xml:space="preserve">periodo inmediatamente anterior a la nueva encuesta.</w:t>
       </w:r>
     </w:p>
-    <w:bookmarkEnd w:id="33"/>
     <w:bookmarkEnd w:id="34"/>
-    <w:bookmarkStart w:id="39" w:name="sec-sintesis-antecedentes"/>
+    <w:bookmarkEnd w:id="35"/>
+    <w:bookmarkStart w:id="40" w:name="sec-sintesis-antecedentes"/>
     <w:p>
       <w:pPr>
         <w:pStyle w:val="Heading2"/>
@@ -5553,7 +6513,7 @@
         <w:t xml:space="preserve">preguntas utilizadas o las condiciones en las que se realizó la recolección.</w:t>
       </w:r>
     </w:p>
-    <w:bookmarkStart w:id="35" w:name="cambios-en-la-población-incluida"/>
+    <w:bookmarkStart w:id="36" w:name="cambios-en-la-población-incluida"/>
     <w:p>
       <w:pPr>
         <w:pStyle w:val="Heading3"/>
@@ -5679,8 +6639,8 @@
         <w:t xml:space="preserve">representado por los resultados fue cambiando con el tiempo.</w:t>
       </w:r>
     </w:p>
-    <w:bookmarkEnd w:id="35"/>
-    <w:bookmarkStart w:id="36" w:name="Xc58edf7103a7988f0a4e4284be81d9f1193a9c0"/>
+    <w:bookmarkEnd w:id="36"/>
+    <w:bookmarkStart w:id="37" w:name="Xc58edf7103a7988f0a4e4284be81d9f1193a9c0"/>
     <w:p>
       <w:pPr>
         <w:pStyle w:val="Heading3"/>
@@ -5776,8 +6736,8 @@
         <w:t xml:space="preserve">resultados no necesariamente son directamente comparables.</w:t>
       </w:r>
     </w:p>
-    <w:bookmarkEnd w:id="36"/>
-    <w:bookmarkStart w:id="37" w:name="cambios-en-los-temas-y-preguntas"/>
+    <w:bookmarkEnd w:id="37"/>
+    <w:bookmarkStart w:id="38" w:name="cambios-en-los-temas-y-preguntas"/>
     <w:p>
       <w:pPr>
         <w:pStyle w:val="Heading3"/>
@@ -5885,8 +6845,8 @@
         <w:t xml:space="preserve">deterioro.</w:t>
       </w:r>
     </w:p>
-    <w:bookmarkEnd w:id="37"/>
-    <w:bookmarkStart w:id="38" w:name="X6ceaa33e0ad32972d0c657629705ff6a2bb467c"/>
+    <w:bookmarkEnd w:id="38"/>
+    <w:bookmarkStart w:id="39" w:name="X6ceaa33e0ad32972d0c657629705ff6a2bb467c"/>
     <w:p>
       <w:pPr>
         <w:pStyle w:val="Heading3"/>
@@ -5974,9 +6934,9 @@
         <w:t xml:space="preserve">anteriores o posteriores.</w:t>
       </w:r>
     </w:p>
-    <w:bookmarkEnd w:id="38"/>
     <w:bookmarkEnd w:id="39"/>
-    <w:bookmarkStart w:id="40" w:name="X15545aacdbb8a8d42f0b119a588b6379e96c0e5"/>
+    <w:bookmarkEnd w:id="40"/>
+    <w:bookmarkStart w:id="41" w:name="X15545aacdbb8a8d42f0b119a588b6379e96c0e5"/>
     <w:p>
       <w:pPr>
         <w:pStyle w:val="Heading2"/>
@@ -6440,8 +7400,8 @@
         <w:t xml:space="preserve">operación estadística.</w:t>
       </w:r>
     </w:p>
-    <w:bookmarkEnd w:id="40"/>
-    <w:bookmarkStart w:id="45" w:name="sec-referentes-internacionales"/>
+    <w:bookmarkEnd w:id="41"/>
+    <w:bookmarkStart w:id="46" w:name="sec-referentes-internacionales"/>
     <w:p>
       <w:pPr>
         <w:pStyle w:val="Heading2"/>
@@ -6577,7 +7537,7 @@
         <w:t xml:space="preserve">reconocer buenas prácticas para producir información comparable.</w:t>
       </w:r>
     </w:p>
-    <w:bookmarkStart w:id="41" w:name="Xeeb0b07305e82f8b71f1953ebc831b9bd88f931"/>
+    <w:bookmarkStart w:id="42" w:name="Xeeb0b07305e82f8b71f1953ebc831b9bd88f931"/>
     <w:p>
       <w:pPr>
         <w:pStyle w:val="Heading3"/>
@@ -6918,8 +7878,8 @@
         <w:t xml:space="preserve">.</w:t>
       </w:r>
     </w:p>
-    <w:bookmarkEnd w:id="41"/>
-    <w:bookmarkStart w:id="42" w:name="Xfe67c5ac79d7159334589175213917bc0d079bf"/>
+    <w:bookmarkEnd w:id="42"/>
+    <w:bookmarkStart w:id="43" w:name="Xfe67c5ac79d7159334589175213917bc0d079bf"/>
     <w:p>
       <w:pPr>
         <w:pStyle w:val="Heading3"/>
@@ -7169,8 +8129,8 @@
         <w:t xml:space="preserve">directamente desde la perspectiva de las personas usuarias.</w:t>
       </w:r>
     </w:p>
-    <w:bookmarkEnd w:id="42"/>
-    <w:bookmarkStart w:id="43" w:name="X09061f2213db83dba0ea986308f6512c768dfbe"/>
+    <w:bookmarkEnd w:id="43"/>
+    <w:bookmarkStart w:id="44" w:name="X09061f2213db83dba0ea986308f6512c768dfbe"/>
     <w:p>
       <w:pPr>
         <w:pStyle w:val="Heading3"/>
@@ -7466,8 +8426,8 @@
         <w:t xml:space="preserve">, evitando que ambos conceptos se mezclen en un mismo indicador.</w:t>
       </w:r>
     </w:p>
-    <w:bookmarkEnd w:id="43"/>
-    <w:bookmarkStart w:id="44" w:name="X140dbfadb0326b75808cf6f58c01238bb3e27e3"/>
+    <w:bookmarkEnd w:id="44"/>
+    <w:bookmarkStart w:id="45" w:name="X140dbfadb0326b75808cf6f58c01238bb3e27e3"/>
     <w:p>
       <w:pPr>
         <w:pStyle w:val="Heading3"/>
@@ -7744,10 +8704,10 @@
         <w:t xml:space="preserve">y se desarrollan en los capítulos correspondientes de este documento.</w:t>
       </w:r>
     </w:p>
-    <w:bookmarkEnd w:id="44"/>
     <w:bookmarkEnd w:id="45"/>
     <w:bookmarkEnd w:id="46"/>
-    <w:bookmarkStart w:id="49" w:name="sec-objetivo"/>
+    <w:bookmarkEnd w:id="47"/>
+    <w:bookmarkStart w:id="50" w:name="sec-objetivo"/>
     <w:p>
       <w:pPr>
         <w:pStyle w:val="Heading1"/>
@@ -7765,7 +8725,7 @@
         <w:t xml:space="preserve">Objetivo de la ENUS 2026</w:t>
       </w:r>
     </w:p>
-    <w:bookmarkStart w:id="47" w:name="objetivo-general"/>
+    <w:bookmarkStart w:id="48" w:name="objetivo-general"/>
     <w:p>
       <w:pPr>
         <w:pStyle w:val="Heading2"/>
@@ -7807,8 +8767,8 @@
         <w:t xml:space="preserve">del Sistema General de Seguridad Social en Salud (SGSSS) con los servicios de salud utilizados, mediante una operación estadística de recolección continua, para producir información periódica, comparable y estadísticamente sustentada que contribuya al seguimiento, la evaluación y el mejoramiento de la calidad de los servicios de salud.</w:t>
       </w:r>
     </w:p>
-    <w:bookmarkEnd w:id="47"/>
-    <w:bookmarkStart w:id="48" w:name="objetivos-específicos"/>
+    <w:bookmarkEnd w:id="48"/>
+    <w:bookmarkStart w:id="49" w:name="objetivos-específicos"/>
     <w:p>
       <w:pPr>
         <w:pStyle w:val="Heading2"/>
@@ -7970,9 +8930,9 @@
         <w:t xml:space="preserve">, que contribuya a la evaluación y al mejoramiento de las políticas, estrategias y acciones relacionadas con la calidad de los servicios de salud.</w:t>
       </w:r>
     </w:p>
-    <w:bookmarkEnd w:id="48"/>
     <w:bookmarkEnd w:id="49"/>
-    <w:bookmarkStart w:id="58" w:name="sec-alcance"/>
+    <w:bookmarkEnd w:id="50"/>
+    <w:bookmarkStart w:id="59" w:name="sec-alcance"/>
     <w:p>
       <w:pPr>
         <w:pStyle w:val="Heading1"/>
@@ -7998,7 +8958,7 @@
         <w:t xml:space="preserve">El alcance de ENUS 2026 delimita los fenómenos objeto de medición, la población a la que se refieren los resultados, las unidades de observación, la cobertura territorial y temporal, los servicios de salud considerados y los principales dominios de análisis. Estas definiciones establecen el ámbito de interpretación de los resultados y los límites de la información que puede producir la operación estadística.</w:t>
       </w:r>
     </w:p>
-    <w:bookmarkStart w:id="50" w:name="sec-marco-conceptual"/>
+    <w:bookmarkStart w:id="51" w:name="sec-marco-conceptual"/>
     <w:p>
       <w:pPr>
         <w:pStyle w:val="Heading2"/>
@@ -8138,8 +9098,8 @@
         <w:t xml:space="preserve">ENUS 2026 mide percepciones y valoraciones reportadas directamente por las personas usuarias. Por tanto, sus resultados no constituyen mediciones directas de resultados clínicos, desenlaces en salud, efectividad de los tratamientos ni de la calidad técnica de la atención, salvo en aquellos aspectos que sean explícitamente operacionalizados mediante el instrumento.</w:t>
       </w:r>
     </w:p>
-    <w:bookmarkEnd w:id="50"/>
-    <w:bookmarkStart w:id="51" w:name="sec-poblacion-objetivo"/>
+    <w:bookmarkEnd w:id="51"/>
+    <w:bookmarkStart w:id="52" w:name="sec-poblacion-objetivo"/>
     <w:p>
       <w:pPr>
         <w:pStyle w:val="Heading2"/>
@@ -8302,8 +9262,8 @@
         <w:t xml:space="preserve">La definición de la población objetivo, los criterios de elegibilidad y los procedimientos de selección deberán garantizar que la información recolectada durante los cuatro trimestres permita producir estimaciones anuales representativas de la población objetivo del año correspondiente.</w:t>
       </w:r>
     </w:p>
-    <w:bookmarkEnd w:id="51"/>
-    <w:bookmarkStart w:id="52" w:name="unidad-de-observación"/>
+    <w:bookmarkEnd w:id="52"/>
+    <w:bookmarkStart w:id="53" w:name="unidad-de-observación"/>
     <w:p>
       <w:pPr>
         <w:pStyle w:val="Heading2"/>
@@ -8337,8 +9297,8 @@
         <w:t xml:space="preserve">La información recolectada corresponde a la satisfacción y experiencia reportadas por la persona respecto del servicio utilizado. Las EPS, IPS, gestores farmacéuticos y demás actores relacionados con la prestación de los servicios no constituyen unidades de observación.</w:t>
       </w:r>
     </w:p>
-    <w:bookmarkEnd w:id="52"/>
-    <w:bookmarkStart w:id="53" w:name="cobertura-territorial"/>
+    <w:bookmarkEnd w:id="53"/>
+    <w:bookmarkStart w:id="54" w:name="cobertura-territorial"/>
     <w:p>
       <w:pPr>
         <w:pStyle w:val="Heading2"/>
@@ -8372,8 +9332,8 @@
         <w:t xml:space="preserve">La región constituye el nivel territorial mínimo previsto para la producción de resultados. La participación efectiva de los usuarios podrá permitir desagregaciones territoriales adicionales dentro de cada región, siempre que se alcance un número suficiente de observaciones y condiciones adecuadas de calidad estadística para su interpretación.</w:t>
       </w:r>
     </w:p>
-    <w:bookmarkEnd w:id="53"/>
-    <w:bookmarkStart w:id="54" w:name="Xfe14bab46cfed9899c18f7cf0a7e883fa421736"/>
+    <w:bookmarkEnd w:id="54"/>
+    <w:bookmarkStart w:id="55" w:name="Xfe14bab46cfed9899c18f7cf0a7e883fa421736"/>
     <w:p>
       <w:pPr>
         <w:pStyle w:val="Heading2"/>
@@ -8465,8 +9425,8 @@
         <w:t xml:space="preserve">, integrando la información recolectada durante los cuatro trimestres del año de referencia.</w:t>
       </w:r>
     </w:p>
-    <w:bookmarkEnd w:id="54"/>
-    <w:bookmarkStart w:id="55" w:name="servicios-de-salud-objeto-de-medición"/>
+    <w:bookmarkEnd w:id="55"/>
+    <w:bookmarkStart w:id="56" w:name="servicios-de-salud-objeto-de-medición"/>
     <w:p>
       <w:pPr>
         <w:pStyle w:val="Heading2"/>
@@ -8521,8 +9481,8 @@
         <w:t xml:space="preserve">La clasificación de los servicios considerados y la asignación de las preguntas correspondientes hacen parte de la estructura del instrumento de recolección.</w:t>
       </w:r>
     </w:p>
-    <w:bookmarkEnd w:id="55"/>
-    <w:bookmarkStart w:id="56" w:name="dominios-de-análisis"/>
+    <w:bookmarkEnd w:id="56"/>
+    <w:bookmarkStart w:id="57" w:name="dominios-de-análisis"/>
     <w:p>
       <w:pPr>
         <w:pStyle w:val="Heading2"/>
@@ -8590,8 +9550,8 @@
         <w:t xml:space="preserve">, tanto de manera general como para las dimensiones consideradas en el instrumento, de acuerdo con el tipo de servicio evaluado.</w:t>
       </w:r>
     </w:p>
-    <w:bookmarkEnd w:id="56"/>
-    <w:bookmarkStart w:id="57" w:name="límites-del-alcance"/>
+    <w:bookmarkEnd w:id="57"/>
+    <w:bookmarkStart w:id="58" w:name="límites-del-alcance"/>
     <w:p>
       <w:pPr>
         <w:pStyle w:val="Heading2"/>
@@ -8685,9 +9645,9 @@
         <w:t xml:space="preserve">Dado el carácter no probabilístico de la operación, las desagregaciones y resultados deberán interpretarse de acuerdo con el alcance del diseño de selección y con las condiciones bajo las cuales se obtuvo la información.</w:t>
       </w:r>
     </w:p>
-    <w:bookmarkEnd w:id="57"/>
     <w:bookmarkEnd w:id="58"/>
-    <w:bookmarkStart w:id="83" w:name="sec-diseno-muestral"/>
+    <w:bookmarkEnd w:id="59"/>
+    <w:bookmarkStart w:id="84" w:name="sec-diseno-muestral"/>
     <w:p>
       <w:pPr>
         <w:pStyle w:val="Heading1"/>
@@ -8742,23 +9702,10 @@
         <w:t xml:space="preserve">La definición de las cuotas parte de la población objetivo establecida en el capítulo anterior (</w:t>
       </w:r>
       <w:r>
-        <w:t xml:space="preserve">(</w:t>
-      </w:r>
-      <w:hyperlink w:anchor="ref-ref">
-        <w:r>
-          <w:rPr>
-            <w:rStyle w:val="Hyperlink"/>
-            <w:b/>
-            <w:bCs/>
-          </w:rPr>
-          <w:t xml:space="preserve">ref?</w:t>
-        </w:r>
-      </w:hyperlink>
-      <w:r>
-        <w:t xml:space="preserve">)</w:t>
-      </w:r>
-      <w:r>
-        <w:t xml:space="preserve">(sec-poblacion-objetivo)) y utiliza información poblacional de la Base de Datos Única de Afiliados (BDUA) como referencia para determinar la distribución esperada de la muestra. Esta información permite orientar la composición de la muestra hacia la estructura observada de la población de referencia, sin que ello convierta a la BDUA en un marco de selección probabilística.</w:t>
+        <w:t xml:space="preserve">3.2</w:t>
+      </w:r>
+      <w:r>
+        <w:t xml:space="preserve">) y utiliza información poblacional de la Base de Datos Única de Afiliados (BDUA) como referencia para determinar la distribución esperada de la muestra. Esta información permite orientar la composición de la muestra hacia la estructura observada de la población de referencia, sin que ello convierta a la BDUA en un marco de selección probabilística.</w:t>
       </w:r>
     </w:p>
     <w:p>
@@ -8798,7 +9745,7 @@
         <w:t xml:space="preserve">A partir de esta estructura, el presente capítulo desarrolla la determinación del tamaño objetivo, la asignación de las cuotas, la definición de las celdas de participación y la diferenciación entre los conceptos de cuota, estrato, dominio y variable de calibración. Finalmente, se precisan las implicaciones del diseño para el alcance inferencial de los resultados.</w:t>
       </w:r>
     </w:p>
-    <w:bookmarkStart w:id="62" w:name="X55a9be3b0abe7981d57d5708f109f64745ccd6e"/>
+    <w:bookmarkStart w:id="63" w:name="X55a9be3b0abe7981d57d5708f109f64745ccd6e"/>
     <w:p>
       <w:pPr>
         <w:pStyle w:val="Heading2"/>
@@ -8878,18 +9825,18 @@
           <wp:inline>
             <wp:extent cx="4389120" cy="5385629"/>
             <wp:effectExtent b="0" l="0" r="0" t="0"/>
-            <wp:docPr descr="Secuencia operativa de la ENUS 2026, desde la población objetivo hasta la producción de resultados." title="" id="60" name="Picture"/>
+            <wp:docPr descr="Secuencia operativa de la ENUS 2026, desde la población objetivo hasta la producción de resultados." title="" id="61" name="Picture"/>
             <a:graphic>
               <a:graphicData uri="http://schemas.openxmlformats.org/drawingml/2006/picture">
                 <pic:pic>
                   <pic:nvPicPr>
-                    <pic:cNvPr descr="ENUS_2026_metodoloia_files/figuras/fig-flujo-operacion.png" id="61" name="Picture"/>
+                    <pic:cNvPr descr="ENUS_2026_metodoloia_files/figuras/fig-flujo-operacion.png" id="62" name="Picture"/>
                     <pic:cNvPicPr>
                       <a:picLocks noChangeArrowheads="1" noChangeAspect="1"/>
                     </pic:cNvPicPr>
                   </pic:nvPicPr>
                   <pic:blipFill>
-                    <a:blip r:embed="rId59"/>
+                    <a:blip r:embed="rId60"/>
                     <a:stretch>
                       <a:fillRect/>
                     </a:stretch>
@@ -8932,8 +9879,8 @@
         <w:t xml:space="preserve">Los procedimientos específicos asociados con la determinación y distribución de las cuotas, la captación, el procesamiento de la información y la estimación se desarrollan en las secciones correspondientes del documento.</w:t>
       </w:r>
     </w:p>
-    <w:bookmarkEnd w:id="62"/>
-    <w:bookmarkStart w:id="82" w:name="sec-tamano-muestra"/>
+    <w:bookmarkEnd w:id="63"/>
+    <w:bookmarkStart w:id="83" w:name="sec-tamano-muestra"/>
     <w:p>
       <w:pPr>
         <w:pStyle w:val="Heading2"/>
@@ -9023,7 +9970,7 @@
         <w:t xml:space="preserve">. Sobre este resultado se incorpora un efecto de diseño y, cuando corresponde, una corrección por población finita. Finalmente, se aplica un factor operativo para determinar la meta de captación necesaria frente a pérdidas esperadas durante la operación.</w:t>
       </w:r>
     </w:p>
-    <w:bookmarkStart w:id="63" w:name="cálculo-de-referencia"/>
+    <w:bookmarkStart w:id="64" w:name="cálculo-de-referencia"/>
     <w:p>
       <w:pPr>
         <w:pStyle w:val="Heading3"/>
@@ -9780,8 +10727,8 @@
         </m:oMath>
       </m:oMathPara>
     </w:p>
-    <w:bookmarkEnd w:id="63"/>
-    <w:bookmarkStart w:id="64" w:name="ajuste-por-efecto-de-diseño"/>
+    <w:bookmarkEnd w:id="64"/>
+    <w:bookmarkStart w:id="65" w:name="ajuste-por-efecto-de-diseño"/>
     <w:p>
       <w:pPr>
         <w:pStyle w:val="Heading3"/>
@@ -10004,8 +10951,8 @@
         <w:t xml:space="preserve">Este ajuste debe interpretarse como parte del procedimiento utilizado para establecer el tamaño objetivo y no como una estimación empírica de la varianza del diseño de la ENUS.</w:t>
       </w:r>
     </w:p>
-    <w:bookmarkEnd w:id="64"/>
-    <w:bookmarkStart w:id="65" w:name="corrección-por-población-finita"/>
+    <w:bookmarkEnd w:id="65"/>
+    <w:bookmarkStart w:id="66" w:name="corrección-por-población-finita"/>
     <w:p>
       <w:pPr>
         <w:pStyle w:val="Heading3"/>
@@ -10222,8 +11169,8 @@
         <w:t xml:space="preserve">, el tamaño se reduce de aproximadamente 938 a 935.</w:t>
       </w:r>
     </w:p>
-    <w:bookmarkEnd w:id="65"/>
-    <w:bookmarkStart w:id="66" w:name="ajuste-operativo-y-meta-de-captación"/>
+    <w:bookmarkEnd w:id="66"/>
+    <w:bookmarkStart w:id="67" w:name="ajuste-operativo-y-meta-de-captación"/>
     <w:p>
       <w:pPr>
         <w:pStyle w:val="Heading3"/>
@@ -10407,8 +11354,8 @@
         <w:t xml:space="preserve">, y no como el resultado de un cálculo de precisión bajo selección aleatoria: la fórmula se utiliza para fijar una meta de captación con una precisión nominal deseada, no para certificar que esa precisión se alcanza mediante un mecanismo probabilístico.</w:t>
       </w:r>
     </w:p>
-    <w:bookmarkEnd w:id="66"/>
-    <w:bookmarkStart w:id="68" w:name="parámetros-adoptados"/>
+    <w:bookmarkEnd w:id="67"/>
+    <w:bookmarkStart w:id="69" w:name="parámetros-adoptados"/>
     <w:p>
       <w:pPr>
         <w:pStyle w:val="Heading3"/>
@@ -10471,8 +11418,8 @@
       <w:pPr>
         <w:pStyle w:val="TableCaption"/>
       </w:pPr>
-      <w:bookmarkStart w:id="67" w:name="tab:parametros-tamano-muestra"/>
-      <w:bookmarkEnd w:id="67"/>
+      <w:bookmarkStart w:id="68" w:name="tab:parametros-tamano-muestra"/>
+      <w:bookmarkEnd w:id="68"/>
       <w:r>
         <w:t xml:space="preserve">Table 4.1: Parámetros adoptados para la determinación del tamaño de muestra objetivo, ENUS 2026.</w:t>
       </w:r>
@@ -10838,8 +11785,8 @@
         <w:t xml:space="preserve">La evaluación de la composición alcanzada, así como los procedimientos de ponderación y calibración utilizados posteriormente, se desarrollan en las secciones correspondientes.</w:t>
       </w:r>
     </w:p>
-    <w:bookmarkEnd w:id="68"/>
-    <w:bookmarkStart w:id="70" w:name="tamaño-adoptado-asignación-por-región"/>
+    <w:bookmarkEnd w:id="69"/>
+    <w:bookmarkStart w:id="71" w:name="tamaño-adoptado-asignación-por-región"/>
     <w:p>
       <w:pPr>
         <w:pStyle w:val="Heading3"/>
@@ -10877,8 +11824,8 @@
       <w:pPr>
         <w:pStyle w:val="TableCaption"/>
       </w:pPr>
-      <w:bookmarkStart w:id="69" w:name="tab:regiones-departamentos"/>
-      <w:bookmarkEnd w:id="69"/>
+      <w:bookmarkStart w:id="70" w:name="tab:regiones-departamentos"/>
+      <w:bookmarkEnd w:id="70"/>
       <w:r>
         <w:t xml:space="preserve">Table 4.2: Composición departamental de las seis regiones utilizadas como dominios de análisis, ENUS 2026.</w:t>
       </w:r>
@@ -11222,8 +12169,8 @@
         <w:t xml:space="preserve">Esta decisión permite mantener el objetivo de participación establecido para cada región y, simultáneamente, reproducir dentro de cada una de ellas la estructura poblacional de los regímenes de afiliación. Las metas obtenidas para las combinaciones región × régimen constituyen, por tanto, componentes del tamaño regional y no dominios independientes de tamaño.</w:t>
       </w:r>
     </w:p>
-    <w:bookmarkEnd w:id="70"/>
-    <w:bookmarkStart w:id="71" w:name="Xbbedcf0996d08a6d3657c7eb24877b60e594678"/>
+    <w:bookmarkEnd w:id="71"/>
+    <w:bookmarkStart w:id="72" w:name="Xbbedcf0996d08a6d3657c7eb24877b60e594678"/>
     <w:p>
       <w:pPr>
         <w:pStyle w:val="Heading3"/>
@@ -11709,8 +12656,8 @@
         <w:t xml:space="preserve">El procedimiento produce una estructura nacional de 336 cuotas. De ellas, 17 corresponden al mínimo de 10 participaciones, mientras que la cuota de mayor tamaño alcanza 72 participaciones. El establecimiento de un mínimo implica una sobrerrepresentación deliberada de las celdas demográficamente menos numerosas respecto de su peso poblacional. Esta decisión responde a la necesidad operativa de conservar participación en los grupos de menor tamaño y será considerada posteriormente en la construcción y calibración de los pesos analíticos.</w:t>
       </w:r>
     </w:p>
-    <w:bookmarkEnd w:id="71"/>
-    <w:bookmarkStart w:id="73" w:name="resultado-agregado-por-región-y-régimen"/>
+    <w:bookmarkEnd w:id="72"/>
+    <w:bookmarkStart w:id="74" w:name="resultado-agregado-por-región-y-régimen"/>
     <w:p>
       <w:pPr>
         <w:pStyle w:val="Heading3"/>
@@ -11740,8 +12687,8 @@
       <w:pPr>
         <w:pStyle w:val="TableCaption"/>
       </w:pPr>
-      <w:bookmarkStart w:id="72" w:name="tab:cuota-region-regimen"/>
-      <w:bookmarkEnd w:id="72"/>
+      <w:bookmarkStart w:id="73" w:name="tab:cuota-region-regimen"/>
+      <w:bookmarkEnd w:id="73"/>
       <w:r>
         <w:t xml:space="preserve">Table 4.3: Distribución de la meta de cuota por región y régimen de afiliación, ENUS 2026.</w:t>
       </w:r>
@@ -12179,8 +13126,8 @@
         <w:t xml:space="preserve">La distribución muestra que la composición por régimen varía entre regiones de acuerdo con la estructura poblacional de referencia. No obstante, las metas de ambos regímenes se encuentran contenidas dentro del tamaño total definido para cada región.</w:t>
       </w:r>
     </w:p>
-    <w:bookmarkEnd w:id="73"/>
-    <w:bookmarkStart w:id="77" w:name="composición-agregada-de-las-cuotas"/>
+    <w:bookmarkEnd w:id="74"/>
+    <w:bookmarkStart w:id="78" w:name="composición-agregada-de-las-cuotas"/>
     <w:p>
       <w:pPr>
         <w:pStyle w:val="Heading3"/>
@@ -12210,8 +13157,8 @@
       <w:pPr>
         <w:pStyle w:val="TableCaption"/>
       </w:pPr>
-      <w:bookmarkStart w:id="74" w:name="tab:cuota-sexo"/>
-      <w:bookmarkEnd w:id="74"/>
+      <w:bookmarkStart w:id="75" w:name="tab:cuota-sexo"/>
+      <w:bookmarkEnd w:id="75"/>
       <w:r>
         <w:t xml:space="preserve">Table 4.4: Composición agregada de la cuota nacional por sexo, ENUS 2026.</w:t>
       </w:r>
@@ -12357,8 +13304,8 @@
       <w:pPr>
         <w:pStyle w:val="TableCaption"/>
       </w:pPr>
-      <w:bookmarkStart w:id="75" w:name="tab:cuota-edad"/>
-      <w:bookmarkEnd w:id="75"/>
+      <w:bookmarkStart w:id="76" w:name="tab:cuota-edad"/>
+      <w:bookmarkEnd w:id="76"/>
       <w:r>
         <w:t xml:space="preserve">Table 4.5: Composición agregada de la cuota nacional por grupo de edad, ENUS 2026.</w:t>
       </w:r>
@@ -12689,8 +13636,8 @@
       <w:pPr>
         <w:pStyle w:val="TableCaption"/>
       </w:pPr>
-      <w:bookmarkStart w:id="76" w:name="tab:cuota-zona"/>
-      <w:bookmarkEnd w:id="76"/>
+      <w:bookmarkStart w:id="77" w:name="tab:cuota-zona"/>
+      <w:bookmarkEnd w:id="77"/>
       <w:r>
         <w:t xml:space="preserve">Table 4.6: Composición agregada de la cuota nacional por zona, ENUS 2026.</w:t>
       </w:r>
@@ -12845,8 +13792,8 @@
         <w:t xml:space="preserve">, organizado en una hoja independiente para cada región.</w:t>
       </w:r>
     </w:p>
-    <w:bookmarkEnd w:id="77"/>
-    <w:bookmarkStart w:id="78" w:name="X320bda01316bb7325d3cd38a11b3d062b89c4c9"/>
+    <w:bookmarkEnd w:id="78"/>
+    <w:bookmarkStart w:id="79" w:name="X320bda01316bb7325d3cd38a11b3d062b89c4c9"/>
     <w:p>
       <w:pPr>
         <w:pStyle w:val="Heading3"/>
@@ -12917,8 +13864,8 @@
         <w:t xml:space="preserve">En consecuencia, la cantidad de participantes provenientes de cada EPS, IPS o gestor no constituye una meta de cuota predeterminada. Su distribución dependerá de la participación efectiva de los usuarios y de los mecanismos de acceso y apoyo disponibles durante la operación. La estructura institucional observada en la muestra será, por tanto, un resultado de la captación y no una dimensión controlada mediante cuotas.</w:t>
       </w:r>
     </w:p>
-    <w:bookmarkEnd w:id="78"/>
-    <w:bookmarkStart w:id="80" w:name="X2f02a6dacbbbc387b1f772a4c81ad3c3f0aa13a"/>
+    <w:bookmarkEnd w:id="79"/>
+    <w:bookmarkStart w:id="81" w:name="X2f02a6dacbbbc387b1f772a4c81ad3c3f0aa13a"/>
     <w:p>
       <w:pPr>
         <w:pStyle w:val="Heading3"/>
@@ -13237,8 +14184,8 @@
       <w:pPr>
         <w:pStyle w:val="TableCaption"/>
       </w:pPr>
-      <w:bookmarkStart w:id="79" w:name="tab:concepto-y-uso"/>
-      <w:bookmarkEnd w:id="79"/>
+      <w:bookmarkStart w:id="80" w:name="tab:concepto-y-uso"/>
+      <w:bookmarkEnd w:id="80"/>
       <w:r>
         <w:t xml:space="preserve">Table 4.7: Diferenciación conceptual entre cuota, estrato, dominio y variable de calibración, ENUS 2026.</w:t>
       </w:r>
@@ -13475,8 +14422,8 @@
         <w:t xml:space="preserve">puede utilizarse para establecer una cuota, definir un dominio de análisis y participar posteriormente en la calibración de los pesos. Lo que cambia no es la variable, sino la función que cumple en cada etapa del diseño y del análisis.</w:t>
       </w:r>
     </w:p>
-    <w:bookmarkEnd w:id="80"/>
-    <w:bookmarkStart w:id="81" w:name="X36983bec4e3cb69bb6c1993ef9162c20cea9e56"/>
+    <w:bookmarkEnd w:id="81"/>
+    <w:bookmarkStart w:id="82" w:name="X36983bec4e3cb69bb6c1993ef9162c20cea9e56"/>
     <w:p>
       <w:pPr>
         <w:pStyle w:val="Heading3"/>
@@ -13590,58 +14537,1281 @@
         <w:t xml:space="preserve">En consecuencia, la estructura de cuotas debe entenderse como un mecanismo de control de la composición de la captación y no como una garantía de representatividad para cualquier nivel de desagregación. El alcance final de los análisis estará condicionado por la participación efectiva de los usuarios, la composición alcanzada de la muestra y los resultados de los procedimientos posteriores de ponderación y calibración.</w:t>
       </w:r>
     </w:p>
-    <w:bookmarkEnd w:id="81"/>
     <w:bookmarkEnd w:id="82"/>
     <w:bookmarkEnd w:id="83"/>
-    <w:bookmarkStart w:id="130" w:name="referencias"/>
+    <w:bookmarkEnd w:id="84"/>
+    <w:bookmarkStart w:id="95" w:name="sec-papel-eps-ips"/>
     <w:p>
       <w:pPr>
         <w:pStyle w:val="Heading1"/>
       </w:pPr>
       <w:r>
-        <w:t xml:space="preserve">Referencias</w:t>
-      </w:r>
-    </w:p>
-    <w:bookmarkStart w:id="129" w:name="refs"/>
-    <w:bookmarkStart w:id="85" w:name="ref-AHRQ_CAHPS"/>
-    <w:p>
-      <w:pPr>
-        <w:pStyle w:val="Bibliography"/>
-      </w:pPr>
-      <w:r>
-        <w:t xml:space="preserve">Agency for Healthcare Research and Quality. 1995.</w:t>
-      </w:r>
-      <w:r>
-        <w:t xml:space="preserve"> </w:t>
-      </w:r>
+        <w:rPr>
+          <w:rStyle w:val="SectionNumber"/>
+        </w:rPr>
+        <w:t xml:space="preserve">5</w:t>
+      </w:r>
+      <w:r>
+        <w:tab/>
+      </w:r>
+      <w:r>
+        <w:t xml:space="preserve">Papel de las EPS y operativo de campo</w:t>
+      </w:r>
+    </w:p>
+    <w:p>
+      <w:pPr>
+        <w:pStyle w:val="FirstParagraph"/>
+      </w:pPr>
+      <w:r>
+        <w:t xml:space="preserve">Este capítulo documenta el papel de las Empresas Promotoras de Salud (EPS), las Instituciones Prestadoras de Servicios de Salud (IPS) y los gestores farmacéuticos dentro de la operación de campo de ENUS 2026, y desarrolla las implicaciones operativas de la ausencia, en los insumos técnicos disponibles, de un mecanismo documentado de difusión o cierre activo de la captación. La forma en que estos actores institucionales determinan el módulo del cuestionario que responde un usuario —esto es, su función dentro del árbol de decisión— es una cuestión de estructura del instrumento y se documenta de forma completa en el capítulo de flujo y rutas del cuestionario (</w:t>
+      </w:r>
+      <w:r>
+        <w:t xml:space="preserve">??</w:t>
+      </w:r>
+      <w:r>
+        <w:t xml:space="preserve">); no se repite aquí.</w:t>
+      </w:r>
+    </w:p>
+    <w:bookmarkStart w:id="85" w:name="qué-es-clicsalud"/>
+    <w:p>
+      <w:pPr>
+        <w:pStyle w:val="Heading2"/>
+      </w:pPr>
+      <w:r>
+        <w:rPr>
+          <w:rStyle w:val="SectionNumber"/>
+        </w:rPr>
+        <w:t xml:space="preserve">5.1</w:t>
+      </w:r>
+      <w:r>
+        <w:tab/>
+      </w:r>
+      <w:r>
+        <w:t xml:space="preserve">¿Qué es ClicSalud?</w:t>
+      </w:r>
+    </w:p>
+    <w:p>
+      <w:pPr>
+        <w:pStyle w:val="FirstParagraph"/>
+      </w:pPr>
       <w:r>
         <w:rPr>
           <w:i/>
           <w:iCs/>
         </w:rPr>
-        <w:t xml:space="preserve">Consumer Assessment of Healthcare Providers and Systems (</w:t>
+        <w:t xml:space="preserve">ClicSalud</w:t>
+      </w:r>
+      <w:r>
+        <w:t xml:space="preserve"> </w:t>
+      </w:r>
+      <w:r>
+        <w:t xml:space="preserve">es la aplicación digital mediante la cual se implementa la recolección de ENUS 2026: es el canal a través del cual el usuario se identifica, responde el cuestionario y navega entre preguntas de acuerdo con las reglas del árbol de decisión. Es, por tanto, el mecanismo concreto sobre el que operan tanto la captación de usuarios como la relación con las EPS e IPS que se desarrolla en este capítulo —la EPS se reporta dentro de</w:t>
+      </w:r>
+      <w:r>
+        <w:t xml:space="preserve"> </w:t>
       </w:r>
       <w:r>
         <w:rPr>
           <w:i/>
           <w:iCs/>
         </w:rPr>
-        <w:t xml:space="preserve">CAHPS</w:t>
+        <w:t xml:space="preserve">ClicSalud</w:t>
+      </w:r>
+      <w:r>
+        <w:t xml:space="preserve">, y es</w:t>
+      </w:r>
+      <w:r>
+        <w:t xml:space="preserve"> </w:t>
       </w:r>
       <w:r>
         <w:rPr>
           <w:i/>
           <w:iCs/>
         </w:rPr>
+        <w:t xml:space="preserve">ClicSalud</w:t>
+      </w:r>
+      <w:r>
+        <w:t xml:space="preserve"> </w:t>
+      </w:r>
+      <w:r>
+        <w:t xml:space="preserve">la que finalmente registra la participación de cada usuario, con independencia de que exista o no un canal institucional que lo dirija hacia la aplicación—. La descripción completa de su estructura, pantallas y recorrido de uso se documenta en el capítulo de instrumento de recolección (</w:t>
+      </w:r>
+      <w:r>
+        <w:t xml:space="preserve">??</w:t>
+      </w:r>
+      <w:r>
+        <w:t xml:space="preserve">); aquí solo se introduce lo necesario para situar el papel de las EPS e IPS frente a ella.</w:t>
+      </w:r>
+    </w:p>
+    <w:bookmarkEnd w:id="85"/>
+    <w:bookmarkStart w:id="86" w:name="importancia-de-las-eps-en-la-operación"/>
+    <w:p>
+      <w:pPr>
+        <w:pStyle w:val="Heading2"/>
+      </w:pPr>
+      <w:r>
+        <w:rPr>
+          <w:rStyle w:val="SectionNumber"/>
+        </w:rPr>
+        <w:t xml:space="preserve">5.2</w:t>
+      </w:r>
+      <w:r>
+        <w:tab/>
+      </w:r>
+      <w:r>
+        <w:t xml:space="preserve">Importancia de las EPS en la operación</w:t>
+      </w:r>
+    </w:p>
+    <w:p>
+      <w:pPr>
+        <w:pStyle w:val="FirstParagraph"/>
+      </w:pPr>
+      <w:r>
+        <w:t xml:space="preserve">La Resolución 1642 de 2026 adopta la ENUS como instrumento oficial y permanente y dispone explícitamente que la encuesta debe generar información sobre el</w:t>
+      </w:r>
+      <w:r>
+        <w:t xml:space="preserve"> </w:t>
+      </w:r>
+      <w:r>
+        <w:rPr>
+          <w:b/>
+          <w:bCs/>
+        </w:rPr>
+        <w:t xml:space="preserve">desempeño de las EPS, las IPS y los gestores farmacéuticos</w:t>
+      </w:r>
+      <w:r>
+        <w:t xml:space="preserve">, mediante indicadores organizados de acuerdo con los atributos de calidad definidos en la normativa vigente</w:t>
+      </w:r>
+      <w:r>
+        <w:t xml:space="preserve"> </w:t>
+      </w:r>
+      <w:r>
+        <w:t xml:space="preserve">(</w:t>
+      </w:r>
+      <w:hyperlink w:anchor="ref-Resolucion1642_2026">
+        <w:r>
+          <w:rPr>
+            <w:rStyle w:val="Hyperlink"/>
+          </w:rPr>
+          <w:t xml:space="preserve">Ministerio de Salud y Protección Social 2026</w:t>
+        </w:r>
+      </w:hyperlink>
+      <w:r>
         <w:t xml:space="preserve">)</w:t>
       </w:r>
       <w:r>
+        <w:t xml:space="preserve"> </w:t>
+      </w:r>
+      <w:r>
+        <w:t xml:space="preserve">(</w:t>
+      </w:r>
+      <w:r>
+        <w:t xml:space="preserve">1</w:t>
+      </w:r>
+      <w:r>
+        <w:t xml:space="preserve">). Las EPS no son, por tanto, un actor incidental de la operación: son, junto con las IPS y los gestores farmacéuticos, el objeto último de medición de buena parte de los indicadores que la ENUS 2026 está llamada a producir.</w:t>
+      </w:r>
+    </w:p>
+    <w:p>
+      <w:pPr>
+        <w:pStyle w:val="BodyText"/>
+      </w:pPr>
+      <w:r>
+        <w:t xml:space="preserve">En consonancia con ese mandato, el diseño de ENUS 2026 no contempla una etapa de selección de EPS, IPS o gestores farmacéuticos:</w:t>
+      </w:r>
+      <w:r>
+        <w:t xml:space="preserve"> </w:t>
+      </w:r>
+      <w:r>
+        <w:rPr>
+          <w:b/>
+          <w:bCs/>
+        </w:rPr>
+        <w:t xml:space="preserve">todas las entidades del universo institucional son, en principio, canal potencial de acceso y objeto de medición</w:t>
+      </w:r>
+      <w:r>
+        <w:t xml:space="preserve">, sin un marco muestral propio a nivel institucional ni una fase probabilística previa de selección de actores (</w:t>
+      </w:r>
+      <w:r>
+        <w:t xml:space="preserve">4</w:t>
+      </w:r>
+      <w:r>
+        <w:t xml:space="preserve">). La cuota y la captación operan exclusivamente a nivel de usuario; ninguna EPS, IPS o gestor queda excluido de antemano de la posibilidad de que sus afiliados o usuarios participen y de que su desempeño sea evaluado.</w:t>
+      </w:r>
+    </w:p>
+    <w:bookmarkEnd w:id="86"/>
+    <w:bookmarkStart w:id="87" w:name="X9b2dd9bb09dc634b0c81028431112b12d040b59"/>
+    <w:p>
+      <w:pPr>
+        <w:pStyle w:val="Heading2"/>
+      </w:pPr>
+      <w:r>
+        <w:rPr>
+          <w:rStyle w:val="SectionNumber"/>
+        </w:rPr>
+        <w:t xml:space="preserve">5.3</w:t>
+      </w:r>
+      <w:r>
+        <w:tab/>
+      </w:r>
+      <w:r>
+        <w:t xml:space="preserve">La EPS como dato de identificación del usuario</w:t>
+      </w:r>
+    </w:p>
+    <w:p>
+      <w:pPr>
+        <w:pStyle w:val="FirstParagraph"/>
+      </w:pPr>
+      <w:r>
+        <w:t xml:space="preserve">En</w:t>
+      </w:r>
+      <w:r>
+        <w:t xml:space="preserve"> </w:t>
+      </w:r>
+      <w:r>
+        <w:rPr>
+          <w:i/>
+          <w:iCs/>
+        </w:rPr>
+        <w:t xml:space="preserve">ClicSalud</w:t>
+      </w:r>
+      <w:r>
+        <w:t xml:space="preserve">, la EPS del usuario se captura como parte de su proceso de identificación: la aplicación presenta un listado de EPS del cual el usuario selecciona la propia antes de continuar, de forma análoga a las demás variables de identificación —documento, ubicación geográfica, régimen— (</w:t>
+      </w:r>
+      <w:r>
+        <w:t xml:space="preserve">??</w:t>
+      </w:r>
+      <w:r>
+        <w:t xml:space="preserve">). Esta selección identifica al usuario y, más adelante, permite reportar resultados por EPS; no constituye un mecanismo de selección de la EPS como unidad muestral, y la EPS reportada no interviene en la construcción de la cuota ni en la calibración de los pesos (</w:t>
+      </w:r>
+      <w:r>
+        <w:t xml:space="preserve">4</w:t>
+      </w:r>
+      <w:r>
+        <w:t xml:space="preserve">).</w:t>
+      </w:r>
+    </w:p>
+    <w:bookmarkEnd w:id="87"/>
+    <w:bookmarkStart w:id="88" w:name="X7daaa13c068be6e42377dd0c902719d5f6bdef1"/>
+    <w:p>
+      <w:pPr>
+        <w:pStyle w:val="Heading2"/>
+      </w:pPr>
+      <w:r>
+        <w:rPr>
+          <w:rStyle w:val="SectionNumber"/>
+        </w:rPr>
+        <w:t xml:space="preserve">5.4</w:t>
+      </w:r>
+      <w:r>
+        <w:tab/>
+      </w:r>
+      <w:r>
+        <w:t xml:space="preserve">Participación de las EPS e IPS en la captación: sin evidencia de un canal activo</w:t>
+      </w:r>
+    </w:p>
+    <w:p>
+      <w:pPr>
+        <w:pStyle w:val="FirstParagraph"/>
+      </w:pPr>
+      <w:r>
+        <w:t xml:space="preserve">Los insumos técnicos revisados —</w:t>
+      </w:r>
+      <w:r>
+        <w:rPr>
+          <w:i/>
+          <w:iCs/>
+        </w:rPr>
+        <w:t xml:space="preserve">ClicSalud</w:t>
+      </w:r>
+      <w:r>
+        <w:t xml:space="preserve"> </w:t>
+      </w:r>
+      <w:r>
+        <w:t xml:space="preserve">y los datos del árbol de decisión que gobierna su navegación— no documentan un mecanismo por el cual las EPS o las IPS actúen como canal institucional para invitar, promover o facilitar activamente la participación de sus propios usuarios en ENUS 2026: no hay evidencia de envío de invitaciones, códigos de acceso distribuidos en puntos de atención, listados de usuarios remitidos por el actor institucional, ni de un procedimiento de monitoreo o cierre de la captación gestionado por estas entidades. Esta ausencia de evidencia es distinta, y adicional, a la ya documentada para el mecanismo de cierre de cuota dentro de la propia aplicación (</w:t>
+      </w:r>
+      <w:r>
+        <w:t xml:space="preserve">??</w:t>
+      </w:r>
+      <w:r>
+        <w:t xml:space="preserve">): aquí se trata específicamente de la falta de un canal institucional de difusión hacia los usuarios de cada EPS o IPS, no del comportamiento interno de</w:t>
+      </w:r>
+      <w:r>
+        <w:t xml:space="preserve"> </w:t>
+      </w:r>
+      <w:r>
+        <w:rPr>
+          <w:i/>
+          <w:iCs/>
+        </w:rPr>
+        <w:t xml:space="preserve">ClicSalud</w:t>
+      </w:r>
+      <w:r>
         <w:t xml:space="preserve">.</w:t>
       </w:r>
-      <w:r>
-        <w:t xml:space="preserve"> </w:t>
-      </w:r>
-      <w:hyperlink r:id="rId84">
+    </w:p>
+    <w:p>
+      <w:pPr>
+        <w:pStyle w:val="BodyText"/>
+      </w:pPr>
+      <w:r>
+        <w:t xml:space="preserve">Conforme al principio de no presentar mecanismos no respaldados por los insumos, este documento no describe un procedimiento operativo de difusión, promoción o reclutamiento institucional. Si en la operación real las EPS o las IPS cumplen un papel activo de promoción o facilitación del acceso a la encuesta, esa información debe ser suministrada por el equipo metodológico ENUS para incorporarla aquí con la evidencia correspondiente.</w:t>
+      </w:r>
+    </w:p>
+    <w:p>
+      <w:pPr>
+        <w:pStyle w:val="BodyText"/>
+      </w:pPr>
+      <w:r>
+        <w:t xml:space="preserve">En síntesis, con la evidencia disponible, las EPS y las IPS participan en ENUS 2026 como categoría de identificación del usuario y como objeto de medición de los indicadores de desempeño —no como unidades de muestreo ni, hasta donde documentan los insumos técnicos, como canales activos de reclutamiento o difusión.</w:t>
+      </w:r>
+    </w:p>
+    <w:bookmarkEnd w:id="88"/>
+    <w:bookmarkStart w:id="93" w:name="X7aa3b047e8a4506124124e70bf8354a48c30a36"/>
+    <w:p>
+      <w:pPr>
+        <w:pStyle w:val="Heading2"/>
+      </w:pPr>
+      <w:r>
+        <w:rPr>
+          <w:rStyle w:val="SectionNumber"/>
+        </w:rPr>
+        <w:t xml:space="preserve">5.5</w:t>
+      </w:r>
+      <w:r>
+        <w:tab/>
+      </w:r>
+      <w:r>
+        <w:t xml:space="preserve">Métodos de difusión: recomendación metodológica</w:t>
+      </w:r>
+    </w:p>
+    <w:p>
+      <w:pPr>
+        <w:pStyle w:val="FirstParagraph"/>
+      </w:pPr>
+      <w:r>
+        <w:rPr>
+          <w:b/>
+          <w:bCs/>
+        </w:rPr>
+        <w:t xml:space="preserve">Recomendación metodológica.</w:t>
+      </w:r>
+      <w:r>
+        <w:t xml:space="preserve"> </w:t>
+      </w:r>
+      <w:r>
+        <w:t xml:space="preserve">Dada la ausencia de un canal institucional documentado, y dado que la representatividad de la muestra por cuotas depende directamente del volumen y la diversidad de usuarios que llegan a</w:t>
+      </w:r>
+      <w:r>
+        <w:t xml:space="preserve"> </w:t>
+      </w:r>
+      <w:r>
+        <w:rPr>
+          <w:i/>
+          <w:iCs/>
+        </w:rPr>
+        <w:t xml:space="preserve">ClicSalud</w:t>
+      </w:r>
+      <w:r>
+        <w:t xml:space="preserve"> </w:t>
+      </w:r>
+      <w:r>
+        <w:t xml:space="preserve">(</w:t>
+      </w:r>
+      <w:r>
+        <w:t xml:space="preserve">??</w:t>
+      </w:r>
+      <w:r>
+        <w:t xml:space="preserve">), se recomienda que el equipo operativo de ENUS 2026 evalúe la incorporación de mecanismos de difusión que involucren activamente a las EPS y las IPS. Se organizan a continuación en tres frentes: los canales propios de cada entidad, los que se apoyan en capacidades que</w:t>
+      </w:r>
+      <w:r>
+        <w:t xml:space="preserve"> </w:t>
+      </w:r>
+      <w:r>
+        <w:rPr>
+          <w:i/>
+          <w:iCs/>
+        </w:rPr>
+        <w:t xml:space="preserve">ClicSalud</w:t>
+      </w:r>
+      <w:r>
+        <w:t xml:space="preserve"> </w:t>
+      </w:r>
+      <w:r>
+        <w:t xml:space="preserve">ya tiene implementadas, y los de coordinación institucional.</w:t>
+      </w:r>
+    </w:p>
+    <w:bookmarkStart w:id="89" w:name="canales-propios-de-eps-e-ips"/>
+    <w:p>
+      <w:pPr>
+        <w:pStyle w:val="Heading3"/>
+      </w:pPr>
+      <w:r>
+        <w:rPr>
+          <w:rStyle w:val="SectionNumber"/>
+        </w:rPr>
+        <w:t xml:space="preserve">5.5.1</w:t>
+      </w:r>
+      <w:r>
+        <w:tab/>
+      </w:r>
+      <w:r>
+        <w:t xml:space="preserve">Canales propios de EPS e IPS</w:t>
+      </w:r>
+    </w:p>
+    <w:p>
+      <w:pPr>
+        <w:pStyle w:val="Compact"/>
+        <w:numPr>
+          <w:ilvl w:val="0"/>
+          <w:numId w:val="1010"/>
+        </w:numPr>
+      </w:pPr>
+      <w:r>
+        <w:rPr>
+          <w:b/>
+          <w:bCs/>
+        </w:rPr>
+        <w:t xml:space="preserve">Puntos de atención física.</w:t>
+      </w:r>
+      <w:r>
+        <w:t xml:space="preserve"> </w:t>
+      </w:r>
+      <w:r>
+        <w:t xml:space="preserve">Divulgación mediante material impreso o código QR de acceso directo en las sedes de atención al usuario de EPS e IPS, en el mismo punto en que hoy se entrega la Carta de Derechos y Deberes (</w:t>
+      </w:r>
+      <w:r>
+        <w:t xml:space="preserve">1</w:t>
+      </w:r>
+      <w:r>
+        <w:t xml:space="preserve">).</w:t>
+      </w:r>
+    </w:p>
+    <w:p>
+      <w:pPr>
+        <w:pStyle w:val="Compact"/>
+        <w:numPr>
+          <w:ilvl w:val="0"/>
+          <w:numId w:val="1010"/>
+        </w:numPr>
+      </w:pPr>
+      <w:r>
+        <w:rPr>
+          <w:b/>
+          <w:bCs/>
+        </w:rPr>
+        <w:t xml:space="preserve">Canales digitales propios de la EPS.</w:t>
+      </w:r>
+      <w:r>
+        <w:t xml:space="preserve"> </w:t>
+      </w:r>
+      <w:r>
+        <w:t xml:space="preserve">Envío de la invitación a través de los canales de comunicación que cada EPS ya mantiene con sus afiliados (aplicaciones propias, mensajería, correo electrónico o portales de usuario), sujeto a la disponibilidad y disposición de cada entidad.</w:t>
+      </w:r>
+    </w:p>
+    <w:p>
+      <w:pPr>
+        <w:pStyle w:val="Compact"/>
+        <w:numPr>
+          <w:ilvl w:val="0"/>
+          <w:numId w:val="1010"/>
+        </w:numPr>
+      </w:pPr>
+      <w:r>
+        <w:rPr>
+          <w:b/>
+          <w:bCs/>
+        </w:rPr>
+        <w:t xml:space="preserve">Momento posterior a la atención.</w:t>
+      </w:r>
+      <w:r>
+        <w:t xml:space="preserve"> </w:t>
+      </w:r>
+      <w:r>
+        <w:t xml:space="preserve">Invitación a participar inmediatamente después de recibir un servicio en una IPS, cuando la experiencia del usuario está más reciente y el sesgo de recuerdo es menor —en línea con el objetivo específico de minimizar el sesgo de recuerdo ya adoptado para la operación (</w:t>
+      </w:r>
+      <w:r>
+        <w:t xml:space="preserve">2</w:t>
+      </w:r>
+      <w:r>
+        <w:t xml:space="preserve">).</w:t>
+      </w:r>
+    </w:p>
+    <w:p>
+      <w:pPr>
+        <w:pStyle w:val="Compact"/>
+        <w:numPr>
+          <w:ilvl w:val="0"/>
+          <w:numId w:val="1010"/>
+        </w:numPr>
+      </w:pPr>
+      <w:r>
+        <w:rPr>
+          <w:b/>
+          <w:bCs/>
+        </w:rPr>
+        <w:t xml:space="preserve">Líneas de atención al usuario y PQRS.</w:t>
+      </w:r>
+      <w:r>
+        <w:t xml:space="preserve"> </w:t>
+      </w:r>
+      <w:r>
+        <w:t xml:space="preserve">Mención de la encuesta como opción de cierre en las líneas telefónicas y canales de peticiones, quejas y reclamos que EPS e IPS ya operan de manera regular, sin que ello sustituya el canal de participación formal en</w:t>
+      </w:r>
+      <w:r>
+        <w:t xml:space="preserve"> </w:t>
+      </w:r>
+      <w:r>
+        <w:rPr>
+          <w:i/>
+          <w:iCs/>
+        </w:rPr>
+        <w:t xml:space="preserve">ClicSalud</w:t>
+      </w:r>
+      <w:r>
+        <w:t xml:space="preserve">.</w:t>
+      </w:r>
+    </w:p>
+    <w:bookmarkEnd w:id="89"/>
+    <w:bookmarkStart w:id="90" w:name="Xaa6574c987f4a03ae8a0b400a5311ff2b019a9a"/>
+    <w:p>
+      <w:pPr>
+        <w:pStyle w:val="Heading3"/>
+      </w:pPr>
+      <w:r>
+        <w:rPr>
+          <w:rStyle w:val="SectionNumber"/>
+        </w:rPr>
+        <w:t xml:space="preserve">5.5.2</w:t>
+      </w:r>
+      <w:r>
+        <w:tab/>
+      </w:r>
+      <w:r>
+        <w:t xml:space="preserve">Canales apoyados en capacidades ya implementadas en</w:t>
+      </w:r>
+      <w:r>
+        <w:t xml:space="preserve"> </w:t>
+      </w:r>
+      <w:r>
+        <w:rPr>
+          <w:i/>
+          <w:iCs/>
+        </w:rPr>
+        <w:t xml:space="preserve">ClicSalud</w:t>
+      </w:r>
+    </w:p>
+    <w:p>
+      <w:pPr>
+        <w:pStyle w:val="Compact"/>
+        <w:numPr>
+          <w:ilvl w:val="0"/>
+          <w:numId w:val="1011"/>
+        </w:numPr>
+      </w:pPr>
+      <w:r>
+        <w:rPr>
+          <w:b/>
+          <w:bCs/>
+        </w:rPr>
+        <w:t xml:space="preserve">Notificación dirigida a partir de atenciones detectadas.</w:t>
+      </w:r>
+      <w:r>
+        <w:t xml:space="preserve"> </w:t>
+      </w:r>
+      <w:r>
+        <w:rPr>
+          <w:i/>
+          <w:iCs/>
+        </w:rPr>
+        <w:t xml:space="preserve">ClicSalud</w:t>
+      </w:r>
+      <w:r>
+        <w:t xml:space="preserve"> </w:t>
+      </w:r>
+      <w:r>
+        <w:t xml:space="preserve">ya presenta al usuario, al ingresar al módulo de encuesta, una sección de atenciones de salud detectadas en los últimos seis meses —consulta externa, urgencias, exámenes y procedimientos, con fecha e institución— (</w:t>
+      </w:r>
+      <w:r>
+        <w:t xml:space="preserve">??</w:t>
+      </w:r>
+      <w:r>
+        <w:t xml:space="preserve">). Esa misma capacidad de detección podría reutilizarse para enviar una notificación push focalizada poco después de registrarse una atención, en lugar de depender exclusivamente de que el usuario ingrese por iniciativa propia.</w:t>
+      </w:r>
+    </w:p>
+    <w:p>
+      <w:pPr>
+        <w:pStyle w:val="Compact"/>
+        <w:numPr>
+          <w:ilvl w:val="0"/>
+          <w:numId w:val="1011"/>
+        </w:numPr>
+      </w:pPr>
+      <w:r>
+        <w:rPr>
+          <w:b/>
+          <w:bCs/>
+        </w:rPr>
+        <w:t xml:space="preserve">Llamado a participar desde la pestaña Desempeño.</w:t>
+      </w:r>
+      <w:r>
+        <w:t xml:space="preserve"> </w:t>
+      </w:r>
+      <w:r>
+        <w:t xml:space="preserve">La pestaña</w:t>
+      </w:r>
+      <w:r>
+        <w:t xml:space="preserve"> </w:t>
+      </w:r>
+      <w:r>
+        <w:t xml:space="preserve">“Desempeño”</w:t>
+      </w:r>
+      <w:r>
+        <w:t xml:space="preserve"> </w:t>
+      </w:r>
+      <w:r>
+        <w:t xml:space="preserve">de</w:t>
+      </w:r>
+      <w:r>
+        <w:t xml:space="preserve"> </w:t>
+      </w:r>
+      <w:r>
+        <w:rPr>
+          <w:i/>
+          <w:iCs/>
+        </w:rPr>
+        <w:t xml:space="preserve">ClicSalud</w:t>
+      </w:r>
+      <w:r>
+        <w:t xml:space="preserve"> </w:t>
+      </w:r>
+      <w:r>
+        <w:t xml:space="preserve">ya muestra al usuario un tablero de indicadores de calidad de su EPS, construido sobre atributos análogos a los que mide ENUS 2026 —acceso, tiempo de espera, humanización del trato, entrega de medicamentos— (</w:t>
+      </w:r>
+      <w:r>
+        <w:t xml:space="preserve">??</w:t>
+      </w:r>
+      <w:r>
+        <w:t xml:space="preserve">). Podría incorporarse allí un llamado a participar en la encuesta, presentando la relación directa entre responder y la información que ese mismo tablero despliega.</w:t>
+      </w:r>
+    </w:p>
+    <w:p>
+      <w:pPr>
+        <w:pStyle w:val="Compact"/>
+        <w:numPr>
+          <w:ilvl w:val="0"/>
+          <w:numId w:val="1011"/>
+        </w:numPr>
+      </w:pPr>
+      <w:r>
+        <w:rPr>
+          <w:b/>
+          <w:bCs/>
+        </w:rPr>
+        <w:t xml:space="preserve">Acceso asistido en el punto de atención.</w:t>
+      </w:r>
+      <w:r>
+        <w:t xml:space="preserve"> </w:t>
+      </w:r>
+      <w:r>
+        <w:t xml:space="preserve">Para el paso de verificación por SMS,</w:t>
+      </w:r>
+      <w:r>
+        <w:t xml:space="preserve"> </w:t>
+      </w:r>
+      <w:r>
+        <w:rPr>
+          <w:i/>
+          <w:iCs/>
+        </w:rPr>
+        <w:t xml:space="preserve">ClicSalud</w:t>
+      </w:r>
+      <w:r>
+        <w:t xml:space="preserve"> </w:t>
+      </w:r>
+      <w:r>
+        <w:t xml:space="preserve">ya contempla que un funcionario asista al usuario sin celular propio mediante una tableta institucional en el punto de atención de su EPS (</w:t>
+      </w:r>
+      <w:r>
+        <w:t xml:space="preserve">??</w:t>
+      </w:r>
+      <w:r>
+        <w:t xml:space="preserve">); ese mismo canal asistido podría promoverse activamente como vía de acceso para usuarios con menor autonomía digital, en lugar de operar solo como respaldo ante la ausencia de celular.</w:t>
+      </w:r>
+    </w:p>
+    <w:bookmarkEnd w:id="90"/>
+    <w:bookmarkStart w:id="91" w:name="coordinación-institucional"/>
+    <w:p>
+      <w:pPr>
+        <w:pStyle w:val="Heading3"/>
+      </w:pPr>
+      <w:r>
+        <w:rPr>
+          <w:rStyle w:val="SectionNumber"/>
+        </w:rPr>
+        <w:t xml:space="preserve">5.5.3</w:t>
+      </w:r>
+      <w:r>
+        <w:tab/>
+      </w:r>
+      <w:r>
+        <w:t xml:space="preserve">Coordinación institucional</w:t>
+      </w:r>
+    </w:p>
+    <w:p>
+      <w:pPr>
+        <w:pStyle w:val="Compact"/>
+        <w:numPr>
+          <w:ilvl w:val="0"/>
+          <w:numId w:val="1012"/>
+        </w:numPr>
+      </w:pPr>
+      <w:r>
+        <w:rPr>
+          <w:b/>
+          <w:bCs/>
+        </w:rPr>
+        <w:t xml:space="preserve">Campañas institucionales del Ministerio.</w:t>
+      </w:r>
+      <w:r>
+        <w:t xml:space="preserve"> </w:t>
+      </w:r>
+      <w:r>
+        <w:t xml:space="preserve">Divulgación general a través de los canales del Ministerio de Salud y Protección Social, complementaria a los canales institucionales de cada EPS o IPS.</w:t>
+      </w:r>
+    </w:p>
+    <w:p>
+      <w:pPr>
+        <w:pStyle w:val="Compact"/>
+        <w:numPr>
+          <w:ilvl w:val="0"/>
+          <w:numId w:val="1012"/>
+        </w:numPr>
+      </w:pPr>
+      <w:r>
+        <w:rPr>
+          <w:b/>
+          <w:bCs/>
+        </w:rPr>
+        <w:t xml:space="preserve">Articulación con la Superintendencia Nacional de Salud y los entes de inspección, vigilancia y control</w:t>
+      </w:r>
+      <w:r>
+        <w:t xml:space="preserve">, en la medida en que la participación de los usuarios en ENUS 2026 es también insumo para el seguimiento del desempeño de las EPS que esos entes supervisan (</w:t>
+      </w:r>
+      <w:r>
+        <w:t xml:space="preserve">1</w:t>
+      </w:r>
+      <w:r>
+        <w:t xml:space="preserve">).</w:t>
+      </w:r>
+    </w:p>
+    <w:bookmarkEnd w:id="91"/>
+    <w:bookmarkStart w:id="92" w:name="trazabilidad-del-canal-de-difusión"/>
+    <w:p>
+      <w:pPr>
+        <w:pStyle w:val="Heading3"/>
+      </w:pPr>
+      <w:r>
+        <w:rPr>
+          <w:rStyle w:val="SectionNumber"/>
+        </w:rPr>
+        <w:t xml:space="preserve">5.5.4</w:t>
+      </w:r>
+      <w:r>
+        <w:tab/>
+      </w:r>
+      <w:r>
+        <w:t xml:space="preserve">Trazabilidad del canal de difusión</w:t>
+      </w:r>
+    </w:p>
+    <w:p>
+      <w:pPr>
+        <w:pStyle w:val="FirstParagraph"/>
+      </w:pPr>
+      <w:r>
+        <w:t xml:space="preserve">Si el equipo operativo adopta alguno de estos mecanismos, se recomienda adicionalmente capturar en</w:t>
+      </w:r>
+      <w:r>
+        <w:t xml:space="preserve"> </w:t>
+      </w:r>
+      <w:r>
+        <w:rPr>
+          <w:i/>
+          <w:iCs/>
+        </w:rPr>
+        <w:t xml:space="preserve">ClicSalud</w:t>
+      </w:r>
+      <w:r>
+        <w:t xml:space="preserve"> </w:t>
+      </w:r>
+      <w:r>
+        <w:t xml:space="preserve">el canal por el cual cada usuario llegó a la aplicación (identificación por documento vs. QR institucional, notificación push, invitación de EPS/IPS, etc.). Sin este dato no es posible, en etapas posteriores, evaluar si un canal de difusión concentra la captación en perfiles particulares de usuario —lo que agregaría una fuente adicional de autoselección a la ya documentada en el mecanismo de cuotas (</w:t>
+      </w:r>
+      <w:r>
+        <w:t xml:space="preserve">??</w:t>
+      </w:r>
+      <w:r>
+        <w:t xml:space="preserve">)— ni distinguir esa condición de la composición demográfica que sí controla la cuota.</w:t>
+      </w:r>
+    </w:p>
+    <w:p>
+      <w:pPr>
+        <w:pStyle w:val="BodyText"/>
+      </w:pPr>
+      <w:r>
+        <w:t xml:space="preserve">Estas alternativas se presentan exclusivamente como recomendación metodológica para consideración del equipo operativo; ninguna de ellas debe interpretarse como un mecanismo actualmente implementado en ENUS 2026 —salvo la detección de atenciones recientes y el acceso asistido en tableta, que sí están documentados en el instrumento pero no como mecanismos de difusión activa—, ni su eventual adopción está respaldada, a la fecha, por los insumos técnicos revisados para este documento.</w:t>
+      </w:r>
+    </w:p>
+    <w:bookmarkEnd w:id="92"/>
+    <w:bookmarkEnd w:id="93"/>
+    <w:bookmarkStart w:id="94" w:name="preguntas-frecuentes"/>
+    <w:p>
+      <w:pPr>
+        <w:pStyle w:val="Heading2"/>
+      </w:pPr>
+      <w:r>
+        <w:rPr>
+          <w:rStyle w:val="SectionNumber"/>
+        </w:rPr>
+        <w:t xml:space="preserve">5.6</w:t>
+      </w:r>
+      <w:r>
+        <w:tab/>
+      </w:r>
+      <w:r>
+        <w:t xml:space="preserve">Preguntas frecuentes</w:t>
+      </w:r>
+    </w:p>
+    <w:p>
+      <w:pPr>
+        <w:pStyle w:val="FirstParagraph"/>
+      </w:pPr>
+      <w:r>
+        <w:rPr>
+          <w:b/>
+          <w:bCs/>
+        </w:rPr>
+        <w:t xml:space="preserve">¿Cuándo puede participar un usuario en ENUS 2026?</w:t>
+      </w:r>
+      <w:r>
+        <w:t xml:space="preserve"> </w:t>
+      </w:r>
+      <w:r>
+        <w:t xml:space="preserve">Cuando está afiliado al SGSSS y ha utilizado al menos uno de los servicios de salud incluidos en el ámbito de la encuesta durante el trimestre de referencia correspondiente (</w:t>
+      </w:r>
+      <w:r>
+        <w:t xml:space="preserve">3.2</w:t>
+      </w:r>
+      <w:r>
+        <w:t xml:space="preserve">). La recolección es continua a lo largo del año, de modo que un usuario puede acceder a</w:t>
+      </w:r>
+      <w:r>
+        <w:t xml:space="preserve"> </w:t>
+      </w:r>
+      <w:r>
+        <w:rPr>
+          <w:i/>
+          <w:iCs/>
+        </w:rPr>
+        <w:t xml:space="preserve">ClicSalud</w:t>
+      </w:r>
+      <w:r>
+        <w:t xml:space="preserve"> </w:t>
+      </w:r>
+      <w:r>
+        <w:t xml:space="preserve">en cualquier momento posterior a la utilización del servicio, dentro del trimestre en curso.</w:t>
+      </w:r>
+    </w:p>
+    <w:p>
+      <w:pPr>
+        <w:pStyle w:val="BodyText"/>
+      </w:pPr>
+      <w:r>
+        <w:rPr>
+          <w:b/>
+          <w:bCs/>
+        </w:rPr>
+        <w:t xml:space="preserve">¿Qué pasa si no he utilizado servicios de salud recientemente?</w:t>
+      </w:r>
+      <w:r>
+        <w:t xml:space="preserve"> </w:t>
+      </w:r>
+      <w:r>
+        <w:t xml:space="preserve">El árbol de decisión incluye explícitamente esta situación en su primera pregunta de bifurcación (la pregunta trazadora,</w:t>
+      </w:r>
+      <w:r>
+        <w:t xml:space="preserve"> </w:t>
+      </w:r>
+      <w:r>
+        <w:t xml:space="preserve">“¿ha utilizado servicios de salud?”</w:t>
+      </w:r>
+      <w:r>
+        <w:t xml:space="preserve">): quien responde</w:t>
+      </w:r>
+      <w:r>
+        <w:t xml:space="preserve"> </w:t>
+      </w:r>
+      <w:r>
+        <w:t xml:space="preserve">“No”</w:t>
+      </w:r>
+      <w:r>
+        <w:t xml:space="preserve"> </w:t>
+      </w:r>
+      <w:r>
+        <w:t xml:space="preserve">es dirigido a un módulo específico sobre barreras de acceso (Ruta 1 · EPS – Módulo 1, 27 preguntas), en lugar del módulo temático asociado a un servicio efectivamente recibido (</w:t>
+      </w:r>
+      <w:r>
+        <w:t xml:space="preserve">??</w:t>
+      </w:r>
+      <w:r>
+        <w:t xml:space="preserve">).</w:t>
+      </w:r>
+    </w:p>
+    <w:p>
+      <w:pPr>
+        <w:pStyle w:val="BodyText"/>
+      </w:pPr>
+      <w:r>
+        <w:rPr>
+          <w:b/>
+          <w:bCs/>
+        </w:rPr>
+        <w:t xml:space="preserve">¿Qué pasa si me cambié de EPS?</w:t>
+      </w:r>
+      <w:r>
+        <w:t xml:space="preserve"> </w:t>
+      </w:r>
+      <w:r>
+        <w:t xml:space="preserve">La EPS se captura por autorreporte —el usuario la selecciona de un listado— y no se valida individualmente contra el registro de BDUA en el momento de responder; la validación contra BDUA que sí ocurre se limita a confirmar que la afiliación al SGSSS esté activa, no a verificar que la EPS reportada coincida con la registrada en un momento específico (</w:t>
+      </w:r>
+      <w:r>
+        <w:t xml:space="preserve">??</w:t>
+      </w:r>
+      <w:r>
+        <w:t xml:space="preserve">). Los insumos técnicos disponibles no documentan una regla específica para el caso de un usuario que se afilió recientemente a una EPS distinta de aquella con la que recibió el servicio sobre el que responde; si en la operación real existe un criterio para este caso, debe incorporarse aquí con su evidencia correspondiente.</w:t>
+      </w:r>
+    </w:p>
+    <w:p>
+      <w:pPr>
+        <w:pStyle w:val="BodyText"/>
+      </w:pPr>
+      <w:r>
+        <w:rPr>
+          <w:b/>
+          <w:bCs/>
+        </w:rPr>
+        <w:t xml:space="preserve">¿Puedo participar más de una vez?</w:t>
+      </w:r>
+      <w:r>
+        <w:t xml:space="preserve"> </w:t>
+      </w:r>
+      <w:r>
+        <w:t xml:space="preserve">Los insumos técnicos revisados no documentan una regla de control que impida o limite que un mismo usuario complete el cuestionario más de una vez durante el periodo de recolección, ni un mecanismo de detección de participaciones repetidas por persona.</w:t>
+      </w:r>
+    </w:p>
+    <w:p>
+      <w:pPr>
+        <w:pStyle w:val="BodyText"/>
+      </w:pPr>
+      <w:r>
+        <w:rPr>
+          <w:b/>
+          <w:bCs/>
+        </w:rPr>
+        <w:t xml:space="preserve">¿Qué pasa si empiezo el cuestionario y no lo termino?</w:t>
+      </w:r>
+      <w:r>
+        <w:t xml:space="preserve"> </w:t>
+      </w:r>
+      <w:r>
+        <w:rPr>
+          <w:i/>
+          <w:iCs/>
+        </w:rPr>
+        <w:t xml:space="preserve">ClicSalud</w:t>
+      </w:r>
+      <w:r>
+        <w:t xml:space="preserve"> </w:t>
+      </w:r>
+      <w:r>
+        <w:t xml:space="preserve">conserva la sesión de identificación ya verificada, pero los insumos disponibles no documentan un mecanismo que guarde el avance de un cuestionario parcialmente respondido para permitir su reanudación (</w:t>
+      </w:r>
+      <w:r>
+        <w:t xml:space="preserve">??</w:t>
+      </w:r>
+      <w:r>
+        <w:t xml:space="preserve">). El criterio con el que un registro incompleto se incluye o se excluye de la base analítica se documenta, en la medida en que los insumos lo permiten, en el capítulo de procesamiento (</w:t>
+      </w:r>
+      <w:r>
+        <w:t xml:space="preserve">??</w:t>
+      </w:r>
+      <w:r>
+        <w:t xml:space="preserve">).</w:t>
+      </w:r>
+    </w:p>
+    <w:p>
+      <w:pPr>
+        <w:pStyle w:val="BodyText"/>
+      </w:pPr>
+      <w:r>
+        <w:rPr>
+          <w:b/>
+          <w:bCs/>
+        </w:rPr>
+        <w:t xml:space="preserve">¿Qué pasa si mi celda demográfica ya alcanzó su meta de cuota?</w:t>
+      </w:r>
+      <w:r>
+        <w:t xml:space="preserve"> </w:t>
+      </w:r>
+      <w:r>
+        <w:t xml:space="preserve">Con la evidencia disponible, nada distinto:</w:t>
+      </w:r>
+      <w:r>
+        <w:t xml:space="preserve"> </w:t>
+      </w:r>
+      <w:r>
+        <w:rPr>
+          <w:i/>
+          <w:iCs/>
+        </w:rPr>
+        <w:t xml:space="preserve">ClicSalud</w:t>
+      </w:r>
+      <w:r>
+        <w:t xml:space="preserve"> </w:t>
+      </w:r>
+      <w:r>
+        <w:t xml:space="preserve">no documenta una verificación de disponibilidad de la celda de cuota en el momento en que el usuario la completa, por lo que todo usuario elegible que se clasifica avanza y es aceptado, independientemente del estado de su celda (</w:t>
+      </w:r>
+      <w:r>
+        <w:t xml:space="preserve">??</w:t>
+      </w:r>
+      <w:r>
+        <w:t xml:space="preserve">).</w:t>
+      </w:r>
+    </w:p>
+    <w:p>
+      <w:pPr>
+        <w:pStyle w:val="BodyText"/>
+      </w:pPr>
+      <w:r>
+        <w:rPr>
+          <w:b/>
+          <w:bCs/>
+        </w:rPr>
+        <w:t xml:space="preserve">¿Se selecciona un subconjunto de EPS, IPS o gestores farmacéuticos para participar en ENUS 2026?</w:t>
+      </w:r>
+      <w:r>
+        <w:t xml:space="preserve"> </w:t>
+      </w:r>
+      <w:r>
+        <w:t xml:space="preserve">No. El diseño no contempla una etapa de selección institucional: todas las entidades del universo son, en principio, canal potencial de acceso y objeto de medición (</w:t>
+      </w:r>
+      <w:r>
+        <w:t xml:space="preserve">4</w:t>
+      </w:r>
+      <w:r>
+        <w:t xml:space="preserve">).</w:t>
+      </w:r>
+    </w:p>
+    <w:p>
+      <w:pPr>
+        <w:pStyle w:val="BodyText"/>
+      </w:pPr>
+      <w:r>
+        <w:rPr>
+          <w:b/>
+          <w:bCs/>
+        </w:rPr>
+        <w:t xml:space="preserve">¿Qué ocurre cuando el usuario reporta su EPS en</w:t>
+      </w:r>
+      <w:r>
+        <w:rPr>
+          <w:b/>
+          <w:bCs/>
+        </w:rPr>
+        <w:t xml:space="preserve"> </w:t>
+      </w:r>
+      <w:r>
+        <w:rPr>
+          <w:b/>
+          <w:bCs/>
+          <w:i/>
+          <w:iCs/>
+        </w:rPr>
+        <w:t xml:space="preserve">ClicSalud</w:t>
+      </w:r>
+      <w:r>
+        <w:rPr>
+          <w:b/>
+          <w:bCs/>
+        </w:rPr>
+        <w:t xml:space="preserve">?</w:t>
+      </w:r>
+      <w:r>
+        <w:t xml:space="preserve"> </w:t>
+      </w:r>
+      <w:r>
+        <w:t xml:space="preserve">Se registra como dato de identificación, de la misma forma que el documento o la ubicación geográfica. No convierte a la EPS en una unidad muestral ni interviene en la construcción de la cuota o en la calibración de los pesos.</w:t>
+      </w:r>
+    </w:p>
+    <w:p>
+      <w:pPr>
+        <w:pStyle w:val="BodyText"/>
+      </w:pPr>
+      <w:r>
+        <w:rPr>
+          <w:b/>
+          <w:bCs/>
+        </w:rPr>
+        <w:t xml:space="preserve">¿Las EPS o las IPS invitan o promueven activamente la participación de sus usuarios?</w:t>
+      </w:r>
+      <w:r>
+        <w:t xml:space="preserve"> </w:t>
+      </w:r>
+      <w:r>
+        <w:t xml:space="preserve">Con la evidencia técnica disponible, no hay documentación de un canal institucional de este tipo (invitaciones, códigos de acceso, listados remitidos). Si en la operación real existe, debe incorporarse con su evidencia correspondiente.</w:t>
+      </w:r>
+    </w:p>
+    <w:p>
+      <w:pPr>
+        <w:pStyle w:val="BodyText"/>
+      </w:pPr>
+      <w:r>
+        <w:rPr>
+          <w:b/>
+          <w:bCs/>
+        </w:rPr>
+        <w:t xml:space="preserve">¿La EPS o la IPS determinan qué módulo del cuestionario responde el usuario?</w:t>
+      </w:r>
+      <w:r>
+        <w:t xml:space="preserve"> </w:t>
+      </w:r>
+      <w:r>
+        <w:t xml:space="preserve">Sí, en función del tipo de entidad y del tipo de servicio recibido. La lógica completa de esa asignación —rutas, nodos y módulos— se documenta en el capítulo de flujo y rutas del cuestionario (</w:t>
+      </w:r>
+      <w:r>
+        <w:t xml:space="preserve">??</w:t>
+      </w:r>
+      <w:r>
+        <w:t xml:space="preserve">), no en este capítulo.</w:t>
+      </w:r>
+    </w:p>
+    <w:p>
+      <w:pPr>
+        <w:pStyle w:val="BodyText"/>
+      </w:pPr>
+      <w:r>
+        <w:rPr>
+          <w:b/>
+          <w:bCs/>
+        </w:rPr>
+        <w:t xml:space="preserve">¿Existen ya métodos de difusión institucional definidos para ENUS 2026?</w:t>
+      </w:r>
+      <w:r>
+        <w:t xml:space="preserve"> </w:t>
+      </w:r>
+      <w:r>
+        <w:t xml:space="preserve">No. Los propuestos en la sección anterior son una recomendación metodológica para evaluación del equipo operativo, no una decisión adoptada ni un mecanismo en funcionamiento.</w:t>
+      </w:r>
+    </w:p>
+    <w:p>
+      <w:pPr>
+        <w:pStyle w:val="BodyText"/>
+      </w:pPr>
+      <w:r>
+        <w:rPr>
+          <w:b/>
+          <w:bCs/>
+        </w:rPr>
+        <w:t xml:space="preserve">¿Dónde se explica en detalle qué es y cómo funciona</w:t>
+      </w:r>
+      <w:r>
+        <w:rPr>
+          <w:b/>
+          <w:bCs/>
+        </w:rPr>
+        <w:t xml:space="preserve"> </w:t>
+      </w:r>
+      <w:r>
+        <w:rPr>
+          <w:b/>
+          <w:bCs/>
+          <w:i/>
+          <w:iCs/>
+        </w:rPr>
+        <w:t xml:space="preserve">ClicSalud</w:t>
+      </w:r>
+      <w:r>
+        <w:rPr>
+          <w:b/>
+          <w:bCs/>
+        </w:rPr>
+        <w:t xml:space="preserve">?</w:t>
+      </w:r>
+      <w:r>
+        <w:t xml:space="preserve"> </w:t>
+      </w:r>
+      <w:r>
+        <w:t xml:space="preserve">En el capítulo de instrumento de recolección (</w:t>
+      </w:r>
+      <w:r>
+        <w:t xml:space="preserve">??</w:t>
+      </w:r>
+      <w:r>
+        <w:t xml:space="preserve">), que documenta su estructura, pantallas y recorrido completo de uso.</w:t>
+      </w:r>
+    </w:p>
+    <w:bookmarkEnd w:id="94"/>
+    <w:bookmarkEnd w:id="95"/>
+    <w:bookmarkStart w:id="142" w:name="referencias"/>
+    <w:p>
+      <w:pPr>
+        <w:pStyle w:val="Heading1"/>
+      </w:pPr>
+      <w:r>
+        <w:t xml:space="preserve">Referencias</w:t>
+      </w:r>
+    </w:p>
+    <w:bookmarkStart w:id="141" w:name="refs"/>
+    <w:bookmarkStart w:id="97" w:name="ref-AHRQ_CAHPS"/>
+    <w:p>
+      <w:pPr>
+        <w:pStyle w:val="Bibliography"/>
+      </w:pPr>
+      <w:r>
+        <w:t xml:space="preserve">Agency for Healthcare Research and Quality. 1995.</w:t>
+      </w:r>
+      <w:r>
+        <w:t xml:space="preserve"> </w:t>
+      </w:r>
+      <w:r>
+        <w:rPr>
+          <w:i/>
+          <w:iCs/>
+        </w:rPr>
+        <w:t xml:space="preserve">Consumer Assessment of Healthcare Providers and Systems (</w:t>
+      </w:r>
+      <w:r>
+        <w:rPr>
+          <w:i/>
+          <w:iCs/>
+        </w:rPr>
+        <w:t xml:space="preserve">CAHPS</w:t>
+      </w:r>
+      <w:r>
+        <w:rPr>
+          <w:i/>
+          <w:iCs/>
+        </w:rPr>
+        <w:t xml:space="preserve">)</w:t>
+      </w:r>
+      <w:r>
+        <w:t xml:space="preserve">.</w:t>
+      </w:r>
+      <w:r>
+        <w:t xml:space="preserve"> </w:t>
+      </w:r>
+      <w:hyperlink r:id="rId96">
         <w:r>
           <w:rPr>
             <w:rStyle w:val="Hyperlink"/>
@@ -13653,8 +15823,8 @@
         <w:t xml:space="preserve">.</w:t>
       </w:r>
     </w:p>
-    <w:bookmarkEnd w:id="85"/>
-    <w:bookmarkStart w:id="87" w:name="ref-AHRQ_CAHPS_Measures"/>
+    <w:bookmarkEnd w:id="97"/>
+    <w:bookmarkStart w:id="99" w:name="ref-AHRQ_CAHPS_Measures"/>
     <w:p>
       <w:pPr>
         <w:pStyle w:val="Bibliography"/>
@@ -13674,7 +15844,7 @@
       <w:r>
         <w:t xml:space="preserve"> </w:t>
       </w:r>
-      <w:hyperlink r:id="rId86">
+      <w:hyperlink r:id="rId98">
         <w:r>
           <w:rPr>
             <w:rStyle w:val="Hyperlink"/>
@@ -13686,8 +15856,8 @@
         <w:t xml:space="preserve">.</w:t>
       </w:r>
     </w:p>
-    <w:bookmarkEnd w:id="87"/>
-    <w:bookmarkStart w:id="88" w:name="ref-AAPOR2013"/>
+    <w:bookmarkEnd w:id="99"/>
+    <w:bookmarkStart w:id="100" w:name="ref-AAPOR2013"/>
     <w:p>
       <w:pPr>
         <w:pStyle w:val="Bibliography"/>
@@ -13733,8 +15903,8 @@
         <w:t xml:space="preserve">1 (2): 90-143.</w:t>
       </w:r>
     </w:p>
-    <w:bookmarkEnd w:id="88"/>
-    <w:bookmarkStart w:id="89" w:name="ref-Cochran1977"/>
+    <w:bookmarkEnd w:id="100"/>
+    <w:bookmarkStart w:id="101" w:name="ref-Cochran1977"/>
     <w:p>
       <w:pPr>
         <w:pStyle w:val="Bibliography"/>
@@ -13756,8 +15926,8 @@
         <w:t xml:space="preserve">. 3.ª ed. Wiley.</w:t>
       </w:r>
     </w:p>
-    <w:bookmarkEnd w:id="89"/>
-    <w:bookmarkStart w:id="91" w:name="ref-MSPS2014_2015"/>
+    <w:bookmarkEnd w:id="101"/>
+    <w:bookmarkStart w:id="103" w:name="ref-MSPS2014_2015"/>
     <w:p>
       <w:pPr>
         <w:pStyle w:val="Bibliography"/>
@@ -13781,7 +15951,7 @@
       <w:r>
         <w:t xml:space="preserve"> </w:t>
       </w:r>
-      <w:hyperlink r:id="rId90">
+      <w:hyperlink r:id="rId102">
         <w:r>
           <w:rPr>
             <w:rStyle w:val="Hyperlink"/>
@@ -13793,8 +15963,8 @@
         <w:t xml:space="preserve">.</w:t>
       </w:r>
     </w:p>
-    <w:bookmarkEnd w:id="91"/>
-    <w:bookmarkStart w:id="92" w:name="ref-CressieRead1984"/>
+    <w:bookmarkEnd w:id="103"/>
+    <w:bookmarkStart w:id="104" w:name="ref-CressieRead1984"/>
     <w:p>
       <w:pPr>
         <w:pStyle w:val="Bibliography"/>
@@ -13828,8 +15998,8 @@
         <w:t xml:space="preserve">46 (3): 440-64.</w:t>
       </w:r>
     </w:p>
-    <w:bookmarkEnd w:id="92"/>
-    <w:bookmarkStart w:id="93" w:name="ref-DefensoriaPueblo2009"/>
+    <w:bookmarkEnd w:id="104"/>
+    <w:bookmarkStart w:id="105" w:name="ref-DefensoriaPueblo2009"/>
     <w:p>
       <w:pPr>
         <w:pStyle w:val="Bibliography"/>
@@ -13865,8 +16035,8 @@
         <w:t xml:space="preserve">. Defensoría del Pueblo de Colombia.</w:t>
       </w:r>
     </w:p>
-    <w:bookmarkEnd w:id="93"/>
-    <w:bookmarkStart w:id="94" w:name="ref-DevilleSarndal1992"/>
+    <w:bookmarkEnd w:id="105"/>
+    <w:bookmarkStart w:id="106" w:name="ref-DevilleSarndal1992"/>
     <w:p>
       <w:pPr>
         <w:pStyle w:val="Bibliography"/>
@@ -13900,8 +16070,8 @@
         <w:t xml:space="preserve">87 (418): 376-82.</w:t>
       </w:r>
     </w:p>
-    <w:bookmarkEnd w:id="94"/>
-    <w:bookmarkStart w:id="95" w:name="ref-EfronTibshirani1993"/>
+    <w:bookmarkEnd w:id="106"/>
+    <w:bookmarkStart w:id="107" w:name="ref-EfronTibshirani1993"/>
     <w:p>
       <w:pPr>
         <w:pStyle w:val="Bibliography"/>
@@ -13923,8 +16093,8 @@
         <w:t xml:space="preserve">. Chapman &amp; Hall/CRC.</w:t>
       </w:r>
     </w:p>
-    <w:bookmarkEnd w:id="95"/>
-    <w:bookmarkStart w:id="96" w:name="ref-ElliottValliant2017"/>
+    <w:bookmarkEnd w:id="107"/>
+    <w:bookmarkStart w:id="108" w:name="ref-ElliottValliant2017"/>
     <w:p>
       <w:pPr>
         <w:pStyle w:val="Bibliography"/>
@@ -13958,8 +16128,8 @@
         <w:t xml:space="preserve">32 (2): 249-64.</w:t>
       </w:r>
     </w:p>
-    <w:bookmarkEnd w:id="96"/>
-    <w:bookmarkStart w:id="97" w:name="ref-Kish1965"/>
+    <w:bookmarkEnd w:id="108"/>
+    <w:bookmarkStart w:id="109" w:name="ref-Kish1965"/>
     <w:p>
       <w:pPr>
         <w:pStyle w:val="Bibliography"/>
@@ -13981,8 +16151,8 @@
         <w:t xml:space="preserve">. Wiley.</w:t>
       </w:r>
     </w:p>
-    <w:bookmarkEnd w:id="97"/>
-    <w:bookmarkStart w:id="98" w:name="ref-LeeValliant2006"/>
+    <w:bookmarkEnd w:id="109"/>
+    <w:bookmarkStart w:id="110" w:name="ref-LeeValliant2006"/>
     <w:p>
       <w:pPr>
         <w:pStyle w:val="Bibliography"/>
@@ -14004,8 +16174,8 @@
         <w:t xml:space="preserve">. RTI Press.</w:t>
       </w:r>
     </w:p>
-    <w:bookmarkEnd w:id="98"/>
-    <w:bookmarkStart w:id="99" w:name="ref-Lohr2021"/>
+    <w:bookmarkEnd w:id="110"/>
+    <w:bookmarkStart w:id="111" w:name="ref-Lohr2021"/>
     <w:p>
       <w:pPr>
         <w:pStyle w:val="Bibliography"/>
@@ -14027,8 +16197,8 @@
         <w:t xml:space="preserve">. 3.ª ed. CRC Press.</w:t>
       </w:r>
     </w:p>
-    <w:bookmarkEnd w:id="99"/>
-    <w:bookmarkStart w:id="101" w:name="ref-MSPS2018"/>
+    <w:bookmarkEnd w:id="111"/>
+    <w:bookmarkStart w:id="113" w:name="ref-MSPS2018"/>
     <w:p>
       <w:pPr>
         <w:pStyle w:val="Bibliography"/>
@@ -14080,7 +16250,7 @@
       <w:r>
         <w:t xml:space="preserve"> </w:t>
       </w:r>
-      <w:hyperlink r:id="rId100">
+      <w:hyperlink r:id="rId112">
         <w:r>
           <w:rPr>
             <w:rStyle w:val="Hyperlink"/>
@@ -14092,8 +16262,8 @@
         <w:t xml:space="preserve">.</w:t>
       </w:r>
     </w:p>
-    <w:bookmarkEnd w:id="101"/>
-    <w:bookmarkStart w:id="103" w:name="ref-Decreto1011_2006"/>
+    <w:bookmarkEnd w:id="113"/>
+    <w:bookmarkStart w:id="115" w:name="ref-Decreto1011_2006"/>
     <w:p>
       <w:pPr>
         <w:pStyle w:val="Bibliography"/>
@@ -14117,7 +16287,7 @@
       <w:r>
         <w:t xml:space="preserve"> </w:t>
       </w:r>
-      <w:hyperlink r:id="rId102">
+      <w:hyperlink r:id="rId114">
         <w:r>
           <w:rPr>
             <w:rStyle w:val="Hyperlink"/>
@@ -14129,8 +16299,8 @@
         <w:t xml:space="preserve">.</w:t>
       </w:r>
     </w:p>
-    <w:bookmarkEnd w:id="103"/>
-    <w:bookmarkStart w:id="104" w:name="ref-PECASUSS2008"/>
+    <w:bookmarkEnd w:id="115"/>
+    <w:bookmarkStart w:id="116" w:name="ref-PECASUSS2008"/>
     <w:p>
       <w:pPr>
         <w:pStyle w:val="Bibliography"/>
@@ -14159,8 +16329,8 @@
         <w:t xml:space="preserve">. Ministerio de la Protección Social.</w:t>
       </w:r>
     </w:p>
-    <w:bookmarkEnd w:id="104"/>
-    <w:bookmarkStart w:id="106" w:name="ref-Decreto780_2016"/>
+    <w:bookmarkEnd w:id="116"/>
+    <w:bookmarkStart w:id="118" w:name="ref-Decreto780_2016"/>
     <w:p>
       <w:pPr>
         <w:pStyle w:val="Bibliography"/>
@@ -14184,7 +16354,7 @@
       <w:r>
         <w:t xml:space="preserve"> </w:t>
       </w:r>
-      <w:hyperlink r:id="rId105">
+      <w:hyperlink r:id="rId117">
         <w:r>
           <w:rPr>
             <w:rStyle w:val="Hyperlink"/>
@@ -14196,8 +16366,8 @@
         <w:t xml:space="preserve">.</w:t>
       </w:r>
     </w:p>
-    <w:bookmarkEnd w:id="106"/>
-    <w:bookmarkStart w:id="108" w:name="ref-MSPS2016"/>
+    <w:bookmarkEnd w:id="118"/>
+    <w:bookmarkStart w:id="120" w:name="ref-MSPS2016"/>
     <w:p>
       <w:pPr>
         <w:pStyle w:val="Bibliography"/>
@@ -14221,7 +16391,7 @@
       <w:r>
         <w:t xml:space="preserve"> </w:t>
       </w:r>
-      <w:hyperlink r:id="rId107">
+      <w:hyperlink r:id="rId119">
         <w:r>
           <w:rPr>
             <w:rStyle w:val="Hyperlink"/>
@@ -14233,8 +16403,8 @@
         <w:t xml:space="preserve">.</w:t>
       </w:r>
     </w:p>
-    <w:bookmarkEnd w:id="108"/>
-    <w:bookmarkStart w:id="110" w:name="ref-Resolucion256_2016"/>
+    <w:bookmarkEnd w:id="120"/>
+    <w:bookmarkStart w:id="122" w:name="ref-Resolucion256_2016"/>
     <w:p>
       <w:pPr>
         <w:pStyle w:val="Bibliography"/>
@@ -14258,7 +16428,7 @@
       <w:r>
         <w:t xml:space="preserve"> </w:t>
       </w:r>
-      <w:hyperlink r:id="rId109">
+      <w:hyperlink r:id="rId121">
         <w:r>
           <w:rPr>
             <w:rStyle w:val="Hyperlink"/>
@@ -14270,8 +16440,8 @@
         <w:t xml:space="preserve">.</w:t>
       </w:r>
     </w:p>
-    <w:bookmarkEnd w:id="110"/>
-    <w:bookmarkStart w:id="112" w:name="ref-MSPS2017"/>
+    <w:bookmarkEnd w:id="122"/>
+    <w:bookmarkStart w:id="124" w:name="ref-MSPS2017"/>
     <w:p>
       <w:pPr>
         <w:pStyle w:val="Bibliography"/>
@@ -14316,7 +16486,7 @@
       <w:r>
         <w:t xml:space="preserve"> </w:t>
       </w:r>
-      <w:hyperlink r:id="rId111">
+      <w:hyperlink r:id="rId123">
         <w:r>
           <w:rPr>
             <w:rStyle w:val="Hyperlink"/>
@@ -14328,8 +16498,8 @@
         <w:t xml:space="preserve">.</w:t>
       </w:r>
     </w:p>
-    <w:bookmarkEnd w:id="112"/>
-    <w:bookmarkStart w:id="114" w:name="ref-MSPS2020"/>
+    <w:bookmarkEnd w:id="124"/>
+    <w:bookmarkStart w:id="126" w:name="ref-MSPS2020"/>
     <w:p>
       <w:pPr>
         <w:pStyle w:val="Bibliography"/>
@@ -14381,7 +16551,7 @@
       <w:r>
         <w:t xml:space="preserve"> </w:t>
       </w:r>
-      <w:hyperlink r:id="rId113">
+      <w:hyperlink r:id="rId125">
         <w:r>
           <w:rPr>
             <w:rStyle w:val="Hyperlink"/>
@@ -14393,8 +16563,8 @@
         <w:t xml:space="preserve">.</w:t>
       </w:r>
     </w:p>
-    <w:bookmarkEnd w:id="114"/>
-    <w:bookmarkStart w:id="116" w:name="ref-MSPS2022"/>
+    <w:bookmarkEnd w:id="126"/>
+    <w:bookmarkStart w:id="128" w:name="ref-MSPS2022"/>
     <w:p>
       <w:pPr>
         <w:pStyle w:val="Bibliography"/>
@@ -14446,7 +16616,7 @@
       <w:r>
         <w:t xml:space="preserve"> </w:t>
       </w:r>
-      <w:hyperlink r:id="rId115">
+      <w:hyperlink r:id="rId127">
         <w:r>
           <w:rPr>
             <w:rStyle w:val="Hyperlink"/>
@@ -14458,8 +16628,8 @@
         <w:t xml:space="preserve">.</w:t>
       </w:r>
     </w:p>
-    <w:bookmarkEnd w:id="116"/>
-    <w:bookmarkStart w:id="118" w:name="ref-MSPS2023"/>
+    <w:bookmarkEnd w:id="128"/>
+    <w:bookmarkStart w:id="130" w:name="ref-MSPS2023"/>
     <w:p>
       <w:pPr>
         <w:pStyle w:val="Bibliography"/>
@@ -14483,7 +16653,7 @@
       <w:r>
         <w:t xml:space="preserve"> </w:t>
       </w:r>
-      <w:hyperlink r:id="rId117">
+      <w:hyperlink r:id="rId129">
         <w:r>
           <w:rPr>
             <w:rStyle w:val="Hyperlink"/>
@@ -14495,8 +16665,8 @@
         <w:t xml:space="preserve">.</w:t>
       </w:r>
     </w:p>
-    <w:bookmarkEnd w:id="118"/>
-    <w:bookmarkStart w:id="120" w:name="ref-MSPS2024"/>
+    <w:bookmarkEnd w:id="130"/>
+    <w:bookmarkStart w:id="132" w:name="ref-MSPS2024"/>
     <w:p>
       <w:pPr>
         <w:pStyle w:val="Bibliography"/>
@@ -14520,7 +16690,7 @@
       <w:r>
         <w:t xml:space="preserve"> </w:t>
       </w:r>
-      <w:hyperlink r:id="rId119">
+      <w:hyperlink r:id="rId131">
         <w:r>
           <w:rPr>
             <w:rStyle w:val="Hyperlink"/>
@@ -14532,8 +16702,8 @@
         <w:t xml:space="preserve">.</w:t>
       </w:r>
     </w:p>
-    <w:bookmarkEnd w:id="120"/>
-    <w:bookmarkStart w:id="122" w:name="ref-MSPS2025"/>
+    <w:bookmarkEnd w:id="132"/>
+    <w:bookmarkStart w:id="134" w:name="ref-MSPS2025"/>
     <w:p>
       <w:pPr>
         <w:pStyle w:val="Bibliography"/>
@@ -14557,7 +16727,7 @@
       <w:r>
         <w:t xml:space="preserve"> </w:t>
       </w:r>
-      <w:hyperlink r:id="rId121">
+      <w:hyperlink r:id="rId133">
         <w:r>
           <w:rPr>
             <w:rStyle w:val="Hyperlink"/>
@@ -14569,8 +16739,8 @@
         <w:t xml:space="preserve">.</w:t>
       </w:r>
     </w:p>
-    <w:bookmarkEnd w:id="122"/>
-    <w:bookmarkStart w:id="123" w:name="ref-Resolucion1642_2026"/>
+    <w:bookmarkEnd w:id="134"/>
+    <w:bookmarkStart w:id="135" w:name="ref-Resolucion1642_2026"/>
     <w:p>
       <w:pPr>
         <w:pStyle w:val="Bibliography"/>
@@ -14606,8 +16776,8 @@
         <w:t xml:space="preserve">. Ministerio de Salud y Protección Social.</w:t>
       </w:r>
     </w:p>
-    <w:bookmarkEnd w:id="123"/>
-    <w:bookmarkStart w:id="125" w:name="ref-OECD2025PaRIS"/>
+    <w:bookmarkEnd w:id="135"/>
+    <w:bookmarkStart w:id="137" w:name="ref-OECD2025PaRIS"/>
     <w:p>
       <w:pPr>
         <w:pStyle w:val="Bibliography"/>
@@ -14645,7 +16815,7 @@
       <w:r>
         <w:t xml:space="preserve"> </w:t>
       </w:r>
-      <w:hyperlink r:id="rId124">
+      <w:hyperlink r:id="rId136">
         <w:r>
           <w:rPr>
             <w:rStyle w:val="Hyperlink"/>
@@ -14657,8 +16827,8 @@
         <w:t xml:space="preserve">.</w:t>
       </w:r>
     </w:p>
-    <w:bookmarkEnd w:id="125"/>
-    <w:bookmarkStart w:id="126" w:name="ref-RaoWu1988"/>
+    <w:bookmarkEnd w:id="137"/>
+    <w:bookmarkStart w:id="138" w:name="ref-RaoWu1988"/>
     <w:p>
       <w:pPr>
         <w:pStyle w:val="Bibliography"/>
@@ -14692,8 +16862,8 @@
         <w:t xml:space="preserve">83 (401): 231-41.</w:t>
       </w:r>
     </w:p>
-    <w:bookmarkEnd w:id="126"/>
-    <w:bookmarkStart w:id="127" w:name="ref-WangValliant2015"/>
+    <w:bookmarkEnd w:id="138"/>
+    <w:bookmarkStart w:id="139" w:name="ref-WangValliant2015"/>
     <w:p>
       <w:pPr>
         <w:pStyle w:val="Bibliography"/>
@@ -14727,8 +16897,8 @@
         <w:t xml:space="preserve">3 (2): 147-70.</w:t>
       </w:r>
     </w:p>
-    <w:bookmarkEnd w:id="127"/>
-    <w:bookmarkStart w:id="128" w:name="ref-WHO2000Responsiveness"/>
+    <w:bookmarkEnd w:id="139"/>
+    <w:bookmarkStart w:id="140" w:name="ref-WHO2000Responsiveness"/>
     <w:p>
       <w:pPr>
         <w:pStyle w:val="Bibliography"/>
@@ -14750,9 +16920,9 @@
         <w:t xml:space="preserve">. World Health Organization.</w:t>
       </w:r>
     </w:p>
-    <w:bookmarkEnd w:id="128"/>
-    <w:bookmarkEnd w:id="129"/>
-    <w:bookmarkEnd w:id="130"/>
+    <w:bookmarkEnd w:id="140"/>
+    <w:bookmarkEnd w:id="141"/>
+    <w:bookmarkEnd w:id="142"/>
     <w:sectPr>
       <w:headerReference r:id="rId9" w:type="default"/>
       <w:footerReference r:id="rId10" w:type="default"/>
@@ -15461,6 +17631,15 @@
     <w:abstractNumId w:val="991"/>
   </w:num>
   <w:num w:numId="1009">
+    <w:abstractNumId w:val="991"/>
+  </w:num>
+  <w:num w:numId="1010">
+    <w:abstractNumId w:val="991"/>
+  </w:num>
+  <w:num w:numId="1011">
+    <w:abstractNumId w:val="991"/>
+  </w:num>
+  <w:num w:numId="1012">
     <w:abstractNumId w:val="991"/>
   </w:num>
 </w:numbering>

--- a/docs/ENUS_2026_metodoloia.docx
+++ b/docs/ENUS_2026_metodoloia.docx
@@ -23,7 +23,7 @@
         <w:pStyle w:val="Date"/>
       </w:pPr>
       <w:r>
-        <w:t xml:space="preserve">2026-08-26</w:t>
+        <w:t xml:space="preserve">2026-09-21</w:t>
       </w:r>
     </w:p>
     <w:sdt>
@@ -158,10 +158,10 @@
         <w:t xml:space="preserve"> </w:t>
       </w:r>
       <w:r>
-        <w:t xml:space="preserve">Estructura que define la secuencia de preguntas, las condiciones de entrada y los saltos que sigue cada participante durante el cuestionario. Se organiza en 48 nodos distribuidos en cuatro bloques secuenciales y define las nueve rutas que convergen en ocho módulos finales (</w:t>
-      </w:r>
-      <w:r>
-        <w:t xml:space="preserve">??</w:t>
+        <w:t xml:space="preserve">Estructura que define la secuencia de preguntas, las condiciones de entrada y los saltos que sigue cada participante durante el cuestionario. Se organiza en 41 nodos distribuidos en seis bloques secuenciales (identificación y caracterización, Parte 2, sorteo Bernoulli, elección de prestador, asignación aleatoria de módulo y módulos finales) y define nueve desenlaces posibles: uno sin Parte 3 (sorteo negativo) y ocho que corresponden a un módulo asignado al azar (</w:t>
+      </w:r>
+      <w:r>
+        <w:t xml:space="preserve">4</w:t>
       </w:r>
       <w:r>
         <w:t xml:space="preserve">).</w:t>
@@ -224,16 +224,16 @@
           <w:b/>
           <w:bCs/>
         </w:rPr>
-        <w:t xml:space="preserve">Calibración por entropía.</w:t>
-      </w:r>
-      <w:r>
-        <w:t xml:space="preserve"> </w:t>
-      </w:r>
-      <w:r>
-        <w:t xml:space="preserve">Procedimiento mediante el cual el peso de referencia de cada registro se ajusta para que la muestra reproduzca los totales poblacionales conocidos de un conjunto de variables auxiliares, minimizando una función de distancia de entropía sujeta a esas restricciones. Es, en un diseño de captación por cuotas como el de ENUS 2026, el mecanismo formal que sustituye a la expansión probabilística clásica (</w:t>
-      </w:r>
-      <w:r>
-        <w:t xml:space="preserve">??</w:t>
+        <w:t xml:space="preserve">Bloqueo de prestador.</w:t>
+      </w:r>
+      <w:r>
+        <w:t xml:space="preserve"> </w:t>
+      </w:r>
+      <w:r>
+        <w:t xml:space="preserve">Restricción de un año calendario, contado desde que un usuario diligencia Parte 3 para un prestador determinado (EPS, IPS o gestor farmacéutico), durante la cual ese mismo prestador deja de estar disponible para que el mismo usuario lo vuelva a elegir en un ingreso posterior (</w:t>
+      </w:r>
+      <w:r>
+        <w:t xml:space="preserve">4</w:t>
       </w:r>
       <w:r>
         <w:t xml:space="preserve">).</w:t>
@@ -248,6 +248,30 @@
           <w:b/>
           <w:bCs/>
         </w:rPr>
+        <w:t xml:space="preserve">Calibración por entropía.</w:t>
+      </w:r>
+      <w:r>
+        <w:t xml:space="preserve"> </w:t>
+      </w:r>
+      <w:r>
+        <w:t xml:space="preserve">Procedimiento mediante el cual el peso de referencia de cada registro se ajusta para que la muestra reproduzca los totales poblacionales conocidos de un conjunto de variables auxiliares, minimizando una función de distancia de entropía sujeta a esas restricciones. Es, en un diseño de captación por cuotas como el de ENUS 2026, el mecanismo formal que sustituye a la expansión probabilística clásica (</w:t>
+      </w:r>
+      <w:r>
+        <w:t xml:space="preserve">??</w:t>
+      </w:r>
+      <w:r>
+        <w:t xml:space="preserve">).</w:t>
+      </w:r>
+    </w:p>
+    <w:p>
+      <w:pPr>
+        <w:pStyle w:val="BodyText"/>
+      </w:pPr>
+      <w:r>
+        <w:rPr>
+          <w:b/>
+          <w:bCs/>
+        </w:rPr>
         <w:t xml:space="preserve">ClicSalud.</w:t>
       </w:r>
       <w:r>
@@ -257,7 +281,7 @@
         <w:t xml:space="preserve">Aplicación digital mediante la cual se implementa la recolección de ENUS 2026: identificación del usuario, preguntas del cuestionario, validaciones y reglas de navegación (</w:t>
       </w:r>
       <w:r>
-        <w:t xml:space="preserve">??</w:t>
+        <w:t xml:space="preserve">6</w:t>
       </w:r>
       <w:r>
         <w:t xml:space="preserve">).</w:t>
@@ -484,7 +508,7 @@
         <w:t xml:space="preserve">(</w:t>
       </w:r>
       <w:r>
-        <w:t xml:space="preserve">4.2</w:t>
+        <w:t xml:space="preserve">4.3</w:t>
       </w:r>
       <w:r>
         <w:t xml:space="preserve">).</w:t>
@@ -716,7 +740,7 @@
         <w:t xml:space="preserve">) de 7,84 % (</w:t>
       </w:r>
       <w:r>
-        <w:t xml:space="preserve">4.2</w:t>
+        <w:t xml:space="preserve">4.3</w:t>
       </w:r>
       <w:r>
         <w:t xml:space="preserve">).</w:t>
@@ -737,10 +761,10 @@
         <w:t xml:space="preserve"> </w:t>
       </w:r>
       <w:r>
-        <w:t xml:space="preserve">Bloque específico de preguntas del cuestionario que responde un usuario, determinado por el tipo de entidad prestadora y el tipo de servicio recibido. ENUS 2026 define ocho módulos finales (</w:t>
-      </w:r>
-      <w:r>
-        <w:t xml:space="preserve">??</w:t>
+        <w:t xml:space="preserve">Bloque específico de preguntas de Parte 3 del cuestionario que responde un usuario, asignado al azar dentro del prestador que este eligió evaluar —no según el servicio efectivamente recibido—. ENUS 2026 define ocho módulos finales: EPS (3), IPS (4) y gestor farmacéutico (1) (</w:t>
+      </w:r>
+      <w:r>
+        <w:t xml:space="preserve">4</w:t>
       </w:r>
       <w:r>
         <w:t xml:space="preserve">).</w:t>
@@ -874,10 +898,10 @@
         <w:t xml:space="preserve"> </w:t>
       </w:r>
       <w:r>
-        <w:t xml:space="preserve">Primera pregunta del árbol de decisión tras el bloque de identificación y caracterización del usuario (¿ha utilizado servicios de salud?); su respuesta determina la bifurcación hacia el módulo de barreras de acceso o hacia el bloque de gestión institucional (</w:t>
-      </w:r>
-      <w:r>
-        <w:t xml:space="preserve">??</w:t>
+        <w:t xml:space="preserve">Cada una de las preguntas de respuesta directa que integran Parte 2 del cuestionario (preguntas comunes), tras el bloque de identificación y caracterización del usuario. A diferencia del mecanismo previo, ninguna pregunta trazadora determina por sí sola una bifurcación hacia un módulo: al terminar Parte 2 se ejecuta el sorteo Bernoulli que decide el acceso a Parte 3 (</w:t>
+      </w:r>
+      <w:r>
+        <w:t xml:space="preserve">4</w:t>
       </w:r>
       <w:r>
         <w:t xml:space="preserve">).</w:t>
@@ -892,16 +916,16 @@
           <w:b/>
           <w:bCs/>
         </w:rPr>
-        <w:t xml:space="preserve">Réplica (de pesos calibrados).</w:t>
-      </w:r>
-      <w:r>
-        <w:t xml:space="preserve"> </w:t>
-      </w:r>
-      <w:r>
-        <w:t xml:space="preserve">Repetición del proceso de generación del peso de referencia y de calibración sobre una remuestra de los datos, utilizada para estimar la varianza de los estimadores a partir de la variabilidad entre las estimaciones replicadas (</w:t>
-      </w:r>
-      <w:r>
-        <w:t xml:space="preserve">??</w:t>
+        <w:t xml:space="preserve">Prestador (elección de).</w:t>
+      </w:r>
+      <w:r>
+        <w:t xml:space="preserve"> </w:t>
+      </w:r>
+      <w:r>
+        <w:t xml:space="preserve">Paso del mecanismo de captación, posterior a un sorteo Bernoulli positivo, en el que el usuario elige cuál de sus prestadores habilitados y no bloqueados —EPS, IPS o gestor farmacéutico— desea evaluar. La elección del prestador no determina el módulo específico, que se asigna después al azar dentro de ese prestador (</w:t>
+      </w:r>
+      <w:r>
+        <w:t xml:space="preserve">4</w:t>
       </w:r>
       <w:r>
         <w:t xml:space="preserve">).</w:t>
@@ -916,16 +940,16 @@
           <w:b/>
           <w:bCs/>
         </w:rPr>
-        <w:t xml:space="preserve">Resto mayor (método del).</w:t>
-      </w:r>
-      <w:r>
-        <w:t xml:space="preserve"> </w:t>
-      </w:r>
-      <w:r>
-        <w:t xml:space="preserve">Procedimiento de ajuste utilizado para que la suma de las cuotas enteras de las celdas coincida exactamente con el tamaño ya asignado a la región: el remanente entero se reparte una unidad a la vez a las celdas con mayor parte fraccionaria pendiente (</w:t>
-      </w:r>
-      <w:r>
-        <w:t xml:space="preserve">4</w:t>
+        <w:t xml:space="preserve">Réplica (de pesos calibrados).</w:t>
+      </w:r>
+      <w:r>
+        <w:t xml:space="preserve"> </w:t>
+      </w:r>
+      <w:r>
+        <w:t xml:space="preserve">Repetición del proceso de generación del peso de referencia y de calibración sobre una remuestra de los datos, utilizada para estimar la varianza de los estimadores a partir de la variabilidad entre las estimaciones replicadas (</w:t>
+      </w:r>
+      <w:r>
+        <w:t xml:space="preserve">??</w:t>
       </w:r>
       <w:r>
         <w:t xml:space="preserve">).</w:t>
@@ -940,16 +964,16 @@
           <w:b/>
           <w:bCs/>
         </w:rPr>
-        <w:t xml:space="preserve">Ruta.</w:t>
-      </w:r>
-      <w:r>
-        <w:t xml:space="preserve"> </w:t>
-      </w:r>
-      <w:r>
-        <w:t xml:space="preserve">Secuencia específica de nodos del árbol de decisión que recorre un usuario según sus respuestas, desde la raíz hasta un módulo final. ENUS 2026 define nueve rutas posibles, que convergen en ocho módulos (</w:t>
-      </w:r>
-      <w:r>
-        <w:t xml:space="preserve">??</w:t>
+        <w:t xml:space="preserve">Resto mayor (método del).</w:t>
+      </w:r>
+      <w:r>
+        <w:t xml:space="preserve"> </w:t>
+      </w:r>
+      <w:r>
+        <w:t xml:space="preserve">Procedimiento de ajuste utilizado para que la suma de las cuotas enteras de las celdas coincida exactamente con el tamaño ya asignado a la región: el remanente entero se reparte una unidad a la vez a las celdas con mayor parte fraccionaria pendiente (</w:t>
+      </w:r>
+      <w:r>
+        <w:t xml:space="preserve">4</w:t>
       </w:r>
       <w:r>
         <w:t xml:space="preserve">).</w:t>
@@ -964,16 +988,16 @@
           <w:b/>
           <w:bCs/>
         </w:rPr>
-        <w:t xml:space="preserve">Satisfacción.</w:t>
-      </w:r>
-      <w:r>
-        <w:t xml:space="preserve"> </w:t>
-      </w:r>
-      <w:r>
-        <w:t xml:space="preserve">Valoración general y retrospectiva que realiza la persona usuaria sobre el servicio de salud recibido, expresando su grado de conformidad con la atención proporcionada. Se mide de forma complementaria a la experiencia del usuario (</w:t>
-      </w:r>
-      <w:r>
-        <w:t xml:space="preserve">3</w:t>
+        <w:t xml:space="preserve">Ruta.</w:t>
+      </w:r>
+      <w:r>
+        <w:t xml:space="preserve"> </w:t>
+      </w:r>
+      <w:r>
+        <w:t xml:space="preserve">Secuencia específica de nodos del árbol de decisión que recorre un usuario, desde la raíz hasta un desenlace final. ENUS 2026 define nueve desenlaces posibles según el resultado del sorteo Bernoulli, la elección de prestador y la asignación aleatoria de módulo: uno sin Parte 3 y ocho que convergen en un módulo (</w:t>
+      </w:r>
+      <w:r>
+        <w:t xml:space="preserve">4</w:t>
       </w:r>
       <w:r>
         <w:t xml:space="preserve">).</w:t>
@@ -988,6 +1012,30 @@
           <w:b/>
           <w:bCs/>
         </w:rPr>
+        <w:t xml:space="preserve">Satisfacción.</w:t>
+      </w:r>
+      <w:r>
+        <w:t xml:space="preserve"> </w:t>
+      </w:r>
+      <w:r>
+        <w:t xml:space="preserve">Valoración general y retrospectiva que realiza la persona usuaria sobre el servicio de salud recibido, expresando su grado de conformidad con la atención proporcionada. Se mide de forma complementaria a la experiencia del usuario (</w:t>
+      </w:r>
+      <w:r>
+        <w:t xml:space="preserve">3</w:t>
+      </w:r>
+      <w:r>
+        <w:t xml:space="preserve">).</w:t>
+      </w:r>
+    </w:p>
+    <w:p>
+      <w:pPr>
+        <w:pStyle w:val="BodyText"/>
+      </w:pPr>
+      <w:r>
+        <w:rPr>
+          <w:b/>
+          <w:bCs/>
+        </w:rPr>
         <w:t xml:space="preserve">SGSSS.</w:t>
       </w:r>
       <w:r>
@@ -995,6 +1043,174 @@
       </w:r>
       <w:r>
         <w:t xml:space="preserve">Sistema General de Seguridad Social en Salud.</w:t>
+      </w:r>
+    </w:p>
+    <w:p>
+      <w:pPr>
+        <w:pStyle w:val="BodyText"/>
+      </w:pPr>
+      <w:r>
+        <w:rPr>
+          <w:b/>
+          <w:bCs/>
+        </w:rPr>
+        <w:t xml:space="preserve">Sorteo Bernoulli.</w:t>
+      </w:r>
+      <w:r>
+        <w:t xml:space="preserve"> </w:t>
+      </w:r>
+      <w:r>
+        <w:t xml:space="preserve">Mecanismo probabilístico que, al terminar Parte 2, decide si un usuario en su primer ingreso accede a Parte 3: se genera</w:t>
+      </w:r>
+      <w:r>
+        <w:t xml:space="preserve"> </w:t>
+      </w:r>
+      <m:oMath>
+        <m:r>
+          <m:t>u</m:t>
+        </m:r>
+        <m:r>
+          <m:rPr>
+            <m:sty m:val="p"/>
+          </m:rPr>
+          <m:t>∼</m:t>
+        </m:r>
+        <m:r>
+          <m:rPr>
+            <m:nor/>
+            <m:sty m:val="p"/>
+          </m:rPr>
+          <m:t>Uniforme</m:t>
+        </m:r>
+        <m:r>
+          <m:rPr>
+            <m:sty m:val="p"/>
+          </m:rPr>
+          <m:t>(</m:t>
+        </m:r>
+        <m:r>
+          <m:t>0</m:t>
+        </m:r>
+        <m:r>
+          <m:rPr>
+            <m:sty m:val="p"/>
+          </m:rPr>
+          <m:t>,</m:t>
+        </m:r>
+        <m:r>
+          <m:t>1</m:t>
+        </m:r>
+        <m:r>
+          <m:rPr>
+            <m:sty m:val="p"/>
+          </m:rPr>
+          <m:t>)</m:t>
+        </m:r>
+      </m:oMath>
+      <w:r>
+        <w:t xml:space="preserve"> </w:t>
+      </w:r>
+      <w:r>
+        <w:t xml:space="preserve">con corte</w:t>
+      </w:r>
+      <w:r>
+        <w:t xml:space="preserve"> </w:t>
+      </w:r>
+      <m:oMath>
+        <m:r>
+          <m:t>π</m:t>
+        </m:r>
+        <m:r>
+          <m:rPr>
+            <m:sty m:val="p"/>
+          </m:rPr>
+          <m:t>=</m:t>
+        </m:r>
+        <m:r>
+          <m:t>0</m:t>
+        </m:r>
+        <m:r>
+          <m:rPr>
+            <m:sty m:val="p"/>
+          </m:rPr>
+          <m:t>,</m:t>
+        </m:r>
+        <m:r>
+          <m:t>8</m:t>
+        </m:r>
+      </m:oMath>
+      <w:r>
+        <w:t xml:space="preserve">; si</w:t>
+      </w:r>
+      <w:r>
+        <w:t xml:space="preserve"> </w:t>
+      </w:r>
+      <m:oMath>
+        <m:r>
+          <m:t>u</m:t>
+        </m:r>
+        <m:r>
+          <m:rPr>
+            <m:sty m:val="p"/>
+          </m:rPr>
+          <m:t>≤</m:t>
+        </m:r>
+        <m:r>
+          <m:t>0</m:t>
+        </m:r>
+        <m:r>
+          <m:rPr>
+            <m:sty m:val="p"/>
+          </m:rPr>
+          <m:t>,</m:t>
+        </m:r>
+        <m:r>
+          <m:t>8</m:t>
+        </m:r>
+      </m:oMath>
+      <w:r>
+        <w:t xml:space="preserve"> </w:t>
+      </w:r>
+      <w:r>
+        <w:t xml:space="preserve">el usuario continúa a la elección de prestador, si</w:t>
+      </w:r>
+      <w:r>
+        <w:t xml:space="preserve"> </w:t>
+      </w:r>
+      <m:oMath>
+        <m:r>
+          <m:t>u</m:t>
+        </m:r>
+        <m:r>
+          <m:rPr>
+            <m:sty m:val="p"/>
+          </m:rPr>
+          <m:t>&gt;</m:t>
+        </m:r>
+        <m:r>
+          <m:t>0</m:t>
+        </m:r>
+        <m:r>
+          <m:rPr>
+            <m:sty m:val="p"/>
+          </m:rPr>
+          <m:t>,</m:t>
+        </m:r>
+        <m:r>
+          <m:t>8</m:t>
+        </m:r>
+      </m:oMath>
+      <w:r>
+        <w:t xml:space="preserve"> </w:t>
+      </w:r>
+      <w:r>
+        <w:t xml:space="preserve">la encuesta finaliza sin Parte 3. No se ejecuta en ingresos posteriores al primero (</w:t>
+      </w:r>
+      <w:r>
+        <w:t xml:space="preserve">4</w:t>
+      </w:r>
+      <w:r>
+        <w:t xml:space="preserve">).</w:t>
       </w:r>
     </w:p>
     <w:p>
@@ -9251,6 +9467,36 @@
         <w:pStyle w:val="BodyText"/>
       </w:pPr>
       <w:r>
+        <w:t xml:space="preserve">La base de usuarios habilitados para acceder a</w:t>
+      </w:r>
+      <w:r>
+        <w:t xml:space="preserve"> </w:t>
+      </w:r>
+      <w:r>
+        <w:rPr>
+          <w:i/>
+          <w:iCs/>
+        </w:rPr>
+        <w:t xml:space="preserve">ClicSalud</w:t>
+      </w:r>
+      <w:r>
+        <w:t xml:space="preserve"> </w:t>
+      </w:r>
+      <w:r>
+        <w:t xml:space="preserve">y diligenciar el cuestionario se actualiza cada cuatro meses a lo largo del año. El propósito de esta actualización periódica es incorporar a la base a los usuarios que, por haberse afiliado al SGSSS o haber utilizado un servicio de salud con posterioridad al corte anterior, aún no se encontraban habilitados para participar. De esta manera, la base de usuarios se mantiene alineada, a lo largo del año, con la definición continua de la población objetivo establecida en esta sección, aunque la habilitación efectiva de un usuario recientemente elegible queda sujeta al ciclo de actualización vigente y no ocurre en tiempo real (</w:t>
+      </w:r>
+      <w:r>
+        <w:t xml:space="preserve">4</w:t>
+      </w:r>
+      <w:r>
+        <w:t xml:space="preserve">).</w:t>
+      </w:r>
+    </w:p>
+    <w:p>
+      <w:pPr>
+        <w:pStyle w:val="BodyText"/>
+      </w:pPr>
+      <w:r>
         <w:t xml:space="preserve">La población efectivamente observada estará constituida por las personas de la población objetivo que sean captadas o seleccionadas mediante los procedimientos establecidos y que proporcionen información válida para la estimación de los indicadores.</w:t>
       </w:r>
     </w:p>
@@ -9321,7 +9567,7 @@
         <w:pStyle w:val="FirstParagraph"/>
       </w:pPr>
       <w:r>
-        <w:t xml:space="preserve">ENUS 2026 tendrá cobertura nacional, con una distribución de la muestra que garantizará una cuota mínima de participación para cada región definida en la operación.</w:t>
+        <w:t xml:space="preserve">ENUS 2026 tendrá cobertura nacional, con una distribución de la muestra que garantizará una cuota mínima de participación para cada uno de los 33 departamentos (32 departamentos y Bogotá D.C.) definidos en la operación.</w:t>
       </w:r>
     </w:p>
     <w:p>
@@ -9329,7 +9575,13 @@
         <w:pStyle w:val="BodyText"/>
       </w:pPr>
       <w:r>
-        <w:t xml:space="preserve">La región constituye el nivel territorial mínimo previsto para la producción de resultados. La participación efectiva de los usuarios podrá permitir desagregaciones territoriales adicionales dentro de cada región, siempre que se alcance un número suficiente de observaciones y condiciones adecuadas de calidad estadística para su interpretación.</w:t>
+        <w:t xml:space="preserve">El departamento constituye el nivel territorial mínimo previsto para la producción de resultados, condicionado a que la meta departamental se cumpla efectivamente al cierre del periodo de recolección (</w:t>
+      </w:r>
+      <w:r>
+        <w:t xml:space="preserve">4</w:t>
+      </w:r>
+      <w:r>
+        <w:t xml:space="preserve">); los departamentos se agregan, para efectos de reporte, en seis regiones bajo el esquema estándar DANE/ENDS. La participación efectiva de los usuarios podrá permitir desagregaciones territoriales adicionales dentro de cada departamento, siempre que se alcance un número suficiente de observaciones y condiciones adecuadas de calidad estadística para su interpretación.</w:t>
       </w:r>
     </w:p>
     <w:bookmarkEnd w:id="54"/>
@@ -9647,7 +9899,7 @@
     </w:p>
     <w:bookmarkEnd w:id="58"/>
     <w:bookmarkEnd w:id="59"/>
-    <w:bookmarkStart w:id="84" w:name="sec-diseno-muestral"/>
+    <w:bookmarkStart w:id="94" w:name="sec-diseno-muestral"/>
     <w:p>
       <w:pPr>
         <w:pStyle w:val="Heading1"/>
@@ -9713,15 +9965,7 @@
         <w:pStyle w:val="BodyText"/>
       </w:pPr>
       <w:r>
-        <w:t xml:space="preserve">El diseño se estructura en dos niveles. Primero, se determina un tamaño objetivo para cada región, de manera que la operación disponga de un número suficiente de observaciones para producir resultados con el nivel de desagregación territorial previsto. Segundo, el tamaño asignado a cada región se distribuye entre las celdas definidas por régimen de afiliación, sexo, grupo de edad y zona, utilizando la estructura poblacional de referencia y estableciendo mínimos de participación para las celdas de menor tamaño.</w:t>
-      </w:r>
-    </w:p>
-    <w:p>
-      <w:pPr>
-        <w:pStyle w:val="BodyText"/>
-      </w:pPr>
-      <w:r>
-        <w:t xml:space="preserve">En consecuencia, las cuotas constituyen</w:t>
+        <w:t xml:space="preserve">El diseño se estructura en dos niveles. Primero, se determina un tamaño objetivo para cada</w:t>
       </w:r>
       <w:r>
         <w:t xml:space="preserve"> </w:t>
@@ -9731,6 +9975,33 @@
           <w:b/>
           <w:bCs/>
         </w:rPr>
+        <w:t xml:space="preserve">departamento</w:t>
+      </w:r>
+      <w:r>
+        <w:t xml:space="preserve">, de manera que la operación disponga de un número suficiente de observaciones para producir resultados representativos a ese nivel de desagregación territorial —condicionado, como se precisa más adelante (</w:t>
+      </w:r>
+      <w:r>
+        <w:t xml:space="preserve">4.3.10</w:t>
+      </w:r>
+      <w:r>
+        <w:t xml:space="preserve">), a que la meta departamental se cumpla efectivamente al cierre del periodo de recolección—. Segundo, el tamaño asignado a cada departamento se distribuye entre las celdas definidas por régimen de afiliación, sexo, grupo de edad y zona, utilizando la estructura poblacional de referencia y estableciendo mínimos de participación para las celdas de menor tamaño. La región (agrupación estándar DANE/ENDS de los 32 departamentos y Bogotá D.C.) se conserva como nivel de agregación para el reporte de resultados, pero deja de ser el nivel en el que se fija la meta de participación.</w:t>
+      </w:r>
+    </w:p>
+    <w:p>
+      <w:pPr>
+        <w:pStyle w:val="BodyText"/>
+      </w:pPr>
+      <w:r>
+        <w:t xml:space="preserve">En consecuencia, las cuotas constituyen</w:t>
+      </w:r>
+      <w:r>
+        <w:t xml:space="preserve"> </w:t>
+      </w:r>
+      <w:r>
+        <w:rPr>
+          <w:b/>
+          <w:bCs/>
+        </w:rPr>
         <w:t xml:space="preserve">metas de composición de la muestra y no probabilidades de selección</w:t>
       </w:r>
       <w:r>
@@ -9742,7 +10013,7 @@
         <w:pStyle w:val="BodyText"/>
       </w:pPr>
       <w:r>
-        <w:t xml:space="preserve">A partir de esta estructura, el presente capítulo desarrolla la determinación del tamaño objetivo, la asignación de las cuotas, la definición de las celdas de participación y la diferenciación entre los conceptos de cuota, estrato, dominio y variable de calibración. Finalmente, se precisan las implicaciones del diseño para el alcance inferencial de los resultados.</w:t>
+        <w:t xml:space="preserve">A partir de esta estructura, el presente capítulo desarrolla la determinación del tamaño objetivo, la asignación de las cuotas, el mecanismo de captación y asignación de módulo posterior a la cuota (sorteo Bernoulli, elección de prestador y asignación aleatoria de módulo), la definición de las celdas de participación y la diferenciación entre los conceptos de cuota, estrato, dominio y variable de calibración. Finalmente, se precisan las implicaciones del diseño para el alcance inferencial de los resultados.</w:t>
       </w:r>
     </w:p>
     <w:bookmarkStart w:id="63" w:name="X55a9be3b0abe7981d57d5708f109f64745ccd6e"/>
@@ -9880,7 +10151,7 @@
       </w:r>
     </w:p>
     <w:bookmarkEnd w:id="63"/>
-    <w:bookmarkStart w:id="83" w:name="sec-tamano-muestra"/>
+    <w:bookmarkStart w:id="70" w:name="sec-mecanismo-captacion"/>
     <w:p>
       <w:pPr>
         <w:pStyle w:val="Heading2"/>
@@ -9890,6 +10161,1297 @@
           <w:rStyle w:val="SectionNumber"/>
         </w:rPr>
         <w:t xml:space="preserve">4.2</w:t>
+      </w:r>
+      <w:r>
+        <w:tab/>
+      </w:r>
+      <w:r>
+        <w:t xml:space="preserve">Mecanismo de captación y asignación de módulo</w:t>
+      </w:r>
+    </w:p>
+    <w:p>
+      <w:pPr>
+        <w:pStyle w:val="FirstParagraph"/>
+      </w:pPr>
+      <w:r>
+        <w:t xml:space="preserve">Las secciones anteriores documentan</w:t>
+      </w:r>
+      <w:r>
+        <w:t xml:space="preserve"> </w:t>
+      </w:r>
+      <w:r>
+        <w:rPr>
+          <w:b/>
+          <w:bCs/>
+        </w:rPr>
+        <w:t xml:space="preserve">cuántas</w:t>
+      </w:r>
+      <w:r>
+        <w:t xml:space="preserve"> </w:t>
+      </w:r>
+      <w:r>
+        <w:t xml:space="preserve">personas se busca captar en cada celda de cuota (región × régimen × sexo × grupo de edad × zona). Esta sección documenta un mecanismo distinto y posterior: una vez que una persona ya fue captada dentro de su celda, qué determina</w:t>
+      </w:r>
+      <w:r>
+        <w:t xml:space="preserve"> </w:t>
+      </w:r>
+      <w:r>
+        <w:rPr>
+          <w:b/>
+          <w:bCs/>
+        </w:rPr>
+        <w:t xml:space="preserve">si responde Parte 3</w:t>
+      </w:r>
+      <w:r>
+        <w:t xml:space="preserve"> </w:t>
+      </w:r>
+      <w:r>
+        <w:t xml:space="preserve">del cuestionario y</w:t>
+      </w:r>
+      <w:r>
+        <w:t xml:space="preserve"> </w:t>
+      </w:r>
+      <w:r>
+        <w:rPr>
+          <w:b/>
+          <w:bCs/>
+        </w:rPr>
+        <w:t xml:space="preserve">cuál módulo específico</w:t>
+      </w:r>
+      <w:r>
+        <w:t xml:space="preserve"> </w:t>
+      </w:r>
+      <w:r>
+        <w:t xml:space="preserve">le corresponde. Ambos mecanismos son independientes entre sí: el sorteo y la asignación que se describen a continuación no alteran el tamaño de muestra fijado en la sección anterior, y la cuota no condiciona de ninguna forma el resultado del sorteo ni la asignación de módulo.</w:t>
+      </w:r>
+    </w:p>
+    <w:bookmarkStart w:id="64" w:name="estructura-de-la-encuesta-en-tres-partes"/>
+    <w:p>
+      <w:pPr>
+        <w:pStyle w:val="Heading3"/>
+      </w:pPr>
+      <w:r>
+        <w:rPr>
+          <w:rStyle w:val="SectionNumber"/>
+        </w:rPr>
+        <w:t xml:space="preserve">4.2.1</w:t>
+      </w:r>
+      <w:r>
+        <w:tab/>
+      </w:r>
+      <w:r>
+        <w:t xml:space="preserve">Estructura de la encuesta en tres partes</w:t>
+      </w:r>
+    </w:p>
+    <w:p>
+      <w:pPr>
+        <w:pStyle w:val="FirstParagraph"/>
+      </w:pPr>
+      <w:r>
+        <w:t xml:space="preserve">El formulario de</w:t>
+      </w:r>
+      <w:r>
+        <w:t xml:space="preserve"> </w:t>
+      </w:r>
+      <w:r>
+        <w:rPr>
+          <w:i/>
+          <w:iCs/>
+        </w:rPr>
+        <w:t xml:space="preserve">ClicSalud</w:t>
+      </w:r>
+      <w:r>
+        <w:t xml:space="preserve"> </w:t>
+      </w:r>
+      <w:r>
+        <w:t xml:space="preserve">se estructura en tres partes secuenciales:</w:t>
+      </w:r>
+    </w:p>
+    <w:p>
+      <w:pPr>
+        <w:pStyle w:val="Compact"/>
+        <w:numPr>
+          <w:ilvl w:val="0"/>
+          <w:numId w:val="1008"/>
+        </w:numPr>
+      </w:pPr>
+      <w:r>
+        <w:rPr>
+          <w:b/>
+          <w:bCs/>
+        </w:rPr>
+        <w:t xml:space="preserve">Parte 1 (datos administrativos).</w:t>
+      </w:r>
+      <w:r>
+        <w:t xml:space="preserve"> </w:t>
+      </w:r>
+      <w:r>
+        <w:t xml:space="preserve">Se completa automáticamente a partir de BDUA en cada ingreso: identificación del usuario y datos demográficos que definen su celda de cuota.</w:t>
+      </w:r>
+    </w:p>
+    <w:p>
+      <w:pPr>
+        <w:pStyle w:val="Compact"/>
+        <w:numPr>
+          <w:ilvl w:val="0"/>
+          <w:numId w:val="1008"/>
+        </w:numPr>
+      </w:pPr>
+      <w:r>
+        <w:rPr>
+          <w:b/>
+          <w:bCs/>
+        </w:rPr>
+        <w:t xml:space="preserve">Parte 2 (preguntas comunes).</w:t>
+      </w:r>
+      <w:r>
+        <w:t xml:space="preserve"> </w:t>
+      </w:r>
+      <w:r>
+        <w:t xml:space="preserve">Preguntas de respuesta directa del usuario sobre experiencia general de atención y servicio. Todas las personas que avanzan más allá de Parte 1 la responden; en ingresos posteriores al primero, ya completada, no se repite.</w:t>
+      </w:r>
+    </w:p>
+    <w:p>
+      <w:pPr>
+        <w:pStyle w:val="Compact"/>
+        <w:numPr>
+          <w:ilvl w:val="0"/>
+          <w:numId w:val="1008"/>
+        </w:numPr>
+      </w:pPr>
+      <w:r>
+        <w:rPr>
+          <w:b/>
+          <w:bCs/>
+        </w:rPr>
+        <w:t xml:space="preserve">Parte 3 (módulo específico).</w:t>
+      </w:r>
+      <w:r>
+        <w:t xml:space="preserve"> </w:t>
+      </w:r>
+      <w:r>
+        <w:t xml:space="preserve">Diez o más preguntas adicionales sobre las características particulares de un prestador. Solo se responde si el mecanismo descrito a continuación lo determina.</w:t>
+      </w:r>
+    </w:p>
+    <w:bookmarkEnd w:id="64"/>
+    <w:bookmarkStart w:id="65" w:name="X04be07f33101d45d6b1596cd331b5a07c4a16ad"/>
+    <w:p>
+      <w:pPr>
+        <w:pStyle w:val="Heading3"/>
+      </w:pPr>
+      <w:r>
+        <w:rPr>
+          <w:rStyle w:val="SectionNumber"/>
+        </w:rPr>
+        <w:t xml:space="preserve">4.2.2</w:t>
+      </w:r>
+      <w:r>
+        <w:tab/>
+      </w:r>
+      <w:r>
+        <w:t xml:space="preserve">Primer ingreso: sorteo, elección y asignación</w:t>
+      </w:r>
+    </w:p>
+    <w:p>
+      <w:pPr>
+        <w:pStyle w:val="FirstParagraph"/>
+      </w:pPr>
+      <w:r>
+        <w:t xml:space="preserve">Al finalizar Parte 2 en su primer ingreso, la persona queda sujeta a un sorteo Bernoulli</w:t>
+      </w:r>
+      <w:r>
+        <w:t xml:space="preserve"> </w:t>
+      </w:r>
+      <m:oMath>
+        <m:r>
+          <m:t>u</m:t>
+        </m:r>
+        <m:r>
+          <m:rPr>
+            <m:sty m:val="p"/>
+          </m:rPr>
+          <m:t>∼</m:t>
+        </m:r>
+        <m:r>
+          <m:rPr>
+            <m:nor/>
+            <m:sty m:val="p"/>
+          </m:rPr>
+          <m:t>Uniforme</m:t>
+        </m:r>
+        <m:r>
+          <m:rPr>
+            <m:sty m:val="p"/>
+          </m:rPr>
+          <m:t>(</m:t>
+        </m:r>
+        <m:r>
+          <m:t>0</m:t>
+        </m:r>
+        <m:r>
+          <m:rPr>
+            <m:sty m:val="p"/>
+          </m:rPr>
+          <m:t>,</m:t>
+        </m:r>
+        <m:r>
+          <m:t>1</m:t>
+        </m:r>
+        <m:r>
+          <m:rPr>
+            <m:sty m:val="p"/>
+          </m:rPr>
+          <m:t>)</m:t>
+        </m:r>
+      </m:oMath>
+      <w:r>
+        <w:t xml:space="preserve"> </w:t>
+      </w:r>
+      <w:r>
+        <w:t xml:space="preserve">con corte</w:t>
+      </w:r>
+      <w:r>
+        <w:t xml:space="preserve"> </w:t>
+      </w:r>
+      <m:oMath>
+        <m:r>
+          <m:t>π</m:t>
+        </m:r>
+        <m:r>
+          <m:rPr>
+            <m:sty m:val="p"/>
+          </m:rPr>
+          <m:t>=</m:t>
+        </m:r>
+        <m:r>
+          <m:t>0</m:t>
+        </m:r>
+        <m:r>
+          <m:rPr>
+            <m:sty m:val="p"/>
+          </m:rPr>
+          <m:t>,</m:t>
+        </m:r>
+        <m:r>
+          <m:t>8</m:t>
+        </m:r>
+      </m:oMath>
+      <w:r>
+        <w:t xml:space="preserve">:</w:t>
+      </w:r>
+    </w:p>
+    <w:p>
+      <w:pPr>
+        <w:pStyle w:val="BodyText"/>
+      </w:pPr>
+      <m:oMathPara>
+        <m:oMathParaPr>
+          <m:jc m:val="center"/>
+        </m:oMathParaPr>
+        <m:oMath>
+          <m:r>
+            <m:rPr>
+              <m:nor/>
+              <m:sty m:val="p"/>
+            </m:rPr>
+            <m:t>Accede a Parte 3</m:t>
+          </m:r>
+          <m:r>
+            <m:rPr>
+              <m:sty m:val="p"/>
+            </m:rPr>
+            <m:t>=</m:t>
+          </m:r>
+          <m:d>
+            <m:dPr>
+              <m:begChr m:val="{"/>
+              <m:sepChr m:val=""/>
+              <m:endChr m:val=""/>
+              <m:grow/>
+            </m:dPr>
+            <m:e>
+              <m:m>
+                <m:mPr>
+                  <m:baseJc m:val="center"/>
+                  <m:plcHide m:val="on"/>
+                  <m:mcs>
+                    <m:mc>
+                      <m:mcPr>
+                        <m:mcJc m:val="left"/>
+                        <m:count m:val="1"/>
+                      </m:mcPr>
+                    </m:mc>
+                    <m:mc>
+                      <m:mcPr>
+                        <m:mcJc m:val="left"/>
+                        <m:count m:val="1"/>
+                      </m:mcPr>
+                    </m:mc>
+                  </m:mcs>
+                </m:mPr>
+                <m:mr>
+                  <m:e>
+                    <m:r>
+                      <m:rPr>
+                        <m:nor/>
+                        <m:sty m:val="p"/>
+                      </m:rPr>
+                      <m:t>Sí</m:t>
+                    </m:r>
+                    <m:r>
+                      <m:rPr>
+                        <m:sty m:val="p"/>
+                      </m:rPr>
+                      <m:t>,</m:t>
+                    </m:r>
+                  </m:e>
+                  <m:e>
+                    <m:r>
+                      <m:rPr>
+                        <m:nor/>
+                        <m:sty m:val="p"/>
+                      </m:rPr>
+                      <m:t>si </m:t>
+                    </m:r>
+                    <m:r>
+                      <m:t>u</m:t>
+                    </m:r>
+                    <m:r>
+                      <m:rPr>
+                        <m:sty m:val="p"/>
+                      </m:rPr>
+                      <m:t>≤</m:t>
+                    </m:r>
+                    <m:r>
+                      <m:t>0</m:t>
+                    </m:r>
+                    <m:r>
+                      <m:rPr>
+                        <m:sty m:val="p"/>
+                      </m:rPr>
+                      <m:t>,</m:t>
+                    </m:r>
+                    <m:r>
+                      <m:t>8</m:t>
+                    </m:r>
+                  </m:e>
+                </m:mr>
+                <m:mr>
+                  <m:e>
+                    <m:r>
+                      <m:rPr>
+                        <m:nor/>
+                        <m:sty m:val="p"/>
+                      </m:rPr>
+                      <m:t>No</m:t>
+                    </m:r>
+                    <m:r>
+                      <m:rPr>
+                        <m:sty m:val="p"/>
+                      </m:rPr>
+                      <m:t>,</m:t>
+                    </m:r>
+                  </m:e>
+                  <m:e>
+                    <m:r>
+                      <m:rPr>
+                        <m:nor/>
+                        <m:sty m:val="p"/>
+                      </m:rPr>
+                      <m:t>si </m:t>
+                    </m:r>
+                    <m:r>
+                      <m:t>u</m:t>
+                    </m:r>
+                    <m:r>
+                      <m:rPr>
+                        <m:sty m:val="p"/>
+                      </m:rPr>
+                      <m:t>&gt;</m:t>
+                    </m:r>
+                    <m:r>
+                      <m:t>0</m:t>
+                    </m:r>
+                    <m:r>
+                      <m:rPr>
+                        <m:sty m:val="p"/>
+                      </m:rPr>
+                      <m:t>,</m:t>
+                    </m:r>
+                    <m:r>
+                      <m:t>8</m:t>
+                    </m:r>
+                  </m:e>
+                </m:mr>
+              </m:m>
+            </m:e>
+          </m:d>
+        </m:oMath>
+      </m:oMathPara>
+    </w:p>
+    <w:p>
+      <w:pPr>
+        <w:pStyle w:val="FirstParagraph"/>
+      </w:pPr>
+      <w:r>
+        <w:t xml:space="preserve">Si el sorteo es negativo (</w:t>
+      </w:r>
+      <m:oMath>
+        <m:r>
+          <m:t>u</m:t>
+        </m:r>
+        <m:r>
+          <m:rPr>
+            <m:sty m:val="p"/>
+          </m:rPr>
+          <m:t>&gt;</m:t>
+        </m:r>
+        <m:r>
+          <m:t>0</m:t>
+        </m:r>
+        <m:r>
+          <m:rPr>
+            <m:sty m:val="p"/>
+          </m:rPr>
+          <m:t>,</m:t>
+        </m:r>
+        <m:r>
+          <m:t>8</m:t>
+        </m:r>
+      </m:oMath>
+      <w:r>
+        <w:t xml:space="preserve">), la encuesta finaliza sin Parte 3. Si es positivo (</w:t>
+      </w:r>
+      <m:oMath>
+        <m:r>
+          <m:t>u</m:t>
+        </m:r>
+        <m:r>
+          <m:rPr>
+            <m:sty m:val="p"/>
+          </m:rPr>
+          <m:t>≤</m:t>
+        </m:r>
+        <m:r>
+          <m:t>0</m:t>
+        </m:r>
+        <m:r>
+          <m:rPr>
+            <m:sty m:val="p"/>
+          </m:rPr>
+          <m:t>,</m:t>
+        </m:r>
+        <m:r>
+          <m:t>8</m:t>
+        </m:r>
+      </m:oMath>
+      <w:r>
+        <w:t xml:space="preserve">), la persona</w:t>
+      </w:r>
+      <w:r>
+        <w:t xml:space="preserve"> </w:t>
+      </w:r>
+      <w:r>
+        <w:rPr>
+          <w:b/>
+          <w:bCs/>
+        </w:rPr>
+        <w:t xml:space="preserve">elige</w:t>
+      </w:r>
+      <w:r>
+        <w:t xml:space="preserve"> </w:t>
+      </w:r>
+      <w:r>
+        <w:t xml:space="preserve">cuál prestador desea evaluar entre los que tiene habilitados en BDUA (registro de uso de EPS, IPS o gestor farmacéutico) y que no estén bloqueados (ver más adelante). Elegido el prestador, el sistema le asigna</w:t>
+      </w:r>
+      <w:r>
+        <w:t xml:space="preserve"> </w:t>
+      </w:r>
+      <w:r>
+        <w:rPr>
+          <w:b/>
+          <w:bCs/>
+        </w:rPr>
+        <w:t xml:space="preserve">al azar</w:t>
+      </w:r>
+      <w:r>
+        <w:t xml:space="preserve"> </w:t>
+      </w:r>
+      <w:r>
+        <w:t xml:space="preserve">uno de los módulos disponibles para ese prestador, con probabilidad</w:t>
+      </w:r>
+      <w:r>
+        <w:t xml:space="preserve"> </w:t>
+      </w:r>
+      <m:oMath>
+        <m:r>
+          <m:t>P</m:t>
+        </m:r>
+        <m:r>
+          <m:rPr>
+            <m:sty m:val="p"/>
+          </m:rPr>
+          <m:t>(</m:t>
+        </m:r>
+        <m:r>
+          <m:rPr>
+            <m:nor/>
+            <m:sty m:val="p"/>
+          </m:rPr>
+          <m:t>módulo</m:t>
+        </m:r>
+        <m:r>
+          <m:rPr>
+            <m:sty m:val="p"/>
+          </m:rPr>
+          <m:t>∣</m:t>
+        </m:r>
+        <m:r>
+          <m:rPr>
+            <m:nor/>
+            <m:sty m:val="p"/>
+          </m:rPr>
+          <m:t>prestador</m:t>
+        </m:r>
+        <m:r>
+          <m:rPr>
+            <m:sty m:val="p"/>
+          </m:rPr>
+          <m:t>)</m:t>
+        </m:r>
+        <m:r>
+          <m:rPr>
+            <m:sty m:val="p"/>
+          </m:rPr>
+          <m:t>=</m:t>
+        </m:r>
+        <m:r>
+          <m:t>1</m:t>
+        </m:r>
+        <m:r>
+          <m:rPr>
+            <m:sty m:val="p"/>
+          </m:rPr>
+          <m:t>/</m:t>
+        </m:r>
+        <m:sSub>
+          <m:e>
+            <m:r>
+              <m:t>n</m:t>
+            </m:r>
+          </m:e>
+          <m:sub>
+            <m:r>
+              <m:rPr>
+                <m:nor/>
+                <m:sty m:val="p"/>
+              </m:rPr>
+              <m:t>prestador</m:t>
+            </m:r>
+          </m:sub>
+        </m:sSub>
+      </m:oMath>
+      <w:r>
+        <w:t xml:space="preserve">:</w:t>
+      </w:r>
+    </w:p>
+    <w:tbl>
+      <w:tblPr>
+        <w:tblStyle w:val="Table"/>
+        <w:tblW w:type="auto" w:w="0"/>
+        <w:tblLook w:firstRow="1" w:lastRow="0" w:firstColumn="0" w:lastColumn="0" w:noHBand="0" w:noVBand="0" w:val="0020"/>
+      </w:tblPr>
+      <w:tblGrid>
+        <w:gridCol w:w="2640"/>
+        <w:gridCol w:w="2640"/>
+        <w:gridCol w:w="2640"/>
+      </w:tblGrid>
+      <w:tr>
+        <w:trPr>
+          <w:tblHeader w:val="on"/>
+        </w:trPr>
+        <w:tc>
+          <w:tcPr/>
+          <w:p>
+            <w:pPr>
+              <w:pStyle w:val="Compact"/>
+            </w:pPr>
+            <w:r>
+              <w:t xml:space="preserve">Prestador elegido</w:t>
+            </w:r>
+          </w:p>
+        </w:tc>
+        <w:tc>
+          <w:tcPr/>
+          <w:p>
+            <w:pPr>
+              <w:pStyle w:val="Compact"/>
+            </w:pPr>
+            <w:r>
+              <w:t xml:space="preserve">Módulos disponibles</w:t>
+            </w:r>
+          </w:p>
+        </w:tc>
+        <w:tc>
+          <w:tcPr/>
+          <w:p>
+            <w:pPr>
+              <w:pStyle w:val="Compact"/>
+            </w:pPr>
+            <m:oMath>
+              <m:r>
+                <m:t>P</m:t>
+              </m:r>
+            </m:oMath>
+            <w:r>
+              <w:t xml:space="preserve">(módulo)</w:t>
+            </w:r>
+          </w:p>
+        </w:tc>
+      </w:tr>
+      <w:tr>
+        <w:tc>
+          <w:tcPr/>
+          <w:p>
+            <w:pPr>
+              <w:pStyle w:val="Compact"/>
+            </w:pPr>
+            <w:r>
+              <w:t xml:space="preserve">EPS</w:t>
+            </w:r>
+          </w:p>
+        </w:tc>
+        <w:tc>
+          <w:tcPr/>
+          <w:p>
+            <w:pPr>
+              <w:pStyle w:val="Compact"/>
+            </w:pPr>
+            <w:r>
+              <w:t xml:space="preserve">3</w:t>
+            </w:r>
+          </w:p>
+        </w:tc>
+        <w:tc>
+          <w:tcPr/>
+          <w:p>
+            <w:pPr>
+              <w:pStyle w:val="Compact"/>
+            </w:pPr>
+            <w:r>
+              <w:t xml:space="preserve">1/3</w:t>
+            </w:r>
+          </w:p>
+        </w:tc>
+      </w:tr>
+      <w:tr>
+        <w:tc>
+          <w:tcPr/>
+          <w:p>
+            <w:pPr>
+              <w:pStyle w:val="Compact"/>
+            </w:pPr>
+            <w:r>
+              <w:t xml:space="preserve">IPS</w:t>
+            </w:r>
+          </w:p>
+        </w:tc>
+        <w:tc>
+          <w:tcPr/>
+          <w:p>
+            <w:pPr>
+              <w:pStyle w:val="Compact"/>
+            </w:pPr>
+            <w:r>
+              <w:t xml:space="preserve">4</w:t>
+            </w:r>
+          </w:p>
+        </w:tc>
+        <w:tc>
+          <w:tcPr/>
+          <w:p>
+            <w:pPr>
+              <w:pStyle w:val="Compact"/>
+            </w:pPr>
+            <w:r>
+              <w:t xml:space="preserve">1/4</w:t>
+            </w:r>
+          </w:p>
+        </w:tc>
+      </w:tr>
+      <w:tr>
+        <w:tc>
+          <w:tcPr/>
+          <w:p>
+            <w:pPr>
+              <w:pStyle w:val="Compact"/>
+            </w:pPr>
+            <w:r>
+              <w:t xml:space="preserve">Gestor farmacéutico</w:t>
+            </w:r>
+          </w:p>
+        </w:tc>
+        <w:tc>
+          <w:tcPr/>
+          <w:p>
+            <w:pPr>
+              <w:pStyle w:val="Compact"/>
+            </w:pPr>
+            <w:r>
+              <w:t xml:space="preserve">1</w:t>
+            </w:r>
+          </w:p>
+        </w:tc>
+        <w:tc>
+          <w:tcPr/>
+          <w:p>
+            <w:pPr>
+              <w:pStyle w:val="Compact"/>
+            </w:pPr>
+            <w:r>
+              <w:t xml:space="preserve">1</w:t>
+            </w:r>
+          </w:p>
+        </w:tc>
+      </w:tr>
+    </w:tbl>
+    <w:p>
+      <w:pPr>
+        <w:pStyle w:val="BodyText"/>
+      </w:pPr>
+      <w:r>
+        <w:t xml:space="preserve">El módulo asignado</w:t>
+      </w:r>
+      <w:r>
+        <w:t xml:space="preserve"> </w:t>
+      </w:r>
+      <w:r>
+        <w:rPr>
+          <w:b/>
+          <w:bCs/>
+        </w:rPr>
+        <w:t xml:space="preserve">no depende del servicio efectivamente recibido</w:t>
+      </w:r>
+      <w:r>
+        <w:t xml:space="preserve">: es una asignación aleatoria dentro del prestador elegido. Esto introduce un sesgo de disponibilidad —el módulo puede no coincidir con la experiencia real de la persona— que se retoma como limitación del diseño más adelante en el documento.</w:t>
+      </w:r>
+    </w:p>
+    <w:bookmarkEnd w:id="65"/>
+    <w:bookmarkStart w:id="66" w:name="ingresos-posteriores"/>
+    <w:p>
+      <w:pPr>
+        <w:pStyle w:val="Heading3"/>
+      </w:pPr>
+      <w:r>
+        <w:rPr>
+          <w:rStyle w:val="SectionNumber"/>
+        </w:rPr>
+        <w:t xml:space="preserve">4.2.3</w:t>
+      </w:r>
+      <w:r>
+        <w:tab/>
+      </w:r>
+      <w:r>
+        <w:t xml:space="preserve">Ingresos posteriores</w:t>
+      </w:r>
+    </w:p>
+    <w:p>
+      <w:pPr>
+        <w:pStyle w:val="FirstParagraph"/>
+      </w:pPr>
+      <w:r>
+        <w:t xml:space="preserve">En un ingreso posterior al primero, el prestador evaluado en la ocasión anterior queda</w:t>
+      </w:r>
+      <w:r>
+        <w:t xml:space="preserve"> </w:t>
+      </w:r>
+      <w:r>
+        <w:rPr>
+          <w:b/>
+          <w:bCs/>
+        </w:rPr>
+        <w:t xml:space="preserve">bloqueado por un año calendario</w:t>
+      </w:r>
+      <w:r>
+        <w:t xml:space="preserve">: la persona solo puede elegir entre los prestadores habilitados que aún no haya evaluado o cuyo bloqueo ya haya expirado. En estos ingresos, Parte 1 se actualiza con la información más reciente de BDUA, Parte 2 no se repite (ya fue completada) y</w:t>
+      </w:r>
+      <w:r>
+        <w:t xml:space="preserve"> </w:t>
+      </w:r>
+      <w:r>
+        <w:rPr>
+          <w:b/>
+          <w:bCs/>
+        </w:rPr>
+        <w:t xml:space="preserve">no se ejecuta el sorteo Bernoulli</w:t>
+      </w:r>
+      <w:r>
+        <w:t xml:space="preserve">: la persona accede directamente a la elección de prestador. Una misma persona puede así generar hasta tres registros completos (uno por prestador), cada uno con su propia Parte 1 actualizada y su propio módulo asignado.</w:t>
+      </w:r>
+    </w:p>
+    <w:bookmarkEnd w:id="66"/>
+    <w:bookmarkStart w:id="68" w:name="módulos-de-parte-3"/>
+    <w:p>
+      <w:pPr>
+        <w:pStyle w:val="Heading3"/>
+      </w:pPr>
+      <w:r>
+        <w:rPr>
+          <w:rStyle w:val="SectionNumber"/>
+        </w:rPr>
+        <w:t xml:space="preserve">4.2.4</w:t>
+      </w:r>
+      <w:r>
+        <w:tab/>
+      </w:r>
+      <w:r>
+        <w:t xml:space="preserve">Módulos de Parte 3</w:t>
+      </w:r>
+    </w:p>
+    <w:p>
+      <w:pPr>
+        <w:pStyle w:val="FirstParagraph"/>
+      </w:pPr>
+      <w:r>
+        <w:t xml:space="preserve">ENUS 2026 define ocho módulos de Parte 3, cuyo contenido proviene de la especificación del instrumento por módulo (</w:t>
+      </w:r>
+      <w:r>
+        <w:rPr>
+          <w:rStyle w:val="VerbatimChar"/>
+        </w:rPr>
+        <w:t xml:space="preserve">00_Cuestionario/ENUS_Formato_por_Modulos.xlsx</w:t>
+      </w:r>
+      <w:r>
+        <w:t xml:space="preserve">):</w:t>
+      </w:r>
+    </w:p>
+    <w:p>
+      <w:pPr>
+        <w:pStyle w:val="TableCaption"/>
+      </w:pPr>
+      <w:bookmarkStart w:id="67" w:name="tab:modulos-parte3"/>
+      <w:bookmarkEnd w:id="67"/>
+      <w:r>
+        <w:t xml:space="preserve">Table 4.1: Módulos de Parte 3 asignables por prestador, ENUS 2026.</w:t>
+      </w:r>
+    </w:p>
+    <w:tbl>
+      <w:tblPr>
+        <w:tblStyle w:val="Table"/>
+        <w:tblW w:type="pct" w:w="5000"/>
+        <w:tblLayout w:type="fixed"/>
+        <w:tblLook w:firstRow="1" w:lastRow="0" w:firstColumn="0" w:lastColumn="0" w:noHBand="0" w:noVBand="0" w:val="0020"/>
+        <w:tblCaption w:val="Table 4.1: Módulos de Parte 3 asignables por prestador, ENUS 2026."/>
+      </w:tblPr>
+      <w:tblGrid>
+        <w:gridCol w:w="2640"/>
+        <w:gridCol w:w="2640"/>
+        <w:gridCol w:w="2640"/>
+      </w:tblGrid>
+      <w:tr>
+        <w:trPr>
+          <w:tblHeader w:val="on"/>
+        </w:trPr>
+        <w:tc>
+          <w:tcPr/>
+          <w:p>
+            <w:pPr>
+              <w:pStyle w:val="Compact"/>
+            </w:pPr>
+            <w:r>
+              <w:t xml:space="preserve">Prestador</w:t>
+            </w:r>
+          </w:p>
+        </w:tc>
+        <w:tc>
+          <w:tcPr/>
+          <w:p>
+            <w:pPr>
+              <w:pStyle w:val="Compact"/>
+            </w:pPr>
+            <w:r>
+              <w:t xml:space="preserve">Módulo</w:t>
+            </w:r>
+          </w:p>
+        </w:tc>
+        <w:tc>
+          <w:tcPr/>
+          <w:p>
+            <w:pPr>
+              <w:pStyle w:val="Compact"/>
+            </w:pPr>
+            <w:r>
+              <w:t xml:space="preserve">Enfoque</w:t>
+            </w:r>
+          </w:p>
+        </w:tc>
+      </w:tr>
+      <w:tr>
+        <w:tc>
+          <w:tcPr/>
+          <w:p>
+            <w:pPr>
+              <w:pStyle w:val="Compact"/>
+            </w:pPr>
+            <w:r>
+              <w:t xml:space="preserve">EPS</w:t>
+            </w:r>
+          </w:p>
+        </w:tc>
+        <w:tc>
+          <w:tcPr/>
+          <w:p>
+            <w:pPr>
+              <w:pStyle w:val="Compact"/>
+            </w:pPr>
+            <w:r>
+              <w:t xml:space="preserve">Módulo 1</w:t>
+            </w:r>
+          </w:p>
+        </w:tc>
+        <w:tc>
+          <w:tcPr/>
+          <w:p>
+            <w:pPr>
+              <w:pStyle w:val="Compact"/>
+            </w:pPr>
+            <w:r>
+              <w:t xml:space="preserve">Barreras de acceso (contenido original, para población sin uso de servicios)</w:t>
+            </w:r>
+          </w:p>
+        </w:tc>
+      </w:tr>
+      <w:tr>
+        <w:tc>
+          <w:tcPr/>
+          <w:p>
+            <w:pPr>
+              <w:pStyle w:val="Compact"/>
+            </w:pPr>
+            <w:r>
+              <w:t xml:space="preserve">EPS</w:t>
+            </w:r>
+          </w:p>
+        </w:tc>
+        <w:tc>
+          <w:tcPr/>
+          <w:p>
+            <w:pPr>
+              <w:pStyle w:val="Compact"/>
+            </w:pPr>
+            <w:r>
+              <w:t xml:space="preserve">Módulo 2</w:t>
+            </w:r>
+          </w:p>
+        </w:tc>
+        <w:tc>
+          <w:tcPr/>
+          <w:p>
+            <w:pPr>
+              <w:pStyle w:val="Compact"/>
+            </w:pPr>
+            <w:r>
+              <w:t xml:space="preserve">Deberes y derechos</w:t>
+            </w:r>
+          </w:p>
+        </w:tc>
+      </w:tr>
+      <w:tr>
+        <w:tc>
+          <w:tcPr/>
+          <w:p>
+            <w:pPr>
+              <w:pStyle w:val="Compact"/>
+            </w:pPr>
+            <w:r>
+              <w:t xml:space="preserve">EPS</w:t>
+            </w:r>
+          </w:p>
+        </w:tc>
+        <w:tc>
+          <w:tcPr/>
+          <w:p>
+            <w:pPr>
+              <w:pStyle w:val="Compact"/>
+            </w:pPr>
+            <w:r>
+              <w:t xml:space="preserve">Módulo 3</w:t>
+            </w:r>
+          </w:p>
+        </w:tc>
+        <w:tc>
+          <w:tcPr/>
+          <w:p>
+            <w:pPr>
+              <w:pStyle w:val="Compact"/>
+            </w:pPr>
+            <w:r>
+              <w:t xml:space="preserve">Ambulatorio</w:t>
+            </w:r>
+          </w:p>
+        </w:tc>
+      </w:tr>
+      <w:tr>
+        <w:tc>
+          <w:tcPr/>
+          <w:p>
+            <w:pPr>
+              <w:pStyle w:val="Compact"/>
+            </w:pPr>
+            <w:r>
+              <w:t xml:space="preserve">IPS</w:t>
+            </w:r>
+          </w:p>
+        </w:tc>
+        <w:tc>
+          <w:tcPr/>
+          <w:p>
+            <w:pPr>
+              <w:pStyle w:val="Compact"/>
+            </w:pPr>
+            <w:r>
+              <w:t xml:space="preserve">Módulo 1</w:t>
+            </w:r>
+          </w:p>
+        </w:tc>
+        <w:tc>
+          <w:tcPr/>
+          <w:p>
+            <w:pPr>
+              <w:pStyle w:val="Compact"/>
+            </w:pPr>
+            <w:r>
+              <w:t xml:space="preserve">Ambulatorio</w:t>
+            </w:r>
+          </w:p>
+        </w:tc>
+      </w:tr>
+      <w:tr>
+        <w:tc>
+          <w:tcPr/>
+          <w:p>
+            <w:pPr>
+              <w:pStyle w:val="Compact"/>
+            </w:pPr>
+            <w:r>
+              <w:t xml:space="preserve">IPS</w:t>
+            </w:r>
+          </w:p>
+        </w:tc>
+        <w:tc>
+          <w:tcPr/>
+          <w:p>
+            <w:pPr>
+              <w:pStyle w:val="Compact"/>
+            </w:pPr>
+            <w:r>
+              <w:t xml:space="preserve">Módulo 2</w:t>
+            </w:r>
+          </w:p>
+        </w:tc>
+        <w:tc>
+          <w:tcPr/>
+          <w:p>
+            <w:pPr>
+              <w:pStyle w:val="Compact"/>
+            </w:pPr>
+            <w:r>
+              <w:t xml:space="preserve">Urgencias</w:t>
+            </w:r>
+          </w:p>
+        </w:tc>
+      </w:tr>
+      <w:tr>
+        <w:tc>
+          <w:tcPr/>
+          <w:p>
+            <w:pPr>
+              <w:pStyle w:val="Compact"/>
+            </w:pPr>
+            <w:r>
+              <w:t xml:space="preserve">IPS</w:t>
+            </w:r>
+          </w:p>
+        </w:tc>
+        <w:tc>
+          <w:tcPr/>
+          <w:p>
+            <w:pPr>
+              <w:pStyle w:val="Compact"/>
+            </w:pPr>
+            <w:r>
+              <w:t xml:space="preserve">Módulo 3</w:t>
+            </w:r>
+          </w:p>
+        </w:tc>
+        <w:tc>
+          <w:tcPr/>
+          <w:p>
+            <w:pPr>
+              <w:pStyle w:val="Compact"/>
+            </w:pPr>
+            <w:r>
+              <w:t xml:space="preserve">Internación</w:t>
+            </w:r>
+          </w:p>
+        </w:tc>
+      </w:tr>
+      <w:tr>
+        <w:tc>
+          <w:tcPr/>
+          <w:p>
+            <w:pPr>
+              <w:pStyle w:val="Compact"/>
+            </w:pPr>
+            <w:r>
+              <w:t xml:space="preserve">IPS</w:t>
+            </w:r>
+          </w:p>
+        </w:tc>
+        <w:tc>
+          <w:tcPr/>
+          <w:p>
+            <w:pPr>
+              <w:pStyle w:val="Compact"/>
+            </w:pPr>
+            <w:r>
+              <w:t xml:space="preserve">Módulo 4</w:t>
+            </w:r>
+          </w:p>
+        </w:tc>
+        <w:tc>
+          <w:tcPr/>
+          <w:p>
+            <w:pPr>
+              <w:pStyle w:val="Compact"/>
+            </w:pPr>
+            <w:r>
+              <w:t xml:space="preserve">Quirúrgico</w:t>
+            </w:r>
+          </w:p>
+        </w:tc>
+      </w:tr>
+      <w:tr>
+        <w:tc>
+          <w:tcPr/>
+          <w:p>
+            <w:pPr>
+              <w:pStyle w:val="Compact"/>
+            </w:pPr>
+            <w:r>
+              <w:t xml:space="preserve">Gestor farmacéutico</w:t>
+            </w:r>
+          </w:p>
+        </w:tc>
+        <w:tc>
+          <w:tcPr/>
+          <w:p>
+            <w:pPr>
+              <w:pStyle w:val="Compact"/>
+            </w:pPr>
+            <w:r>
+              <w:t xml:space="preserve">Módulo 1</w:t>
+            </w:r>
+          </w:p>
+        </w:tc>
+        <w:tc>
+          <w:tcPr/>
+          <w:p>
+            <w:pPr>
+              <w:pStyle w:val="Compact"/>
+            </w:pPr>
+            <w:r>
+              <w:t xml:space="preserve">Medicamentos</w:t>
+            </w:r>
+          </w:p>
+        </w:tc>
+      </w:tr>
+    </w:tbl>
+    <w:p>
+      <w:pPr>
+        <w:pStyle w:val="BodyText"/>
+      </w:pPr>
+      <w:r>
+        <w:rPr>
+          <w:b/>
+          <w:bCs/>
+        </w:rPr>
+        <w:t xml:space="preserve">Pendiente de definición.</w:t>
+      </w:r>
+      <w:r>
+        <w:t xml:space="preserve"> </w:t>
+      </w:r>
+      <w:r>
+        <w:t xml:space="preserve">El contenido original del módulo EPS 1 está dirigido a población que</w:t>
+      </w:r>
+      <w:r>
+        <w:t xml:space="preserve"> </w:t>
+      </w:r>
+      <w:r>
+        <w:rPr>
+          <w:i/>
+          <w:iCs/>
+        </w:rPr>
+        <w:t xml:space="preserve">no</w:t>
+      </w:r>
+      <w:r>
+        <w:t xml:space="preserve"> </w:t>
+      </w:r>
+      <w:r>
+        <w:t xml:space="preserve">ha utilizado servicios de salud (barreras de acceso), lo cual es inconsistente con el criterio de elegibilidad de la operación, que exige un registro BDUA de uso efectivo de un servicio (</w:t>
+      </w:r>
+      <w:r>
+        <w:t xml:space="preserve">3.2</w:t>
+      </w:r>
+      <w:r>
+        <w:t xml:space="preserve">). Mientras esta inconsistencia no se resuelva, el módulo se conserva como una de las tres opciones asignables al azar dentro de EPS.</w:t>
+      </w:r>
+    </w:p>
+    <w:bookmarkEnd w:id="68"/>
+    <w:bookmarkStart w:id="69" w:name="X5be21a96a7f7ae5f534bb601429b66a2e63e2dc"/>
+    <w:p>
+      <w:pPr>
+        <w:pStyle w:val="Heading3"/>
+      </w:pPr>
+      <w:r>
+        <w:rPr>
+          <w:rStyle w:val="SectionNumber"/>
+        </w:rPr>
+        <w:t xml:space="preserve">4.2.5</w:t>
+      </w:r>
+      <w:r>
+        <w:tab/>
+      </w:r>
+      <w:r>
+        <w:t xml:space="preserve">Diferenciación frente a los conceptos de cuota, estrato y dominio</w:t>
+      </w:r>
+    </w:p>
+    <w:p>
+      <w:pPr>
+        <w:pStyle w:val="FirstParagraph"/>
+      </w:pPr>
+      <w:r>
+        <w:t xml:space="preserve">El mecanismo de sorteo, elección y asignación descrito en esta sección es enteramente distinto de la cuota (</w:t>
+      </w:r>
+      <w:r>
+        <w:t xml:space="preserve">4</w:t>
+      </w:r>
+      <w:r>
+        <w:t xml:space="preserve">) y no debe confundirse con ella: la cuota controla la composición demográfica de la captación (sección anterior); el sorteo determina si una persona ya captada responde Parte 3; la elección de prestador y la asignación aleatoria de módulo determinan, dentro de esa persona, qué contenido específico responde. Ninguno de estos tres elementos constituye un estrato en el sentido probabilístico clásico, y ninguno amplía ni reduce el tamaño de muestra ya fijado por celda de cuota.</w:t>
+      </w:r>
+    </w:p>
+    <w:bookmarkEnd w:id="69"/>
+    <w:bookmarkEnd w:id="70"/>
+    <w:bookmarkStart w:id="93" w:name="sec-tamano-muestra"/>
+    <w:p>
+      <w:pPr>
+        <w:pStyle w:val="Heading2"/>
+      </w:pPr>
+      <w:r>
+        <w:rPr>
+          <w:rStyle w:val="SectionNumber"/>
+        </w:rPr>
+        <w:t xml:space="preserve">4.3</w:t>
       </w:r>
       <w:r>
         <w:tab/>
@@ -9970,7 +11532,7 @@
         <w:t xml:space="preserve">. Sobre este resultado se incorpora un efecto de diseño y, cuando corresponde, una corrección por población finita. Finalmente, se aplica un factor operativo para determinar la meta de captación necesaria frente a pérdidas esperadas durante la operación.</w:t>
       </w:r>
     </w:p>
-    <w:bookmarkStart w:id="64" w:name="cálculo-de-referencia"/>
+    <w:bookmarkStart w:id="71" w:name="cálculo-de-referencia"/>
     <w:p>
       <w:pPr>
         <w:pStyle w:val="Heading3"/>
@@ -9979,7 +11541,7 @@
         <w:rPr>
           <w:rStyle w:val="SectionNumber"/>
         </w:rPr>
-        <w:t xml:space="preserve">4.2.1</w:t>
+        <w:t xml:space="preserve">4.3.1</w:t>
       </w:r>
       <w:r>
         <w:tab/>
@@ -10727,8 +12289,8 @@
         </m:oMath>
       </m:oMathPara>
     </w:p>
-    <w:bookmarkEnd w:id="64"/>
-    <w:bookmarkStart w:id="65" w:name="ajuste-por-efecto-de-diseño"/>
+    <w:bookmarkEnd w:id="71"/>
+    <w:bookmarkStart w:id="72" w:name="ajuste-por-efecto-de-diseño"/>
     <w:p>
       <w:pPr>
         <w:pStyle w:val="Heading3"/>
@@ -10737,7 +12299,7 @@
         <w:rPr>
           <w:rStyle w:val="SectionNumber"/>
         </w:rPr>
-        <w:t xml:space="preserve">4.2.2</w:t>
+        <w:t xml:space="preserve">4.3.2</w:t>
       </w:r>
       <w:r>
         <w:tab/>
@@ -10951,8 +12513,8 @@
         <w:t xml:space="preserve">Este ajuste debe interpretarse como parte del procedimiento utilizado para establecer el tamaño objetivo y no como una estimación empírica de la varianza del diseño de la ENUS.</w:t>
       </w:r>
     </w:p>
-    <w:bookmarkEnd w:id="65"/>
-    <w:bookmarkStart w:id="66" w:name="corrección-por-población-finita"/>
+    <w:bookmarkEnd w:id="72"/>
+    <w:bookmarkStart w:id="73" w:name="corrección-por-población-finita"/>
     <w:p>
       <w:pPr>
         <w:pStyle w:val="Heading3"/>
@@ -10961,7 +12523,7 @@
         <w:rPr>
           <w:rStyle w:val="SectionNumber"/>
         </w:rPr>
-        <w:t xml:space="preserve">4.2.3</w:t>
+        <w:t xml:space="preserve">4.3.3</w:t>
       </w:r>
       <w:r>
         <w:tab/>
@@ -11140,7 +12702,13 @@
         <w:pStyle w:val="BodyText"/>
       </w:pPr>
       <w:r>
-        <w:t xml:space="preserve">En la ENUS 2026, los dominios considerados presentan tamaños poblacionales suficientemente grandes para que esta corrección tenga un efecto reducido. Para el dominio de menor tamaño, correspondiente a Orinoquía-Amazonía del régimen contributivo, con</w:t>
+        <w:t xml:space="preserve">En la ENUS 2026, la corrección se aplica al nivel en el que efectivamente se fija la meta —la región (</w:t>
+      </w:r>
+      <w:r>
+        <w:t xml:space="preserve">4.3</w:t>
+      </w:r>
+      <w:r>
+        <w:t xml:space="preserve">)—, no a una combinación región × régimen: el régimen se distribuye después, dentro del presupuesto ya fijado para la región. Para la región de menor tamaño poblacional, Orinoquía-Amazonía, con</w:t>
       </w:r>
       <w:r>
         <w:t xml:space="preserve"> </w:t>
@@ -11156,21 +12724,27 @@
           <m:t>≈</m:t>
         </m:r>
         <m:r>
-          <m:t>331</m:t>
+          <m:t>1</m:t>
         </m:r>
         <m:r>
           <m:t> </m:t>
         </m:r>
         <m:r>
-          <m:t>029</m:t>
+          <m:t>428</m:t>
+        </m:r>
+        <m:r>
+          <m:t> </m:t>
+        </m:r>
+        <m:r>
+          <m:t>022</m:t>
         </m:r>
       </m:oMath>
       <w:r>
-        <w:t xml:space="preserve">, el tamaño se reduce de aproximadamente 938 a 935.</w:t>
-      </w:r>
-    </w:p>
-    <w:bookmarkEnd w:id="66"/>
-    <w:bookmarkStart w:id="67" w:name="ajuste-operativo-y-meta-de-captación"/>
+        <w:t xml:space="preserve">, el tamaño se reduce de manera prácticamente nula, de aproximadamente 938 a 937.</w:t>
+      </w:r>
+    </w:p>
+    <w:bookmarkEnd w:id="73"/>
+    <w:bookmarkStart w:id="74" w:name="ajuste-operativo-y-meta-de-captación"/>
     <w:p>
       <w:pPr>
         <w:pStyle w:val="Heading3"/>
@@ -11179,7 +12753,7 @@
         <w:rPr>
           <w:rStyle w:val="SectionNumber"/>
         </w:rPr>
-        <w:t xml:space="preserve">4.2.4</w:t>
+        <w:t xml:space="preserve">4.3.4</w:t>
       </w:r>
       <w:r>
         <w:tab/>
@@ -11317,7 +12891,7 @@
         <w:pStyle w:val="FirstParagraph"/>
       </w:pPr>
       <w:r>
-        <w:t xml:space="preserve">Para los dominios considerados, este procedimiento conduce a una meta de captación del orden de</w:t>
+        <w:t xml:space="preserve">Para las seis regiones, este procedimiento conduce a una meta de captación del orden de</w:t>
       </w:r>
       <w:r>
         <w:t xml:space="preserve"> </w:t>
@@ -11327,7 +12901,7 @@
           <w:b/>
           <w:bCs/>
         </w:rPr>
-        <w:t xml:space="preserve">1 309 a 1 313 participaciones por dominio</w:t>
+        <w:t xml:space="preserve">1 311 a 1 313 participaciones por región</w:t>
       </w:r>
       <w:r>
         <w:t xml:space="preserve">.</w:t>
@@ -11354,8 +12928,8 @@
         <w:t xml:space="preserve">, y no como el resultado de un cálculo de precisión bajo selección aleatoria: la fórmula se utiliza para fijar una meta de captación con una precisión nominal deseada, no para certificar que esa precisión se alcanza mediante un mecanismo probabilístico.</w:t>
       </w:r>
     </w:p>
-    <w:bookmarkEnd w:id="67"/>
-    <w:bookmarkStart w:id="69" w:name="parámetros-adoptados"/>
+    <w:bookmarkEnd w:id="74"/>
+    <w:bookmarkStart w:id="76" w:name="parámetros-adoptados"/>
     <w:p>
       <w:pPr>
         <w:pStyle w:val="Heading3"/>
@@ -11364,7 +12938,7 @@
         <w:rPr>
           <w:rStyle w:val="SectionNumber"/>
         </w:rPr>
-        <w:t xml:space="preserve">4.2.5</w:t>
+        <w:t xml:space="preserve">4.3.5</w:t>
       </w:r>
       <w:r>
         <w:tab/>
@@ -11418,10 +12992,10 @@
       <w:pPr>
         <w:pStyle w:val="TableCaption"/>
       </w:pPr>
-      <w:bookmarkStart w:id="68" w:name="tab:parametros-tamano-muestra"/>
-      <w:bookmarkEnd w:id="68"/>
-      <w:r>
-        <w:t xml:space="preserve">Table 4.1: Parámetros adoptados para la determinación del tamaño de muestra objetivo, ENUS 2026.</w:t>
+      <w:bookmarkStart w:id="75" w:name="tab:parametros-tamano-muestra"/>
+      <w:bookmarkEnd w:id="75"/>
+      <w:r>
+        <w:t xml:space="preserve">Table 4.2: Parámetros adoptados para la determinación del tamaño de muestra objetivo, ENUS 2026.</w:t>
       </w:r>
     </w:p>
     <w:tbl>
@@ -11429,7 +13003,7 @@
         <w:tblStyle w:val="Table"/>
         <w:tblW w:type="auto" w:w="0"/>
         <w:tblLook w:firstRow="1" w:lastRow="0" w:firstColumn="0" w:lastColumn="0" w:noHBand="0" w:noVBand="0" w:val="0020"/>
-        <w:tblCaption w:val="Table 4.1: Parámetros adoptados para la determinación del tamaño de muestra objetivo, ENUS 2026."/>
+        <w:tblCaption w:val="Table 4.2: Parámetros adoptados para la determinación del tamaño de muestra objetivo, ENUS 2026."/>
       </w:tblPr>
       <w:tblGrid>
         <w:gridCol w:w="2640"/>
@@ -11785,8 +13359,8 @@
         <w:t xml:space="preserve">La evaluación de la composición alcanzada, así como los procedimientos de ponderación y calibración utilizados posteriormente, se desarrollan en las secciones correspondientes.</w:t>
       </w:r>
     </w:p>
-    <w:bookmarkEnd w:id="69"/>
-    <w:bookmarkStart w:id="71" w:name="tamaño-adoptado-asignación-por-región"/>
+    <w:bookmarkEnd w:id="76"/>
+    <w:bookmarkStart w:id="79" w:name="X642ca6836f26a656c0330fa52cd0f9675fc4b06"/>
     <w:p>
       <w:pPr>
         <w:pStyle w:val="Heading3"/>
@@ -11795,13 +13369,13 @@
         <w:rPr>
           <w:rStyle w:val="SectionNumber"/>
         </w:rPr>
-        <w:t xml:space="preserve">4.2.6</w:t>
+        <w:t xml:space="preserve">4.3.6</w:t>
       </w:r>
       <w:r>
         <w:tab/>
       </w:r>
       <w:r>
-        <w:t xml:space="preserve">Tamaño adoptado: asignación por región</w:t>
+        <w:t xml:space="preserve">Tamaño adoptado: asignación por departamento</w:t>
       </w:r>
     </w:p>
     <w:p>
@@ -11809,7 +13383,32 @@
         <w:pStyle w:val="FirstParagraph"/>
       </w:pPr>
       <w:r>
-        <w:t xml:space="preserve">El tamaño objetivo se establece en función del nivel de desagregación territorial previsto para la producción de resultados. Dado que la ENUS 2026 contempla a las seis regiones como dominios de análisis, la meta de participación se determina de manera independiente para cada una de ellas. De esta forma, la precisión nominal utilizada como referencia para definir el tamaño no se concentra únicamente en el agregado nacional, sino que se establece para cada región.</w:t>
+        <w:rPr>
+          <w:b/>
+          <w:bCs/>
+        </w:rPr>
+        <w:t xml:space="preserve">Decisión metodológica adoptada.</w:t>
+      </w:r>
+      <w:r>
+        <w:t xml:space="preserve"> </w:t>
+      </w:r>
+      <w:r>
+        <w:t xml:space="preserve">El tamaño objetivo se establece en función del departamento, y no de la región, como nivel de desagregación territorial previsto para la producción de resultados. La razón de este cambio es que Parte 1 (datos administrativos) y Parte 2 (preguntas comunes) son obligatorias para la totalidad de las personas captadas, con independencia del resultado del sorteo Bernoulli y de la asignación de módulo de Parte 3 (</w:t>
+      </w:r>
+      <w:r>
+        <w:t xml:space="preserve">4.2</w:t>
+      </w:r>
+      <w:r>
+        <w:t xml:space="preserve">); ampliar la meta de participación al nivel departamental aprovecha esa obligatoriedad para que los indicadores construidos con Parte 1-2 puedan, sujeto a lo indicado en</w:t>
+      </w:r>
+      <w:r>
+        <w:t xml:space="preserve"> </w:t>
+      </w:r>
+      <w:r>
+        <w:t xml:space="preserve">4.3.10</w:t>
+      </w:r>
+      <w:r>
+        <w:t xml:space="preserve">, desagregarse por departamento y no solo por región.</w:t>
       </w:r>
     </w:p>
     <w:p>
@@ -11817,17 +13416,17 @@
         <w:pStyle w:val="BodyText"/>
       </w:pPr>
       <w:r>
-        <w:t xml:space="preserve">Las seis regiones siguen el esquema estándar de regionalización DANE/ENDS y agrupan los 32 departamentos del país junto con Bogotá D.C.:</w:t>
+        <w:t xml:space="preserve">Los 32 departamentos del país y Bogotá D.C. (33 dominios en total) se agrupan, para efectos de reporte, en el esquema estándar de regionalización DANE/ENDS de seis regiones:</w:t>
       </w:r>
     </w:p>
     <w:p>
       <w:pPr>
         <w:pStyle w:val="TableCaption"/>
       </w:pPr>
-      <w:bookmarkStart w:id="70" w:name="tab:regiones-departamentos"/>
-      <w:bookmarkEnd w:id="70"/>
-      <w:r>
-        <w:t xml:space="preserve">Table 4.2: Composición departamental de las seis regiones utilizadas como dominios de análisis, ENUS 2026.</w:t>
+      <w:bookmarkStart w:id="77" w:name="tab:regiones-departamentos"/>
+      <w:bookmarkEnd w:id="77"/>
+      <w:r>
+        <w:t xml:space="preserve">Table 4.3: Composición departamental de las seis regiones, utilizadas como agrupación de reporte, ENUS 2026.</w:t>
       </w:r>
     </w:p>
     <w:tbl>
@@ -11836,7 +13435,7 @@
         <w:tblW w:type="pct" w:w="5000"/>
         <w:tblLayout w:type="fixed"/>
         <w:tblLook w:firstRow="1" w:lastRow="0" w:firstColumn="0" w:lastColumn="0" w:noHBand="0" w:noVBand="0" w:val="0020"/>
-        <w:tblCaption w:val="Table 4.2: Composición departamental de las seis regiones utilizadas como dominios de análisis, ENUS 2026."/>
+        <w:tblCaption w:val="Table 4.3: Composición departamental de las seis regiones, utilizadas como agrupación de reporte, ENUS 2026."/>
       </w:tblPr>
       <w:tblGrid>
         <w:gridCol w:w="3350"/>
@@ -12019,7 +13618,7 @@
         <w:pStyle w:val="BodyText"/>
       </w:pPr>
       <w:r>
-        <w:t xml:space="preserve">El cálculo realizado para el total nacional constituye únicamente una referencia para una estimación agregada del país. Si se utilizara exclusivamente ese valor, la muestra sería suficiente para establecer una meta de participación nacional, pero no para reproducir ese mismo criterio de tamaño en cada uno de los seis dominios regionales.</w:t>
+        <w:t xml:space="preserve">El cálculo realizado para el total nacional constituye únicamente una referencia para una estimación agregada del país. Si se utilizara exclusivamente ese valor, la muestra sería suficiente para establecer una meta de participación nacional, pero no para reproducir ese mismo criterio de tamaño en cada uno de los 33 departamentos.</w:t>
       </w:r>
     </w:p>
     <w:p>
@@ -12027,7 +13626,7 @@
         <w:pStyle w:val="BodyText"/>
       </w:pPr>
       <w:r>
-        <w:t xml:space="preserve">Por esta razón, el tamaño objetivo nacional se obtiene mediante la suma de las metas regionales:</w:t>
+        <w:t xml:space="preserve">Por esta razón, el tamaño objetivo nacional se obtiene mediante la suma de las metas departamentales:</w:t>
       </w:r>
     </w:p>
     <w:p>
@@ -12070,7 +13669,7 @@
             </m:naryPr>
             <m:sub>
               <m:r>
-                <m:t>r</m:t>
+                <m:t>d</m:t>
               </m:r>
               <m:r>
                 <m:rPr>
@@ -12084,7 +13683,7 @@
             </m:sub>
             <m:sup>
               <m:r>
-                <m:t>6</m:t>
+                <m:t>33</m:t>
               </m:r>
             </m:sup>
             <m:e>
@@ -12096,7 +13695,7 @@
                 </m:e>
                 <m:sub>
                   <m:r>
-                    <m:t>r</m:t>
+                    <m:t>d</m:t>
                   </m:r>
                 </m:sub>
               </m:sSub>
@@ -12116,7 +13715,7 @@
         <w:pStyle w:val="FirstParagraph"/>
       </w:pPr>
       <w:r>
-        <w:t xml:space="preserve">Con los tamaños adoptados para las seis regiones, se obtiene una meta nacional de</w:t>
+        <w:t xml:space="preserve">Con los tamaños adoptados para los 33 departamentos, se obtiene una meta nacional de</w:t>
       </w:r>
       <w:r>
         <w:t xml:space="preserve"> </w:t>
@@ -12126,18 +13725,1790 @@
           <w:b/>
           <w:bCs/>
         </w:rPr>
-        <w:t xml:space="preserve">7.876 participaciones</w:t>
-      </w:r>
-      <w:r>
-        <w:t xml:space="preserve">. La diferencia entre los tamaños regionales responde al proceso de redondeo y ajuste requerido para que las metas regionales sean compatibles con la distribución posterior de las cuotas.</w:t>
-      </w:r>
-    </w:p>
+        <w:t xml:space="preserve">43.176 participaciones</w:t>
+      </w:r>
+      <w:r>
+        <w:t xml:space="preserve"> </w:t>
+      </w:r>
+      <w:r>
+        <w:t xml:space="preserve">(43.159 tras el redondeo del reparto por celda que se describe en la siguiente sección, con diferencias de -0,2 a -0,8 por departamento atribuibles al mismo procedimiento de redondeo ya documentado para el reparto por celda). El detalle completo de las metas departamentales se presenta a continuación:</w:t>
+      </w:r>
+    </w:p>
+    <w:p>
+      <w:pPr>
+        <w:pStyle w:val="TableCaption"/>
+      </w:pPr>
+      <w:bookmarkStart w:id="78" w:name="tab:departamentos-meta"/>
+      <w:bookmarkEnd w:id="78"/>
+      <w:r>
+        <w:t xml:space="preserve">Table 4.4: Meta de participación por departamento (BDUA marzo de 2026, DEFF=1,5, factor operativo=1,4), ENUS 2026. Fuente:</w:t>
+      </w:r>
+      <w:r>
+        <w:t xml:space="preserve"> </w:t>
+      </w:r>
+      <w:r>
+        <w:rPr>
+          <w:rStyle w:val="VerbatimChar"/>
+        </w:rPr>
+        <w:t xml:space="preserve">03_Encuesta/01_Tamaño_Muestra/Output/02_tamanos_muestra_deff_1.5.xlsx</w:t>
+      </w:r>
+      <w:r>
+        <w:t xml:space="preserve">, hoja</w:t>
+      </w:r>
+      <w:r>
+        <w:t xml:space="preserve"> </w:t>
+      </w:r>
+      <w:r>
+        <w:rPr>
+          <w:rStyle w:val="VerbatimChar"/>
+        </w:rPr>
+        <w:t xml:space="preserve">3_Departamento</w:t>
+      </w:r>
+      <w:r>
+        <w:t xml:space="preserve">.</w:t>
+      </w:r>
+    </w:p>
+    <w:tbl>
+      <w:tblPr>
+        <w:tblStyle w:val="Table"/>
+        <w:tblW w:type="pct" w:w="5000"/>
+        <w:tblLayout w:type="fixed"/>
+        <w:tblLook w:firstRow="1" w:lastRow="0" w:firstColumn="0" w:lastColumn="0" w:noHBand="0" w:noVBand="0" w:val="0020"/>
+        <w:tblCaption w:val="Table 4.4: Meta de participación por departamento (BDUA marzo de 2026, DEFF=1,5, factor operativo=1,4), ENUS 2026. Fuente: 03_Encuesta/01_Tamaño_Muestra/Output/02_tamanos_muestra_deff_1.5.xlsx, hoja 3_Departamento."/>
+      </w:tblPr>
+      <w:tblGrid>
+        <w:gridCol w:w="1697"/>
+        <w:gridCol w:w="1697"/>
+        <w:gridCol w:w="2262"/>
+        <w:gridCol w:w="2262"/>
+      </w:tblGrid>
+      <w:tr>
+        <w:trPr>
+          <w:tblHeader w:val="on"/>
+        </w:trPr>
+        <w:tc>
+          <w:tcPr/>
+          <w:p>
+            <w:pPr>
+              <w:pStyle w:val="Compact"/>
+            </w:pPr>
+            <w:r>
+              <w:t xml:space="preserve">Región</w:t>
+            </w:r>
+          </w:p>
+        </w:tc>
+        <w:tc>
+          <w:tcPr/>
+          <w:p>
+            <w:pPr>
+              <w:pStyle w:val="Compact"/>
+            </w:pPr>
+            <w:r>
+              <w:t xml:space="preserve">Departamento</w:t>
+            </w:r>
+          </w:p>
+        </w:tc>
+        <w:tc>
+          <w:tcPr/>
+          <w:p>
+            <w:pPr>
+              <w:pStyle w:val="Compact"/>
+              <w:jc w:val="right"/>
+            </w:pPr>
+            <w:r>
+              <w:t xml:space="preserve">N (BDUA)</w:t>
+            </w:r>
+          </w:p>
+        </w:tc>
+        <w:tc>
+          <w:tcPr/>
+          <w:p>
+            <w:pPr>
+              <w:pStyle w:val="Compact"/>
+              <w:jc w:val="right"/>
+            </w:pPr>
+            <w:r>
+              <w:t xml:space="preserve">Meta (</w:t>
+            </w:r>
+            <m:oMath>
+              <m:sSub>
+                <m:e>
+                  <m:r>
+                    <m:t>n</m:t>
+                  </m:r>
+                </m:e>
+                <m:sub>
+                  <m:r>
+                    <m:rPr>
+                      <m:nor/>
+                      <m:sty m:val="p"/>
+                    </m:rPr>
+                    <m:t>efectivo</m:t>
+                  </m:r>
+                </m:sub>
+              </m:sSub>
+            </m:oMath>
+            <w:r>
+              <w:t xml:space="preserve">)</w:t>
+            </w:r>
+          </w:p>
+        </w:tc>
+      </w:tr>
+      <w:tr>
+        <w:tc>
+          <w:tcPr/>
+          <w:p>
+            <w:pPr>
+              <w:pStyle w:val="Compact"/>
+            </w:pPr>
+            <w:r>
+              <w:t xml:space="preserve">Bogotá</w:t>
+            </w:r>
+          </w:p>
+        </w:tc>
+        <w:tc>
+          <w:tcPr/>
+          <w:p>
+            <w:pPr>
+              <w:pStyle w:val="Compact"/>
+            </w:pPr>
+            <w:r>
+              <w:t xml:space="preserve">Bogotá D.C.</w:t>
+            </w:r>
+          </w:p>
+        </w:tc>
+        <w:tc>
+          <w:tcPr/>
+          <w:p>
+            <w:pPr>
+              <w:pStyle w:val="Compact"/>
+              <w:jc w:val="right"/>
+            </w:pPr>
+            <w:r>
+              <w:t xml:space="preserve">7.780.253</w:t>
+            </w:r>
+          </w:p>
+        </w:tc>
+        <w:tc>
+          <w:tcPr/>
+          <w:p>
+            <w:pPr>
+              <w:pStyle w:val="Compact"/>
+              <w:jc w:val="right"/>
+            </w:pPr>
+            <w:r>
+              <w:t xml:space="preserve">1.313</w:t>
+            </w:r>
+          </w:p>
+        </w:tc>
+      </w:tr>
+      <w:tr>
+        <w:tc>
+          <w:tcPr/>
+          <w:p>
+            <w:pPr>
+              <w:pStyle w:val="Compact"/>
+            </w:pPr>
+            <w:r>
+              <w:t xml:space="preserve">Caribe</w:t>
+            </w:r>
+          </w:p>
+        </w:tc>
+        <w:tc>
+          <w:tcPr/>
+          <w:p>
+            <w:pPr>
+              <w:pStyle w:val="Compact"/>
+            </w:pPr>
+            <w:r>
+              <w:t xml:space="preserve">Atlántico</w:t>
+            </w:r>
+          </w:p>
+        </w:tc>
+        <w:tc>
+          <w:tcPr/>
+          <w:p>
+            <w:pPr>
+              <w:pStyle w:val="Compact"/>
+              <w:jc w:val="right"/>
+            </w:pPr>
+            <w:r>
+              <w:t xml:space="preserve">2.806.306</w:t>
+            </w:r>
+          </w:p>
+        </w:tc>
+        <w:tc>
+          <w:tcPr/>
+          <w:p>
+            <w:pPr>
+              <w:pStyle w:val="Compact"/>
+              <w:jc w:val="right"/>
+            </w:pPr>
+            <w:r>
+              <w:t xml:space="preserve">1.313</w:t>
+            </w:r>
+          </w:p>
+        </w:tc>
+      </w:tr>
+      <w:tr>
+        <w:tc>
+          <w:tcPr/>
+          <w:p>
+            <w:pPr>
+              <w:pStyle w:val="Compact"/>
+            </w:pPr>
+            <w:r>
+              <w:t xml:space="preserve">Caribe</w:t>
+            </w:r>
+          </w:p>
+        </w:tc>
+        <w:tc>
+          <w:tcPr/>
+          <w:p>
+            <w:pPr>
+              <w:pStyle w:val="Compact"/>
+            </w:pPr>
+            <w:r>
+              <w:t xml:space="preserve">Bolívar</w:t>
+            </w:r>
+          </w:p>
+        </w:tc>
+        <w:tc>
+          <w:tcPr/>
+          <w:p>
+            <w:pPr>
+              <w:pStyle w:val="Compact"/>
+              <w:jc w:val="right"/>
+            </w:pPr>
+            <w:r>
+              <w:t xml:space="preserve">2.345.340</w:t>
+            </w:r>
+          </w:p>
+        </w:tc>
+        <w:tc>
+          <w:tcPr/>
+          <w:p>
+            <w:pPr>
+              <w:pStyle w:val="Compact"/>
+              <w:jc w:val="right"/>
+            </w:pPr>
+            <w:r>
+              <w:t xml:space="preserve">1.313</w:t>
+            </w:r>
+          </w:p>
+        </w:tc>
+      </w:tr>
+      <w:tr>
+        <w:tc>
+          <w:tcPr/>
+          <w:p>
+            <w:pPr>
+              <w:pStyle w:val="Compact"/>
+            </w:pPr>
+            <w:r>
+              <w:t xml:space="preserve">Caribe</w:t>
+            </w:r>
+          </w:p>
+        </w:tc>
+        <w:tc>
+          <w:tcPr/>
+          <w:p>
+            <w:pPr>
+              <w:pStyle w:val="Compact"/>
+            </w:pPr>
+            <w:r>
+              <w:t xml:space="preserve">Cesar</w:t>
+            </w:r>
+          </w:p>
+        </w:tc>
+        <w:tc>
+          <w:tcPr/>
+          <w:p>
+            <w:pPr>
+              <w:pStyle w:val="Compact"/>
+              <w:jc w:val="right"/>
+            </w:pPr>
+            <w:r>
+              <w:t xml:space="preserve">1.284.077</w:t>
+            </w:r>
+          </w:p>
+        </w:tc>
+        <w:tc>
+          <w:tcPr/>
+          <w:p>
+            <w:pPr>
+              <w:pStyle w:val="Compact"/>
+              <w:jc w:val="right"/>
+            </w:pPr>
+            <w:r>
+              <w:t xml:space="preserve">1.312</w:t>
+            </w:r>
+          </w:p>
+        </w:tc>
+      </w:tr>
+      <w:tr>
+        <w:tc>
+          <w:tcPr/>
+          <w:p>
+            <w:pPr>
+              <w:pStyle w:val="Compact"/>
+            </w:pPr>
+            <w:r>
+              <w:t xml:space="preserve">Caribe</w:t>
+            </w:r>
+          </w:p>
+        </w:tc>
+        <w:tc>
+          <w:tcPr/>
+          <w:p>
+            <w:pPr>
+              <w:pStyle w:val="Compact"/>
+            </w:pPr>
+            <w:r>
+              <w:t xml:space="preserve">Córdoba</w:t>
+            </w:r>
+          </w:p>
+        </w:tc>
+        <w:tc>
+          <w:tcPr/>
+          <w:p>
+            <w:pPr>
+              <w:pStyle w:val="Compact"/>
+              <w:jc w:val="right"/>
+            </w:pPr>
+            <w:r>
+              <w:t xml:space="preserve">1.670.770</w:t>
+            </w:r>
+          </w:p>
+        </w:tc>
+        <w:tc>
+          <w:tcPr/>
+          <w:p>
+            <w:pPr>
+              <w:pStyle w:val="Compact"/>
+              <w:jc w:val="right"/>
+            </w:pPr>
+            <w:r>
+              <w:t xml:space="preserve">1.312</w:t>
+            </w:r>
+          </w:p>
+        </w:tc>
+      </w:tr>
+      <w:tr>
+        <w:tc>
+          <w:tcPr/>
+          <w:p>
+            <w:pPr>
+              <w:pStyle w:val="Compact"/>
+            </w:pPr>
+            <w:r>
+              <w:t xml:space="preserve">Caribe</w:t>
+            </w:r>
+          </w:p>
+        </w:tc>
+        <w:tc>
+          <w:tcPr/>
+          <w:p>
+            <w:pPr>
+              <w:pStyle w:val="Compact"/>
+            </w:pPr>
+            <w:r>
+              <w:t xml:space="preserve">La Guajira</w:t>
+            </w:r>
+          </w:p>
+        </w:tc>
+        <w:tc>
+          <w:tcPr/>
+          <w:p>
+            <w:pPr>
+              <w:pStyle w:val="Compact"/>
+              <w:jc w:val="right"/>
+            </w:pPr>
+            <w:r>
+              <w:t xml:space="preserve">1.151.490</w:t>
+            </w:r>
+          </w:p>
+        </w:tc>
+        <w:tc>
+          <w:tcPr/>
+          <w:p>
+            <w:pPr>
+              <w:pStyle w:val="Compact"/>
+              <w:jc w:val="right"/>
+            </w:pPr>
+            <w:r>
+              <w:t xml:space="preserve">1.312</w:t>
+            </w:r>
+          </w:p>
+        </w:tc>
+      </w:tr>
+      <w:tr>
+        <w:tc>
+          <w:tcPr/>
+          <w:p>
+            <w:pPr>
+              <w:pStyle w:val="Compact"/>
+            </w:pPr>
+            <w:r>
+              <w:t xml:space="preserve">Caribe</w:t>
+            </w:r>
+          </w:p>
+        </w:tc>
+        <w:tc>
+          <w:tcPr/>
+          <w:p>
+            <w:pPr>
+              <w:pStyle w:val="Compact"/>
+            </w:pPr>
+            <w:r>
+              <w:t xml:space="preserve">Magdalena</w:t>
+            </w:r>
+          </w:p>
+        </w:tc>
+        <w:tc>
+          <w:tcPr/>
+          <w:p>
+            <w:pPr>
+              <w:pStyle w:val="Compact"/>
+              <w:jc w:val="right"/>
+            </w:pPr>
+            <w:r>
+              <w:t xml:space="preserve">1.402.034</w:t>
+            </w:r>
+          </w:p>
+        </w:tc>
+        <w:tc>
+          <w:tcPr/>
+          <w:p>
+            <w:pPr>
+              <w:pStyle w:val="Compact"/>
+              <w:jc w:val="right"/>
+            </w:pPr>
+            <w:r>
+              <w:t xml:space="preserve">1.312</w:t>
+            </w:r>
+          </w:p>
+        </w:tc>
+      </w:tr>
+      <w:tr>
+        <w:tc>
+          <w:tcPr/>
+          <w:p>
+            <w:pPr>
+              <w:pStyle w:val="Compact"/>
+            </w:pPr>
+            <w:r>
+              <w:t xml:space="preserve">Caribe</w:t>
+            </w:r>
+          </w:p>
+        </w:tc>
+        <w:tc>
+          <w:tcPr/>
+          <w:p>
+            <w:pPr>
+              <w:pStyle w:val="Compact"/>
+            </w:pPr>
+            <w:r>
+              <w:t xml:space="preserve">San Andrés</w:t>
+            </w:r>
+          </w:p>
+        </w:tc>
+        <w:tc>
+          <w:tcPr/>
+          <w:p>
+            <w:pPr>
+              <w:pStyle w:val="Compact"/>
+              <w:jc w:val="right"/>
+            </w:pPr>
+            <w:r>
+              <w:t xml:space="preserve">61.282</w:t>
+            </w:r>
+          </w:p>
+        </w:tc>
+        <w:tc>
+          <w:tcPr/>
+          <w:p>
+            <w:pPr>
+              <w:pStyle w:val="Compact"/>
+              <w:jc w:val="right"/>
+            </w:pPr>
+            <w:r>
+              <w:t xml:space="preserve">1.294</w:t>
+            </w:r>
+          </w:p>
+        </w:tc>
+      </w:tr>
+      <w:tr>
+        <w:tc>
+          <w:tcPr/>
+          <w:p>
+            <w:pPr>
+              <w:pStyle w:val="Compact"/>
+            </w:pPr>
+            <w:r>
+              <w:t xml:space="preserve">Caribe</w:t>
+            </w:r>
+          </w:p>
+        </w:tc>
+        <w:tc>
+          <w:tcPr/>
+          <w:p>
+            <w:pPr>
+              <w:pStyle w:val="Compact"/>
+            </w:pPr>
+            <w:r>
+              <w:t xml:space="preserve">Sucre</w:t>
+            </w:r>
+          </w:p>
+        </w:tc>
+        <w:tc>
+          <w:tcPr/>
+          <w:p>
+            <w:pPr>
+              <w:pStyle w:val="Compact"/>
+              <w:jc w:val="right"/>
+            </w:pPr>
+            <w:r>
+              <w:t xml:space="preserve">944.956</w:t>
+            </w:r>
+          </w:p>
+        </w:tc>
+        <w:tc>
+          <w:tcPr/>
+          <w:p>
+            <w:pPr>
+              <w:pStyle w:val="Compact"/>
+              <w:jc w:val="right"/>
+            </w:pPr>
+            <w:r>
+              <w:t xml:space="preserve">1.312</w:t>
+            </w:r>
+          </w:p>
+        </w:tc>
+      </w:tr>
+      <w:tr>
+        <w:tc>
+          <w:tcPr/>
+          <w:p>
+            <w:pPr>
+              <w:pStyle w:val="Compact"/>
+            </w:pPr>
+            <w:r>
+              <w:t xml:space="preserve">Central</w:t>
+            </w:r>
+          </w:p>
+        </w:tc>
+        <w:tc>
+          <w:tcPr/>
+          <w:p>
+            <w:pPr>
+              <w:pStyle w:val="Compact"/>
+            </w:pPr>
+            <w:r>
+              <w:t xml:space="preserve">Antioquia</w:t>
+            </w:r>
+          </w:p>
+        </w:tc>
+        <w:tc>
+          <w:tcPr/>
+          <w:p>
+            <w:pPr>
+              <w:pStyle w:val="Compact"/>
+              <w:jc w:val="right"/>
+            </w:pPr>
+            <w:r>
+              <w:t xml:space="preserve">6.959.952</w:t>
+            </w:r>
+          </w:p>
+        </w:tc>
+        <w:tc>
+          <w:tcPr/>
+          <w:p>
+            <w:pPr>
+              <w:pStyle w:val="Compact"/>
+              <w:jc w:val="right"/>
+            </w:pPr>
+            <w:r>
+              <w:t xml:space="preserve">1.313</w:t>
+            </w:r>
+          </w:p>
+        </w:tc>
+      </w:tr>
+      <w:tr>
+        <w:tc>
+          <w:tcPr/>
+          <w:p>
+            <w:pPr>
+              <w:pStyle w:val="Compact"/>
+            </w:pPr>
+            <w:r>
+              <w:t xml:space="preserve">Central</w:t>
+            </w:r>
+          </w:p>
+        </w:tc>
+        <w:tc>
+          <w:tcPr/>
+          <w:p>
+            <w:pPr>
+              <w:pStyle w:val="Compact"/>
+            </w:pPr>
+            <w:r>
+              <w:t xml:space="preserve">Caldas</w:t>
+            </w:r>
+          </w:p>
+        </w:tc>
+        <w:tc>
+          <w:tcPr/>
+          <w:p>
+            <w:pPr>
+              <w:pStyle w:val="Compact"/>
+              <w:jc w:val="right"/>
+            </w:pPr>
+            <w:r>
+              <w:t xml:space="preserve">911.331</w:t>
+            </w:r>
+          </w:p>
+        </w:tc>
+        <w:tc>
+          <w:tcPr/>
+          <w:p>
+            <w:pPr>
+              <w:pStyle w:val="Compact"/>
+              <w:jc w:val="right"/>
+            </w:pPr>
+            <w:r>
+              <w:t xml:space="preserve">1.312</w:t>
+            </w:r>
+          </w:p>
+        </w:tc>
+      </w:tr>
+      <w:tr>
+        <w:tc>
+          <w:tcPr/>
+          <w:p>
+            <w:pPr>
+              <w:pStyle w:val="Compact"/>
+            </w:pPr>
+            <w:r>
+              <w:t xml:space="preserve">Central</w:t>
+            </w:r>
+          </w:p>
+        </w:tc>
+        <w:tc>
+          <w:tcPr/>
+          <w:p>
+            <w:pPr>
+              <w:pStyle w:val="Compact"/>
+            </w:pPr>
+            <w:r>
+              <w:t xml:space="preserve">Caquetá</w:t>
+            </w:r>
+          </w:p>
+        </w:tc>
+        <w:tc>
+          <w:tcPr/>
+          <w:p>
+            <w:pPr>
+              <w:pStyle w:val="Compact"/>
+              <w:jc w:val="right"/>
+            </w:pPr>
+            <w:r>
+              <w:t xml:space="preserve">411.841</w:t>
+            </w:r>
+          </w:p>
+        </w:tc>
+        <w:tc>
+          <w:tcPr/>
+          <w:p>
+            <w:pPr>
+              <w:pStyle w:val="Compact"/>
+              <w:jc w:val="right"/>
+            </w:pPr>
+            <w:r>
+              <w:t xml:space="preserve">1.310</w:t>
+            </w:r>
+          </w:p>
+        </w:tc>
+      </w:tr>
+      <w:tr>
+        <w:tc>
+          <w:tcPr/>
+          <w:p>
+            <w:pPr>
+              <w:pStyle w:val="Compact"/>
+            </w:pPr>
+            <w:r>
+              <w:t xml:space="preserve">Central</w:t>
+            </w:r>
+          </w:p>
+        </w:tc>
+        <w:tc>
+          <w:tcPr/>
+          <w:p>
+            <w:pPr>
+              <w:pStyle w:val="Compact"/>
+            </w:pPr>
+            <w:r>
+              <w:t xml:space="preserve">Huila</w:t>
+            </w:r>
+          </w:p>
+        </w:tc>
+        <w:tc>
+          <w:tcPr/>
+          <w:p>
+            <w:pPr>
+              <w:pStyle w:val="Compact"/>
+              <w:jc w:val="right"/>
+            </w:pPr>
+            <w:r>
+              <w:t xml:space="preserve">1.184.153</w:t>
+            </w:r>
+          </w:p>
+        </w:tc>
+        <w:tc>
+          <w:tcPr/>
+          <w:p>
+            <w:pPr>
+              <w:pStyle w:val="Compact"/>
+              <w:jc w:val="right"/>
+            </w:pPr>
+            <w:r>
+              <w:t xml:space="preserve">1.312</w:t>
+            </w:r>
+          </w:p>
+        </w:tc>
+      </w:tr>
+      <w:tr>
+        <w:tc>
+          <w:tcPr/>
+          <w:p>
+            <w:pPr>
+              <w:pStyle w:val="Compact"/>
+            </w:pPr>
+            <w:r>
+              <w:t xml:space="preserve">Central</w:t>
+            </w:r>
+          </w:p>
+        </w:tc>
+        <w:tc>
+          <w:tcPr/>
+          <w:p>
+            <w:pPr>
+              <w:pStyle w:val="Compact"/>
+            </w:pPr>
+            <w:r>
+              <w:t xml:space="preserve">Quindío</w:t>
+            </w:r>
+          </w:p>
+        </w:tc>
+        <w:tc>
+          <w:tcPr/>
+          <w:p>
+            <w:pPr>
+              <w:pStyle w:val="Compact"/>
+              <w:jc w:val="right"/>
+            </w:pPr>
+            <w:r>
+              <w:t xml:space="preserve">569.685</w:t>
+            </w:r>
+          </w:p>
+        </w:tc>
+        <w:tc>
+          <w:tcPr/>
+          <w:p>
+            <w:pPr>
+              <w:pStyle w:val="Compact"/>
+              <w:jc w:val="right"/>
+            </w:pPr>
+            <w:r>
+              <w:t xml:space="preserve">1.310</w:t>
+            </w:r>
+          </w:p>
+        </w:tc>
+      </w:tr>
+      <w:tr>
+        <w:tc>
+          <w:tcPr/>
+          <w:p>
+            <w:pPr>
+              <w:pStyle w:val="Compact"/>
+            </w:pPr>
+            <w:r>
+              <w:t xml:space="preserve">Central</w:t>
+            </w:r>
+          </w:p>
+        </w:tc>
+        <w:tc>
+          <w:tcPr/>
+          <w:p>
+            <w:pPr>
+              <w:pStyle w:val="Compact"/>
+            </w:pPr>
+            <w:r>
+              <w:t xml:space="preserve">Risaralda</w:t>
+            </w:r>
+          </w:p>
+        </w:tc>
+        <w:tc>
+          <w:tcPr/>
+          <w:p>
+            <w:pPr>
+              <w:pStyle w:val="Compact"/>
+              <w:jc w:val="right"/>
+            </w:pPr>
+            <w:r>
+              <w:t xml:space="preserve">1.076.349</w:t>
+            </w:r>
+          </w:p>
+        </w:tc>
+        <w:tc>
+          <w:tcPr/>
+          <w:p>
+            <w:pPr>
+              <w:pStyle w:val="Compact"/>
+              <w:jc w:val="right"/>
+            </w:pPr>
+            <w:r>
+              <w:t xml:space="preserve">1.312</w:t>
+            </w:r>
+          </w:p>
+        </w:tc>
+      </w:tr>
+      <w:tr>
+        <w:tc>
+          <w:tcPr/>
+          <w:p>
+            <w:pPr>
+              <w:pStyle w:val="Compact"/>
+            </w:pPr>
+            <w:r>
+              <w:t xml:space="preserve">Central</w:t>
+            </w:r>
+          </w:p>
+        </w:tc>
+        <w:tc>
+          <w:tcPr/>
+          <w:p>
+            <w:pPr>
+              <w:pStyle w:val="Compact"/>
+            </w:pPr>
+            <w:r>
+              <w:t xml:space="preserve">Tolima</w:t>
+            </w:r>
+          </w:p>
+        </w:tc>
+        <w:tc>
+          <w:tcPr/>
+          <w:p>
+            <w:pPr>
+              <w:pStyle w:val="Compact"/>
+              <w:jc w:val="right"/>
+            </w:pPr>
+            <w:r>
+              <w:t xml:space="preserve">1.300.917</w:t>
+            </w:r>
+          </w:p>
+        </w:tc>
+        <w:tc>
+          <w:tcPr/>
+          <w:p>
+            <w:pPr>
+              <w:pStyle w:val="Compact"/>
+              <w:jc w:val="right"/>
+            </w:pPr>
+            <w:r>
+              <w:t xml:space="preserve">1.312</w:t>
+            </w:r>
+          </w:p>
+        </w:tc>
+      </w:tr>
+      <w:tr>
+        <w:tc>
+          <w:tcPr/>
+          <w:p>
+            <w:pPr>
+              <w:pStyle w:val="Compact"/>
+            </w:pPr>
+            <w:r>
+              <w:t xml:space="preserve">Oriental</w:t>
+            </w:r>
+          </w:p>
+        </w:tc>
+        <w:tc>
+          <w:tcPr/>
+          <w:p>
+            <w:pPr>
+              <w:pStyle w:val="Compact"/>
+            </w:pPr>
+            <w:r>
+              <w:t xml:space="preserve">Boyacá</w:t>
+            </w:r>
+          </w:p>
+        </w:tc>
+        <w:tc>
+          <w:tcPr/>
+          <w:p>
+            <w:pPr>
+              <w:pStyle w:val="Compact"/>
+              <w:jc w:val="right"/>
+            </w:pPr>
+            <w:r>
+              <w:t xml:space="preserve">1.171.268</w:t>
+            </w:r>
+          </w:p>
+        </w:tc>
+        <w:tc>
+          <w:tcPr/>
+          <w:p>
+            <w:pPr>
+              <w:pStyle w:val="Compact"/>
+              <w:jc w:val="right"/>
+            </w:pPr>
+            <w:r>
+              <w:t xml:space="preserve">1.312</w:t>
+            </w:r>
+          </w:p>
+        </w:tc>
+      </w:tr>
+      <w:tr>
+        <w:tc>
+          <w:tcPr/>
+          <w:p>
+            <w:pPr>
+              <w:pStyle w:val="Compact"/>
+            </w:pPr>
+            <w:r>
+              <w:t xml:space="preserve">Oriental</w:t>
+            </w:r>
+          </w:p>
+        </w:tc>
+        <w:tc>
+          <w:tcPr/>
+          <w:p>
+            <w:pPr>
+              <w:pStyle w:val="Compact"/>
+            </w:pPr>
+            <w:r>
+              <w:t xml:space="preserve">Cundinamarca</w:t>
+            </w:r>
+          </w:p>
+        </w:tc>
+        <w:tc>
+          <w:tcPr/>
+          <w:p>
+            <w:pPr>
+              <w:pStyle w:val="Compact"/>
+              <w:jc w:val="right"/>
+            </w:pPr>
+            <w:r>
+              <w:t xml:space="preserve">2.765.132</w:t>
+            </w:r>
+          </w:p>
+        </w:tc>
+        <w:tc>
+          <w:tcPr/>
+          <w:p>
+            <w:pPr>
+              <w:pStyle w:val="Compact"/>
+              <w:jc w:val="right"/>
+            </w:pPr>
+            <w:r>
+              <w:t xml:space="preserve">1.313</w:t>
+            </w:r>
+          </w:p>
+        </w:tc>
+      </w:tr>
+      <w:tr>
+        <w:tc>
+          <w:tcPr/>
+          <w:p>
+            <w:pPr>
+              <w:pStyle w:val="Compact"/>
+            </w:pPr>
+            <w:r>
+              <w:t xml:space="preserve">Oriental</w:t>
+            </w:r>
+          </w:p>
+        </w:tc>
+        <w:tc>
+          <w:tcPr/>
+          <w:p>
+            <w:pPr>
+              <w:pStyle w:val="Compact"/>
+            </w:pPr>
+            <w:r>
+              <w:t xml:space="preserve">Meta</w:t>
+            </w:r>
+          </w:p>
+        </w:tc>
+        <w:tc>
+          <w:tcPr/>
+          <w:p>
+            <w:pPr>
+              <w:pStyle w:val="Compact"/>
+              <w:jc w:val="right"/>
+            </w:pPr>
+            <w:r>
+              <w:t xml:space="preserve">1.080.475</w:t>
+            </w:r>
+          </w:p>
+        </w:tc>
+        <w:tc>
+          <w:tcPr/>
+          <w:p>
+            <w:pPr>
+              <w:pStyle w:val="Compact"/>
+              <w:jc w:val="right"/>
+            </w:pPr>
+            <w:r>
+              <w:t xml:space="preserve">1.312</w:t>
+            </w:r>
+          </w:p>
+        </w:tc>
+      </w:tr>
+      <w:tr>
+        <w:tc>
+          <w:tcPr/>
+          <w:p>
+            <w:pPr>
+              <w:pStyle w:val="Compact"/>
+            </w:pPr>
+            <w:r>
+              <w:t xml:space="preserve">Oriental</w:t>
+            </w:r>
+          </w:p>
+        </w:tc>
+        <w:tc>
+          <w:tcPr/>
+          <w:p>
+            <w:pPr>
+              <w:pStyle w:val="Compact"/>
+            </w:pPr>
+            <w:r>
+              <w:t xml:space="preserve">Norte de Santander</w:t>
+            </w:r>
+          </w:p>
+        </w:tc>
+        <w:tc>
+          <w:tcPr/>
+          <w:p>
+            <w:pPr>
+              <w:pStyle w:val="Compact"/>
+              <w:jc w:val="right"/>
+            </w:pPr>
+            <w:r>
+              <w:t xml:space="preserve">1.746.638</w:t>
+            </w:r>
+          </w:p>
+        </w:tc>
+        <w:tc>
+          <w:tcPr/>
+          <w:p>
+            <w:pPr>
+              <w:pStyle w:val="Compact"/>
+              <w:jc w:val="right"/>
+            </w:pPr>
+            <w:r>
+              <w:t xml:space="preserve">1.312</w:t>
+            </w:r>
+          </w:p>
+        </w:tc>
+      </w:tr>
+      <w:tr>
+        <w:tc>
+          <w:tcPr/>
+          <w:p>
+            <w:pPr>
+              <w:pStyle w:val="Compact"/>
+            </w:pPr>
+            <w:r>
+              <w:t xml:space="preserve">Oriental</w:t>
+            </w:r>
+          </w:p>
+        </w:tc>
+        <w:tc>
+          <w:tcPr/>
+          <w:p>
+            <w:pPr>
+              <w:pStyle w:val="Compact"/>
+            </w:pPr>
+            <w:r>
+              <w:t xml:space="preserve">Santander</w:t>
+            </w:r>
+          </w:p>
+        </w:tc>
+        <w:tc>
+          <w:tcPr/>
+          <w:p>
+            <w:pPr>
+              <w:pStyle w:val="Compact"/>
+              <w:jc w:val="right"/>
+            </w:pPr>
+            <w:r>
+              <w:t xml:space="preserve">2.270.133</w:t>
+            </w:r>
+          </w:p>
+        </w:tc>
+        <w:tc>
+          <w:tcPr/>
+          <w:p>
+            <w:pPr>
+              <w:pStyle w:val="Compact"/>
+              <w:jc w:val="right"/>
+            </w:pPr>
+            <w:r>
+              <w:t xml:space="preserve">1.313</w:t>
+            </w:r>
+          </w:p>
+        </w:tc>
+      </w:tr>
+      <w:tr>
+        <w:tc>
+          <w:tcPr/>
+          <w:p>
+            <w:pPr>
+              <w:pStyle w:val="Compact"/>
+            </w:pPr>
+            <w:r>
+              <w:t xml:space="preserve">Orinoquía-Amazonía</w:t>
+            </w:r>
+          </w:p>
+        </w:tc>
+        <w:tc>
+          <w:tcPr/>
+          <w:p>
+            <w:pPr>
+              <w:pStyle w:val="Compact"/>
+            </w:pPr>
+            <w:r>
+              <w:t xml:space="preserve">Amazonas</w:t>
+            </w:r>
+          </w:p>
+        </w:tc>
+        <w:tc>
+          <w:tcPr/>
+          <w:p>
+            <w:pPr>
+              <w:pStyle w:val="Compact"/>
+              <w:jc w:val="right"/>
+            </w:pPr>
+            <w:r>
+              <w:t xml:space="preserve">76.629</w:t>
+            </w:r>
+          </w:p>
+        </w:tc>
+        <w:tc>
+          <w:tcPr/>
+          <w:p>
+            <w:pPr>
+              <w:pStyle w:val="Compact"/>
+              <w:jc w:val="right"/>
+            </w:pPr>
+            <w:r>
+              <w:t xml:space="preserve">1.298</w:t>
+            </w:r>
+          </w:p>
+        </w:tc>
+      </w:tr>
+      <w:tr>
+        <w:tc>
+          <w:tcPr/>
+          <w:p>
+            <w:pPr>
+              <w:pStyle w:val="Compact"/>
+            </w:pPr>
+            <w:r>
+              <w:t xml:space="preserve">Orinoquía-Amazonía</w:t>
+            </w:r>
+          </w:p>
+        </w:tc>
+        <w:tc>
+          <w:tcPr/>
+          <w:p>
+            <w:pPr>
+              <w:pStyle w:val="Compact"/>
+            </w:pPr>
+            <w:r>
+              <w:t xml:space="preserve">Arauca</w:t>
+            </w:r>
+          </w:p>
+        </w:tc>
+        <w:tc>
+          <w:tcPr/>
+          <w:p>
+            <w:pPr>
+              <w:pStyle w:val="Compact"/>
+              <w:jc w:val="right"/>
+            </w:pPr>
+            <w:r>
+              <w:t xml:space="preserve">319.492</w:t>
+            </w:r>
+          </w:p>
+        </w:tc>
+        <w:tc>
+          <w:tcPr/>
+          <w:p>
+            <w:pPr>
+              <w:pStyle w:val="Compact"/>
+              <w:jc w:val="right"/>
+            </w:pPr>
+            <w:r>
+              <w:t xml:space="preserve">1.309</w:t>
+            </w:r>
+          </w:p>
+        </w:tc>
+      </w:tr>
+      <w:tr>
+        <w:tc>
+          <w:tcPr/>
+          <w:p>
+            <w:pPr>
+              <w:pStyle w:val="Compact"/>
+            </w:pPr>
+            <w:r>
+              <w:t xml:space="preserve">Orinoquía-Amazonía</w:t>
+            </w:r>
+          </w:p>
+        </w:tc>
+        <w:tc>
+          <w:tcPr/>
+          <w:p>
+            <w:pPr>
+              <w:pStyle w:val="Compact"/>
+            </w:pPr>
+            <w:r>
+              <w:t xml:space="preserve">Casanare</w:t>
+            </w:r>
+          </w:p>
+        </w:tc>
+        <w:tc>
+          <w:tcPr/>
+          <w:p>
+            <w:pPr>
+              <w:pStyle w:val="Compact"/>
+              <w:jc w:val="right"/>
+            </w:pPr>
+            <w:r>
+              <w:t xml:space="preserve">434.332</w:t>
+            </w:r>
+          </w:p>
+        </w:tc>
+        <w:tc>
+          <w:tcPr/>
+          <w:p>
+            <w:pPr>
+              <w:pStyle w:val="Compact"/>
+              <w:jc w:val="right"/>
+            </w:pPr>
+            <w:r>
+              <w:t xml:space="preserve">1.310</w:t>
+            </w:r>
+          </w:p>
+        </w:tc>
+      </w:tr>
+      <w:tr>
+        <w:tc>
+          <w:tcPr/>
+          <w:p>
+            <w:pPr>
+              <w:pStyle w:val="Compact"/>
+            </w:pPr>
+            <w:r>
+              <w:t xml:space="preserve">Orinoquía-Amazonía</w:t>
+            </w:r>
+          </w:p>
+        </w:tc>
+        <w:tc>
+          <w:tcPr/>
+          <w:p>
+            <w:pPr>
+              <w:pStyle w:val="Compact"/>
+            </w:pPr>
+            <w:r>
+              <w:t xml:space="preserve">Guainía</w:t>
+            </w:r>
+          </w:p>
+        </w:tc>
+        <w:tc>
+          <w:tcPr/>
+          <w:p>
+            <w:pPr>
+              <w:pStyle w:val="Compact"/>
+              <w:jc w:val="right"/>
+            </w:pPr>
+            <w:r>
+              <w:t xml:space="preserve">54.596</w:t>
+            </w:r>
+          </w:p>
+        </w:tc>
+        <w:tc>
+          <w:tcPr/>
+          <w:p>
+            <w:pPr>
+              <w:pStyle w:val="Compact"/>
+              <w:jc w:val="right"/>
+            </w:pPr>
+            <w:r>
+              <w:t xml:space="preserve">1.291</w:t>
+            </w:r>
+          </w:p>
+        </w:tc>
+      </w:tr>
+      <w:tr>
+        <w:tc>
+          <w:tcPr/>
+          <w:p>
+            <w:pPr>
+              <w:pStyle w:val="Compact"/>
+            </w:pPr>
+            <w:r>
+              <w:t xml:space="preserve">Orinoquía-Amazonía</w:t>
+            </w:r>
+          </w:p>
+        </w:tc>
+        <w:tc>
+          <w:tcPr/>
+          <w:p>
+            <w:pPr>
+              <w:pStyle w:val="Compact"/>
+            </w:pPr>
+            <w:r>
+              <w:t xml:space="preserve">Guaviare</w:t>
+            </w:r>
+          </w:p>
+        </w:tc>
+        <w:tc>
+          <w:tcPr/>
+          <w:p>
+            <w:pPr>
+              <w:pStyle w:val="Compact"/>
+              <w:jc w:val="right"/>
+            </w:pPr>
+            <w:r>
+              <w:t xml:space="preserve">85.937</w:t>
+            </w:r>
+          </w:p>
+        </w:tc>
+        <w:tc>
+          <w:tcPr/>
+          <w:p>
+            <w:pPr>
+              <w:pStyle w:val="Compact"/>
+              <w:jc w:val="right"/>
+            </w:pPr>
+            <w:r>
+              <w:t xml:space="preserve">1.299</w:t>
+            </w:r>
+          </w:p>
+        </w:tc>
+      </w:tr>
+      <w:tr>
+        <w:tc>
+          <w:tcPr/>
+          <w:p>
+            <w:pPr>
+              <w:pStyle w:val="Compact"/>
+            </w:pPr>
+            <w:r>
+              <w:t xml:space="preserve">Orinoquía-Amazonía</w:t>
+            </w:r>
+          </w:p>
+        </w:tc>
+        <w:tc>
+          <w:tcPr/>
+          <w:p>
+            <w:pPr>
+              <w:pStyle w:val="Compact"/>
+            </w:pPr>
+            <w:r>
+              <w:t xml:space="preserve">Putumayo</w:t>
+            </w:r>
+          </w:p>
+        </w:tc>
+        <w:tc>
+          <w:tcPr/>
+          <w:p>
+            <w:pPr>
+              <w:pStyle w:val="Compact"/>
+              <w:jc w:val="right"/>
+            </w:pPr>
+            <w:r>
+              <w:t xml:space="preserve">332.640</w:t>
+            </w:r>
+          </w:p>
+        </w:tc>
+        <w:tc>
+          <w:tcPr/>
+          <w:p>
+            <w:pPr>
+              <w:pStyle w:val="Compact"/>
+              <w:jc w:val="right"/>
+            </w:pPr>
+            <w:r>
+              <w:t xml:space="preserve">1.309</w:t>
+            </w:r>
+          </w:p>
+        </w:tc>
+      </w:tr>
+      <w:tr>
+        <w:tc>
+          <w:tcPr/>
+          <w:p>
+            <w:pPr>
+              <w:pStyle w:val="Compact"/>
+            </w:pPr>
+            <w:r>
+              <w:t xml:space="preserve">Orinoquía-Amazonía</w:t>
+            </w:r>
+          </w:p>
+        </w:tc>
+        <w:tc>
+          <w:tcPr/>
+          <w:p>
+            <w:pPr>
+              <w:pStyle w:val="Compact"/>
+            </w:pPr>
+            <w:r>
+              <w:t xml:space="preserve">Vaupés</w:t>
+            </w:r>
+          </w:p>
+        </w:tc>
+        <w:tc>
+          <w:tcPr/>
+          <w:p>
+            <w:pPr>
+              <w:pStyle w:val="Compact"/>
+              <w:jc w:val="right"/>
+            </w:pPr>
+            <w:r>
+              <w:t xml:space="preserve">34.307</w:t>
+            </w:r>
+          </w:p>
+        </w:tc>
+        <w:tc>
+          <w:tcPr/>
+          <w:p>
+            <w:pPr>
+              <w:pStyle w:val="Compact"/>
+              <w:jc w:val="right"/>
+            </w:pPr>
+            <w:r>
+              <w:t xml:space="preserve">1.278</w:t>
+            </w:r>
+          </w:p>
+        </w:tc>
+      </w:tr>
+      <w:tr>
+        <w:tc>
+          <w:tcPr/>
+          <w:p>
+            <w:pPr>
+              <w:pStyle w:val="Compact"/>
+            </w:pPr>
+            <w:r>
+              <w:t xml:space="preserve">Orinoquía-Amazonía</w:t>
+            </w:r>
+          </w:p>
+        </w:tc>
+        <w:tc>
+          <w:tcPr/>
+          <w:p>
+            <w:pPr>
+              <w:pStyle w:val="Compact"/>
+            </w:pPr>
+            <w:r>
+              <w:t xml:space="preserve">Vichada</w:t>
+            </w:r>
+          </w:p>
+        </w:tc>
+        <w:tc>
+          <w:tcPr/>
+          <w:p>
+            <w:pPr>
+              <w:pStyle w:val="Compact"/>
+              <w:jc w:val="right"/>
+            </w:pPr>
+            <w:r>
+              <w:t xml:space="preserve">90.089</w:t>
+            </w:r>
+          </w:p>
+        </w:tc>
+        <w:tc>
+          <w:tcPr/>
+          <w:p>
+            <w:pPr>
+              <w:pStyle w:val="Compact"/>
+              <w:jc w:val="right"/>
+            </w:pPr>
+            <w:r>
+              <w:t xml:space="preserve">1.299</w:t>
+            </w:r>
+          </w:p>
+        </w:tc>
+      </w:tr>
+      <w:tr>
+        <w:tc>
+          <w:tcPr/>
+          <w:p>
+            <w:pPr>
+              <w:pStyle w:val="Compact"/>
+            </w:pPr>
+            <w:r>
+              <w:t xml:space="preserve">Pacífica</w:t>
+            </w:r>
+          </w:p>
+        </w:tc>
+        <w:tc>
+          <w:tcPr/>
+          <w:p>
+            <w:pPr>
+              <w:pStyle w:val="Compact"/>
+            </w:pPr>
+            <w:r>
+              <w:t xml:space="preserve">Cauca</w:t>
+            </w:r>
+          </w:p>
+        </w:tc>
+        <w:tc>
+          <w:tcPr/>
+          <w:p>
+            <w:pPr>
+              <w:pStyle w:val="Compact"/>
+              <w:jc w:val="right"/>
+            </w:pPr>
+            <w:r>
+              <w:t xml:space="preserve">1.329.172</w:t>
+            </w:r>
+          </w:p>
+        </w:tc>
+        <w:tc>
+          <w:tcPr/>
+          <w:p>
+            <w:pPr>
+              <w:pStyle w:val="Compact"/>
+              <w:jc w:val="right"/>
+            </w:pPr>
+            <w:r>
+              <w:t xml:space="preserve">1.312</w:t>
+            </w:r>
+          </w:p>
+        </w:tc>
+      </w:tr>
+      <w:tr>
+        <w:tc>
+          <w:tcPr/>
+          <w:p>
+            <w:pPr>
+              <w:pStyle w:val="Compact"/>
+            </w:pPr>
+            <w:r>
+              <w:t xml:space="preserve">Pacífica</w:t>
+            </w:r>
+          </w:p>
+        </w:tc>
+        <w:tc>
+          <w:tcPr/>
+          <w:p>
+            <w:pPr>
+              <w:pStyle w:val="Compact"/>
+            </w:pPr>
+            <w:r>
+              <w:t xml:space="preserve">Chocó</w:t>
+            </w:r>
+          </w:p>
+        </w:tc>
+        <w:tc>
+          <w:tcPr/>
+          <w:p>
+            <w:pPr>
+              <w:pStyle w:val="Compact"/>
+              <w:jc w:val="right"/>
+            </w:pPr>
+            <w:r>
+              <w:t xml:space="preserve">441.422</w:t>
+            </w:r>
+          </w:p>
+        </w:tc>
+        <w:tc>
+          <w:tcPr/>
+          <w:p>
+            <w:pPr>
+              <w:pStyle w:val="Compact"/>
+              <w:jc w:val="right"/>
+            </w:pPr>
+            <w:r>
+              <w:t xml:space="preserve">1.310</w:t>
+            </w:r>
+          </w:p>
+        </w:tc>
+      </w:tr>
+      <w:tr>
+        <w:tc>
+          <w:tcPr/>
+          <w:p>
+            <w:pPr>
+              <w:pStyle w:val="Compact"/>
+            </w:pPr>
+            <w:r>
+              <w:t xml:space="preserve">Pacífica</w:t>
+            </w:r>
+          </w:p>
+        </w:tc>
+        <w:tc>
+          <w:tcPr/>
+          <w:p>
+            <w:pPr>
+              <w:pStyle w:val="Compact"/>
+            </w:pPr>
+            <w:r>
+              <w:t xml:space="preserve">Nariño</w:t>
+            </w:r>
+          </w:p>
+        </w:tc>
+        <w:tc>
+          <w:tcPr/>
+          <w:p>
+            <w:pPr>
+              <w:pStyle w:val="Compact"/>
+              <w:jc w:val="right"/>
+            </w:pPr>
+            <w:r>
+              <w:t xml:space="preserve">1.447.016</w:t>
+            </w:r>
+          </w:p>
+        </w:tc>
+        <w:tc>
+          <w:tcPr/>
+          <w:p>
+            <w:pPr>
+              <w:pStyle w:val="Compact"/>
+              <w:jc w:val="right"/>
+            </w:pPr>
+            <w:r>
+              <w:t xml:space="preserve">1.312</w:t>
+            </w:r>
+          </w:p>
+        </w:tc>
+      </w:tr>
+      <w:tr>
+        <w:tc>
+          <w:tcPr/>
+          <w:p>
+            <w:pPr>
+              <w:pStyle w:val="Compact"/>
+            </w:pPr>
+            <w:r>
+              <w:t xml:space="preserve">Pacífica</w:t>
+            </w:r>
+          </w:p>
+        </w:tc>
+        <w:tc>
+          <w:tcPr/>
+          <w:p>
+            <w:pPr>
+              <w:pStyle w:val="Compact"/>
+            </w:pPr>
+            <w:r>
+              <w:t xml:space="preserve">Valle</w:t>
+            </w:r>
+          </w:p>
+        </w:tc>
+        <w:tc>
+          <w:tcPr/>
+          <w:p>
+            <w:pPr>
+              <w:pStyle w:val="Compact"/>
+              <w:jc w:val="right"/>
+            </w:pPr>
+            <w:r>
+              <w:t xml:space="preserve">4.628.732</w:t>
+            </w:r>
+          </w:p>
+        </w:tc>
+        <w:tc>
+          <w:tcPr/>
+          <w:p>
+            <w:pPr>
+              <w:pStyle w:val="Compact"/>
+              <w:jc w:val="right"/>
+            </w:pPr>
+            <w:r>
+              <w:t xml:space="preserve">1.313</w:t>
+            </w:r>
+          </w:p>
+        </w:tc>
+      </w:tr>
+      <w:tr>
+        <w:tc>
+          <w:tcPr/>
+          <w:p>
+            <w:pPr>
+              <w:pStyle w:val="Compact"/>
+            </w:pPr>
+            <w:r>
+              <w:rPr>
+                <w:b/>
+                <w:bCs/>
+              </w:rPr>
+              <w:t xml:space="preserve">Total nacional</w:t>
+            </w:r>
+          </w:p>
+        </w:tc>
+        <w:tc>
+          <w:tcPr/>
+          <w:p>
+            <w:pPr>
+              <w:pStyle w:val="Compact"/>
+            </w:pPr>
+            <w:r>
+              <w:rPr>
+                <w:b/>
+                <w:bCs/>
+              </w:rPr>
+              <w:t xml:space="preserve">33 departamentos</w:t>
+            </w:r>
+          </w:p>
+        </w:tc>
+        <w:tc>
+          <w:tcPr/>
+          <w:p>
+            <w:pPr>
+              <w:pStyle w:val="Compact"/>
+              <w:jc w:val="right"/>
+            </w:pPr>
+            <w:r>
+              <w:rPr>
+                <w:b/>
+                <w:bCs/>
+              </w:rPr>
+              <w:t xml:space="preserve">50.168.746</w:t>
+            </w:r>
+          </w:p>
+        </w:tc>
+        <w:tc>
+          <w:tcPr/>
+          <w:p>
+            <w:pPr>
+              <w:pStyle w:val="Compact"/>
+              <w:jc w:val="right"/>
+            </w:pPr>
+            <w:r>
+              <w:rPr>
+                <w:b/>
+                <w:bCs/>
+              </w:rPr>
+              <w:t xml:space="preserve">43.176</w:t>
+            </w:r>
+          </w:p>
+        </w:tc>
+      </w:tr>
+    </w:tbl>
     <w:p>
       <w:pPr>
         <w:pStyle w:val="BodyText"/>
       </w:pPr>
       <w:r>
-        <w:t xml:space="preserve">El régimen de afiliación no se utiliza como un nivel adicional e independiente para determinar el tamaño total. En consecuencia, no se asigna una meta de 1.313 participaciones a cada combinación región × régimen. Hacerlo implicaría establecer 12 metas independientes y elevaría sustancialmente el tamaño total de la operación.</w:t>
+        <w:t xml:space="preserve">El régimen de afiliación no se utiliza como un nivel adicional e independiente para determinar el tamaño total. En consecuencia, no se asigna una meta independiente a cada combinación departamento × régimen. Hacerlo implicaría establecer 66 metas independientes y elevaría sustancialmente el tamaño total de la operación.</w:t>
       </w:r>
     </w:p>
     <w:p>
@@ -12145,7 +15516,7 @@
         <w:pStyle w:val="BodyText"/>
       </w:pPr>
       <w:r>
-        <w:t xml:space="preserve">En su lugar, el tamaño correspondiente a cada región constituye un presupuesto fijo de participación que posteriormente se distribuye entre los dos regímenes de afiliación de acuerdo con su participación poblacional en la BDUA. El régimen, por tanto, interviene en la</w:t>
+        <w:t xml:space="preserve">En su lugar, el tamaño correspondiente a cada departamento constituye un presupuesto fijo de participación que posteriormente se distribuye entre los dos regímenes de afiliación de acuerdo con su participación poblacional en la BDUA. El régimen, por tanto, interviene en la</w:t>
       </w:r>
       <w:r>
         <w:t xml:space="preserve"> </w:t>
@@ -12155,10 +15526,10 @@
           <w:b/>
           <w:bCs/>
         </w:rPr>
-        <w:t xml:space="preserve">composición de la cuota regional</w:t>
-      </w:r>
-      <w:r>
-        <w:t xml:space="preserve">, pero no genera un tamaño adicional que deba sumarse al tamaño regional.</w:t>
+        <w:t xml:space="preserve">composición de la cuota departamental</w:t>
+      </w:r>
+      <w:r>
+        <w:t xml:space="preserve">, pero no genera un tamaño adicional que deba sumarse al tamaño departamental.</w:t>
       </w:r>
     </w:p>
     <w:p>
@@ -12166,11 +15537,11 @@
         <w:pStyle w:val="BodyText"/>
       </w:pPr>
       <w:r>
-        <w:t xml:space="preserve">Esta decisión permite mantener el objetivo de participación establecido para cada región y, simultáneamente, reproducir dentro de cada una de ellas la estructura poblacional de los regímenes de afiliación. Las metas obtenidas para las combinaciones región × régimen constituyen, por tanto, componentes del tamaño regional y no dominios independientes de tamaño.</w:t>
-      </w:r>
-    </w:p>
-    <w:bookmarkEnd w:id="71"/>
-    <w:bookmarkStart w:id="72" w:name="Xbbedcf0996d08a6d3657c7eb24877b60e594678"/>
+        <w:t xml:space="preserve">Esta decisión permite mantener el objetivo de participación establecido para cada departamento y, simultáneamente, reproducir dentro de cada uno de ellos la estructura poblacional de los regímenes de afiliación. Las metas obtenidas para las combinaciones departamento × régimen constituyen, por tanto, componentes del tamaño departamental y no dominios independientes de tamaño.</w:t>
+      </w:r>
+    </w:p>
+    <w:bookmarkEnd w:id="79"/>
+    <w:bookmarkStart w:id="80" w:name="Xbbedcf0996d08a6d3657c7eb24877b60e594678"/>
     <w:p>
       <w:pPr>
         <w:pStyle w:val="Heading3"/>
@@ -12179,7 +15550,7 @@
         <w:rPr>
           <w:rStyle w:val="SectionNumber"/>
         </w:rPr>
-        <w:t xml:space="preserve">4.2.7</w:t>
+        <w:t xml:space="preserve">4.3.7</w:t>
       </w:r>
       <w:r>
         <w:tab/>
@@ -12193,7 +15564,7 @@
         <w:pStyle w:val="FirstParagraph"/>
       </w:pPr>
       <w:r>
-        <w:t xml:space="preserve">Una vez definidos los tamaños objetivo regionales, cada región se desagrega en las celdas que conforman la estructura de cuotas. Las celdas resultan del cruce de cuatro variables:</w:t>
+        <w:t xml:space="preserve">Una vez definidos los tamaños objetivo departamentales, cada departamento se desagrega en las celdas que conforman la estructura de cuotas. Las celdas resultan del cruce de cuatro variables:</w:t>
       </w:r>
     </w:p>
     <w:p>
@@ -12201,7 +15572,7 @@
         <w:pStyle w:val="Compact"/>
         <w:numPr>
           <w:ilvl w:val="0"/>
-          <w:numId w:val="1008"/>
+          <w:numId w:val="1009"/>
         </w:numPr>
       </w:pPr>
       <w:r>
@@ -12213,7 +15584,7 @@
         <w:pStyle w:val="Compact"/>
         <w:numPr>
           <w:ilvl w:val="0"/>
-          <w:numId w:val="1008"/>
+          <w:numId w:val="1009"/>
         </w:numPr>
       </w:pPr>
       <w:r>
@@ -12225,7 +15596,7 @@
         <w:pStyle w:val="Compact"/>
         <w:numPr>
           <w:ilvl w:val="0"/>
-          <w:numId w:val="1008"/>
+          <w:numId w:val="1009"/>
         </w:numPr>
       </w:pPr>
       <w:r>
@@ -12237,7 +15608,7 @@
         <w:pStyle w:val="Compact"/>
         <w:numPr>
           <w:ilvl w:val="0"/>
-          <w:numId w:val="1008"/>
+          <w:numId w:val="1009"/>
         </w:numPr>
       </w:pPr>
       <w:r>
@@ -12259,7 +15630,7 @@
           <w:b/>
           <w:bCs/>
         </w:rPr>
-        <w:t xml:space="preserve">56 celdas por región</w:t>
+        <w:t xml:space="preserve">56 celdas por departamento</w:t>
       </w:r>
       <w:r>
         <w:t xml:space="preserve"> </w:t>
@@ -12275,10 +15646,13 @@
           <w:b/>
           <w:bCs/>
         </w:rPr>
-        <w:t xml:space="preserve">336 celdas para el conjunto nacional</w:t>
-      </w:r>
-      <w:r>
-        <w:t xml:space="preserve">.</w:t>
+        <w:t xml:space="preserve">1.848 celdas para el conjunto nacional</w:t>
+      </w:r>
+      <w:r>
+        <w:t xml:space="preserve"> </w:t>
+      </w:r>
+      <w:r>
+        <w:t xml:space="preserve">(33 departamentos × 56 celdas).</w:t>
       </w:r>
     </w:p>
     <w:p>
@@ -12286,7 +15660,7 @@
         <w:pStyle w:val="BodyText"/>
       </w:pPr>
       <w:r>
-        <w:t xml:space="preserve">La asignación inicial de cada celda se realiza de manera proporcional a su peso poblacional dentro de la región, utilizando como referencia la distribución observada en la BDUA con corte a marzo de 2026:</w:t>
+        <w:t xml:space="preserve">La asignación inicial de cada celda se realiza de manera proporcional a su peso poblacional dentro del departamento, utilizando como referencia la distribución observada en la BDUA con corte a marzo de 2026:</w:t>
       </w:r>
     </w:p>
     <w:p>
@@ -12324,7 +15698,7 @@
             </m:e>
             <m:sub>
               <m:r>
-                <m:t>r</m:t>
+                <m:t>d</m:t>
               </m:r>
             </m:sub>
           </m:sSub>
@@ -12355,7 +15729,7 @@
                 </m:e>
                 <m:sub>
                   <m:r>
-                    <m:t>r</m:t>
+                    <m:t>d</m:t>
                   </m:r>
                 </m:sub>
               </m:sSub>
@@ -12423,7 +15797,7 @@
           </m:e>
           <m:sub>
             <m:r>
-              <m:t>r</m:t>
+              <m:t>d</m:t>
             </m:r>
           </m:sub>
         </m:sSub>
@@ -12432,7 +15806,7 @@
         <w:t xml:space="preserve"> </w:t>
       </w:r>
       <w:r>
-        <w:t xml:space="preserve">al tamaño objetivo de la región a la que pertenece,</w:t>
+        <w:t xml:space="preserve">al tamaño objetivo del departamento al que pertenece,</w:t>
       </w:r>
       <w:r>
         <w:t xml:space="preserve"> </w:t>
@@ -12469,7 +15843,7 @@
           </m:e>
           <m:sub>
             <m:r>
-              <m:t>r</m:t>
+              <m:t>d</m:t>
             </m:r>
           </m:sub>
         </m:sSub>
@@ -12478,7 +15852,7 @@
         <w:t xml:space="preserve"> </w:t>
       </w:r>
       <w:r>
-        <w:t xml:space="preserve">al total de personas de la región.</w:t>
+        <w:t xml:space="preserve">al total de personas del departamento.</w:t>
       </w:r>
     </w:p>
     <w:p>
@@ -12559,7 +15933,7 @@
                 </m:e>
                 <m:sub>
                   <m:r>
-                    <m:t>r</m:t>
+                    <m:t>d</m:t>
                   </m:r>
                 </m:sub>
               </m:sSub>
@@ -12590,7 +15964,7 @@
                     </m:e>
                     <m:sub>
                       <m:r>
-                        <m:t>r</m:t>
+                        <m:t>d</m:t>
                       </m:r>
                     </m:sub>
                   </m:sSub>
@@ -12624,7 +15998,7 @@
         <w:pStyle w:val="FirstParagraph"/>
       </w:pPr>
       <w:r>
-        <w:t xml:space="preserve">La aplicación del mínimo puede generar una suma superior o inferior al tamaño regional inicialmente distribuido. Por esta razón, la asignación definitiva incorpora un procedimiento de ajuste que conserva el tamaño total establecido para cada región y mantiene, en la medida permitida por las restricciones de mínimo, la relación proporcional derivada de la estructura poblacional.</w:t>
+        <w:t xml:space="preserve">La aplicación del mínimo puede generar una suma superior o inferior al tamaño departamental inicialmente distribuido. Por esta razón, la asignación definitiva incorpora un procedimiento de ajuste que conserva el tamaño total establecido para cada departamento y mantiene, en la medida permitida por las restricciones de mínimo, la relación proporcional derivada de la estructura poblacional.</w:t>
       </w:r>
     </w:p>
     <w:p>
@@ -12645,7 +16019,7 @@
         <w:t xml:space="preserve">método del resto mayor</w:t>
       </w:r>
       <w:r>
-        <w:t xml:space="preserve">. Para ello, se asigna inicialmente la parte entera de cada cuota y las unidades restantes se distribuyen entre las celdas con las mayores partes fraccionarias, hasta completar exactamente el tamaño regional establecido.</w:t>
+        <w:t xml:space="preserve">. Para ello, se asigna inicialmente la parte entera de cada cuota y las unidades restantes se distribuyen entre las celdas con las mayores partes fraccionarias, hasta completar exactamente el tamaño departamental establecido.</w:t>
       </w:r>
     </w:p>
     <w:p>
@@ -12653,11 +16027,53 @@
         <w:pStyle w:val="BodyText"/>
       </w:pPr>
       <w:r>
-        <w:t xml:space="preserve">El procedimiento produce una estructura nacional de 336 cuotas. De ellas, 17 corresponden al mínimo de 10 participaciones, mientras que la cuota de mayor tamaño alcanza 72 participaciones. El establecimiento de un mínimo implica una sobrerrepresentación deliberada de las celdas demográficamente menos numerosas respecto de su peso poblacional. Esta decisión responde a la necesidad operativa de conservar participación en los grupos de menor tamaño y será considerada posteriormente en la construcción y calibración de los pesos analíticos.</w:t>
-      </w:r>
-    </w:p>
-    <w:bookmarkEnd w:id="72"/>
-    <w:bookmarkStart w:id="74" w:name="resultado-agregado-por-región-y-régimen"/>
+        <w:t xml:space="preserve">El procedimiento produce una estructura nacional de 1.848 cuotas. De ellas, 40 corresponden al mínimo de 10 participaciones —concentradas en los departamentos de menor población, como Vaupés, Guainía y San Andrés—, mientras que la cuota de mayor tamaño alcanza 72 participaciones. El establecimiento de un mínimo implica una sobrerrepresentación deliberada de las celdas demográficamente menos numerosas respecto de su peso poblacional. Esta decisión responde a la necesidad operativa de conservar participación en los grupos de menor tamaño y será considerada posteriormente en la construcción y calibración de los pesos analíticos.</w:t>
+      </w:r>
+    </w:p>
+    <w:p>
+      <w:pPr>
+        <w:pStyle w:val="BodyText"/>
+      </w:pPr>
+      <w:r>
+        <w:t xml:space="preserve">La matriz completa de las 1.848 celdas se generó ejecutando, a nivel departamento, el mismo procedimiento ya adoptado a nivel región (proporcional a población + mínimo garantizado + resto mayor), y se encuentra en</w:t>
+      </w:r>
+      <w:r>
+        <w:t xml:space="preserve"> </w:t>
+      </w:r>
+      <w:r>
+        <w:rPr>
+          <w:rStyle w:val="VerbatimChar"/>
+        </w:rPr>
+        <w:t xml:space="preserve">03_Encuesta/01_Tamaño_Muestra/Output/04_asignacion_sexo_edad10_departamento_regimen.xlsx</w:t>
+      </w:r>
+      <w:r>
+        <w:t xml:space="preserve">. El</w:t>
+      </w:r>
+      <w:r>
+        <w:t xml:space="preserve"> </w:t>
+      </w:r>
+      <w:r>
+        <w:rPr>
+          <w:b/>
+          <w:bCs/>
+        </w:rPr>
+        <w:t xml:space="preserve">Anexo E — Matriz de cuotas</w:t>
+      </w:r>
+      <w:r>
+        <w:t xml:space="preserve"> </w:t>
+      </w:r>
+      <w:r>
+        <w:t xml:space="preserve">(</w:t>
+      </w:r>
+      <w:r>
+        <w:t xml:space="preserve">4</w:t>
+      </w:r>
+      <w:r>
+        <w:t xml:space="preserve">), organizado hasta ahora por región, queda pendiente de regenerar a partir de este nuevo archivo para reflejar la estructura departamental.</w:t>
+      </w:r>
+    </w:p>
+    <w:bookmarkEnd w:id="80"/>
+    <w:bookmarkStart w:id="82" w:name="resultado-agregado-por-región-y-régimen"/>
     <w:p>
       <w:pPr>
         <w:pStyle w:val="Heading3"/>
@@ -12666,7 +16082,7 @@
         <w:rPr>
           <w:rStyle w:val="SectionNumber"/>
         </w:rPr>
-        <w:t xml:space="preserve">4.2.8</w:t>
+        <w:t xml:space="preserve">4.3.8</w:t>
       </w:r>
       <w:r>
         <w:tab/>
@@ -12680,17 +16096,17 @@
         <w:pStyle w:val="FirstParagraph"/>
       </w:pPr>
       <w:r>
-        <w:t xml:space="preserve">La agregación de las 56 celdas correspondientes a cada región permite obtener la distribución de la meta regional entre los dos regímenes de afiliación:</w:t>
+        <w:t xml:space="preserve">Aunque la meta se fija por departamento, la agregación de los departamentos que conforman cada región permite obtener, con fines de reporte, la distribución de la meta regional entre los dos regímenes de afiliación:</w:t>
       </w:r>
     </w:p>
     <w:p>
       <w:pPr>
         <w:pStyle w:val="TableCaption"/>
       </w:pPr>
-      <w:bookmarkStart w:id="73" w:name="tab:cuota-region-regimen"/>
-      <w:bookmarkEnd w:id="73"/>
-      <w:r>
-        <w:t xml:space="preserve">Table 4.3: Distribución de la meta de cuota por región y régimen de afiliación, ENUS 2026.</w:t>
+      <w:bookmarkStart w:id="81" w:name="tab:cuota-region-regimen"/>
+      <w:bookmarkEnd w:id="81"/>
+      <w:r>
+        <w:t xml:space="preserve">Table 4.5: Distribución de la meta de cuota por región (agregación de departamentos) y régimen de afiliación, ENUS 2026.</w:t>
       </w:r>
     </w:p>
     <w:tbl>
@@ -12698,7 +16114,7 @@
         <w:tblStyle w:val="Table"/>
         <w:tblW w:type="auto" w:w="0"/>
         <w:tblLook w:firstRow="1" w:lastRow="0" w:firstColumn="0" w:lastColumn="0" w:noHBand="0" w:noVBand="0" w:val="0020"/>
-        <w:tblCaption w:val="Table 4.3: Distribución de la meta de cuota por región y régimen de afiliación, ENUS 2026."/>
+        <w:tblCaption w:val="Table 4.5: Distribución de la meta de cuota por región (agregación de departamentos) y régimen de afiliación, ENUS 2026."/>
       </w:tblPr>
       <w:tblGrid>
         <w:gridCol w:w="1980"/>
@@ -12827,7 +16243,7 @@
               <w:jc w:val="right"/>
             </w:pPr>
             <w:r>
-              <w:t xml:space="preserve">494</w:t>
+              <w:t xml:space="preserve">4.068</w:t>
             </w:r>
           </w:p>
         </w:tc>
@@ -12839,7 +16255,7 @@
               <w:jc w:val="right"/>
             </w:pPr>
             <w:r>
-              <w:t xml:space="preserve">819</w:t>
+              <w:t xml:space="preserve">6.406</w:t>
             </w:r>
           </w:p>
         </w:tc>
@@ -12851,7 +16267,7 @@
               <w:jc w:val="right"/>
             </w:pPr>
             <w:r>
-              <w:t xml:space="preserve">1.313</w:t>
+              <w:t xml:space="preserve">10.474</w:t>
             </w:r>
           </w:p>
         </w:tc>
@@ -12876,7 +16292,7 @@
               <w:jc w:val="right"/>
             </w:pPr>
             <w:r>
-              <w:t xml:space="preserve">663</w:t>
+              <w:t xml:space="preserve">4.212</w:t>
             </w:r>
           </w:p>
         </w:tc>
@@ -12888,7 +16304,7 @@
               <w:jc w:val="right"/>
             </w:pPr>
             <w:r>
-              <w:t xml:space="preserve">650</w:t>
+              <w:t xml:space="preserve">4.965</w:t>
             </w:r>
           </w:p>
         </w:tc>
@@ -12900,7 +16316,7 @@
               <w:jc w:val="right"/>
             </w:pPr>
             <w:r>
-              <w:t xml:space="preserve">1.313</w:t>
+              <w:t xml:space="preserve">9.177</w:t>
             </w:r>
           </w:p>
         </w:tc>
@@ -12925,7 +16341,7 @@
               <w:jc w:val="right"/>
             </w:pPr>
             <w:r>
-              <w:t xml:space="preserve">629</w:t>
+              <w:t xml:space="preserve">3.038</w:t>
             </w:r>
           </w:p>
         </w:tc>
@@ -12937,7 +16353,7 @@
               <w:jc w:val="right"/>
             </w:pPr>
             <w:r>
-              <w:t xml:space="preserve">684</w:t>
+              <w:t xml:space="preserve">3.521</w:t>
             </w:r>
           </w:p>
         </w:tc>
@@ -12949,7 +16365,7 @@
               <w:jc w:val="right"/>
             </w:pPr>
             <w:r>
-              <w:t xml:space="preserve">1.313</w:t>
+              <w:t xml:space="preserve">6.559</w:t>
             </w:r>
           </w:p>
         </w:tc>
@@ -12974,7 +16390,7 @@
               <w:jc w:val="right"/>
             </w:pPr>
             <w:r>
-              <w:t xml:space="preserve">453</w:t>
+              <w:t xml:space="preserve">3.405</w:t>
             </w:r>
           </w:p>
         </w:tc>
@@ -12986,7 +16402,7 @@
               <w:jc w:val="right"/>
             </w:pPr>
             <w:r>
-              <w:t xml:space="preserve">858</w:t>
+              <w:t xml:space="preserve">6.986</w:t>
             </w:r>
           </w:p>
         </w:tc>
@@ -12998,7 +16414,7 @@
               <w:jc w:val="right"/>
             </w:pPr>
             <w:r>
-              <w:t xml:space="preserve">1.311</w:t>
+              <w:t xml:space="preserve">10.391</w:t>
             </w:r>
           </w:p>
         </w:tc>
@@ -13023,7 +16439,7 @@
               <w:jc w:val="right"/>
             </w:pPr>
             <w:r>
-              <w:t xml:space="preserve">575</w:t>
+              <w:t xml:space="preserve">1.921</w:t>
             </w:r>
           </w:p>
         </w:tc>
@@ -13035,7 +16451,7 @@
               <w:jc w:val="right"/>
             </w:pPr>
             <w:r>
-              <w:t xml:space="preserve">738</w:t>
+              <w:t xml:space="preserve">3.324</w:t>
             </w:r>
           </w:p>
         </w:tc>
@@ -13047,7 +16463,7 @@
               <w:jc w:val="right"/>
             </w:pPr>
             <w:r>
-              <w:t xml:space="preserve">1.313</w:t>
+              <w:t xml:space="preserve">5.245</w:t>
             </w:r>
           </w:p>
         </w:tc>
@@ -13080,7 +16496,7 @@
                 <w:b/>
                 <w:bCs/>
               </w:rPr>
-              <w:t xml:space="preserve">3.669</w:t>
+              <w:t xml:space="preserve">17.499</w:t>
             </w:r>
           </w:p>
         </w:tc>
@@ -13096,7 +16512,7 @@
                 <w:b/>
                 <w:bCs/>
               </w:rPr>
-              <w:t xml:space="preserve">4.207</w:t>
+              <w:t xml:space="preserve">25.660</w:t>
             </w:r>
           </w:p>
         </w:tc>
@@ -13112,7 +16528,7 @@
                 <w:b/>
                 <w:bCs/>
               </w:rPr>
-              <w:t xml:space="preserve">7.876</w:t>
+              <w:t xml:space="preserve">43.159</w:t>
             </w:r>
           </w:p>
         </w:tc>
@@ -13123,11 +16539,29 @@
         <w:pStyle w:val="BodyText"/>
       </w:pPr>
       <w:r>
-        <w:t xml:space="preserve">La distribución muestra que la composición por régimen varía entre regiones de acuerdo con la estructura poblacional de referencia. No obstante, las metas de ambos regímenes se encuentran contenidas dentro del tamaño total definido para cada región.</w:t>
-      </w:r>
-    </w:p>
-    <w:bookmarkEnd w:id="74"/>
-    <w:bookmarkStart w:id="78" w:name="composición-agregada-de-las-cuotas"/>
+        <w:t xml:space="preserve">La distribución muestra que la composición por régimen varía entre regiones de acuerdo con la estructura poblacional de referencia. No obstante, las metas de ambos regímenes se encuentran contenidas dentro del tamaño total definido para cada región. El detalle por cada uno de los 33 departamentos se presenta en</w:t>
+      </w:r>
+      <w:r>
+        <w:t xml:space="preserve"> </w:t>
+      </w:r>
+      <w:r>
+        <w:t xml:space="preserve">4.4</w:t>
+      </w:r>
+      <w:r>
+        <w:t xml:space="preserve"> </w:t>
+      </w:r>
+      <w:r>
+        <w:t xml:space="preserve">y en el archivo fuente de la matriz de celdas (</w:t>
+      </w:r>
+      <w:r>
+        <w:t xml:space="preserve">4.3</w:t>
+      </w:r>
+      <w:r>
+        <w:t xml:space="preserve">).</w:t>
+      </w:r>
+    </w:p>
+    <w:bookmarkEnd w:id="82"/>
+    <w:bookmarkStart w:id="86" w:name="composición-agregada-de-las-cuotas"/>
     <w:p>
       <w:pPr>
         <w:pStyle w:val="Heading3"/>
@@ -13136,7 +16570,7 @@
         <w:rPr>
           <w:rStyle w:val="SectionNumber"/>
         </w:rPr>
-        <w:t xml:space="preserve">4.2.9</w:t>
+        <w:t xml:space="preserve">4.3.9</w:t>
       </w:r>
       <w:r>
         <w:tab/>
@@ -13157,10 +16591,10 @@
       <w:pPr>
         <w:pStyle w:val="TableCaption"/>
       </w:pPr>
-      <w:bookmarkStart w:id="75" w:name="tab:cuota-sexo"/>
-      <w:bookmarkEnd w:id="75"/>
-      <w:r>
-        <w:t xml:space="preserve">Table 4.4: Composición agregada de la cuota nacional por sexo, ENUS 2026.</w:t>
+      <w:bookmarkStart w:id="83" w:name="tab:cuota-sexo"/>
+      <w:bookmarkEnd w:id="83"/>
+      <w:r>
+        <w:t xml:space="preserve">Table 4.6: Composición agregada de la cuota nacional por sexo, ENUS 2026.</w:t>
       </w:r>
     </w:p>
     <w:tbl>
@@ -13168,7 +16602,7 @@
         <w:tblStyle w:val="Table"/>
         <w:tblW w:type="auto" w:w="0"/>
         <w:tblLook w:firstRow="1" w:lastRow="0" w:firstColumn="0" w:lastColumn="0" w:noHBand="0" w:noVBand="0" w:val="0020"/>
-        <w:tblCaption w:val="Table 4.4: Composición agregada de la cuota nacional por sexo, ENUS 2026."/>
+        <w:tblCaption w:val="Table 4.6: Composición agregada de la cuota nacional por sexo, ENUS 2026."/>
       </w:tblPr>
       <w:tblGrid>
         <w:gridCol w:w="2640"/>
@@ -13237,7 +16671,7 @@
               <w:jc w:val="right"/>
             </w:pPr>
             <w:r>
-              <w:t xml:space="preserve">3.993</w:t>
+              <w:t xml:space="preserve">21.760</w:t>
             </w:r>
           </w:p>
         </w:tc>
@@ -13249,7 +16683,7 @@
               <w:jc w:val="right"/>
             </w:pPr>
             <w:r>
-              <w:t xml:space="preserve">50,7 %</w:t>
+              <w:t xml:space="preserve">50,4 %</w:t>
             </w:r>
           </w:p>
         </w:tc>
@@ -13274,7 +16708,7 @@
               <w:jc w:val="right"/>
             </w:pPr>
             <w:r>
-              <w:t xml:space="preserve">3.883</w:t>
+              <w:t xml:space="preserve">21.399</w:t>
             </w:r>
           </w:p>
         </w:tc>
@@ -13286,7 +16720,7 @@
               <w:jc w:val="right"/>
             </w:pPr>
             <w:r>
-              <w:t xml:space="preserve">49,3 %</w:t>
+              <w:t xml:space="preserve">49,6 %</w:t>
             </w:r>
           </w:p>
         </w:tc>
@@ -13304,10 +16738,10 @@
       <w:pPr>
         <w:pStyle w:val="TableCaption"/>
       </w:pPr>
-      <w:bookmarkStart w:id="76" w:name="tab:cuota-edad"/>
-      <w:bookmarkEnd w:id="76"/>
-      <w:r>
-        <w:t xml:space="preserve">Table 4.5: Composición agregada de la cuota nacional por grupo de edad, ENUS 2026.</w:t>
+      <w:bookmarkStart w:id="84" w:name="tab:cuota-edad"/>
+      <w:bookmarkEnd w:id="84"/>
+      <w:r>
+        <w:t xml:space="preserve">Table 4.7: Composición agregada de la cuota nacional por grupo de edad, ENUS 2026.</w:t>
       </w:r>
     </w:p>
     <w:tbl>
@@ -13315,7 +16749,7 @@
         <w:tblStyle w:val="Table"/>
         <w:tblW w:type="auto" w:w="0"/>
         <w:tblLook w:firstRow="1" w:lastRow="0" w:firstColumn="0" w:lastColumn="0" w:noHBand="0" w:noVBand="0" w:val="0020"/>
-        <w:tblCaption w:val="Table 4.5: Composición agregada de la cuota nacional por grupo de edad, ENUS 2026."/>
+        <w:tblCaption w:val="Table 4.7: Composición agregada de la cuota nacional por grupo de edad, ENUS 2026."/>
       </w:tblPr>
       <w:tblGrid>
         <w:gridCol w:w="2640"/>
@@ -13384,7 +16818,7 @@
               <w:jc w:val="right"/>
             </w:pPr>
             <w:r>
-              <w:t xml:space="preserve">1.014</w:t>
+              <w:t xml:space="preserve">5.952</w:t>
             </w:r>
           </w:p>
         </w:tc>
@@ -13396,7 +16830,7 @@
               <w:jc w:val="right"/>
             </w:pPr>
             <w:r>
-              <w:t xml:space="preserve">12,9 %</w:t>
+              <w:t xml:space="preserve">13,8 %</w:t>
             </w:r>
           </w:p>
         </w:tc>
@@ -13421,7 +16855,7 @@
               <w:jc w:val="right"/>
             </w:pPr>
             <w:r>
-              <w:t xml:space="preserve">1.163</w:t>
+              <w:t xml:space="preserve">6.686</w:t>
             </w:r>
           </w:p>
         </w:tc>
@@ -13433,7 +16867,7 @@
               <w:jc w:val="right"/>
             </w:pPr>
             <w:r>
-              <w:t xml:space="preserve">14,8 %</w:t>
+              <w:t xml:space="preserve">15,5 %</w:t>
             </w:r>
           </w:p>
         </w:tc>
@@ -13458,7 +16892,7 @@
               <w:jc w:val="right"/>
             </w:pPr>
             <w:r>
-              <w:t xml:space="preserve">1.203</w:t>
+              <w:t xml:space="preserve">6.532</w:t>
             </w:r>
           </w:p>
         </w:tc>
@@ -13470,7 +16904,7 @@
               <w:jc w:val="right"/>
             </w:pPr>
             <w:r>
-              <w:t xml:space="preserve">15,3 %</w:t>
+              <w:t xml:space="preserve">15,1 %</w:t>
             </w:r>
           </w:p>
         </w:tc>
@@ -13495,7 +16929,7 @@
               <w:jc w:val="right"/>
             </w:pPr>
             <w:r>
-              <w:t xml:space="preserve">1.203</w:t>
+              <w:t xml:space="preserve">6.416</w:t>
             </w:r>
           </w:p>
         </w:tc>
@@ -13507,7 +16941,7 @@
               <w:jc w:val="right"/>
             </w:pPr>
             <w:r>
-              <w:t xml:space="preserve">15,3 %</w:t>
+              <w:t xml:space="preserve">14,9 %</w:t>
             </w:r>
           </w:p>
         </w:tc>
@@ -13532,7 +16966,7 @@
               <w:jc w:val="right"/>
             </w:pPr>
             <w:r>
-              <w:t xml:space="preserve">1.086</w:t>
+              <w:t xml:space="preserve">5.814</w:t>
             </w:r>
           </w:p>
         </w:tc>
@@ -13544,7 +16978,7 @@
               <w:jc w:val="right"/>
             </w:pPr>
             <w:r>
-              <w:t xml:space="preserve">13,8 %</w:t>
+              <w:t xml:space="preserve">13,5 %</w:t>
             </w:r>
           </w:p>
         </w:tc>
@@ -13569,7 +17003,7 @@
               <w:jc w:val="right"/>
             </w:pPr>
             <w:r>
-              <w:t xml:space="preserve">975</w:t>
+              <w:t xml:space="preserve">5.246</w:t>
             </w:r>
           </w:p>
         </w:tc>
@@ -13581,7 +17015,7 @@
               <w:jc w:val="right"/>
             </w:pPr>
             <w:r>
-              <w:t xml:space="preserve">12,4 %</w:t>
+              <w:t xml:space="preserve">12,2 %</w:t>
             </w:r>
           </w:p>
         </w:tc>
@@ -13606,7 +17040,7 @@
               <w:jc w:val="right"/>
             </w:pPr>
             <w:r>
-              <w:t xml:space="preserve">1.232</w:t>
+              <w:t xml:space="preserve">6.513</w:t>
             </w:r>
           </w:p>
         </w:tc>
@@ -13618,7 +17052,7 @@
               <w:jc w:val="right"/>
             </w:pPr>
             <w:r>
-              <w:t xml:space="preserve">15,6 %</w:t>
+              <w:t xml:space="preserve">15,1 %</w:t>
             </w:r>
           </w:p>
         </w:tc>
@@ -13636,10 +17070,10 @@
       <w:pPr>
         <w:pStyle w:val="TableCaption"/>
       </w:pPr>
-      <w:bookmarkStart w:id="77" w:name="tab:cuota-zona"/>
-      <w:bookmarkEnd w:id="77"/>
-      <w:r>
-        <w:t xml:space="preserve">Table 4.6: Composición agregada de la cuota nacional por zona, ENUS 2026.</w:t>
+      <w:bookmarkStart w:id="85" w:name="tab:cuota-zona"/>
+      <w:bookmarkEnd w:id="85"/>
+      <w:r>
+        <w:t xml:space="preserve">Table 4.8: Composición agregada de la cuota nacional por zona, ENUS 2026.</w:t>
       </w:r>
     </w:p>
     <w:tbl>
@@ -13647,7 +17081,7 @@
         <w:tblStyle w:val="Table"/>
         <w:tblW w:type="auto" w:w="0"/>
         <w:tblLook w:firstRow="1" w:lastRow="0" w:firstColumn="0" w:lastColumn="0" w:noHBand="0" w:noVBand="0" w:val="0020"/>
-        <w:tblCaption w:val="Table 4.6: Composición agregada de la cuota nacional por zona, ENUS 2026."/>
+        <w:tblCaption w:val="Table 4.8: Composición agregada de la cuota nacional por zona, ENUS 2026."/>
       </w:tblPr>
       <w:tblGrid>
         <w:gridCol w:w="2640"/>
@@ -13716,7 +17150,7 @@
               <w:jc w:val="right"/>
             </w:pPr>
             <w:r>
-              <w:t xml:space="preserve">5.147</w:t>
+              <w:t xml:space="preserve">25.751</w:t>
             </w:r>
           </w:p>
         </w:tc>
@@ -13728,7 +17162,7 @@
               <w:jc w:val="right"/>
             </w:pPr>
             <w:r>
-              <w:t xml:space="preserve">65,4 %</w:t>
+              <w:t xml:space="preserve">59,7 %</w:t>
             </w:r>
           </w:p>
         </w:tc>
@@ -13753,7 +17187,7 @@
               <w:jc w:val="right"/>
             </w:pPr>
             <w:r>
-              <w:t xml:space="preserve">2.729</w:t>
+              <w:t xml:space="preserve">17.408</w:t>
             </w:r>
           </w:p>
         </w:tc>
@@ -13765,7 +17199,7 @@
               <w:jc w:val="right"/>
             </w:pPr>
             <w:r>
-              <w:t xml:space="preserve">34,6 %</w:t>
+              <w:t xml:space="preserve">40,3 %</w:t>
             </w:r>
           </w:p>
         </w:tc>
@@ -13776,7 +17210,19 @@
         <w:pStyle w:val="BodyText"/>
       </w:pPr>
       <w:r>
-        <w:t xml:space="preserve">La matriz completa de cuotas, correspondiente a las 336 combinaciones de región, régimen, sexo, grupo de edad y zona, se presenta como anexo externo al documento en el</w:t>
+        <w:t xml:space="preserve">La matriz completa de cuotas, correspondiente a las 1.848 combinaciones de departamento, régimen, sexo, grupo de edad y zona, se generó en</w:t>
+      </w:r>
+      <w:r>
+        <w:t xml:space="preserve"> </w:t>
+      </w:r>
+      <w:r>
+        <w:rPr>
+          <w:rStyle w:val="VerbatimChar"/>
+        </w:rPr>
+        <w:t xml:space="preserve">03_Encuesta/01_Tamaño_Muestra/Output/04_asignacion_sexo_edad10_departamento_regimen.xlsx</w:t>
+      </w:r>
+      <w:r>
+        <w:t xml:space="preserve">. El</w:t>
       </w:r>
       <w:r>
         <w:t xml:space="preserve"> </w:t>
@@ -13789,42 +17235,7 @@
         <w:t xml:space="preserve">Anexo E — Matriz de cuotas</w:t>
       </w:r>
       <w:r>
-        <w:t xml:space="preserve">, organizado en una hoja independiente para cada región.</w:t>
-      </w:r>
-    </w:p>
-    <w:bookmarkEnd w:id="78"/>
-    <w:bookmarkStart w:id="79" w:name="X320bda01316bb7325d3cd38a11b3d062b89c4c9"/>
-    <w:p>
-      <w:pPr>
-        <w:pStyle w:val="Heading3"/>
-      </w:pPr>
-      <w:r>
-        <w:rPr>
-          <w:rStyle w:val="SectionNumber"/>
-        </w:rPr>
-        <w:t xml:space="preserve">4.2.10</w:t>
-      </w:r>
-      <w:r>
-        <w:tab/>
-      </w:r>
-      <w:r>
-        <w:t xml:space="preserve">Papel de las EPS, IPS y gestores en la captación</w:t>
-      </w:r>
-    </w:p>
-    <w:p>
-      <w:pPr>
-        <w:pStyle w:val="FirstParagraph"/>
-      </w:pPr>
-      <w:r>
-        <w:t xml:space="preserve">La participación de las EPS, IPS y gestores farmacéuticos constituye un componente relevante de la estrategia de captación de la ENUS 2026. Aunque estas entidades no reciben una cuota de participación asignada de manera independiente, su participación en la operación puede facilitar el acceso de los usuarios al cuestionario y contribuir al cumplimiento de las metas definidas para las cuotas demográficas.</w:t>
-      </w:r>
-    </w:p>
-    <w:p>
-      <w:pPr>
-        <w:pStyle w:val="BodyText"/>
-      </w:pPr>
-      <w:r>
-        <w:t xml:space="preserve">La necesidad de este apoyo responde a una condición operativa relevante:</w:t>
+        <w:t xml:space="preserve">, organizado hasta ahora en una hoja por región (336 combinaciones), queda</w:t>
       </w:r>
       <w:r>
         <w:t xml:space="preserve"> </w:t>
@@ -13834,10 +17245,81 @@
           <w:b/>
           <w:bCs/>
         </w:rPr>
-        <w:t xml:space="preserve">no todas las personas de la población objetivo disponen de teléfono inteligente, conexión a Internet, computador u otros medios digitales que les permitan diligenciar directamente el cuestionario</w:t>
-      </w:r>
-      <w:r>
-        <w:t xml:space="preserve">. Por esta razón, la operación debe contemplar mecanismos que permitan que los usuarios puedan acceder al instrumento y completar su diligenciamiento con el apoyo de las instituciones que participan en la atención en salud.</w:t>
+        <w:t xml:space="preserve">pendiente de regenerar</w:t>
+      </w:r>
+      <w:r>
+        <w:t xml:space="preserve"> </w:t>
+      </w:r>
+      <w:r>
+        <w:t xml:space="preserve">a partir de este archivo, con una hoja por departamento.</w:t>
+      </w:r>
+    </w:p>
+    <w:bookmarkEnd w:id="86"/>
+    <w:bookmarkStart w:id="87" w:name="sec-alcance-departamental"/>
+    <w:p>
+      <w:pPr>
+        <w:pStyle w:val="Heading3"/>
+      </w:pPr>
+      <w:r>
+        <w:rPr>
+          <w:rStyle w:val="SectionNumber"/>
+        </w:rPr>
+        <w:t xml:space="preserve">4.3.10</w:t>
+      </w:r>
+      <w:r>
+        <w:tab/>
+      </w:r>
+      <w:r>
+        <w:t xml:space="preserve">Alcance de los resultados por departamento</w:t>
+      </w:r>
+    </w:p>
+    <w:p>
+      <w:pPr>
+        <w:pStyle w:val="FirstParagraph"/>
+      </w:pPr>
+      <w:r>
+        <w:rPr>
+          <w:b/>
+          <w:bCs/>
+        </w:rPr>
+        <w:t xml:space="preserve">Decisión metodológica adoptada, con alcance condicionado.</w:t>
+      </w:r>
+      <w:r>
+        <w:t xml:space="preserve"> </w:t>
+      </w:r>
+      <w:r>
+        <w:t xml:space="preserve">La ampliación del tamaño objetivo a 43.176 participaciones (</w:t>
+      </w:r>
+      <w:r>
+        <w:t xml:space="preserve">4.4</w:t>
+      </w:r>
+      <w:r>
+        <w:t xml:space="preserve">) abre la posibilidad de producir resultados representativos por departamento, pero esa posibilidad está</w:t>
+      </w:r>
+      <w:r>
+        <w:t xml:space="preserve"> </w:t>
+      </w:r>
+      <w:r>
+        <w:rPr>
+          <w:b/>
+          <w:bCs/>
+        </w:rPr>
+        <w:t xml:space="preserve">condicionada a que la meta de cada departamento se cumpla efectivamente al cierre del periodo de recolección</w:t>
+      </w:r>
+      <w:r>
+        <w:t xml:space="preserve">. La ENUS 2026 es un diseño de captación no probabilístico por cuotas (</w:t>
+      </w:r>
+      <w:r>
+        <w:t xml:space="preserve">4</w:t>
+      </w:r>
+      <w:r>
+        <w:t xml:space="preserve">): no existe, con la evidencia disponible, un mecanismo que garantice ni verifique en tiempo real el cierre de cada celda de cuota (</w:t>
+      </w:r>
+      <w:r>
+        <w:t xml:space="preserve">5</w:t>
+      </w:r>
+      <w:r>
+        <w:t xml:space="preserve">), por lo que alcanzar la meta departamental es un resultado operativo de la captación, no una propiedad garantizada por el diseño.</w:t>
       </w:r>
     </w:p>
     <w:p>
@@ -13845,71 +17327,440 @@
         <w:pStyle w:val="BodyText"/>
       </w:pPr>
       <w:r>
-        <w:t xml:space="preserve">En este contexto, las EPS, IPS y gestores pueden desempeñar un papel de facilitación, orientando a los usuarios elegibles hacia el mecanismo de participación y, cuando sea necesario, proporcionando apoyo para el diligenciamiento del cuestionario. Este apoyo no implica que las entidades constituyan unidades de selección ni que se establezcan cuotas institucionales; su función corresponde al componente operativo de acceso y captación.</w:t>
-      </w:r>
-    </w:p>
-    <w:p>
-      <w:pPr>
-        <w:pStyle w:val="BodyText"/>
-      </w:pPr>
-      <w:r>
-        <w:t xml:space="preserve">La participación institucional debe desarrollarse de manera que el usuario conserve la autonomía para decidir si participa en la encuesta y que las respuestas sean registradas directamente por el usuario o con su consentimiento y acompañamiento, según el mecanismo operativo definido para la recolección.</w:t>
-      </w:r>
-    </w:p>
-    <w:p>
-      <w:pPr>
-        <w:pStyle w:val="BodyText"/>
-      </w:pPr>
-      <w:r>
-        <w:t xml:space="preserve">En consecuencia, la cantidad de participantes provenientes de cada EPS, IPS o gestor no constituye una meta de cuota predeterminada. Su distribución dependerá de la participación efectiva de los usuarios y de los mecanismos de acceso y apoyo disponibles durante la operación. La estructura institucional observada en la muestra será, por tanto, un resultado de la captación y no una dimensión controlada mediante cuotas.</w:t>
-      </w:r>
-    </w:p>
-    <w:bookmarkEnd w:id="79"/>
-    <w:bookmarkStart w:id="81" w:name="X2f02a6dacbbbc387b1f772a4c81ad3c3f0aa13a"/>
-    <w:p>
-      <w:pPr>
-        <w:pStyle w:val="Heading3"/>
-      </w:pPr>
-      <w:r>
-        <w:rPr>
-          <w:rStyle w:val="SectionNumber"/>
-        </w:rPr>
-        <w:t xml:space="preserve">4.2.11</w:t>
-      </w:r>
-      <w:r>
-        <w:tab/>
-      </w:r>
-      <w:r>
-        <w:t xml:space="preserve">Diferenciación conceptual para el análisis</w:t>
-      </w:r>
-    </w:p>
-    <w:p>
-      <w:pPr>
-        <w:pStyle w:val="FirstParagraph"/>
-      </w:pPr>
-      <w:r>
-        <w:t xml:space="preserve">Para la interpretación de los resultados es necesario distinguir entre los conceptos utilizados para organizar la captación y aquellos utilizados posteriormente para producir y analizar los resultados. Aunque una misma variable puede intervenir en más de una de estas funciones, su propósito estadístico es diferente.</w:t>
-      </w:r>
-    </w:p>
-    <w:p>
-      <w:pPr>
+        <w:t xml:space="preserve">En consecuencia:</w:t>
+      </w:r>
+    </w:p>
+    <w:p>
+      <w:pPr>
+        <w:pStyle w:val="Compact"/>
         <w:numPr>
           <w:ilvl w:val="0"/>
-          <w:numId w:val="1009"/>
+          <w:numId w:val="1010"/>
         </w:numPr>
       </w:pPr>
+      <w:r>
+        <w:t xml:space="preserve">Un departamento que alcance su meta de 1.278 a 1.313 participaciones (según su tamaño poblacional;</w:t>
+      </w:r>
+      <w:r>
+        <w:t xml:space="preserve"> </w:t>
+      </w:r>
+      <w:r>
+        <w:t xml:space="preserve">4.4</w:t>
+      </w:r>
+      <w:r>
+        <w:t xml:space="preserve">) puede, en principio, habilitarse para la producción de resultados representativos a ese nivel para los indicadores construidos con Parte 1 y Parte 2, que responde la totalidad de las personas captadas.</w:t>
+      </w:r>
+    </w:p>
+    <w:p>
+      <w:pPr>
+        <w:pStyle w:val="Compact"/>
+        <w:numPr>
+          <w:ilvl w:val="0"/>
+          <w:numId w:val="1010"/>
+        </w:numPr>
+      </w:pPr>
+      <w:r>
+        <w:t xml:space="preserve">Un departamento que no alcance su meta al cierre del periodo de recolección</w:t>
+      </w:r>
+      <w:r>
+        <w:t xml:space="preserve"> </w:t>
+      </w:r>
+      <w:r>
+        <w:rPr>
+          <w:b/>
+          <w:bCs/>
+        </w:rPr>
+        <w:t xml:space="preserve">no debe tratarse como representativo a nivel departamental</w:t>
+      </w:r>
+      <w:r>
+        <w:t xml:space="preserve">; sus resultados deberán limitarse a análisis descriptivos, agregarse al nivel de región, o presentarse con las advertencias metodológicas correspondientes, conforme al criterio general ya establecido para cualquier dominio con baja participación (</w:t>
+      </w:r>
+      <w:r>
+        <w:t xml:space="preserve">4</w:t>
+      </w:r>
+      <w:r>
+        <w:t xml:space="preserve">).</w:t>
+      </w:r>
+    </w:p>
+    <w:p>
+      <w:pPr>
+        <w:pStyle w:val="FirstParagraph"/>
+      </w:pPr>
+      <w:r>
+        <w:rPr>
+          <w:b/>
+          <w:bCs/>
+        </w:rPr>
+        <w:t xml:space="preserve">Esta ampliación no extiende la representatividad departamental a los indicadores de Parte 3 (módulo específico).</w:t>
+      </w:r>
+      <w:r>
+        <w:t xml:space="preserve"> </w:t>
+      </w:r>
+      <w:r>
+        <w:t xml:space="preserve">Aun si un departamento alcanza su meta de 1.278 a 1.313 participaciones en Parte 1-2, el número de personas que además accede a un módulo determinado dentro de ese departamento es sustancialmente menor, por la doble dilución del sorteo Bernoulli (</w:t>
+      </w:r>
+      <m:oMath>
+        <m:r>
+          <m:t>π</m:t>
+        </m:r>
+        <m:r>
+          <m:rPr>
+            <m:sty m:val="p"/>
+          </m:rPr>
+          <m:t>=</m:t>
+        </m:r>
+        <m:r>
+          <m:t>0</m:t>
+        </m:r>
+        <m:r>
+          <m:rPr>
+            <m:sty m:val="p"/>
+          </m:rPr>
+          <m:t>,</m:t>
+        </m:r>
+        <m:r>
+          <m:t>8</m:t>
+        </m:r>
+      </m:oMath>
+      <w:r>
+        <w:t xml:space="preserve">) y de la asignación aleatoria entre los módulos de un mismo prestador (</w:t>
+      </w:r>
+      <m:oMath>
+        <m:r>
+          <m:t>P</m:t>
+        </m:r>
+        <m:r>
+          <m:rPr>
+            <m:sty m:val="p"/>
+          </m:rPr>
+          <m:t>=</m:t>
+        </m:r>
+        <m:r>
+          <m:t>1</m:t>
+        </m:r>
+        <m:r>
+          <m:rPr>
+            <m:sty m:val="p"/>
+          </m:rPr>
+          <m:t>/</m:t>
+        </m:r>
+        <m:r>
+          <m:t>3</m:t>
+        </m:r>
+      </m:oMath>
+      <w:r>
+        <w:t xml:space="preserve"> </w:t>
+      </w:r>
+      <w:r>
+        <w:t xml:space="preserve">en EPS,</w:t>
+      </w:r>
+      <w:r>
+        <w:t xml:space="preserve"> </w:t>
+      </w:r>
+      <m:oMath>
+        <m:r>
+          <m:t>1</m:t>
+        </m:r>
+        <m:r>
+          <m:rPr>
+            <m:sty m:val="p"/>
+          </m:rPr>
+          <m:t>/</m:t>
+        </m:r>
+        <m:r>
+          <m:t>4</m:t>
+        </m:r>
+      </m:oMath>
+      <w:r>
+        <w:t xml:space="preserve"> </w:t>
+      </w:r>
+      <w:r>
+        <w:t xml:space="preserve">en IPS, 1 en el gestor;</w:t>
+      </w:r>
+      <w:r>
+        <w:t xml:space="preserve"> </w:t>
+      </w:r>
+      <w:r>
+        <w:t xml:space="preserve">4.2</w:t>
+      </w:r>
+      <w:r>
+        <w:t xml:space="preserve">). Por ejemplo, para un departamento con meta de 1.313 participaciones, el número esperado de personas que elige un prestador con IPS y recibe un módulo IPS específico es del orden de</w:t>
+      </w:r>
+      <w:r>
+        <w:t xml:space="preserve"> </w:t>
+      </w:r>
+      <m:oMath>
+        <m:r>
+          <m:t>1.313</m:t>
+        </m:r>
+        <m:r>
+          <m:rPr>
+            <m:sty m:val="p"/>
+          </m:rPr>
+          <m:t>×</m:t>
+        </m:r>
+        <m:r>
+          <m:t>0</m:t>
+        </m:r>
+        <m:r>
+          <m:rPr>
+            <m:sty m:val="p"/>
+          </m:rPr>
+          <m:t>,</m:t>
+        </m:r>
+        <m:r>
+          <m:t>8</m:t>
+        </m:r>
+        <m:r>
+          <m:rPr>
+            <m:sty m:val="p"/>
+          </m:rPr>
+          <m:t>×</m:t>
+        </m:r>
+        <m:r>
+          <m:t>P</m:t>
+        </m:r>
+        <m:r>
+          <m:rPr>
+            <m:sty m:val="p"/>
+          </m:rPr>
+          <m:t>(</m:t>
+        </m:r>
+        <m:r>
+          <m:rPr>
+            <m:nor/>
+            <m:sty m:val="p"/>
+          </m:rPr>
+          <m:t>elige IPS</m:t>
+        </m:r>
+        <m:r>
+          <m:rPr>
+            <m:sty m:val="p"/>
+          </m:rPr>
+          <m:t>)</m:t>
+        </m:r>
+        <m:r>
+          <m:rPr>
+            <m:sty m:val="p"/>
+          </m:rPr>
+          <m:t>/</m:t>
+        </m:r>
+        <m:r>
+          <m:t>4</m:t>
+        </m:r>
+      </m:oMath>
+      <w:r>
+        <w:t xml:space="preserve">, una fracción pequeña del total departamental. Este documento no define un tamaño objetivo por combinación departamento × módulo, y no debe interpretarse que la ampliación aquí adoptada garantiza esa desagregación.</w:t>
+      </w:r>
+    </w:p>
+    <w:bookmarkEnd w:id="87"/>
+    <w:bookmarkStart w:id="88" w:name="Xc6b0cd0e6b394ed4a5192060a928220a7184e07"/>
+    <w:p>
+      <w:pPr>
+        <w:pStyle w:val="Heading3"/>
+      </w:pPr>
+      <w:r>
+        <w:rPr>
+          <w:rStyle w:val="SectionNumber"/>
+        </w:rPr>
+        <w:t xml:space="preserve">4.3.11</w:t>
+      </w:r>
+      <w:r>
+        <w:tab/>
+      </w:r>
+      <w:r>
+        <w:t xml:space="preserve">Actualización periódica de la base de usuarios habilitados</w:t>
+      </w:r>
+    </w:p>
+    <w:p>
+      <w:pPr>
+        <w:pStyle w:val="FirstParagraph"/>
+      </w:pPr>
+      <w:r>
+        <w:t xml:space="preserve">La base de usuarios habilitados para acceder a</w:t>
+      </w:r>
+      <w:r>
+        <w:t xml:space="preserve"> </w:t>
+      </w:r>
       <w:r>
         <w:rPr>
           <w:i/>
           <w:iCs/>
         </w:rPr>
+        <w:t xml:space="preserve">ClicSalud</w:t>
+      </w:r>
+      <w:r>
+        <w:t xml:space="preserve"> </w:t>
+      </w:r>
+      <w:r>
+        <w:t xml:space="preserve">se actualiza cada cuatro meses durante el año, con el propósito de incorporar a la base a los nuevos usuarios habilitados para diligenciar el cuestionario —en particular, personas recién afiliadas al SGSSS o que utilizaron un servicio de salud con posterioridad a la actualización anterior— (</w:t>
+      </w:r>
+      <w:r>
+        <w:t xml:space="preserve">3.2</w:t>
+      </w:r>
+      <w:r>
+        <w:t xml:space="preserve">).</w:t>
+      </w:r>
+    </w:p>
+    <w:p>
+      <w:pPr>
+        <w:pStyle w:val="BodyText"/>
+      </w:pPr>
+      <w:r>
+        <w:t xml:space="preserve">Esta actualización periódica debe distinguirse de la BDUA con corte a marzo de 2026 utilizada como referencia poblacional para la distribución de las cuotas (</w:t>
+      </w:r>
+      <w:r>
+        <w:t xml:space="preserve">4.3</w:t>
+      </w:r>
+      <w:r>
+        <w:t xml:space="preserve">) y, más adelante, para los totales de calibración (ver capítulo de ponderación y calibración): aquella es un corte fijo, adoptado como parámetro del diseño para todo el año de referencia, mientras que la actualización de la base de usuarios habilitados es un procedimiento operativo recurrente cuyo único propósito es mantener vigente el acceso a</w:t>
+      </w:r>
+      <w:r>
+        <w:t xml:space="preserve"> </w:t>
+      </w:r>
+      <w:r>
+        <w:rPr>
+          <w:i/>
+          <w:iCs/>
+        </w:rPr>
+        <w:t xml:space="preserve">ClicSalud</w:t>
+      </w:r>
+      <w:r>
+        <w:t xml:space="preserve">, sin que ello modifique la estructura de cuotas ya establecida.</w:t>
+      </w:r>
+    </w:p>
+    <w:p>
+      <w:pPr>
+        <w:pStyle w:val="BodyText"/>
+      </w:pPr>
+      <w:r>
+        <w:t xml:space="preserve">Una consecuencia de esta cadencia es que la habilitación efectiva de un usuario recién elegible no es inmediata: un usuario que se afilia al SGSSS o utiliza un servicio de salud inmediatamente después de una actualización debe esperar hasta el siguiente ciclo, de hasta cuatro meses, para quedar habilitado en la base. Esta condición se retoma en el capítulo de limitaciones del muestreo por cuotas (</w:t>
+      </w:r>
+      <w:r>
+        <w:t xml:space="preserve">??</w:t>
+      </w:r>
+      <w:r>
+        <w:t xml:space="preserve">).</w:t>
+      </w:r>
+    </w:p>
+    <w:bookmarkEnd w:id="88"/>
+    <w:bookmarkStart w:id="89" w:name="X320bda01316bb7325d3cd38a11b3d062b89c4c9"/>
+    <w:p>
+      <w:pPr>
+        <w:pStyle w:val="Heading3"/>
+      </w:pPr>
+      <w:r>
+        <w:rPr>
+          <w:rStyle w:val="SectionNumber"/>
+        </w:rPr>
+        <w:t xml:space="preserve">4.3.12</w:t>
+      </w:r>
+      <w:r>
+        <w:tab/>
+      </w:r>
+      <w:r>
+        <w:t xml:space="preserve">Papel de las EPS, IPS y gestores en la captación</w:t>
+      </w:r>
+    </w:p>
+    <w:p>
+      <w:pPr>
+        <w:pStyle w:val="FirstParagraph"/>
+      </w:pPr>
+      <w:r>
+        <w:t xml:space="preserve">La participación de las EPS, IPS y gestores farmacéuticos constituye un componente relevante de la estrategia de captación de la ENUS 2026. Aunque estas entidades no reciben una cuota de participación asignada de manera independiente, su participación en la operación puede facilitar el acceso de los usuarios al cuestionario y contribuir al cumplimiento de las metas definidas para las cuotas demográficas.</w:t>
+      </w:r>
+    </w:p>
+    <w:p>
+      <w:pPr>
+        <w:pStyle w:val="BodyText"/>
+      </w:pPr>
+      <w:r>
+        <w:t xml:space="preserve">La necesidad de este apoyo responde a una condición operativa relevante:</w:t>
+      </w:r>
+      <w:r>
+        <w:t xml:space="preserve"> </w:t>
+      </w:r>
+      <w:r>
+        <w:rPr>
+          <w:b/>
+          <w:bCs/>
+        </w:rPr>
+        <w:t xml:space="preserve">no todas las personas de la población objetivo disponen de teléfono inteligente, conexión a Internet, computador u otros medios digitales que les permitan diligenciar directamente el cuestionario</w:t>
+      </w:r>
+      <w:r>
+        <w:t xml:space="preserve">. Por esta razón, la operación debe contemplar mecanismos que permitan que los usuarios puedan acceder al instrumento y completar su diligenciamiento con el apoyo de las instituciones que participan en la atención en salud.</w:t>
+      </w:r>
+    </w:p>
+    <w:p>
+      <w:pPr>
+        <w:pStyle w:val="BodyText"/>
+      </w:pPr>
+      <w:r>
+        <w:t xml:space="preserve">En este contexto, las EPS, IPS y gestores pueden desempeñar un papel de facilitación, orientando a los usuarios elegibles hacia el mecanismo de participación y, cuando sea necesario, proporcionando apoyo para el diligenciamiento del cuestionario. Este apoyo no implica que las entidades constituyan unidades de selección ni que se establezcan cuotas institucionales; su función corresponde al componente operativo de acceso y captación.</w:t>
+      </w:r>
+    </w:p>
+    <w:p>
+      <w:pPr>
+        <w:pStyle w:val="BodyText"/>
+      </w:pPr>
+      <w:r>
+        <w:t xml:space="preserve">La participación institucional debe desarrollarse de manera que el usuario conserve la autonomía para decidir si participa en la encuesta y que las respuestas sean registradas directamente por el usuario o con su consentimiento y acompañamiento, según el mecanismo operativo definido para la recolección.</w:t>
+      </w:r>
+    </w:p>
+    <w:p>
+      <w:pPr>
+        <w:pStyle w:val="BodyText"/>
+      </w:pPr>
+      <w:r>
+        <w:t xml:space="preserve">En consecuencia, la cantidad de participantes provenientes de cada EPS, IPS o gestor no constituye una meta de cuota predeterminada. Su distribución dependerá de la participación efectiva de los usuarios y de los mecanismos de acceso y apoyo disponibles durante la operación. La estructura institucional observada en la muestra será, por tanto, un resultado de la captación y no una dimensión controlada mediante cuotas.</w:t>
+      </w:r>
+    </w:p>
+    <w:bookmarkEnd w:id="89"/>
+    <w:bookmarkStart w:id="91" w:name="X2f02a6dacbbbc387b1f772a4c81ad3c3f0aa13a"/>
+    <w:p>
+      <w:pPr>
+        <w:pStyle w:val="Heading3"/>
+      </w:pPr>
+      <w:r>
+        <w:rPr>
+          <w:rStyle w:val="SectionNumber"/>
+        </w:rPr>
+        <w:t xml:space="preserve">4.3.13</w:t>
+      </w:r>
+      <w:r>
+        <w:tab/>
+      </w:r>
+      <w:r>
+        <w:t xml:space="preserve">Diferenciación conceptual para el análisis</w:t>
+      </w:r>
+    </w:p>
+    <w:p>
+      <w:pPr>
+        <w:pStyle w:val="FirstParagraph"/>
+      </w:pPr>
+      <w:r>
+        <w:t xml:space="preserve">Para la interpretación de los resultados es necesario distinguir entre los conceptos utilizados para organizar la captación y aquellos utilizados posteriormente para producir y analizar los resultados. Aunque una misma variable puede intervenir en más de una de estas funciones, su propósito estadístico es diferente.</w:t>
+      </w:r>
+    </w:p>
+    <w:p>
+      <w:pPr>
+        <w:numPr>
+          <w:ilvl w:val="0"/>
+          <w:numId w:val="1011"/>
+        </w:numPr>
+      </w:pPr>
+      <w:r>
+        <w:rPr>
+          <w:i/>
+          <w:iCs/>
+        </w:rPr>
         <w:t xml:space="preserve">Cuota.</w:t>
       </w:r>
       <w:r>
         <w:t xml:space="preserve"> </w:t>
       </w:r>
       <w:r>
-        <w:t xml:space="preserve">Corresponde a una meta de composición establecida previamente para orientar la captación. En la ENUS 2026, las cuotas se definen mediante el cruce de región, régimen, sexo, grupo de edad y zona. Su función es controlar la composición de la muestra durante la operación.</w:t>
+        <w:t xml:space="preserve">Corresponde a una meta de composición establecida previamente para orientar la captación. En la ENUS 2026, las cuotas se definen mediante el cruce de departamento, régimen, sexo, grupo de edad y zona. Su función es controlar la composición de la muestra durante la operación.</w:t>
       </w:r>
     </w:p>
     <w:p>
@@ -13920,7 +17771,7 @@
         </w:numPr>
       </w:pPr>
       <w:r>
-        <w:t xml:space="preserve">Por ejemplo, una cuota podría corresponder a Caribe – régimen subsidiado – femenino – 30 a 39 años – urbano, con una meta determinada de participaciones. Si durante la captación ya se alcanzó la meta de esta celda, nuevas personas con esas mismas características no incrementan esa cuota y la operación debe orientar la captación hacia otras celdas que aún tengan participación disponible.</w:t>
+        <w:t xml:space="preserve">Por ejemplo, una cuota podría corresponder a Atlántico – régimen subsidiado – femenino – 30 a 39 años – urbano, con una meta determinada de participaciones. Si durante la captación ya se alcanzó la meta de esta celda, nuevas personas con esas mismas características no incrementan esa cuota y la operación debe orientar la captación hacia otras celdas que aún tengan participación disponible.</w:t>
       </w:r>
     </w:p>
     <w:p>
@@ -13948,7 +17799,7 @@
       <w:pPr>
         <w:numPr>
           <w:ilvl w:val="0"/>
-          <w:numId w:val="1009"/>
+          <w:numId w:val="1011"/>
         </w:numPr>
       </w:pPr>
       <w:r>
@@ -14007,7 +17858,7 @@
         </w:numPr>
       </w:pPr>
       <w:r>
-        <w:t xml:space="preserve">Por ejemplo, la celda Caribe – subsidiado – femenino – 30 a 39 años – urbano puede ser una cuota de captación, pero no constituye por sí misma un estrato probabilístico. Para que existiera un estrato en el sentido clásico, debería existir una población definida dentro de ese grupo y un mecanismo de selección probabilística de las unidades que lo conforman.</w:t>
+        <w:t xml:space="preserve">Por ejemplo, la celda Atlántico – subsidiado – femenino – 30 a 39 años – urbano puede ser una cuota de captación, pero no constituye por sí misma un estrato probabilístico. Para que existiera un estrato en el sentido clásico, debería existir una población definida dentro de ese grupo y un mecanismo de selección probabilística de las unidades que lo conforman.</w:t>
       </w:r>
     </w:p>
     <w:p>
@@ -14035,7 +17886,7 @@
       <w:pPr>
         <w:numPr>
           <w:ilvl w:val="0"/>
-          <w:numId w:val="1009"/>
+          <w:numId w:val="1011"/>
         </w:numPr>
       </w:pPr>
       <w:r>
@@ -14060,7 +17911,25 @@
         </w:numPr>
       </w:pPr>
       <w:r>
-        <w:t xml:space="preserve">Por ejemplo, la cuota puede definirse para Caribe × Subsidiado × Femenino × 30–39 × Urbano, mientras que posteriormente puede analizarse el resultado para todo el régimen subsidiado, agrupando personas de todas las regiones, edades, sexos y zonas. En este caso, “régimen subsidiado” es un dominio, pero no una cuota independiente.</w:t>
+        <w:t xml:space="preserve">Por ejemplo, la cuota puede definirse para Atlántico × Subsidiado × Femenino × 30–39 × Urbano, mientras que posteriormente puede analizarse el resultado para todo el régimen subsidiado, agrupando personas de todos los departamentos, edades, sexos y zonas. En este caso,</w:t>
+      </w:r>
+      <w:r>
+        <w:t xml:space="preserve"> </w:t>
+      </w:r>
+      <w:r>
+        <w:t xml:space="preserve">“régimen subsidiado”</w:t>
+      </w:r>
+      <w:r>
+        <w:t xml:space="preserve"> </w:t>
+      </w:r>
+      <w:r>
+        <w:t xml:space="preserve">es un dominio, pero no una cuota independiente. La región es, en el mismo sentido, un dominio de agregación de departamentos (</w:t>
+      </w:r>
+      <w:r>
+        <w:t xml:space="preserve">4</w:t>
+      </w:r>
+      <w:r>
+        <w:t xml:space="preserve">): a diferencia de otros dominios, sí tiene un tamaño mínimo garantizado, porque resulta de sumar cuotas departamentales que sí están fijadas de antemano.</w:t>
       </w:r>
     </w:p>
     <w:p>
@@ -14112,7 +17981,7 @@
       <w:pPr>
         <w:numPr>
           <w:ilvl w:val="0"/>
-          <w:numId w:val="1009"/>
+          <w:numId w:val="1011"/>
         </w:numPr>
       </w:pPr>
       <w:r>
@@ -14148,7 +18017,7 @@
         </w:numPr>
       </w:pPr>
       <w:r>
-        <w:t xml:space="preserve">De manera similar, región, régimen, grupo de edad o zona pueden formar parte de la estructura de cuotas y, posteriormente, incorporarse al procedimiento de calibración, de acuerdo con los totales poblacionales disponibles y la estrategia de ajuste definida.</w:t>
+        <w:t xml:space="preserve">De manera similar, departamento, régimen, grupo de edad o zona pueden formar parte de la estructura de cuotas y, posteriormente, incorporarse al procedimiento de calibración, de acuerdo con los totales poblacionales disponibles y la estrategia de ajuste definida.</w:t>
       </w:r>
     </w:p>
     <w:p>
@@ -14184,10 +18053,10 @@
       <w:pPr>
         <w:pStyle w:val="TableCaption"/>
       </w:pPr>
-      <w:bookmarkStart w:id="80" w:name="tab:concepto-y-uso"/>
-      <w:bookmarkEnd w:id="80"/>
-      <w:r>
-        <w:t xml:space="preserve">Table 4.7: Diferenciación conceptual entre cuota, estrato, dominio y variable de calibración, ENUS 2026.</w:t>
+      <w:bookmarkStart w:id="90" w:name="tab:concepto-y-uso"/>
+      <w:bookmarkEnd w:id="90"/>
+      <w:r>
+        <w:t xml:space="preserve">Table 4.9: Diferenciación conceptual entre cuota, estrato, dominio y variable de calibración, ENUS 2026.</w:t>
       </w:r>
     </w:p>
     <w:tbl>
@@ -14196,7 +18065,7 @@
         <w:tblW w:type="pct" w:w="5000"/>
         <w:tblLayout w:type="fixed"/>
         <w:tblLook w:firstRow="1" w:lastRow="0" w:firstColumn="0" w:lastColumn="0" w:noHBand="0" w:noVBand="0" w:val="0020"/>
-        <w:tblCaption w:val="Table 4.7: Diferenciación conceptual entre cuota, estrato, dominio y variable de calibración, ENUS 2026."/>
+        <w:tblCaption w:val="Table 4.9: Diferenciación conceptual entre cuota, estrato, dominio y variable de calibración, ENUS 2026."/>
       </w:tblPr>
       <w:tblGrid>
         <w:gridCol w:w="1320"/>
@@ -14275,7 +18144,7 @@
               <w:pStyle w:val="Compact"/>
             </w:pPr>
             <w:r>
-              <w:t xml:space="preserve">Meta para Caribe × Subsidiado × Femenino × 30–39 × Urbano</w:t>
+              <w:t xml:space="preserve">Meta para Atlántico × Subsidiado × Femenino × 30–39 × Urbano</w:t>
             </w:r>
           </w:p>
         </w:tc>
@@ -14353,7 +18222,7 @@
               <w:pStyle w:val="Compact"/>
             </w:pPr>
             <w:r>
-              <w:t xml:space="preserve">Régimen subsidiado, una región o una EPS</w:t>
+              <w:t xml:space="preserve">Régimen subsidiado, un departamento, una región o una EPS</w:t>
             </w:r>
           </w:p>
         </w:tc>
@@ -14392,7 +18261,7 @@
               <w:pStyle w:val="Compact"/>
             </w:pPr>
             <w:r>
-              <w:t xml:space="preserve">Sexo, edad, régimen, región o zona</w:t>
+              <w:t xml:space="preserve">Sexo, edad, régimen, departamento o zona</w:t>
             </w:r>
           </w:p>
         </w:tc>
@@ -14413,17 +18282,33 @@
           <w:b/>
           <w:bCs/>
         </w:rPr>
+        <w:t xml:space="preserve">departamento</w:t>
+      </w:r>
+      <w:r>
+        <w:t xml:space="preserve"> </w:t>
+      </w:r>
+      <w:r>
+        <w:t xml:space="preserve">puede utilizarse para establecer una cuota, definir un dominio de análisis y participar posteriormente en la calibración de los pesos, mientras que</w:t>
+      </w:r>
+      <w:r>
+        <w:t xml:space="preserve"> </w:t>
+      </w:r>
+      <w:r>
+        <w:rPr>
+          <w:b/>
+          <w:bCs/>
+        </w:rPr>
         <w:t xml:space="preserve">región</w:t>
       </w:r>
       <w:r>
         <w:t xml:space="preserve"> </w:t>
       </w:r>
       <w:r>
-        <w:t xml:space="preserve">puede utilizarse para establecer una cuota, definir un dominio de análisis y participar posteriormente en la calibración de los pesos. Lo que cambia no es la variable, sino la función que cumple en cada etapa del diseño y del análisis.</w:t>
-      </w:r>
-    </w:p>
-    <w:bookmarkEnd w:id="81"/>
-    <w:bookmarkStart w:id="82" w:name="X36983bec4e3cb69bb6c1993ef9162c20cea9e56"/>
+        <w:t xml:space="preserve">—al ser una agregación de departamentos— funciona como dominio de análisis y, potencialmente, como variable de calibración, pero no define directamente una celda de cuota. Lo que cambia no es la variable, sino la función que cumple en cada etapa del diseño y del análisis.</w:t>
+      </w:r>
+    </w:p>
+    <w:bookmarkEnd w:id="91"/>
+    <w:bookmarkStart w:id="92" w:name="X36983bec4e3cb69bb6c1993ef9162c20cea9e56"/>
     <w:p>
       <w:pPr>
         <w:pStyle w:val="Heading3"/>
@@ -14432,7 +18317,7 @@
         <w:rPr>
           <w:rStyle w:val="SectionNumber"/>
         </w:rPr>
-        <w:t xml:space="preserve">4.2.12</w:t>
+        <w:t xml:space="preserve">4.3.14</w:t>
       </w:r>
       <w:r>
         <w:tab/>
@@ -14537,10 +18422,10 @@
         <w:t xml:space="preserve">En consecuencia, la estructura de cuotas debe entenderse como un mecanismo de control de la composición de la captación y no como una garantía de representatividad para cualquier nivel de desagregación. El alcance final de los análisis estará condicionado por la participación efectiva de los usuarios, la composición alcanzada de la muestra y los resultados de los procedimientos posteriores de ponderación y calibración.</w:t>
       </w:r>
     </w:p>
-    <w:bookmarkEnd w:id="82"/>
-    <w:bookmarkEnd w:id="83"/>
-    <w:bookmarkEnd w:id="84"/>
-    <w:bookmarkStart w:id="95" w:name="sec-papel-eps-ips"/>
+    <w:bookmarkEnd w:id="92"/>
+    <w:bookmarkEnd w:id="93"/>
+    <w:bookmarkEnd w:id="94"/>
+    <w:bookmarkStart w:id="105" w:name="sec-papel-eps-ips"/>
     <w:p>
       <w:pPr>
         <w:pStyle w:val="Heading1"/>
@@ -14563,16 +18448,16 @@
         <w:pStyle w:val="FirstParagraph"/>
       </w:pPr>
       <w:r>
-        <w:t xml:space="preserve">Este capítulo documenta el papel de las Empresas Promotoras de Salud (EPS), las Instituciones Prestadoras de Servicios de Salud (IPS) y los gestores farmacéuticos dentro de la operación de campo de ENUS 2026, y desarrolla las implicaciones operativas de la ausencia, en los insumos técnicos disponibles, de un mecanismo documentado de difusión o cierre activo de la captación. La forma en que estos actores institucionales determinan el módulo del cuestionario que responde un usuario —esto es, su función dentro del árbol de decisión— es una cuestión de estructura del instrumento y se documenta de forma completa en el capítulo de flujo y rutas del cuestionario (</w:t>
-      </w:r>
-      <w:r>
-        <w:t xml:space="preserve">??</w:t>
+        <w:t xml:space="preserve">Este capítulo documenta el papel de las Empresas Promotoras de Salud (EPS), las Instituciones Prestadoras de Servicios de Salud (IPS) y los gestores farmacéuticos dentro de la operación de campo de ENUS 2026, y desarrolla las implicaciones operativas de la ausencia, en los insumos técnicos disponibles, de un mecanismo documentado de difusión o cierre activo de la captación. La forma en que se asigna el módulo de Parte 3 que responde un usuario —el sorteo Bernoulli, la elección de prestador y la asignación aleatoria de módulo dentro del prestador elegido— es una cuestión de estructura del instrumento y se documenta de forma completa en el capítulo de diseño muestral (</w:t>
+      </w:r>
+      <w:r>
+        <w:t xml:space="preserve">4.2</w:t>
       </w:r>
       <w:r>
         <w:t xml:space="preserve">); no se repite aquí.</w:t>
       </w:r>
     </w:p>
-    <w:bookmarkStart w:id="85" w:name="qué-es-clicsalud"/>
+    <w:bookmarkStart w:id="95" w:name="qué-es-clicsalud"/>
     <w:p>
       <w:pPr>
         <w:pStyle w:val="Heading2"/>
@@ -14637,14 +18522,14 @@
         <w:t xml:space="preserve">la que finalmente registra la participación de cada usuario, con independencia de que exista o no un canal institucional que lo dirija hacia la aplicación—. La descripción completa de su estructura, pantallas y recorrido de uso se documenta en el capítulo de instrumento de recolección (</w:t>
       </w:r>
       <w:r>
-        <w:t xml:space="preserve">??</w:t>
+        <w:t xml:space="preserve">6</w:t>
       </w:r>
       <w:r>
         <w:t xml:space="preserve">); aquí solo se introduce lo necesario para situar el papel de las EPS e IPS frente a ella.</w:t>
       </w:r>
     </w:p>
-    <w:bookmarkEnd w:id="85"/>
-    <w:bookmarkStart w:id="86" w:name="importancia-de-las-eps-en-la-operación"/>
+    <w:bookmarkEnd w:id="95"/>
+    <w:bookmarkStart w:id="96" w:name="importancia-de-las-eps-en-la-operación"/>
     <w:p>
       <w:pPr>
         <w:pStyle w:val="Heading2"/>
@@ -14739,8 +18624,8 @@
         <w:t xml:space="preserve">). La cuota y la captación operan exclusivamente a nivel de usuario; ninguna EPS, IPS o gestor queda excluido de antemano de la posibilidad de que sus afiliados o usuarios participen y de que su desempeño sea evaluado.</w:t>
       </w:r>
     </w:p>
-    <w:bookmarkEnd w:id="86"/>
-    <w:bookmarkStart w:id="87" w:name="X9b2dd9bb09dc634b0c81028431112b12d040b59"/>
+    <w:bookmarkEnd w:id="96"/>
+    <w:bookmarkStart w:id="97" w:name="X9b2dd9bb09dc634b0c81028431112b12d040b59"/>
     <w:p>
       <w:pPr>
         <w:pStyle w:val="Heading2"/>
@@ -14791,8 +18676,8 @@
         <w:t xml:space="preserve">).</w:t>
       </w:r>
     </w:p>
-    <w:bookmarkEnd w:id="87"/>
-    <w:bookmarkStart w:id="88" w:name="X7daaa13c068be6e42377dd0c902719d5f6bdef1"/>
+    <w:bookmarkEnd w:id="97"/>
+    <w:bookmarkStart w:id="98" w:name="X7daaa13c068be6e42377dd0c902719d5f6bdef1"/>
     <w:p>
       <w:pPr>
         <w:pStyle w:val="Heading2"/>
@@ -14866,8 +18751,8 @@
         <w:t xml:space="preserve">En síntesis, con la evidencia disponible, las EPS y las IPS participan en ENUS 2026 como categoría de identificación del usuario y como objeto de medición de los indicadores de desempeño —no como unidades de muestreo ni, hasta donde documentan los insumos técnicos, como canales activos de reclutamiento o difusión.</w:t>
       </w:r>
     </w:p>
-    <w:bookmarkEnd w:id="88"/>
-    <w:bookmarkStart w:id="93" w:name="X7aa3b047e8a4506124124e70bf8354a48c30a36"/>
+    <w:bookmarkEnd w:id="98"/>
+    <w:bookmarkStart w:id="103" w:name="X7aa3b047e8a4506124124e70bf8354a48c30a36"/>
     <w:p>
       <w:pPr>
         <w:pStyle w:val="Heading2"/>
@@ -14941,7 +18826,7 @@
         <w:t xml:space="preserve">ya tiene implementadas, y los de coordinación institucional.</w:t>
       </w:r>
     </w:p>
-    <w:bookmarkStart w:id="89" w:name="canales-propios-de-eps-e-ips"/>
+    <w:bookmarkStart w:id="99" w:name="canales-propios-de-eps-e-ips"/>
     <w:p>
       <w:pPr>
         <w:pStyle w:val="Heading3"/>
@@ -14957,305 +18842,6 @@
       </w:r>
       <w:r>
         <w:t xml:space="preserve">Canales propios de EPS e IPS</w:t>
-      </w:r>
-    </w:p>
-    <w:p>
-      <w:pPr>
-        <w:pStyle w:val="Compact"/>
-        <w:numPr>
-          <w:ilvl w:val="0"/>
-          <w:numId w:val="1010"/>
-        </w:numPr>
-      </w:pPr>
-      <w:r>
-        <w:rPr>
-          <w:b/>
-          <w:bCs/>
-        </w:rPr>
-        <w:t xml:space="preserve">Puntos de atención física.</w:t>
-      </w:r>
-      <w:r>
-        <w:t xml:space="preserve"> </w:t>
-      </w:r>
-      <w:r>
-        <w:t xml:space="preserve">Divulgación mediante material impreso o código QR de acceso directo en las sedes de atención al usuario de EPS e IPS, en el mismo punto en que hoy se entrega la Carta de Derechos y Deberes (</w:t>
-      </w:r>
-      <w:r>
-        <w:t xml:space="preserve">1</w:t>
-      </w:r>
-      <w:r>
-        <w:t xml:space="preserve">).</w:t>
-      </w:r>
-    </w:p>
-    <w:p>
-      <w:pPr>
-        <w:pStyle w:val="Compact"/>
-        <w:numPr>
-          <w:ilvl w:val="0"/>
-          <w:numId w:val="1010"/>
-        </w:numPr>
-      </w:pPr>
-      <w:r>
-        <w:rPr>
-          <w:b/>
-          <w:bCs/>
-        </w:rPr>
-        <w:t xml:space="preserve">Canales digitales propios de la EPS.</w:t>
-      </w:r>
-      <w:r>
-        <w:t xml:space="preserve"> </w:t>
-      </w:r>
-      <w:r>
-        <w:t xml:space="preserve">Envío de la invitación a través de los canales de comunicación que cada EPS ya mantiene con sus afiliados (aplicaciones propias, mensajería, correo electrónico o portales de usuario), sujeto a la disponibilidad y disposición de cada entidad.</w:t>
-      </w:r>
-    </w:p>
-    <w:p>
-      <w:pPr>
-        <w:pStyle w:val="Compact"/>
-        <w:numPr>
-          <w:ilvl w:val="0"/>
-          <w:numId w:val="1010"/>
-        </w:numPr>
-      </w:pPr>
-      <w:r>
-        <w:rPr>
-          <w:b/>
-          <w:bCs/>
-        </w:rPr>
-        <w:t xml:space="preserve">Momento posterior a la atención.</w:t>
-      </w:r>
-      <w:r>
-        <w:t xml:space="preserve"> </w:t>
-      </w:r>
-      <w:r>
-        <w:t xml:space="preserve">Invitación a participar inmediatamente después de recibir un servicio en una IPS, cuando la experiencia del usuario está más reciente y el sesgo de recuerdo es menor —en línea con el objetivo específico de minimizar el sesgo de recuerdo ya adoptado para la operación (</w:t>
-      </w:r>
-      <w:r>
-        <w:t xml:space="preserve">2</w:t>
-      </w:r>
-      <w:r>
-        <w:t xml:space="preserve">).</w:t>
-      </w:r>
-    </w:p>
-    <w:p>
-      <w:pPr>
-        <w:pStyle w:val="Compact"/>
-        <w:numPr>
-          <w:ilvl w:val="0"/>
-          <w:numId w:val="1010"/>
-        </w:numPr>
-      </w:pPr>
-      <w:r>
-        <w:rPr>
-          <w:b/>
-          <w:bCs/>
-        </w:rPr>
-        <w:t xml:space="preserve">Líneas de atención al usuario y PQRS.</w:t>
-      </w:r>
-      <w:r>
-        <w:t xml:space="preserve"> </w:t>
-      </w:r>
-      <w:r>
-        <w:t xml:space="preserve">Mención de la encuesta como opción de cierre en las líneas telefónicas y canales de peticiones, quejas y reclamos que EPS e IPS ya operan de manera regular, sin que ello sustituya el canal de participación formal en</w:t>
-      </w:r>
-      <w:r>
-        <w:t xml:space="preserve"> </w:t>
-      </w:r>
-      <w:r>
-        <w:rPr>
-          <w:i/>
-          <w:iCs/>
-        </w:rPr>
-        <w:t xml:space="preserve">ClicSalud</w:t>
-      </w:r>
-      <w:r>
-        <w:t xml:space="preserve">.</w:t>
-      </w:r>
-    </w:p>
-    <w:bookmarkEnd w:id="89"/>
-    <w:bookmarkStart w:id="90" w:name="Xaa6574c987f4a03ae8a0b400a5311ff2b019a9a"/>
-    <w:p>
-      <w:pPr>
-        <w:pStyle w:val="Heading3"/>
-      </w:pPr>
-      <w:r>
-        <w:rPr>
-          <w:rStyle w:val="SectionNumber"/>
-        </w:rPr>
-        <w:t xml:space="preserve">5.5.2</w:t>
-      </w:r>
-      <w:r>
-        <w:tab/>
-      </w:r>
-      <w:r>
-        <w:t xml:space="preserve">Canales apoyados en capacidades ya implementadas en</w:t>
-      </w:r>
-      <w:r>
-        <w:t xml:space="preserve"> </w:t>
-      </w:r>
-      <w:r>
-        <w:rPr>
-          <w:i/>
-          <w:iCs/>
-        </w:rPr>
-        <w:t xml:space="preserve">ClicSalud</w:t>
-      </w:r>
-    </w:p>
-    <w:p>
-      <w:pPr>
-        <w:pStyle w:val="Compact"/>
-        <w:numPr>
-          <w:ilvl w:val="0"/>
-          <w:numId w:val="1011"/>
-        </w:numPr>
-      </w:pPr>
-      <w:r>
-        <w:rPr>
-          <w:b/>
-          <w:bCs/>
-        </w:rPr>
-        <w:t xml:space="preserve">Notificación dirigida a partir de atenciones detectadas.</w:t>
-      </w:r>
-      <w:r>
-        <w:t xml:space="preserve"> </w:t>
-      </w:r>
-      <w:r>
-        <w:rPr>
-          <w:i/>
-          <w:iCs/>
-        </w:rPr>
-        <w:t xml:space="preserve">ClicSalud</w:t>
-      </w:r>
-      <w:r>
-        <w:t xml:space="preserve"> </w:t>
-      </w:r>
-      <w:r>
-        <w:t xml:space="preserve">ya presenta al usuario, al ingresar al módulo de encuesta, una sección de atenciones de salud detectadas en los últimos seis meses —consulta externa, urgencias, exámenes y procedimientos, con fecha e institución— (</w:t>
-      </w:r>
-      <w:r>
-        <w:t xml:space="preserve">??</w:t>
-      </w:r>
-      <w:r>
-        <w:t xml:space="preserve">). Esa misma capacidad de detección podría reutilizarse para enviar una notificación push focalizada poco después de registrarse una atención, en lugar de depender exclusivamente de que el usuario ingrese por iniciativa propia.</w:t>
-      </w:r>
-    </w:p>
-    <w:p>
-      <w:pPr>
-        <w:pStyle w:val="Compact"/>
-        <w:numPr>
-          <w:ilvl w:val="0"/>
-          <w:numId w:val="1011"/>
-        </w:numPr>
-      </w:pPr>
-      <w:r>
-        <w:rPr>
-          <w:b/>
-          <w:bCs/>
-        </w:rPr>
-        <w:t xml:space="preserve">Llamado a participar desde la pestaña Desempeño.</w:t>
-      </w:r>
-      <w:r>
-        <w:t xml:space="preserve"> </w:t>
-      </w:r>
-      <w:r>
-        <w:t xml:space="preserve">La pestaña</w:t>
-      </w:r>
-      <w:r>
-        <w:t xml:space="preserve"> </w:t>
-      </w:r>
-      <w:r>
-        <w:t xml:space="preserve">“Desempeño”</w:t>
-      </w:r>
-      <w:r>
-        <w:t xml:space="preserve"> </w:t>
-      </w:r>
-      <w:r>
-        <w:t xml:space="preserve">de</w:t>
-      </w:r>
-      <w:r>
-        <w:t xml:space="preserve"> </w:t>
-      </w:r>
-      <w:r>
-        <w:rPr>
-          <w:i/>
-          <w:iCs/>
-        </w:rPr>
-        <w:t xml:space="preserve">ClicSalud</w:t>
-      </w:r>
-      <w:r>
-        <w:t xml:space="preserve"> </w:t>
-      </w:r>
-      <w:r>
-        <w:t xml:space="preserve">ya muestra al usuario un tablero de indicadores de calidad de su EPS, construido sobre atributos análogos a los que mide ENUS 2026 —acceso, tiempo de espera, humanización del trato, entrega de medicamentos— (</w:t>
-      </w:r>
-      <w:r>
-        <w:t xml:space="preserve">??</w:t>
-      </w:r>
-      <w:r>
-        <w:t xml:space="preserve">). Podría incorporarse allí un llamado a participar en la encuesta, presentando la relación directa entre responder y la información que ese mismo tablero despliega.</w:t>
-      </w:r>
-    </w:p>
-    <w:p>
-      <w:pPr>
-        <w:pStyle w:val="Compact"/>
-        <w:numPr>
-          <w:ilvl w:val="0"/>
-          <w:numId w:val="1011"/>
-        </w:numPr>
-      </w:pPr>
-      <w:r>
-        <w:rPr>
-          <w:b/>
-          <w:bCs/>
-        </w:rPr>
-        <w:t xml:space="preserve">Acceso asistido en el punto de atención.</w:t>
-      </w:r>
-      <w:r>
-        <w:t xml:space="preserve"> </w:t>
-      </w:r>
-      <w:r>
-        <w:t xml:space="preserve">Para el paso de verificación por SMS,</w:t>
-      </w:r>
-      <w:r>
-        <w:t xml:space="preserve"> </w:t>
-      </w:r>
-      <w:r>
-        <w:rPr>
-          <w:i/>
-          <w:iCs/>
-        </w:rPr>
-        <w:t xml:space="preserve">ClicSalud</w:t>
-      </w:r>
-      <w:r>
-        <w:t xml:space="preserve"> </w:t>
-      </w:r>
-      <w:r>
-        <w:t xml:space="preserve">ya contempla que un funcionario asista al usuario sin celular propio mediante una tableta institucional en el punto de atención de su EPS (</w:t>
-      </w:r>
-      <w:r>
-        <w:t xml:space="preserve">??</w:t>
-      </w:r>
-      <w:r>
-        <w:t xml:space="preserve">); ese mismo canal asistido podría promoverse activamente como vía de acceso para usuarios con menor autonomía digital, en lugar de operar solo como respaldo ante la ausencia de celular.</w:t>
-      </w:r>
-    </w:p>
-    <w:bookmarkEnd w:id="90"/>
-    <w:bookmarkStart w:id="91" w:name="coordinación-institucional"/>
-    <w:p>
-      <w:pPr>
-        <w:pStyle w:val="Heading3"/>
-      </w:pPr>
-      <w:r>
-        <w:rPr>
-          <w:rStyle w:val="SectionNumber"/>
-        </w:rPr>
-        <w:t xml:space="preserve">5.5.3</w:t>
-      </w:r>
-      <w:r>
-        <w:tab/>
-      </w:r>
-      <w:r>
-        <w:t xml:space="preserve">Coordinación institucional</w:t>
       </w:r>
     </w:p>
     <w:p>
@@ -15271,13 +18857,19 @@
           <w:b/>
           <w:bCs/>
         </w:rPr>
-        <w:t xml:space="preserve">Campañas institucionales del Ministerio.</w:t>
-      </w:r>
-      <w:r>
-        <w:t xml:space="preserve"> </w:t>
-      </w:r>
-      <w:r>
-        <w:t xml:space="preserve">Divulgación general a través de los canales del Ministerio de Salud y Protección Social, complementaria a los canales institucionales de cada EPS o IPS.</w:t>
+        <w:t xml:space="preserve">Puntos de atención física.</w:t>
+      </w:r>
+      <w:r>
+        <w:t xml:space="preserve"> </w:t>
+      </w:r>
+      <w:r>
+        <w:t xml:space="preserve">Divulgación mediante material impreso o código QR de acceso directo en las sedes de atención al usuario de EPS e IPS, en el mismo punto en que hoy se entrega la Carta de Derechos y Deberes (</w:t>
+      </w:r>
+      <w:r>
+        <w:t xml:space="preserve">1</w:t>
+      </w:r>
+      <w:r>
+        <w:t xml:space="preserve">).</w:t>
       </w:r>
     </w:p>
     <w:p>
@@ -15293,43 +18885,63 @@
           <w:b/>
           <w:bCs/>
         </w:rPr>
-        <w:t xml:space="preserve">Articulación con la Superintendencia Nacional de Salud y los entes de inspección, vigilancia y control</w:t>
-      </w:r>
-      <w:r>
-        <w:t xml:space="preserve">, en la medida en que la participación de los usuarios en ENUS 2026 es también insumo para el seguimiento del desempeño de las EPS que esos entes supervisan (</w:t>
-      </w:r>
-      <w:r>
-        <w:t xml:space="preserve">1</w:t>
+        <w:t xml:space="preserve">Canales digitales propios de la EPS.</w:t>
+      </w:r>
+      <w:r>
+        <w:t xml:space="preserve"> </w:t>
+      </w:r>
+      <w:r>
+        <w:t xml:space="preserve">Envío de la invitación a través de los canales de comunicación que cada EPS ya mantiene con sus afiliados (aplicaciones propias, mensajería, correo electrónico o portales de usuario), sujeto a la disponibilidad y disposición de cada entidad.</w:t>
+      </w:r>
+    </w:p>
+    <w:p>
+      <w:pPr>
+        <w:pStyle w:val="Compact"/>
+        <w:numPr>
+          <w:ilvl w:val="0"/>
+          <w:numId w:val="1012"/>
+        </w:numPr>
+      </w:pPr>
+      <w:r>
+        <w:rPr>
+          <w:b/>
+          <w:bCs/>
+        </w:rPr>
+        <w:t xml:space="preserve">Momento posterior a la atención.</w:t>
+      </w:r>
+      <w:r>
+        <w:t xml:space="preserve"> </w:t>
+      </w:r>
+      <w:r>
+        <w:t xml:space="preserve">Invitación a participar inmediatamente después de recibir un servicio en una IPS, cuando la experiencia del usuario está más reciente y el sesgo de recuerdo es menor —en línea con el objetivo específico de minimizar el sesgo de recuerdo ya adoptado para la operación (</w:t>
+      </w:r>
+      <w:r>
+        <w:t xml:space="preserve">2</w:t>
       </w:r>
       <w:r>
         <w:t xml:space="preserve">).</w:t>
       </w:r>
     </w:p>
-    <w:bookmarkEnd w:id="91"/>
-    <w:bookmarkStart w:id="92" w:name="trazabilidad-del-canal-de-difusión"/>
-    <w:p>
-      <w:pPr>
-        <w:pStyle w:val="Heading3"/>
-      </w:pPr>
-      <w:r>
-        <w:rPr>
-          <w:rStyle w:val="SectionNumber"/>
-        </w:rPr>
-        <w:t xml:space="preserve">5.5.4</w:t>
-      </w:r>
-      <w:r>
-        <w:tab/>
-      </w:r>
-      <w:r>
-        <w:t xml:space="preserve">Trazabilidad del canal de difusión</w:t>
-      </w:r>
-    </w:p>
-    <w:p>
-      <w:pPr>
-        <w:pStyle w:val="FirstParagraph"/>
-      </w:pPr>
-      <w:r>
-        <w:t xml:space="preserve">Si el equipo operativo adopta alguno de estos mecanismos, se recomienda adicionalmente capturar en</w:t>
+    <w:p>
+      <w:pPr>
+        <w:pStyle w:val="Compact"/>
+        <w:numPr>
+          <w:ilvl w:val="0"/>
+          <w:numId w:val="1012"/>
+        </w:numPr>
+      </w:pPr>
+      <w:r>
+        <w:rPr>
+          <w:b/>
+          <w:bCs/>
+        </w:rPr>
+        <w:t xml:space="preserve">Líneas de atención al usuario y PQRS.</w:t>
+      </w:r>
+      <w:r>
+        <w:t xml:space="preserve"> </w:t>
+      </w:r>
+      <w:r>
+        <w:t xml:space="preserve">Mención de la encuesta como opción de cierre en las líneas telefónicas y canales de peticiones, quejas y reclamos que EPS e IPS ya operan de manera regular, sin que ello sustituya el canal de participación formal en</w:t>
       </w:r>
       <w:r>
         <w:t xml:space="preserve"> </w:t>
@@ -15342,68 +18954,52 @@
         <w:t xml:space="preserve">ClicSalud</w:t>
       </w:r>
       <w:r>
-        <w:t xml:space="preserve"> </w:t>
-      </w:r>
-      <w:r>
-        <w:t xml:space="preserve">el canal por el cual cada usuario llegó a la aplicación (identificación por documento vs. QR institucional, notificación push, invitación de EPS/IPS, etc.). Sin este dato no es posible, en etapas posteriores, evaluar si un canal de difusión concentra la captación en perfiles particulares de usuario —lo que agregaría una fuente adicional de autoselección a la ya documentada en el mecanismo de cuotas (</w:t>
-      </w:r>
-      <w:r>
-        <w:t xml:space="preserve">??</w:t>
-      </w:r>
-      <w:r>
-        <w:t xml:space="preserve">)— ni distinguir esa condición de la composición demográfica que sí controla la cuota.</w:t>
-      </w:r>
-    </w:p>
-    <w:p>
-      <w:pPr>
-        <w:pStyle w:val="BodyText"/>
-      </w:pPr>
-      <w:r>
-        <w:t xml:space="preserve">Estas alternativas se presentan exclusivamente como recomendación metodológica para consideración del equipo operativo; ninguna de ellas debe interpretarse como un mecanismo actualmente implementado en ENUS 2026 —salvo la detección de atenciones recientes y el acceso asistido en tableta, que sí están documentados en el instrumento pero no como mecanismos de difusión activa—, ni su eventual adopción está respaldada, a la fecha, por los insumos técnicos revisados para este documento.</w:t>
-      </w:r>
-    </w:p>
-    <w:bookmarkEnd w:id="92"/>
-    <w:bookmarkEnd w:id="93"/>
-    <w:bookmarkStart w:id="94" w:name="preguntas-frecuentes"/>
-    <w:p>
-      <w:pPr>
-        <w:pStyle w:val="Heading2"/>
+        <w:t xml:space="preserve">.</w:t>
+      </w:r>
+    </w:p>
+    <w:bookmarkEnd w:id="99"/>
+    <w:bookmarkStart w:id="100" w:name="Xaa6574c987f4a03ae8a0b400a5311ff2b019a9a"/>
+    <w:p>
+      <w:pPr>
+        <w:pStyle w:val="Heading3"/>
       </w:pPr>
       <w:r>
         <w:rPr>
           <w:rStyle w:val="SectionNumber"/>
         </w:rPr>
-        <w:t xml:space="preserve">5.6</w:t>
+        <w:t xml:space="preserve">5.5.2</w:t>
       </w:r>
       <w:r>
         <w:tab/>
       </w:r>
       <w:r>
-        <w:t xml:space="preserve">Preguntas frecuentes</w:t>
-      </w:r>
-    </w:p>
-    <w:p>
-      <w:pPr>
-        <w:pStyle w:val="FirstParagraph"/>
+        <w:t xml:space="preserve">Canales apoyados en capacidades ya implementadas en</w:t>
+      </w:r>
+      <w:r>
+        <w:t xml:space="preserve"> </w:t>
+      </w:r>
+      <w:r>
+        <w:rPr>
+          <w:i/>
+          <w:iCs/>
+        </w:rPr>
+        <w:t xml:space="preserve">ClicSalud</w:t>
+      </w:r>
+    </w:p>
+    <w:p>
+      <w:pPr>
+        <w:pStyle w:val="Compact"/>
+        <w:numPr>
+          <w:ilvl w:val="0"/>
+          <w:numId w:val="1013"/>
+        </w:numPr>
       </w:pPr>
       <w:r>
         <w:rPr>
           <w:b/>
           <w:bCs/>
         </w:rPr>
-        <w:t xml:space="preserve">¿Cuándo puede participar un usuario en ENUS 2026?</w:t>
-      </w:r>
-      <w:r>
-        <w:t xml:space="preserve"> </w:t>
-      </w:r>
-      <w:r>
-        <w:t xml:space="preserve">Cuando está afiliado al SGSSS y ha utilizado al menos uno de los servicios de salud incluidos en el ámbito de la encuesta durante el trimestre de referencia correspondiente (</w:t>
-      </w:r>
-      <w:r>
-        <w:t xml:space="preserve">3.2</w:t>
-      </w:r>
-      <w:r>
-        <w:t xml:space="preserve">). La recolección es continua a lo largo del año, de modo que un usuario puede acceder a</w:t>
+        <w:t xml:space="preserve">Notificación dirigida a partir de atenciones detectadas.</w:t>
       </w:r>
       <w:r>
         <w:t xml:space="preserve"> </w:t>
@@ -15419,94 +19015,421 @@
         <w:t xml:space="preserve"> </w:t>
       </w:r>
       <w:r>
-        <w:t xml:space="preserve">en cualquier momento posterior a la utilización del servicio, dentro del trimestre en curso.</w:t>
-      </w:r>
-    </w:p>
-    <w:p>
-      <w:pPr>
-        <w:pStyle w:val="BodyText"/>
+        <w:t xml:space="preserve">ya presenta al usuario, al ingresar al módulo de encuesta, una sección de atenciones de salud detectadas en los últimos seis meses —consulta externa, urgencias, exámenes y procedimientos, con fecha e institución— (</w:t>
+      </w:r>
+      <w:r>
+        <w:t xml:space="preserve">6</w:t>
+      </w:r>
+      <w:r>
+        <w:t xml:space="preserve">). Esa misma capacidad de detección podría reutilizarse para enviar una notificación push focalizada poco después de registrarse una atención, en lugar de depender exclusivamente de que el usuario ingrese por iniciativa propia.</w:t>
+      </w:r>
+    </w:p>
+    <w:p>
+      <w:pPr>
+        <w:pStyle w:val="Compact"/>
+        <w:numPr>
+          <w:ilvl w:val="0"/>
+          <w:numId w:val="1013"/>
+        </w:numPr>
       </w:pPr>
       <w:r>
         <w:rPr>
           <w:b/>
           <w:bCs/>
         </w:rPr>
-        <w:t xml:space="preserve">¿Qué pasa si no he utilizado servicios de salud recientemente?</w:t>
-      </w:r>
-      <w:r>
-        <w:t xml:space="preserve"> </w:t>
-      </w:r>
-      <w:r>
-        <w:t xml:space="preserve">El árbol de decisión incluye explícitamente esta situación en su primera pregunta de bifurcación (la pregunta trazadora,</w:t>
-      </w:r>
-      <w:r>
-        <w:t xml:space="preserve"> </w:t>
-      </w:r>
-      <w:r>
-        <w:t xml:space="preserve">“¿ha utilizado servicios de salud?”</w:t>
-      </w:r>
-      <w:r>
-        <w:t xml:space="preserve">): quien responde</w:t>
-      </w:r>
-      <w:r>
-        <w:t xml:space="preserve"> </w:t>
-      </w:r>
-      <w:r>
-        <w:t xml:space="preserve">“No”</w:t>
-      </w:r>
-      <w:r>
-        <w:t xml:space="preserve"> </w:t>
-      </w:r>
-      <w:r>
-        <w:t xml:space="preserve">es dirigido a un módulo específico sobre barreras de acceso (Ruta 1 · EPS – Módulo 1, 27 preguntas), en lugar del módulo temático asociado a un servicio efectivamente recibido (</w:t>
-      </w:r>
-      <w:r>
-        <w:t xml:space="preserve">??</w:t>
-      </w:r>
-      <w:r>
-        <w:t xml:space="preserve">).</w:t>
-      </w:r>
-    </w:p>
-    <w:p>
-      <w:pPr>
-        <w:pStyle w:val="BodyText"/>
+        <w:t xml:space="preserve">Llamado a participar desde la pestaña Desempeño.</w:t>
+      </w:r>
+      <w:r>
+        <w:t xml:space="preserve"> </w:t>
+      </w:r>
+      <w:r>
+        <w:t xml:space="preserve">La pestaña</w:t>
+      </w:r>
+      <w:r>
+        <w:t xml:space="preserve"> </w:t>
+      </w:r>
+      <w:r>
+        <w:t xml:space="preserve">“Desempeño”</w:t>
+      </w:r>
+      <w:r>
+        <w:t xml:space="preserve"> </w:t>
+      </w:r>
+      <w:r>
+        <w:t xml:space="preserve">de</w:t>
+      </w:r>
+      <w:r>
+        <w:t xml:space="preserve"> </w:t>
+      </w:r>
+      <w:r>
+        <w:rPr>
+          <w:i/>
+          <w:iCs/>
+        </w:rPr>
+        <w:t xml:space="preserve">ClicSalud</w:t>
+      </w:r>
+      <w:r>
+        <w:t xml:space="preserve"> </w:t>
+      </w:r>
+      <w:r>
+        <w:t xml:space="preserve">ya muestra al usuario un tablero de indicadores de calidad de su EPS, construido sobre atributos análogos a los que mide ENUS 2026 —acceso, tiempo de espera, humanización del trato, entrega de medicamentos— (</w:t>
+      </w:r>
+      <w:r>
+        <w:t xml:space="preserve">6</w:t>
+      </w:r>
+      <w:r>
+        <w:t xml:space="preserve">). Podría incorporarse allí un llamado a participar en la encuesta, presentando la relación directa entre responder y la información que ese mismo tablero despliega.</w:t>
+      </w:r>
+    </w:p>
+    <w:p>
+      <w:pPr>
+        <w:pStyle w:val="Compact"/>
+        <w:numPr>
+          <w:ilvl w:val="0"/>
+          <w:numId w:val="1013"/>
+        </w:numPr>
       </w:pPr>
       <w:r>
         <w:rPr>
           <w:b/>
           <w:bCs/>
         </w:rPr>
-        <w:t xml:space="preserve">¿Qué pasa si me cambié de EPS?</w:t>
-      </w:r>
-      <w:r>
-        <w:t xml:space="preserve"> </w:t>
-      </w:r>
-      <w:r>
-        <w:t xml:space="preserve">La EPS se captura por autorreporte —el usuario la selecciona de un listado— y no se valida individualmente contra el registro de BDUA en el momento de responder; la validación contra BDUA que sí ocurre se limita a confirmar que la afiliación al SGSSS esté activa, no a verificar que la EPS reportada coincida con la registrada en un momento específico (</w:t>
-      </w:r>
-      <w:r>
-        <w:t xml:space="preserve">??</w:t>
-      </w:r>
-      <w:r>
-        <w:t xml:space="preserve">). Los insumos técnicos disponibles no documentan una regla específica para el caso de un usuario que se afilió recientemente a una EPS distinta de aquella con la que recibió el servicio sobre el que responde; si en la operación real existe un criterio para este caso, debe incorporarse aquí con su evidencia correspondiente.</w:t>
-      </w:r>
-    </w:p>
-    <w:p>
-      <w:pPr>
-        <w:pStyle w:val="BodyText"/>
+        <w:t xml:space="preserve">Acceso asistido en el punto de atención.</w:t>
+      </w:r>
+      <w:r>
+        <w:t xml:space="preserve"> </w:t>
+      </w:r>
+      <w:r>
+        <w:t xml:space="preserve">Para el paso de verificación por SMS,</w:t>
+      </w:r>
+      <w:r>
+        <w:t xml:space="preserve"> </w:t>
+      </w:r>
+      <w:r>
+        <w:rPr>
+          <w:i/>
+          <w:iCs/>
+        </w:rPr>
+        <w:t xml:space="preserve">ClicSalud</w:t>
+      </w:r>
+      <w:r>
+        <w:t xml:space="preserve"> </w:t>
+      </w:r>
+      <w:r>
+        <w:t xml:space="preserve">ya contempla que un funcionario asista al usuario sin celular propio mediante una tableta institucional en el punto de atención de su EPS (</w:t>
+      </w:r>
+      <w:r>
+        <w:t xml:space="preserve">6</w:t>
+      </w:r>
+      <w:r>
+        <w:t xml:space="preserve">); ese mismo canal asistido podría promoverse activamente como vía de acceso para usuarios con menor autonomía digital, en lugar de operar solo como respaldo ante la ausencia de celular.</w:t>
+      </w:r>
+    </w:p>
+    <w:bookmarkEnd w:id="100"/>
+    <w:bookmarkStart w:id="101" w:name="coordinación-institucional"/>
+    <w:p>
+      <w:pPr>
+        <w:pStyle w:val="Heading3"/>
+      </w:pPr>
+      <w:r>
+        <w:rPr>
+          <w:rStyle w:val="SectionNumber"/>
+        </w:rPr>
+        <w:t xml:space="preserve">5.5.3</w:t>
+      </w:r>
+      <w:r>
+        <w:tab/>
+      </w:r>
+      <w:r>
+        <w:t xml:space="preserve">Coordinación institucional</w:t>
+      </w:r>
+    </w:p>
+    <w:p>
+      <w:pPr>
+        <w:pStyle w:val="Compact"/>
+        <w:numPr>
+          <w:ilvl w:val="0"/>
+          <w:numId w:val="1014"/>
+        </w:numPr>
       </w:pPr>
       <w:r>
         <w:rPr>
           <w:b/>
           <w:bCs/>
         </w:rPr>
+        <w:t xml:space="preserve">Campañas institucionales del Ministerio.</w:t>
+      </w:r>
+      <w:r>
+        <w:t xml:space="preserve"> </w:t>
+      </w:r>
+      <w:r>
+        <w:t xml:space="preserve">Divulgación general a través de los canales del Ministerio de Salud y Protección Social, complementaria a los canales institucionales de cada EPS o IPS.</w:t>
+      </w:r>
+    </w:p>
+    <w:p>
+      <w:pPr>
+        <w:pStyle w:val="Compact"/>
+        <w:numPr>
+          <w:ilvl w:val="0"/>
+          <w:numId w:val="1014"/>
+        </w:numPr>
+      </w:pPr>
+      <w:r>
+        <w:rPr>
+          <w:b/>
+          <w:bCs/>
+        </w:rPr>
+        <w:t xml:space="preserve">Articulación con la Superintendencia Nacional de Salud y los entes de inspección, vigilancia y control</w:t>
+      </w:r>
+      <w:r>
+        <w:t xml:space="preserve">, en la medida en que la participación de los usuarios en ENUS 2026 es también insumo para el seguimiento del desempeño de las EPS que esos entes supervisan (</w:t>
+      </w:r>
+      <w:r>
+        <w:t xml:space="preserve">1</w:t>
+      </w:r>
+      <w:r>
+        <w:t xml:space="preserve">).</w:t>
+      </w:r>
+    </w:p>
+    <w:bookmarkEnd w:id="101"/>
+    <w:bookmarkStart w:id="102" w:name="trazabilidad-del-canal-de-difusión"/>
+    <w:p>
+      <w:pPr>
+        <w:pStyle w:val="Heading3"/>
+      </w:pPr>
+      <w:r>
+        <w:rPr>
+          <w:rStyle w:val="SectionNumber"/>
+        </w:rPr>
+        <w:t xml:space="preserve">5.5.4</w:t>
+      </w:r>
+      <w:r>
+        <w:tab/>
+      </w:r>
+      <w:r>
+        <w:t xml:space="preserve">Trazabilidad del canal de difusión</w:t>
+      </w:r>
+    </w:p>
+    <w:p>
+      <w:pPr>
+        <w:pStyle w:val="FirstParagraph"/>
+      </w:pPr>
+      <w:r>
+        <w:t xml:space="preserve">Si el equipo operativo adopta alguno de estos mecanismos, se recomienda adicionalmente capturar en</w:t>
+      </w:r>
+      <w:r>
+        <w:t xml:space="preserve"> </w:t>
+      </w:r>
+      <w:r>
+        <w:rPr>
+          <w:i/>
+          <w:iCs/>
+        </w:rPr>
+        <w:t xml:space="preserve">ClicSalud</w:t>
+      </w:r>
+      <w:r>
+        <w:t xml:space="preserve"> </w:t>
+      </w:r>
+      <w:r>
+        <w:t xml:space="preserve">el canal por el cual cada usuario llegó a la aplicación (identificación por documento vs. QR institucional, notificación push, invitación de EPS/IPS, etc.). Sin este dato no es posible, en etapas posteriores, evaluar si un canal de difusión concentra la captación en perfiles particulares de usuario —lo que agregaría una fuente adicional de autoselección a la ya documentada en el mecanismo de cuotas (</w:t>
+      </w:r>
+      <w:r>
+        <w:t xml:space="preserve">??</w:t>
+      </w:r>
+      <w:r>
+        <w:t xml:space="preserve">)— ni distinguir esa condición de la composición demográfica que sí controla la cuota.</w:t>
+      </w:r>
+    </w:p>
+    <w:p>
+      <w:pPr>
+        <w:pStyle w:val="BodyText"/>
+      </w:pPr>
+      <w:r>
+        <w:t xml:space="preserve">Estas alternativas se presentan exclusivamente como recomendación metodológica para consideración del equipo operativo; ninguna de ellas debe interpretarse como un mecanismo actualmente implementado en ENUS 2026 —salvo la detección de atenciones recientes y el acceso asistido en tableta, que sí están documentados en el instrumento pero no como mecanismos de difusión activa—, ni su eventual adopción está respaldada, a la fecha, por los insumos técnicos revisados para este documento.</w:t>
+      </w:r>
+    </w:p>
+    <w:bookmarkEnd w:id="102"/>
+    <w:bookmarkEnd w:id="103"/>
+    <w:bookmarkStart w:id="104" w:name="preguntas-frecuentes"/>
+    <w:p>
+      <w:pPr>
+        <w:pStyle w:val="Heading2"/>
+      </w:pPr>
+      <w:r>
+        <w:rPr>
+          <w:rStyle w:val="SectionNumber"/>
+        </w:rPr>
+        <w:t xml:space="preserve">5.6</w:t>
+      </w:r>
+      <w:r>
+        <w:tab/>
+      </w:r>
+      <w:r>
+        <w:t xml:space="preserve">Preguntas frecuentes</w:t>
+      </w:r>
+    </w:p>
+    <w:p>
+      <w:pPr>
+        <w:pStyle w:val="FirstParagraph"/>
+      </w:pPr>
+      <w:r>
+        <w:rPr>
+          <w:b/>
+          <w:bCs/>
+        </w:rPr>
+        <w:t xml:space="preserve">¿Cuándo puede participar un usuario en ENUS 2026?</w:t>
+      </w:r>
+      <w:r>
+        <w:t xml:space="preserve"> </w:t>
+      </w:r>
+      <w:r>
+        <w:t xml:space="preserve">Cuando está afiliado al SGSSS y ha utilizado al menos uno de los servicios de salud incluidos en el ámbito de la encuesta durante el trimestre de referencia correspondiente (</w:t>
+      </w:r>
+      <w:r>
+        <w:t xml:space="preserve">3.2</w:t>
+      </w:r>
+      <w:r>
+        <w:t xml:space="preserve">). La recolección es continua a lo largo del año, de modo que un usuario puede acceder a</w:t>
+      </w:r>
+      <w:r>
+        <w:t xml:space="preserve"> </w:t>
+      </w:r>
+      <w:r>
+        <w:rPr>
+          <w:i/>
+          <w:iCs/>
+        </w:rPr>
+        <w:t xml:space="preserve">ClicSalud</w:t>
+      </w:r>
+      <w:r>
+        <w:t xml:space="preserve"> </w:t>
+      </w:r>
+      <w:r>
+        <w:t xml:space="preserve">en cualquier momento posterior a la utilización del servicio, dentro del trimestre en curso.</w:t>
+      </w:r>
+    </w:p>
+    <w:p>
+      <w:pPr>
+        <w:pStyle w:val="BodyText"/>
+      </w:pPr>
+      <w:r>
+        <w:rPr>
+          <w:b/>
+          <w:bCs/>
+        </w:rPr>
+        <w:t xml:space="preserve">¿Qué pasa si no he utilizado servicios de salud recientemente?</w:t>
+      </w:r>
+      <w:r>
+        <w:t xml:space="preserve"> </w:t>
+      </w:r>
+      <w:r>
+        <w:t xml:space="preserve">No es elegible: el criterio de elegibilidad exige un registro BDUA de uso efectivo de un servicio de EPS, IPS o gestor farmacéutico (</w:t>
+      </w:r>
+      <w:r>
+        <w:t xml:space="preserve">3.2</w:t>
+      </w:r>
+      <w:r>
+        <w:t xml:space="preserve">), por lo que una persona sin ese registro no está habilitada para evaluar el prestador correspondiente.</w:t>
+      </w:r>
+      <w:r>
+        <w:t xml:space="preserve"> </w:t>
+      </w:r>
+      <w:r>
+        <w:rPr>
+          <w:b/>
+          <w:bCs/>
+        </w:rPr>
+        <w:t xml:space="preserve">Pendiente de definición:</w:t>
+      </w:r>
+      <w:r>
+        <w:t xml:space="preserve"> </w:t>
+      </w:r>
+      <w:r>
+        <w:t xml:space="preserve">el módulo EPS 1 conserva un contenido originalmente dirigido a</w:t>
+      </w:r>
+      <w:r>
+        <w:t xml:space="preserve"> </w:t>
+      </w:r>
+      <w:r>
+        <w:t xml:space="preserve">“no usuarios”</w:t>
+      </w:r>
+      <w:r>
+        <w:t xml:space="preserve"> </w:t>
+      </w:r>
+      <w:r>
+        <w:t xml:space="preserve">(barreras de acceso) que es inconsistente con este criterio de elegibilidad; se documenta esta inconsistencia, sin resolverla, en</w:t>
+      </w:r>
+      <w:r>
+        <w:t xml:space="preserve"> </w:t>
+      </w:r>
+      <w:r>
+        <w:t xml:space="preserve">4.2</w:t>
+      </w:r>
+      <w:r>
+        <w:t xml:space="preserve">.</w:t>
+      </w:r>
+    </w:p>
+    <w:p>
+      <w:pPr>
+        <w:pStyle w:val="BodyText"/>
+      </w:pPr>
+      <w:r>
+        <w:rPr>
+          <w:b/>
+          <w:bCs/>
+        </w:rPr>
+        <w:t xml:space="preserve">¿Qué pasa si me cambié de EPS?</w:t>
+      </w:r>
+      <w:r>
+        <w:t xml:space="preserve"> </w:t>
+      </w:r>
+      <w:r>
+        <w:t xml:space="preserve">La EPS se captura por autorreporte —el usuario la selecciona de un listado— y no se valida individualmente contra el registro de BDUA en el momento de responder; la validación contra BDUA que sí ocurre se limita a confirmar que la afiliación al SGSSS esté activa, no a verificar que la EPS reportada coincida con la registrada en un momento específico (</w:t>
+      </w:r>
+      <w:r>
+        <w:t xml:space="preserve">??</w:t>
+      </w:r>
+      <w:r>
+        <w:t xml:space="preserve">). Los insumos técnicos disponibles no documentan una regla específica para el caso de un usuario que se afilió recientemente a una EPS distinta de aquella con la que recibió el servicio sobre el que responde; si en la operación real existe un criterio para este caso, debe incorporarse aquí con su evidencia correspondiente.</w:t>
+      </w:r>
+    </w:p>
+    <w:p>
+      <w:pPr>
+        <w:pStyle w:val="BodyText"/>
+      </w:pPr>
+      <w:r>
+        <w:rPr>
+          <w:b/>
+          <w:bCs/>
+        </w:rPr>
         <w:t xml:space="preserve">¿Puedo participar más de una vez?</w:t>
       </w:r>
       <w:r>
         <w:t xml:space="preserve"> </w:t>
       </w:r>
       <w:r>
-        <w:t xml:space="preserve">Los insumos técnicos revisados no documentan una regla de control que impida o limite que un mismo usuario complete el cuestionario más de una vez durante el periodo de recolección, ni un mecanismo de detección de participaciones repetidas por persona.</w:t>
+        <w:t xml:space="preserve">Sí, pero no para evaluar a la misma entidad. Un usuario puede acceder a</w:t>
+      </w:r>
+      <w:r>
+        <w:t xml:space="preserve"> </w:t>
+      </w:r>
+      <w:r>
+        <w:rPr>
+          <w:i/>
+          <w:iCs/>
+        </w:rPr>
+        <w:t xml:space="preserve">ClicSalud</w:t>
+      </w:r>
+      <w:r>
+        <w:t xml:space="preserve"> </w:t>
+      </w:r>
+      <w:r>
+        <w:t xml:space="preserve">y diligenciar el cuestionario en más de una ocasión durante el periodo de recolección; sin embargo, una vez que diligencia Parte 3 para una entidad determinada (EPS, IPS o gestor farmacéutico), esa entidad queda bloqueada por un año calendario para ese mismo usuario (</w:t>
+      </w:r>
+      <w:r>
+        <w:t xml:space="preserve">4.2</w:t>
+      </w:r>
+      <w:r>
+        <w:t xml:space="preserve">). El bloqueo opera por entidad evaluada y no impide que el mismo usuario participe nuevamente para evaluar una entidad distinta de la ya evaluada, hasta un máximo de tres registros completos (uno por prestador).</w:t>
       </w:r>
     </w:p>
     <w:p>
@@ -15687,10 +19610,10 @@
         <w:t xml:space="preserve"> </w:t>
       </w:r>
       <w:r>
-        <w:t xml:space="preserve">Sí, en función del tipo de entidad y del tipo de servicio recibido. La lógica completa de esa asignación —rutas, nodos y módulos— se documenta en el capítulo de flujo y rutas del cuestionario (</w:t>
-      </w:r>
-      <w:r>
-        <w:t xml:space="preserve">??</w:t>
+        <w:t xml:space="preserve">No directamente. El usuario elige cuál prestador desea evaluar (EPS, IPS o gestor farmacéutico), pero el módulo específico dentro de ese prestador se asigna al azar, no según el tipo de servicio efectivamente recibido. La lógica completa de esa asignación —sorteo Bernoulli, elección de prestador y asignación aleatoria de módulo— se documenta en el capítulo de diseño muestral (</w:t>
+      </w:r>
+      <w:r>
+        <w:t xml:space="preserve">4.2</w:t>
       </w:r>
       <w:r>
         <w:t xml:space="preserve">), no en este capítulo.</w:t>
@@ -15755,31 +19678,38 @@
         <w:t xml:space="preserve">En el capítulo de instrumento de recolección (</w:t>
       </w:r>
       <w:r>
-        <w:t xml:space="preserve">??</w:t>
+        <w:t xml:space="preserve">6</w:t>
       </w:r>
       <w:r>
         <w:t xml:space="preserve">), que documenta su estructura, pantallas y recorrido completo de uso.</w:t>
       </w:r>
     </w:p>
-    <w:bookmarkEnd w:id="94"/>
-    <w:bookmarkEnd w:id="95"/>
-    <w:bookmarkStart w:id="142" w:name="referencias"/>
+    <w:bookmarkEnd w:id="104"/>
+    <w:bookmarkEnd w:id="105"/>
+    <w:bookmarkStart w:id="152" w:name="sec-instrumento-recoleccion"/>
     <w:p>
       <w:pPr>
         <w:pStyle w:val="Heading1"/>
       </w:pPr>
       <w:r>
-        <w:t xml:space="preserve">Referencias</w:t>
-      </w:r>
-    </w:p>
-    <w:bookmarkStart w:id="141" w:name="refs"/>
-    <w:bookmarkStart w:id="97" w:name="ref-AHRQ_CAHPS"/>
-    <w:p>
-      <w:pPr>
-        <w:pStyle w:val="Bibliography"/>
-      </w:pPr>
-      <w:r>
-        <w:t xml:space="preserve">Agency for Healthcare Research and Quality. 1995.</w:t>
+        <w:rPr>
+          <w:rStyle w:val="SectionNumber"/>
+        </w:rPr>
+        <w:t xml:space="preserve">6</w:t>
+      </w:r>
+      <w:r>
+        <w:tab/>
+      </w:r>
+      <w:r>
+        <w:t xml:space="preserve">Instrumento de recolección: ClicSalud</w:t>
+      </w:r>
+    </w:p>
+    <w:p>
+      <w:pPr>
+        <w:pStyle w:val="FirstParagraph"/>
+      </w:pPr>
+      <w:r>
+        <w:t xml:space="preserve">El instrumento de ENUS 2026 se administra en su totalidad a través de</w:t>
       </w:r>
       <w:r>
         <w:t xml:space="preserve"> </w:t>
@@ -15789,20 +19719,2192 @@
           <w:i/>
           <w:iCs/>
         </w:rPr>
-        <w:t xml:space="preserve">Consumer Assessment of Healthcare Providers and Systems (</w:t>
+        <w:t xml:space="preserve">ClicSalud</w:t>
+      </w:r>
+      <w:r>
+        <w:t xml:space="preserve">, la aplicación en la que se implementan la identificación del usuario, la validación de su elegibilidad, la navegación del árbol de decisión y el registro de las respuestas. Este capítulo documenta la estructura funcional de la aplicación como guía de uso paso a paso —qué ve y qué hace un usuario en cada pantalla— con evidencia visual de cada paso, siguiendo el recorrido completo desde el ingreso a la aplicación hasta el cuestionario de ENUS 2026.</w:t>
+      </w:r>
+    </w:p>
+    <w:p>
+      <w:pPr>
+        <w:pStyle w:val="BlockText"/>
+      </w:pPr>
+      <w:r>
+        <w:rPr>
+          <w:b/>
+          <w:bCs/>
+        </w:rPr>
+        <w:t xml:space="preserve">Nota sobre la evidencia visual (septiembre de 2026).</w:t>
+      </w:r>
+      <w:r>
+        <w:t xml:space="preserve"> </w:t>
+      </w:r>
+      <w:r>
+        <w:t xml:space="preserve">El mecanismo de captación de</w:t>
+      </w:r>
+      <w:r>
+        <w:t xml:space="preserve"> </w:t>
       </w:r>
       <w:r>
         <w:rPr>
           <w:i/>
           <w:iCs/>
         </w:rPr>
-        <w:t xml:space="preserve">CAHPS</w:t>
+        <w:t xml:space="preserve">ClicSalud</w:t>
+      </w:r>
+      <w:r>
+        <w:t xml:space="preserve"> </w:t>
+      </w:r>
+      <w:r>
+        <w:t xml:space="preserve">se actualizó (sorteo Bernoulli, elección de prestador y asignación aleatoria de módulo;</w:t>
+      </w:r>
+      <w:r>
+        <w:t xml:space="preserve"> </w:t>
+      </w:r>
+      <w:r>
+        <w:t xml:space="preserve">4.2</w:t>
+      </w:r>
+      <w:r>
+        <w:t xml:space="preserve">) con posterioridad a la toma de las capturas de pantalla que ilustran los pasos 9 a 11. El texto de esos pasos se actualizó con base en el código fuente vigente de la aplicación, pero las capturas de pantalla correspondientes (figuras</w:t>
+      </w:r>
+      <w:r>
+        <w:t xml:space="preserve"> </w:t>
+      </w:r>
+      <w:r>
+        <w:rPr>
+          <w:rStyle w:val="VerbatimChar"/>
+        </w:rPr>
+        <w:t xml:space="preserve">fig-clicsalud-06</w:t>
+      </w:r>
+      <w:r>
+        <w:t xml:space="preserve"> </w:t>
+      </w:r>
+      <w:r>
+        <w:t xml:space="preserve">y</w:t>
+      </w:r>
+      <w:r>
+        <w:t xml:space="preserve"> </w:t>
+      </w:r>
+      <w:r>
+        <w:rPr>
+          <w:rStyle w:val="VerbatimChar"/>
+        </w:rPr>
+        <w:t xml:space="preserve">fig-clicsalud-12</w:t>
+      </w:r>
+      <w:r>
+        <w:t xml:space="preserve">)</w:t>
+      </w:r>
+      <w:r>
+        <w:t xml:space="preserve"> </w:t>
+      </w:r>
+      <w:r>
+        <w:rPr>
+          <w:b/>
+          <w:bCs/>
+        </w:rPr>
+        <w:t xml:space="preserve">no se han vuelto a tomar</w:t>
+      </w:r>
+      <w:r>
+        <w:t xml:space="preserve"> </w:t>
+      </w:r>
+      <w:r>
+        <w:t xml:space="preserve">y muestran pantallas de la versión anterior. Se conservan únicamente donde su contenido no cambió (identificación, verificación, pantallas informativas) y se marcan explícitamente como pendientes de actualización donde sí cambió.</w:t>
+      </w:r>
+    </w:p>
+    <w:bookmarkStart w:id="106" w:name="sec-app-clicsalud"/>
+    <w:p>
+      <w:pPr>
+        <w:pStyle w:val="Heading2"/>
+      </w:pPr>
+      <w:r>
+        <w:rPr>
+          <w:rStyle w:val="SectionNumber"/>
+        </w:rPr>
+        <w:t xml:space="preserve">6.1</w:t>
+      </w:r>
+      <w:r>
+        <w:tab/>
+      </w:r>
+      <w:r>
+        <w:t xml:space="preserve">Estructura general de la aplicación</w:t>
+      </w:r>
+    </w:p>
+    <w:p>
+      <w:pPr>
+        <w:pStyle w:val="FirstParagraph"/>
+      </w:pPr>
+      <w:r>
+        <w:t xml:space="preserve">La aplicación se organiza en doce pantallas identificables, agrupadas en tres bloques funcionales:</w:t>
+      </w:r>
+    </w:p>
+    <w:tbl>
+      <w:tblPr>
+        <w:tblStyle w:val="Table"/>
+        <w:tblW w:type="pct" w:w="5000"/>
+        <w:tblLayout w:type="fixed"/>
+        <w:tblLook w:firstRow="1" w:lastRow="0" w:firstColumn="0" w:lastColumn="0" w:noHBand="0" w:noVBand="0" w:val="0020"/>
+      </w:tblPr>
+      <w:tblGrid>
+        <w:gridCol w:w="2640"/>
+        <w:gridCol w:w="2640"/>
+        <w:gridCol w:w="2640"/>
+      </w:tblGrid>
+      <w:tr>
+        <w:trPr>
+          <w:tblHeader w:val="on"/>
+        </w:trPr>
+        <w:tc>
+          <w:tcPr/>
+          <w:p>
+            <w:pPr>
+              <w:pStyle w:val="Compact"/>
+            </w:pPr>
+            <w:r>
+              <w:t xml:space="preserve">Bloque</w:t>
+            </w:r>
+          </w:p>
+        </w:tc>
+        <w:tc>
+          <w:tcPr/>
+          <w:p>
+            <w:pPr>
+              <w:pStyle w:val="Compact"/>
+            </w:pPr>
+            <w:r>
+              <w:t xml:space="preserve">Pantalla</w:t>
+            </w:r>
+          </w:p>
+        </w:tc>
+        <w:tc>
+          <w:tcPr/>
+          <w:p>
+            <w:pPr>
+              <w:pStyle w:val="Compact"/>
+            </w:pPr>
+            <w:r>
+              <w:t xml:space="preserve">Función</w:t>
+            </w:r>
+          </w:p>
+        </w:tc>
+      </w:tr>
+      <w:tr>
+        <w:tc>
+          <w:tcPr/>
+          <w:p>
+            <w:pPr>
+              <w:pStyle w:val="Compact"/>
+            </w:pPr>
+            <w:r>
+              <w:t xml:space="preserve">Acceso e identificación</w:t>
+            </w:r>
+          </w:p>
+        </w:tc>
+        <w:tc>
+          <w:tcPr/>
+          <w:p>
+            <w:pPr>
+              <w:pStyle w:val="Compact"/>
+            </w:pPr>
+            <w:r>
+              <w:t xml:space="preserve">Identificación</w:t>
+            </w:r>
+          </w:p>
+        </w:tc>
+        <w:tc>
+          <w:tcPr/>
+          <w:p>
+            <w:pPr>
+              <w:pStyle w:val="Compact"/>
+            </w:pPr>
+            <w:r>
+              <w:t xml:space="preserve">Captura de documento y EPS del usuario</w:t>
+            </w:r>
+          </w:p>
+        </w:tc>
+      </w:tr>
+      <w:tr>
+        <w:tc>
+          <w:tcPr/>
+          <w:p>
+            <w:pPr>
+              <w:pStyle w:val="Compact"/>
+            </w:pPr>
+            <w:r>
+              <w:t xml:space="preserve">Acceso e identificación</w:t>
+            </w:r>
+          </w:p>
+        </w:tc>
+        <w:tc>
+          <w:tcPr/>
+          <w:p>
+            <w:pPr>
+              <w:pStyle w:val="Compact"/>
+            </w:pPr>
+            <w:r>
+              <w:t xml:space="preserve">Verificación BDUA</w:t>
+            </w:r>
+          </w:p>
+        </w:tc>
+        <w:tc>
+          <w:tcPr/>
+          <w:p>
+            <w:pPr>
+              <w:pStyle w:val="Compact"/>
+            </w:pPr>
+            <w:r>
+              <w:t xml:space="preserve">Validación de afiliación activa contra BDUA</w:t>
+            </w:r>
+          </w:p>
+        </w:tc>
+      </w:tr>
+      <w:tr>
+        <w:tc>
+          <w:tcPr/>
+          <w:p>
+            <w:pPr>
+              <w:pStyle w:val="Compact"/>
+            </w:pPr>
+            <w:r>
+              <w:t xml:space="preserve">Acceso e identificación</w:t>
+            </w:r>
+          </w:p>
+        </w:tc>
+        <w:tc>
+          <w:tcPr/>
+          <w:p>
+            <w:pPr>
+              <w:pStyle w:val="Compact"/>
+            </w:pPr>
+            <w:r>
+              <w:t xml:space="preserve">Código SMS</w:t>
+            </w:r>
+          </w:p>
+        </w:tc>
+        <w:tc>
+          <w:tcPr/>
+          <w:p>
+            <w:pPr>
+              <w:pStyle w:val="Compact"/>
+            </w:pPr>
+            <w:r>
+              <w:t xml:space="preserve">Verificación del usuario mediante código enviado por mensaje de texto</w:t>
+            </w:r>
+          </w:p>
+        </w:tc>
+      </w:tr>
+      <w:tr>
+        <w:tc>
+          <w:tcPr/>
+          <w:p>
+            <w:pPr>
+              <w:pStyle w:val="Compact"/>
+            </w:pPr>
+            <w:r>
+              <w:t xml:space="preserve">Acceso e identificación</w:t>
+            </w:r>
+          </w:p>
+        </w:tc>
+        <w:tc>
+          <w:tcPr/>
+          <w:p>
+            <w:pPr>
+              <w:pStyle w:val="Compact"/>
+            </w:pPr>
+            <w:r>
+              <w:t xml:space="preserve">Reingreso</w:t>
+            </w:r>
+          </w:p>
+        </w:tc>
+        <w:tc>
+          <w:tcPr/>
+          <w:p>
+            <w:pPr>
+              <w:pStyle w:val="Compact"/>
+            </w:pPr>
+            <w:r>
+              <w:t xml:space="preserve">Reconocimiento automático de un usuario con sesión ya verificada en el mismo dispositivo</w:t>
+            </w:r>
+          </w:p>
+        </w:tc>
+      </w:tr>
+      <w:tr>
+        <w:tc>
+          <w:tcPr/>
+          <w:p>
+            <w:pPr>
+              <w:pStyle w:val="Compact"/>
+            </w:pPr>
+            <w:r>
+              <w:t xml:space="preserve">Navegación principal</w:t>
+            </w:r>
+          </w:p>
+        </w:tc>
+        <w:tc>
+          <w:tcPr/>
+          <w:p>
+            <w:pPr>
+              <w:pStyle w:val="Compact"/>
+            </w:pPr>
+            <w:r>
+              <w:t xml:space="preserve">Inicio</w:t>
+            </w:r>
+          </w:p>
+        </w:tc>
+        <w:tc>
+          <w:tcPr/>
+          <w:p>
+            <w:pPr>
+              <w:pStyle w:val="Compact"/>
+            </w:pPr>
+            <w:r>
+              <w:t xml:space="preserve">Pantalla principal con acceso a los demás módulos</w:t>
+            </w:r>
+          </w:p>
+        </w:tc>
+      </w:tr>
+      <w:tr>
+        <w:tc>
+          <w:tcPr/>
+          <w:p>
+            <w:pPr>
+              <w:pStyle w:val="Compact"/>
+            </w:pPr>
+            <w:r>
+              <w:t xml:space="preserve">Navegación principal</w:t>
+            </w:r>
+          </w:p>
+        </w:tc>
+        <w:tc>
+          <w:tcPr/>
+          <w:p>
+            <w:pPr>
+              <w:pStyle w:val="Compact"/>
+            </w:pPr>
+            <w:r>
+              <w:t xml:space="preserve">Módulo Encuesta ENUS</w:t>
+            </w:r>
+          </w:p>
+        </w:tc>
+        <w:tc>
+          <w:tcPr/>
+          <w:p>
+            <w:pPr>
+              <w:pStyle w:val="Compact"/>
+            </w:pPr>
+            <w:r>
+              <w:t xml:space="preserve">Acceso al cuestionario de ENUS 2026 (árbol de decisión,</w:t>
+            </w:r>
+            <w:r>
+              <w:t xml:space="preserve"> </w:t>
+            </w:r>
+            <w:r>
+              <w:t xml:space="preserve">4</w:t>
+            </w:r>
+            <w:r>
+              <w:t xml:space="preserve">)</w:t>
+            </w:r>
+          </w:p>
+        </w:tc>
+      </w:tr>
+      <w:tr>
+        <w:tc>
+          <w:tcPr/>
+          <w:p>
+            <w:pPr>
+              <w:pStyle w:val="Compact"/>
+            </w:pPr>
+            <w:r>
+              <w:t xml:space="preserve">Navegación principal</w:t>
+            </w:r>
+          </w:p>
+        </w:tc>
+        <w:tc>
+          <w:tcPr/>
+          <w:p>
+            <w:pPr>
+              <w:pStyle w:val="Compact"/>
+            </w:pPr>
+            <w:r>
+              <w:t xml:space="preserve">Módulo Derechos y Deberes</w:t>
+            </w:r>
+          </w:p>
+        </w:tc>
+        <w:tc>
+          <w:tcPr/>
+          <w:p>
+            <w:pPr>
+              <w:pStyle w:val="Compact"/>
+            </w:pPr>
+            <w:r>
+              <w:t xml:space="preserve">Contenido institucional informativo, ajeno al cuestionario</w:t>
+            </w:r>
+          </w:p>
+        </w:tc>
+      </w:tr>
+      <w:tr>
+        <w:tc>
+          <w:tcPr/>
+          <w:p>
+            <w:pPr>
+              <w:pStyle w:val="Compact"/>
+            </w:pPr>
+            <w:r>
+              <w:t xml:space="preserve">Navegación principal</w:t>
+            </w:r>
+          </w:p>
+        </w:tc>
+        <w:tc>
+          <w:tcPr/>
+          <w:p>
+            <w:pPr>
+              <w:pStyle w:val="Compact"/>
+            </w:pPr>
+            <w:r>
+              <w:t xml:space="preserve">Módulo Carta de Desempeño</w:t>
+            </w:r>
+          </w:p>
+        </w:tc>
+        <w:tc>
+          <w:tcPr/>
+          <w:p>
+            <w:pPr>
+              <w:pStyle w:val="Compact"/>
+            </w:pPr>
+            <w:r>
+              <w:t xml:space="preserve">Contenido institucional informativo, ajeno al cuestionario</w:t>
+            </w:r>
+          </w:p>
+        </w:tc>
+      </w:tr>
+      <w:tr>
+        <w:tc>
+          <w:tcPr/>
+          <w:p>
+            <w:pPr>
+              <w:pStyle w:val="Compact"/>
+            </w:pPr>
+            <w:r>
+              <w:t xml:space="preserve">Navegación principal</w:t>
+            </w:r>
+          </w:p>
+        </w:tc>
+        <w:tc>
+          <w:tcPr/>
+          <w:p>
+            <w:pPr>
+              <w:pStyle w:val="Compact"/>
+            </w:pPr>
+            <w:r>
+              <w:t xml:space="preserve">Normatividad</w:t>
+            </w:r>
+          </w:p>
+        </w:tc>
+        <w:tc>
+          <w:tcPr/>
+          <w:p>
+            <w:pPr>
+              <w:pStyle w:val="Compact"/>
+            </w:pPr>
+            <w:r>
+              <w:t xml:space="preserve">Contenido normativo de referencia, ajeno al cuestionario</w:t>
+            </w:r>
+          </w:p>
+        </w:tc>
+      </w:tr>
+      <w:tr>
+        <w:tc>
+          <w:tcPr/>
+          <w:p>
+            <w:pPr>
+              <w:pStyle w:val="Compact"/>
+            </w:pPr>
+            <w:r>
+              <w:t xml:space="preserve">Contenido adicional</w:t>
+            </w:r>
+          </w:p>
+        </w:tc>
+        <w:tc>
+          <w:tcPr/>
+          <w:p>
+            <w:pPr>
+              <w:pStyle w:val="Compact"/>
+            </w:pPr>
+            <w:r>
+              <w:t xml:space="preserve">Publicidad MinSalud</w:t>
+            </w:r>
+          </w:p>
+        </w:tc>
+        <w:tc>
+          <w:tcPr/>
+          <w:p>
+            <w:pPr>
+              <w:pStyle w:val="Compact"/>
+            </w:pPr>
+            <w:r>
+              <w:t xml:space="preserve">Pantalla promocional mostrada al ingresar a la aplicación</w:t>
+            </w:r>
+          </w:p>
+        </w:tc>
+      </w:tr>
+      <w:tr>
+        <w:tc>
+          <w:tcPr/>
+          <w:p>
+            <w:pPr>
+              <w:pStyle w:val="Compact"/>
+            </w:pPr>
+            <w:r>
+              <w:t xml:space="preserve">Contenido adicional</w:t>
+            </w:r>
+          </w:p>
+        </w:tc>
+        <w:tc>
+          <w:tcPr/>
+          <w:p>
+            <w:pPr>
+              <w:pStyle w:val="Compact"/>
+            </w:pPr>
+            <w:r>
+              <w:t xml:space="preserve">Flashcards</w:t>
+            </w:r>
+          </w:p>
+        </w:tc>
+        <w:tc>
+          <w:tcPr/>
+          <w:p>
+            <w:pPr>
+              <w:pStyle w:val="Compact"/>
+            </w:pPr>
+            <w:r>
+              <w:t xml:space="preserve">Visor de contenido institucional en formato de tarjetas resumen</w:t>
+            </w:r>
+          </w:p>
+        </w:tc>
+      </w:tr>
+      <w:tr>
+        <w:tc>
+          <w:tcPr/>
+          <w:p>
+            <w:pPr>
+              <w:pStyle w:val="Compact"/>
+            </w:pPr>
+            <w:r>
+              <w:t xml:space="preserve">Contenido adicional</w:t>
+            </w:r>
+          </w:p>
+        </w:tc>
+        <w:tc>
+          <w:tcPr/>
+          <w:p>
+            <w:pPr>
+              <w:pStyle w:val="Compact"/>
+            </w:pPr>
+            <w:r>
+              <w:t xml:space="preserve">Encuesta de verificación</w:t>
+            </w:r>
+          </w:p>
+        </w:tc>
+        <w:tc>
+          <w:tcPr/>
+          <w:p>
+            <w:pPr>
+              <w:pStyle w:val="Compact"/>
+            </w:pPr>
+            <w:r>
+              <w:t xml:space="preserve">Cuestionario breve, distinto del cuestionario de ENUS 2026, asociado en la aplicación a los artículos 5 y 6 de la normatividad de referencia que la propia aplicación cita</w:t>
+            </w:r>
+          </w:p>
+        </w:tc>
+      </w:tr>
+    </w:tbl>
+    <w:p>
+      <w:pPr>
+        <w:pStyle w:val="BodyText"/>
+      </w:pPr>
+      <w:r>
+        <w:t xml:space="preserve">De estas doce pantallas, únicamente el módulo Encuesta ENUS conduce al instrumento que documenta este trabajo metodológico. Las pantallas de Derechos y Deberes, Carta de Desempeño, Normatividad, Publicidad MinSalud y Flashcards son contenido institucional de la aplicación sin relación con la recolección de ENUS 2026; la Encuesta de verificación es un instrumento distinto, cuyo contenido y propósito no se documentan en este trabajo por no ser parte del alcance de ENUS 2026 (</w:t>
+      </w:r>
+      <w:r>
+        <w:t xml:space="preserve">3</w:t>
+      </w:r>
+      <w:r>
+        <w:t xml:space="preserve">).</w:t>
+      </w:r>
+    </w:p>
+    <w:bookmarkEnd w:id="106"/>
+    <w:bookmarkStart w:id="148" w:name="X015eb568c49e95d0a96ee866c67998f4a6cee1d"/>
+    <w:p>
+      <w:pPr>
+        <w:pStyle w:val="Heading2"/>
+      </w:pPr>
+      <w:r>
+        <w:rPr>
+          <w:rStyle w:val="SectionNumber"/>
+        </w:rPr>
+        <w:t xml:space="preserve">6.2</w:t>
+      </w:r>
+      <w:r>
+        <w:tab/>
+      </w:r>
+      <w:r>
+        <w:t xml:space="preserve">Guía de uso: recorrido completo de la aplicación</w:t>
+      </w:r>
+    </w:p>
+    <w:p>
+      <w:pPr>
+        <w:pStyle w:val="FirstParagraph"/>
+      </w:pPr>
+      <w:r>
+        <w:t xml:space="preserve">Esta sección documenta, paso a paso y con evidencia visual, el recorrido completo de un usuario dentro de</w:t>
+      </w:r>
+      <w:r>
+        <w:t xml:space="preserve"> </w:t>
       </w:r>
       <w:r>
         <w:rPr>
           <w:i/>
           <w:iCs/>
         </w:rPr>
+        <w:t xml:space="preserve">ClicSalud</w:t>
+      </w:r>
+      <w:r>
+        <w:t xml:space="preserve">: desde el ingreso a la aplicación hasta la respuesta de una pregunta del cuestionario de ENUS 2026.</w:t>
+      </w:r>
+    </w:p>
+    <w:bookmarkStart w:id="110" w:name="Xe028503dd76cf0229644214b7993ab9bf23ba7b"/>
+    <w:p>
+      <w:pPr>
+        <w:pStyle w:val="Heading3"/>
+      </w:pPr>
+      <w:r>
+        <w:rPr>
+          <w:rStyle w:val="SectionNumber"/>
+        </w:rPr>
+        <w:t xml:space="preserve">6.2.1</w:t>
+      </w:r>
+      <w:r>
+        <w:tab/>
+      </w:r>
+      <w:r>
+        <w:t xml:space="preserve">Paso 1. Mensaje institucional de bienvenida</w:t>
+      </w:r>
+    </w:p>
+    <w:p>
+      <w:pPr>
+        <w:pStyle w:val="FirstParagraph"/>
+      </w:pPr>
+      <w:r>
+        <w:t xml:space="preserve">Al abrir la aplicación, el usuario ve primero una pantalla informativa institucional del Ministerio de Salud y Protección Social, con la opción de omitirla para continuar directamente a la identificación.</w:t>
+      </w:r>
+    </w:p>
+    <w:p>
+      <w:pPr>
+        <w:pStyle w:val="CaptionedFigure"/>
+      </w:pPr>
+      <w:r>
+        <w:drawing>
+          <wp:inline>
+            <wp:extent cx="2468880" cy="5290457"/>
+            <wp:effectExtent b="0" l="0" r="0" t="0"/>
+            <wp:docPr descr="Pantalla de bienvenida institucional, previa al acceso a la identificación." title="" id="108" name="Picture"/>
+            <a:graphic>
+              <a:graphicData uri="http://schemas.openxmlformats.org/drawingml/2006/picture">
+                <pic:pic>
+                  <pic:nvPicPr>
+                    <pic:cNvPr descr="ENUS_2026_metodoloia_files/figuras/fig-clicsalud-01-publicidad.png" id="109" name="Picture"/>
+                    <pic:cNvPicPr>
+                      <a:picLocks noChangeArrowheads="1" noChangeAspect="1"/>
+                    </pic:cNvPicPr>
+                  </pic:nvPicPr>
+                  <pic:blipFill>
+                    <a:blip r:embed="rId107"/>
+                    <a:stretch>
+                      <a:fillRect/>
+                    </a:stretch>
+                  </pic:blipFill>
+                  <pic:spPr bwMode="auto">
+                    <a:xfrm>
+                      <a:off x="0" y="0"/>
+                      <a:ext cx="2468880" cy="5290457"/>
+                    </a:xfrm>
+                    <a:prstGeom prst="rect">
+                      <a:avLst/>
+                    </a:prstGeom>
+                    <a:noFill/>
+                    <a:ln w="9525">
+                      <a:noFill/>
+                      <a:headEnd/>
+                      <a:tailEnd/>
+                    </a:ln>
+                  </pic:spPr>
+                </pic:pic>
+              </a:graphicData>
+            </a:graphic>
+          </wp:inline>
+        </w:drawing>
+      </w:r>
+    </w:p>
+    <w:p>
+      <w:pPr>
+        <w:pStyle w:val="ImageCaption"/>
+      </w:pPr>
+      <w:r>
+        <w:t xml:space="preserve">Pantalla de bienvenida institucional, previa al acceso a la identificación.</w:t>
+      </w:r>
+    </w:p>
+    <w:bookmarkEnd w:id="110"/>
+    <w:bookmarkStart w:id="114" w:name="paso-2.-identificación-por-documento"/>
+    <w:p>
+      <w:pPr>
+        <w:pStyle w:val="Heading3"/>
+      </w:pPr>
+      <w:r>
+        <w:rPr>
+          <w:rStyle w:val="SectionNumber"/>
+        </w:rPr>
+        <w:t xml:space="preserve">6.2.2</w:t>
+      </w:r>
+      <w:r>
+        <w:tab/>
+      </w:r>
+      <w:r>
+        <w:t xml:space="preserve">Paso 2. Identificación por documento</w:t>
+      </w:r>
+    </w:p>
+    <w:p>
+      <w:pPr>
+        <w:pStyle w:val="FirstParagraph"/>
+      </w:pPr>
+      <w:r>
+        <w:t xml:space="preserve">El usuario selecciona su tipo de documento e ingresa su número de identificación. Este es el primer paso de la elegibilidad documentada en el capítulo de población objetivo (</w:t>
+      </w:r>
+      <w:r>
+        <w:t xml:space="preserve">3.2</w:t>
+      </w:r>
+      <w:r>
+        <w:t xml:space="preserve">): sin un documento válido, el usuario no puede continuar.</w:t>
+      </w:r>
+    </w:p>
+    <w:p>
+      <w:pPr>
+        <w:pStyle w:val="CaptionedFigure"/>
+      </w:pPr>
+      <w:r>
+        <w:drawing>
+          <wp:inline>
+            <wp:extent cx="2468880" cy="5290457"/>
+            <wp:effectExtent b="0" l="0" r="0" t="0"/>
+            <wp:docPr descr="Identificación del usuario por tipo y número de documento." title="" id="112" name="Picture"/>
+            <a:graphic>
+              <a:graphicData uri="http://schemas.openxmlformats.org/drawingml/2006/picture">
+                <pic:pic>
+                  <pic:nvPicPr>
+                    <pic:cNvPr descr="ENUS_2026_metodoloia_files/figuras/fig-clicsalud-02-identificacion.png" id="113" name="Picture"/>
+                    <pic:cNvPicPr>
+                      <a:picLocks noChangeArrowheads="1" noChangeAspect="1"/>
+                    </pic:cNvPicPr>
+                  </pic:nvPicPr>
+                  <pic:blipFill>
+                    <a:blip r:embed="rId111"/>
+                    <a:stretch>
+                      <a:fillRect/>
+                    </a:stretch>
+                  </pic:blipFill>
+                  <pic:spPr bwMode="auto">
+                    <a:xfrm>
+                      <a:off x="0" y="0"/>
+                      <a:ext cx="2468880" cy="5290457"/>
+                    </a:xfrm>
+                    <a:prstGeom prst="rect">
+                      <a:avLst/>
+                    </a:prstGeom>
+                    <a:noFill/>
+                    <a:ln w="9525">
+                      <a:noFill/>
+                      <a:headEnd/>
+                      <a:tailEnd/>
+                    </a:ln>
+                  </pic:spPr>
+                </pic:pic>
+              </a:graphicData>
+            </a:graphic>
+          </wp:inline>
+        </w:drawing>
+      </w:r>
+    </w:p>
+    <w:p>
+      <w:pPr>
+        <w:pStyle w:val="ImageCaption"/>
+      </w:pPr>
+      <w:r>
+        <w:t xml:space="preserve">Identificación del usuario por tipo y número de documento.</w:t>
+      </w:r>
+    </w:p>
+    <w:bookmarkEnd w:id="114"/>
+    <w:bookmarkStart w:id="118" w:name="paso-3.-verificación-por-código-sms"/>
+    <w:p>
+      <w:pPr>
+        <w:pStyle w:val="Heading3"/>
+      </w:pPr>
+      <w:r>
+        <w:rPr>
+          <w:rStyle w:val="SectionNumber"/>
+        </w:rPr>
+        <w:t xml:space="preserve">6.2.3</w:t>
+      </w:r>
+      <w:r>
+        <w:tab/>
+      </w:r>
+      <w:r>
+        <w:t xml:space="preserve">Paso 3. Verificación por código SMS</w:t>
+      </w:r>
+    </w:p>
+    <w:p>
+      <w:pPr>
+        <w:pStyle w:val="FirstParagraph"/>
+      </w:pPr>
+      <w:r>
+        <w:t xml:space="preserve">Tras enviar el documento, la aplicación indica que está enviando un código de verificación por mensaje de texto al número registrado, y a continuación presenta un campo de cuatro dígitos para que el usuario lo ingrese. Este es el segundo paso de la elegibilidad. La aplicación advierte que, si el usuario no dispone de celular, un funcionario puede asistirlo con la tableta institucional del punto de atención de su EPS —un canal de acceso asistido, adicional al acceso digital directo.</w:t>
+      </w:r>
+    </w:p>
+    <w:p>
+      <w:pPr>
+        <w:pStyle w:val="CaptionedFigure"/>
+      </w:pPr>
+      <w:r>
+        <w:drawing>
+          <wp:inline>
+            <wp:extent cx="2468880" cy="5290457"/>
+            <wp:effectExtent b="0" l="0" r="0" t="0"/>
+            <wp:docPr descr="Verificación por código enviado por SMS." title="" id="116" name="Picture"/>
+            <a:graphic>
+              <a:graphicData uri="http://schemas.openxmlformats.org/drawingml/2006/picture">
+                <pic:pic>
+                  <pic:nvPicPr>
+                    <pic:cNvPr descr="ENUS_2026_metodoloia_files/figuras/fig-clicsalud-03-codigo-sms.png" id="117" name="Picture"/>
+                    <pic:cNvPicPr>
+                      <a:picLocks noChangeArrowheads="1" noChangeAspect="1"/>
+                    </pic:cNvPicPr>
+                  </pic:nvPicPr>
+                  <pic:blipFill>
+                    <a:blip r:embed="rId115"/>
+                    <a:stretch>
+                      <a:fillRect/>
+                    </a:stretch>
+                  </pic:blipFill>
+                  <pic:spPr bwMode="auto">
+                    <a:xfrm>
+                      <a:off x="0" y="0"/>
+                      <a:ext cx="2468880" cy="5290457"/>
+                    </a:xfrm>
+                    <a:prstGeom prst="rect">
+                      <a:avLst/>
+                    </a:prstGeom>
+                    <a:noFill/>
+                    <a:ln w="9525">
+                      <a:noFill/>
+                      <a:headEnd/>
+                      <a:tailEnd/>
+                    </a:ln>
+                  </pic:spPr>
+                </pic:pic>
+              </a:graphicData>
+            </a:graphic>
+          </wp:inline>
+        </w:drawing>
+      </w:r>
+    </w:p>
+    <w:p>
+      <w:pPr>
+        <w:pStyle w:val="ImageCaption"/>
+      </w:pPr>
+      <w:r>
+        <w:t xml:space="preserve">Verificación por código enviado por SMS.</w:t>
+      </w:r>
+    </w:p>
+    <w:bookmarkEnd w:id="118"/>
+    <w:bookmarkStart w:id="122" w:name="paso-4.-verificación-bdua"/>
+    <w:p>
+      <w:pPr>
+        <w:pStyle w:val="Heading3"/>
+      </w:pPr>
+      <w:r>
+        <w:rPr>
+          <w:rStyle w:val="SectionNumber"/>
+        </w:rPr>
+        <w:t xml:space="preserve">6.2.4</w:t>
+      </w:r>
+      <w:r>
+        <w:tab/>
+      </w:r>
+      <w:r>
+        <w:t xml:space="preserve">Paso 4. Verificación BDUA</w:t>
+      </w:r>
+    </w:p>
+    <w:p>
+      <w:pPr>
+        <w:pStyle w:val="FirstParagraph"/>
+      </w:pPr>
+      <w:r>
+        <w:t xml:space="preserve">Superada la verificación por SMS, la aplicación presenta los datos de afiliación del usuario —nombre, EPS, régimen, municipio y departamento— obtenidos de la Base de Datos Única de Afiliados (BDUA), junto con la fecha de corte de la consulta y la confirmación de que la afiliación está activa. El usuario debe confirmar que estos datos son correctos para continuar; este es el tercer y último paso de la elegibilidad. La pantalla advierte además que, al confirmar, la sesión queda guardada en el dispositivo (</w:t>
+      </w:r>
+      <w:r>
+        <w:t xml:space="preserve">??</w:t>
+      </w:r>
+      <w:r>
+        <w:t xml:space="preserve">).</w:t>
+      </w:r>
+    </w:p>
+    <w:p>
+      <w:pPr>
+        <w:pStyle w:val="CaptionedFigure"/>
+      </w:pPr>
+      <w:r>
+        <w:drawing>
+          <wp:inline>
+            <wp:extent cx="2468880" cy="5290457"/>
+            <wp:effectExtent b="0" l="0" r="0" t="0"/>
+            <wp:docPr descr="Verificación BDUA: confirmación de la afiliación activa y de los datos institucionales del usuario." title="" id="120" name="Picture"/>
+            <a:graphic>
+              <a:graphicData uri="http://schemas.openxmlformats.org/drawingml/2006/picture">
+                <pic:pic>
+                  <pic:nvPicPr>
+                    <pic:cNvPr descr="ENUS_2026_metodoloia_files/figuras/fig-clicsalud-04-verificacion-bdua.png" id="121" name="Picture"/>
+                    <pic:cNvPicPr>
+                      <a:picLocks noChangeArrowheads="1" noChangeAspect="1"/>
+                    </pic:cNvPicPr>
+                  </pic:nvPicPr>
+                  <pic:blipFill>
+                    <a:blip r:embed="rId119"/>
+                    <a:stretch>
+                      <a:fillRect/>
+                    </a:stretch>
+                  </pic:blipFill>
+                  <pic:spPr bwMode="auto">
+                    <a:xfrm>
+                      <a:off x="0" y="0"/>
+                      <a:ext cx="2468880" cy="5290457"/>
+                    </a:xfrm>
+                    <a:prstGeom prst="rect">
+                      <a:avLst/>
+                    </a:prstGeom>
+                    <a:noFill/>
+                    <a:ln w="9525">
+                      <a:noFill/>
+                      <a:headEnd/>
+                      <a:tailEnd/>
+                    </a:ln>
+                  </pic:spPr>
+                </pic:pic>
+              </a:graphicData>
+            </a:graphic>
+          </wp:inline>
+        </w:drawing>
+      </w:r>
+    </w:p>
+    <w:p>
+      <w:pPr>
+        <w:pStyle w:val="ImageCaption"/>
+      </w:pPr>
+      <w:r>
+        <w:t xml:space="preserve">Verificación BDUA: confirmación de la afiliación activa y de los datos institucionales del usuario.</w:t>
+      </w:r>
+    </w:p>
+    <w:bookmarkEnd w:id="122"/>
+    <w:bookmarkStart w:id="126" w:name="Xf230283bc568b6ba6ffd9708320ee30a141b3a2"/>
+    <w:p>
+      <w:pPr>
+        <w:pStyle w:val="Heading3"/>
+      </w:pPr>
+      <w:r>
+        <w:rPr>
+          <w:rStyle w:val="SectionNumber"/>
+        </w:rPr>
+        <w:t xml:space="preserve">6.2.5</w:t>
+      </w:r>
+      <w:r>
+        <w:tab/>
+      </w:r>
+      <w:r>
+        <w:t xml:space="preserve">Paso 5. Pantalla de Inicio y navegación principal</w:t>
+      </w:r>
+    </w:p>
+    <w:p>
+      <w:pPr>
+        <w:pStyle w:val="FirstParagraph"/>
+      </w:pPr>
+      <w:r>
+        <w:t xml:space="preserve">Confirmada la identidad, el usuario llega a la pantalla de Inicio, que lo saluda por su nombre y muestra su EPS y régimen. Desde aquí puede acceder a tres funciones —conocer sus derechos y deberes, consultar el desempeño de su EPS o participar en la encuesta de experiencia—, además de ajustar el tamaño de letra de la aplicación. En la parte inferior, una barra de navegación con cinco pestañas (Inicio, Derechos, Desempeño, Encuesta, Normas) permite moverse entre las secciones principales de la aplicación en cualquier momento.</w:t>
+      </w:r>
+    </w:p>
+    <w:p>
+      <w:pPr>
+        <w:pStyle w:val="CaptionedFigure"/>
+      </w:pPr>
+      <w:r>
+        <w:drawing>
+          <wp:inline>
+            <wp:extent cx="2468880" cy="5290457"/>
+            <wp:effectExtent b="0" l="0" r="0" t="0"/>
+            <wp:docPr descr="Pantalla de Inicio, con el usuario ya identificado y acceso a los módulos de la aplicación." title="" id="124" name="Picture"/>
+            <a:graphic>
+              <a:graphicData uri="http://schemas.openxmlformats.org/drawingml/2006/picture">
+                <pic:pic>
+                  <pic:nvPicPr>
+                    <pic:cNvPr descr="ENUS_2026_metodoloia_files/figuras/fig-clicsalud-05-inicio.png" id="125" name="Picture"/>
+                    <pic:cNvPicPr>
+                      <a:picLocks noChangeArrowheads="1" noChangeAspect="1"/>
+                    </pic:cNvPicPr>
+                  </pic:nvPicPr>
+                  <pic:blipFill>
+                    <a:blip r:embed="rId123"/>
+                    <a:stretch>
+                      <a:fillRect/>
+                    </a:stretch>
+                  </pic:blipFill>
+                  <pic:spPr bwMode="auto">
+                    <a:xfrm>
+                      <a:off x="0" y="0"/>
+                      <a:ext cx="2468880" cy="5290457"/>
+                    </a:xfrm>
+                    <a:prstGeom prst="rect">
+                      <a:avLst/>
+                    </a:prstGeom>
+                    <a:noFill/>
+                    <a:ln w="9525">
+                      <a:noFill/>
+                      <a:headEnd/>
+                      <a:tailEnd/>
+                    </a:ln>
+                  </pic:spPr>
+                </pic:pic>
+              </a:graphicData>
+            </a:graphic>
+          </wp:inline>
+        </w:drawing>
+      </w:r>
+    </w:p>
+    <w:p>
+      <w:pPr>
+        <w:pStyle w:val="ImageCaption"/>
+      </w:pPr>
+      <w:r>
+        <w:t xml:space="preserve">Pantalla de Inicio, con el usuario ya identificado y acceso a los módulos de la aplicación.</w:t>
+      </w:r>
+    </w:p>
+    <w:bookmarkEnd w:id="126"/>
+    <w:bookmarkStart w:id="130" w:name="paso-6.-pestaña-derechos"/>
+    <w:p>
+      <w:pPr>
+        <w:pStyle w:val="Heading3"/>
+      </w:pPr>
+      <w:r>
+        <w:rPr>
+          <w:rStyle w:val="SectionNumber"/>
+        </w:rPr>
+        <w:t xml:space="preserve">6.2.6</w:t>
+      </w:r>
+      <w:r>
+        <w:tab/>
+      </w:r>
+      <w:r>
+        <w:t xml:space="preserve">Paso 6. Pestaña Derechos</w:t>
+      </w:r>
+    </w:p>
+    <w:p>
+      <w:pPr>
+        <w:pStyle w:val="FirstParagraph"/>
+      </w:pPr>
+      <w:r>
+        <w:t xml:space="preserve">La pestaña</w:t>
+      </w:r>
+      <w:r>
+        <w:t xml:space="preserve"> </w:t>
+      </w:r>
+      <w:r>
+        <w:t xml:space="preserve">“Derechos”</w:t>
+      </w:r>
+      <w:r>
+        <w:t xml:space="preserve"> </w:t>
+      </w:r>
+      <w:r>
+        <w:t xml:space="preserve">presenta la Carta de Derechos y Deberes del afiliado en tarjetas rápidas por tema (derechos del afiliado, deberes, muerte digna, mecanismos de protección, información de la EPS), un acceso a la Carta específica de cada EPS y una encuesta de verificación distinta de ENUS 2026 (</w:t>
+      </w:r>
+      <w:r>
+        <w:t xml:space="preserve">6.1</w:t>
+      </w:r>
+      <w:r>
+        <w:t xml:space="preserve">). Es contenido institucional informativo, sin relación con el cuestionario de ENUS 2026.</w:t>
+      </w:r>
+    </w:p>
+    <w:p>
+      <w:pPr>
+        <w:pStyle w:val="CaptionedFigure"/>
+      </w:pPr>
+      <w:r>
+        <w:drawing>
+          <wp:inline>
+            <wp:extent cx="2468880" cy="5290457"/>
+            <wp:effectExtent b="0" l="0" r="0" t="0"/>
+            <wp:docPr descr="Pestaña Derechos: Carta de Derechos y Deberes por tarjetas temáticas." title="" id="128" name="Picture"/>
+            <a:graphic>
+              <a:graphicData uri="http://schemas.openxmlformats.org/drawingml/2006/picture">
+                <pic:pic>
+                  <pic:nvPicPr>
+                    <pic:cNvPr descr="ENUS_2026_metodoloia_files/figuras/fig-clicsalud-08-tab-derechos.png" id="129" name="Picture"/>
+                    <pic:cNvPicPr>
+                      <a:picLocks noChangeArrowheads="1" noChangeAspect="1"/>
+                    </pic:cNvPicPr>
+                  </pic:nvPicPr>
+                  <pic:blipFill>
+                    <a:blip r:embed="rId127"/>
+                    <a:stretch>
+                      <a:fillRect/>
+                    </a:stretch>
+                  </pic:blipFill>
+                  <pic:spPr bwMode="auto">
+                    <a:xfrm>
+                      <a:off x="0" y="0"/>
+                      <a:ext cx="2468880" cy="5290457"/>
+                    </a:xfrm>
+                    <a:prstGeom prst="rect">
+                      <a:avLst/>
+                    </a:prstGeom>
+                    <a:noFill/>
+                    <a:ln w="9525">
+                      <a:noFill/>
+                      <a:headEnd/>
+                      <a:tailEnd/>
+                    </a:ln>
+                  </pic:spPr>
+                </pic:pic>
+              </a:graphicData>
+            </a:graphic>
+          </wp:inline>
+        </w:drawing>
+      </w:r>
+    </w:p>
+    <w:p>
+      <w:pPr>
+        <w:pStyle w:val="ImageCaption"/>
+      </w:pPr>
+      <w:r>
+        <w:t xml:space="preserve">Pestaña Derechos: Carta de Derechos y Deberes por tarjetas temáticas.</w:t>
+      </w:r>
+    </w:p>
+    <w:bookmarkEnd w:id="130"/>
+    <w:bookmarkStart w:id="134" w:name="paso-7.-pestaña-desempeño"/>
+    <w:p>
+      <w:pPr>
+        <w:pStyle w:val="Heading3"/>
+      </w:pPr>
+      <w:r>
+        <w:rPr>
+          <w:rStyle w:val="SectionNumber"/>
+        </w:rPr>
+        <w:t xml:space="preserve">6.2.7</w:t>
+      </w:r>
+      <w:r>
+        <w:tab/>
+      </w:r>
+      <w:r>
+        <w:t xml:space="preserve">Paso 7. Pestaña Desempeño</w:t>
+      </w:r>
+    </w:p>
+    <w:p>
+      <w:pPr>
+        <w:pStyle w:val="FirstParagraph"/>
+      </w:pPr>
+      <w:r>
+        <w:t xml:space="preserve">La pestaña</w:t>
+      </w:r>
+      <w:r>
+        <w:t xml:space="preserve"> </w:t>
+      </w:r>
+      <w:r>
+        <w:t xml:space="preserve">“Desempeño”</w:t>
+      </w:r>
+      <w:r>
+        <w:t xml:space="preserve"> </w:t>
+      </w:r>
+      <w:r>
+        <w:t xml:space="preserve">muestra un tablero de indicadores de calidad de la EPS del usuario, con calificación de experiencia, indicadores por atributo (acceso, tiempo de espera, humanización del trato, entrega de medicamentos, satisfacción global), un comparativo entre EPS y una serie de tendencia. Es, igualmente, contenido informativo institucional; no forma parte del cuestionario de recolección, aunque los atributos que despliega son ilustrativos del tipo de indicadores que una operación como ENUS puede producir (ver capítulo de indicadores).</w:t>
+      </w:r>
+    </w:p>
+    <w:p>
+      <w:pPr>
+        <w:pStyle w:val="CaptionedFigure"/>
+      </w:pPr>
+      <w:r>
+        <w:drawing>
+          <wp:inline>
+            <wp:extent cx="2468880" cy="5290457"/>
+            <wp:effectExtent b="0" l="0" r="0" t="0"/>
+            <wp:docPr descr="Pestaña Desempeño: tablero de indicadores de calidad de la EPS del usuario." title="" id="132" name="Picture"/>
+            <a:graphic>
+              <a:graphicData uri="http://schemas.openxmlformats.org/drawingml/2006/picture">
+                <pic:pic>
+                  <pic:nvPicPr>
+                    <pic:cNvPr descr="ENUS_2026_metodoloia_files/figuras/fig-clicsalud-09-tab-desempeno.png" id="133" name="Picture"/>
+                    <pic:cNvPicPr>
+                      <a:picLocks noChangeArrowheads="1" noChangeAspect="1"/>
+                    </pic:cNvPicPr>
+                  </pic:nvPicPr>
+                  <pic:blipFill>
+                    <a:blip r:embed="rId131"/>
+                    <a:stretch>
+                      <a:fillRect/>
+                    </a:stretch>
+                  </pic:blipFill>
+                  <pic:spPr bwMode="auto">
+                    <a:xfrm>
+                      <a:off x="0" y="0"/>
+                      <a:ext cx="2468880" cy="5290457"/>
+                    </a:xfrm>
+                    <a:prstGeom prst="rect">
+                      <a:avLst/>
+                    </a:prstGeom>
+                    <a:noFill/>
+                    <a:ln w="9525">
+                      <a:noFill/>
+                      <a:headEnd/>
+                      <a:tailEnd/>
+                    </a:ln>
+                  </pic:spPr>
+                </pic:pic>
+              </a:graphicData>
+            </a:graphic>
+          </wp:inline>
+        </w:drawing>
+      </w:r>
+    </w:p>
+    <w:p>
+      <w:pPr>
+        <w:pStyle w:val="ImageCaption"/>
+      </w:pPr>
+      <w:r>
+        <w:t xml:space="preserve">Pestaña Desempeño: tablero de indicadores de calidad de la EPS del usuario.</w:t>
+      </w:r>
+    </w:p>
+    <w:bookmarkEnd w:id="134"/>
+    <w:bookmarkStart w:id="138" w:name="paso-8.-pestaña-normas"/>
+    <w:p>
+      <w:pPr>
+        <w:pStyle w:val="Heading3"/>
+      </w:pPr>
+      <w:r>
+        <w:rPr>
+          <w:rStyle w:val="SectionNumber"/>
+        </w:rPr>
+        <w:t xml:space="preserve">6.2.8</w:t>
+      </w:r>
+      <w:r>
+        <w:tab/>
+      </w:r>
+      <w:r>
+        <w:t xml:space="preserve">Paso 8. Pestaña Normas</w:t>
+      </w:r>
+    </w:p>
+    <w:p>
+      <w:pPr>
+        <w:pStyle w:val="FirstParagraph"/>
+      </w:pPr>
+      <w:r>
+        <w:t xml:space="preserve">La pestaña</w:t>
+      </w:r>
+      <w:r>
+        <w:t xml:space="preserve"> </w:t>
+      </w:r>
+      <w:r>
+        <w:t xml:space="preserve">“Normas”</w:t>
+      </w:r>
+      <w:r>
+        <w:t xml:space="preserve"> </w:t>
+      </w:r>
+      <w:r>
+        <w:t xml:space="preserve">enumera el marco normativo que respalda la aplicación y los derechos del usuario, incluida una referencia explícita a una</w:t>
+      </w:r>
+      <w:r>
+        <w:t xml:space="preserve"> </w:t>
+      </w:r>
+      <w:r>
+        <w:t xml:space="preserve">“Resolución MSPS 2026”</w:t>
+      </w:r>
+      <w:r>
+        <w:t xml:space="preserve"> </w:t>
+      </w:r>
+      <w:r>
+        <w:t xml:space="preserve">como lineamiento de adopción de la ENUS. Es, igualmente, contenido de referencia, sin preguntas ni captura de información.</w:t>
+      </w:r>
+    </w:p>
+    <w:p>
+      <w:pPr>
+        <w:pStyle w:val="CaptionedFigure"/>
+      </w:pPr>
+      <w:r>
+        <w:drawing>
+          <wp:inline>
+            <wp:extent cx="2468880" cy="5290457"/>
+            <wp:effectExtent b="0" l="0" r="0" t="0"/>
+            <wp:docPr descr="Pestaña Normas: marco normativo de referencia de la aplicación." title="" id="136" name="Picture"/>
+            <a:graphic>
+              <a:graphicData uri="http://schemas.openxmlformats.org/drawingml/2006/picture">
+                <pic:pic>
+                  <pic:nvPicPr>
+                    <pic:cNvPr descr="ENUS_2026_metodoloia_files/figuras/fig-clicsalud-10-tab-normas.png" id="137" name="Picture"/>
+                    <pic:cNvPicPr>
+                      <a:picLocks noChangeArrowheads="1" noChangeAspect="1"/>
+                    </pic:cNvPicPr>
+                  </pic:nvPicPr>
+                  <pic:blipFill>
+                    <a:blip r:embed="rId135"/>
+                    <a:stretch>
+                      <a:fillRect/>
+                    </a:stretch>
+                  </pic:blipFill>
+                  <pic:spPr bwMode="auto">
+                    <a:xfrm>
+                      <a:off x="0" y="0"/>
+                      <a:ext cx="2468880" cy="5290457"/>
+                    </a:xfrm>
+                    <a:prstGeom prst="rect">
+                      <a:avLst/>
+                    </a:prstGeom>
+                    <a:noFill/>
+                    <a:ln w="9525">
+                      <a:noFill/>
+                      <a:headEnd/>
+                      <a:tailEnd/>
+                    </a:ln>
+                  </pic:spPr>
+                </pic:pic>
+              </a:graphicData>
+            </a:graphic>
+          </wp:inline>
+        </w:drawing>
+      </w:r>
+    </w:p>
+    <w:p>
+      <w:pPr>
+        <w:pStyle w:val="ImageCaption"/>
+      </w:pPr>
+      <w:r>
+        <w:t xml:space="preserve">Pestaña Normas: marco normativo de referencia de la aplicación.</w:t>
+      </w:r>
+    </w:p>
+    <w:bookmarkEnd w:id="138"/>
+    <w:bookmarkStart w:id="139" w:name="paso-9.-acceso-al-módulo-encuesta-enus"/>
+    <w:p>
+      <w:pPr>
+        <w:pStyle w:val="Heading3"/>
+      </w:pPr>
+      <w:r>
+        <w:rPr>
+          <w:rStyle w:val="SectionNumber"/>
+        </w:rPr>
+        <w:t xml:space="preserve">6.2.9</w:t>
+      </w:r>
+      <w:r>
+        <w:tab/>
+      </w:r>
+      <w:r>
+        <w:t xml:space="preserve">Paso 9. Acceso al módulo Encuesta ENUS</w:t>
+      </w:r>
+    </w:p>
+    <w:p>
+      <w:pPr>
+        <w:pStyle w:val="FirstParagraph"/>
+      </w:pPr>
+      <w:r>
+        <w:t xml:space="preserve">Desde la pestaña</w:t>
+      </w:r>
+      <w:r>
+        <w:t xml:space="preserve"> </w:t>
+      </w:r>
+      <w:r>
+        <w:t xml:space="preserve">“Encuesta”</w:t>
+      </w:r>
+      <w:r>
+        <w:t xml:space="preserve"> </w:t>
+      </w:r>
+      <w:r>
+        <w:t xml:space="preserve">o desde la opción</w:t>
+      </w:r>
+      <w:r>
+        <w:t xml:space="preserve"> </w:t>
+      </w:r>
+      <w:r>
+        <w:t xml:space="preserve">“Contar mi experiencia”</w:t>
+      </w:r>
+      <w:r>
+        <w:t xml:space="preserve"> </w:t>
+      </w:r>
+      <w:r>
+        <w:t xml:space="preserve">en Inicio, el usuario llega a la pantalla de entrada del cuestionario de ENUS 2026, que muestra su sesión activa y verificada, y una vista previa de los prestadores disponibles para evaluar —los que tiene habilitados en BDUA y que no estén bloqueados por haber sido evaluados en el último año (</w:t>
+      </w:r>
+      <w:r>
+        <w:t xml:space="preserve">4.2</w:t>
+      </w:r>
+      <w:r>
+        <w:t xml:space="preserve">)—. El usuario inicia la encuesta desde esta pantalla.</w:t>
+      </w:r>
+    </w:p>
+    <w:p>
+      <w:pPr>
+        <w:pStyle w:val="BodyText"/>
+      </w:pPr>
+      <w:r>
+        <w:rPr>
+          <w:b/>
+          <w:bCs/>
+        </w:rPr>
+        <w:t xml:space="preserve">Pendiente de actualización visual.</w:t>
+      </w:r>
+      <w:r>
+        <w:t xml:space="preserve"> </w:t>
+      </w:r>
+      <w:r>
+        <w:t xml:space="preserve">La figura</w:t>
+      </w:r>
+      <w:r>
+        <w:t xml:space="preserve"> </w:t>
+      </w:r>
+      <w:r>
+        <w:rPr>
+          <w:rStyle w:val="VerbatimChar"/>
+        </w:rPr>
+        <w:t xml:space="preserve">fig-clicsalud-06-modulo-encuesta.png</w:t>
+      </w:r>
+      <w:r>
+        <w:t xml:space="preserve"> </w:t>
+      </w:r>
+      <w:r>
+        <w:t xml:space="preserve">corresponde a la versión anterior de esta pantalla, que mostraba en su lugar las atenciones de salud detectadas para el usuario (FEVRIPS); no se incluye aquí por no representar ya la pantalla vigente.</w:t>
+      </w:r>
+    </w:p>
+    <w:bookmarkEnd w:id="139"/>
+    <w:bookmarkStart w:id="146" w:name="paso-10.-parte-2-preguntas-comunes"/>
+    <w:p>
+      <w:pPr>
+        <w:pStyle w:val="Heading3"/>
+      </w:pPr>
+      <w:r>
+        <w:rPr>
+          <w:rStyle w:val="SectionNumber"/>
+        </w:rPr>
+        <w:t xml:space="preserve">6.2.10</w:t>
+      </w:r>
+      <w:r>
+        <w:tab/>
+      </w:r>
+      <w:r>
+        <w:t xml:space="preserve">Paso 10. Parte 2 — Preguntas comunes</w:t>
+      </w:r>
+    </w:p>
+    <w:p>
+      <w:pPr>
+        <w:pStyle w:val="FirstParagraph"/>
+      </w:pPr>
+      <w:r>
+        <w:t xml:space="preserve">Al iniciar la encuesta, el usuario responde Parte 2: once preguntas comunes de respuesta directa, tomadas de la sección de trazadoras y transversales del instrumento (</w:t>
+      </w:r>
+      <w:r>
+        <w:t xml:space="preserve">4.2</w:t>
+      </w:r>
+      <w:r>
+        <w:t xml:space="preserve">). Las dos primeras coinciden con los ejemplos capturados en las figuras siguientes:</w:t>
+      </w:r>
+    </w:p>
+    <w:p>
+      <w:pPr>
+        <w:pStyle w:val="Compact"/>
+        <w:numPr>
+          <w:ilvl w:val="0"/>
+          <w:numId w:val="1015"/>
+        </w:numPr>
+      </w:pPr>
+      <w:r>
+        <w:t xml:space="preserve">¿Quién se encuentra diligenciando esta encuesta? (Usted mismo / Un pariente o tutor legal / Otra persona)</w:t>
+      </w:r>
+    </w:p>
+    <w:p>
+      <w:pPr>
+        <w:pStyle w:val="Compact"/>
+        <w:numPr>
+          <w:ilvl w:val="0"/>
+          <w:numId w:val="1015"/>
+        </w:numPr>
+      </w:pPr>
+      <w:r>
+        <w:t xml:space="preserve">¿Cuenta usted con algún plan voluntario de salud? (Plan Complementario / Medicina Prepagada / Póliza de salud / Ninguno)</w:t>
+      </w:r>
+    </w:p>
+    <w:p>
+      <w:pPr>
+        <w:pStyle w:val="Compact"/>
+        <w:numPr>
+          <w:ilvl w:val="0"/>
+          <w:numId w:val="1015"/>
+        </w:numPr>
+      </w:pPr>
+      <w:r>
+        <w:t xml:space="preserve">¿Cuál es su percepción general de su salud? (Excelente / Muy buena / Buena / Regular / Mala / Muy mala)</w:t>
+      </w:r>
+    </w:p>
+    <w:p>
+      <w:pPr>
+        <w:pStyle w:val="Compact"/>
+        <w:numPr>
+          <w:ilvl w:val="0"/>
+          <w:numId w:val="1015"/>
+        </w:numPr>
+      </w:pPr>
+      <w:r>
+        <w:t xml:space="preserve">En los últimos 6 meses, ¿ha utilizado un servicio de salud? (Sí / No)</w:t>
+      </w:r>
+    </w:p>
+    <w:p>
+      <w:pPr>
+        <w:pStyle w:val="Compact"/>
+        <w:numPr>
+          <w:ilvl w:val="0"/>
+          <w:numId w:val="1015"/>
+        </w:numPr>
+      </w:pPr>
+      <w:r>
+        <w:t xml:space="preserve">En los últimos 6 meses, ¿ha cambiado de EPS o se afilió por primera vez a una EPS? (Sí / No)</w:t>
+      </w:r>
+    </w:p>
+    <w:p>
+      <w:pPr>
+        <w:pStyle w:val="Compact"/>
+        <w:numPr>
+          <w:ilvl w:val="0"/>
+          <w:numId w:val="1015"/>
+        </w:numPr>
+      </w:pPr>
+      <w:r>
+        <w:t xml:space="preserve">¿Quién le ayudó a gestionar el servicio de salud que requería? (EPS / Secretaría de Salud / IPS pública / IPS privada de su EPS / IPS privada particular / Ninguna de las anteriores)</w:t>
+      </w:r>
+    </w:p>
+    <w:p>
+      <w:pPr>
+        <w:pStyle w:val="Compact"/>
+        <w:numPr>
+          <w:ilvl w:val="0"/>
+          <w:numId w:val="1015"/>
+        </w:numPr>
+      </w:pPr>
+      <w:r>
+        <w:t xml:space="preserve">¿Cuál de los siguientes servicios utilizó la última vez? (Urgencias / Hospitalización / Cirugía / Consulta Externa / Atención Domiciliaria / Entrega de medicamentos o dispositivos médicos / Laboratorio clínico / Imágenes diagnósticas / Otro / Ninguna de las anteriores)</w:t>
+      </w:r>
+    </w:p>
+    <w:p>
+      <w:pPr>
+        <w:pStyle w:val="Compact"/>
+        <w:numPr>
+          <w:ilvl w:val="0"/>
+          <w:numId w:val="1015"/>
+        </w:numPr>
+      </w:pPr>
+      <w:r>
+        <w:t xml:space="preserve">¿Se encuentra usted en estado de embarazo? (Sí / No)</w:t>
+      </w:r>
+    </w:p>
+    <w:p>
+      <w:pPr>
+        <w:pStyle w:val="Compact"/>
+        <w:numPr>
+          <w:ilvl w:val="0"/>
+          <w:numId w:val="1015"/>
+        </w:numPr>
+      </w:pPr>
+      <w:r>
+        <w:t xml:space="preserve">¿Ha sido diagnosticado con alguna de estas condiciones? (Hipertensión Arterial / Diabetes Mellitus Tipo 2 / Hemofilia / Enfermedad Huérfana o Rara / VIH / Hepatitis C / Artritis reumatoide u otras enfermedades autoinmunes / Cáncer / Ninguna de las anteriores)</w:t>
+      </w:r>
+    </w:p>
+    <w:p>
+      <w:pPr>
+        <w:pStyle w:val="Compact"/>
+        <w:numPr>
+          <w:ilvl w:val="0"/>
+          <w:numId w:val="1015"/>
+        </w:numPr>
+      </w:pPr>
+      <w:r>
+        <w:t xml:space="preserve">En los últimos seis meses, ¿hubo algún momento en el que tuvo un problema de salud y requería atención médica, pero decidió no acudir al servicio médico? (Sí / No)</w:t>
+      </w:r>
+    </w:p>
+    <w:p>
+      <w:pPr>
+        <w:pStyle w:val="Compact"/>
+        <w:numPr>
+          <w:ilvl w:val="0"/>
+          <w:numId w:val="1015"/>
+        </w:numPr>
+      </w:pPr>
+      <w:r>
+        <w:t xml:space="preserve">¿Conoce o ha tenido acceso al informe anual de tutelas? (Sí / No)</w:t>
+      </w:r>
+    </w:p>
+    <w:p>
+      <w:pPr>
+        <w:pStyle w:val="FirstParagraph"/>
+      </w:pPr>
+      <w:r>
+        <w:t xml:space="preserve">Cada pregunta se presenta en pantalla completa, con un indicador de avance (</w:t>
+      </w:r>
+      <w:r>
+        <w:t xml:space="preserve">“Pregunta N de 11”</w:t>
+      </w:r>
+      <w:r>
+        <w:t xml:space="preserve">) y un botón</w:t>
+      </w:r>
+      <w:r>
+        <w:t xml:space="preserve"> </w:t>
+      </w:r>
+      <w:r>
+        <w:t xml:space="preserve">“Siguiente”</w:t>
+      </w:r>
+      <w:r>
+        <w:t xml:space="preserve"> </w:t>
+      </w:r>
+      <w:r>
+        <w:t xml:space="preserve">para continuar. Las dos figuras siguientes siguen siendo válidas como ejemplo del diseño de pantalla (tarjeta de pregunta, opciones, barra de progreso): el texto de sus preguntas no cambió, aunque el indicador</w:t>
+      </w:r>
+      <w:r>
+        <w:t xml:space="preserve"> </w:t>
+      </w:r>
+      <w:r>
+        <w:t xml:space="preserve">“de 6”</w:t>
+      </w:r>
+      <w:r>
+        <w:t xml:space="preserve"> </w:t>
+      </w:r>
+      <w:r>
+        <w:t xml:space="preserve">que muestran quedó desactualizado por el aumento a once preguntas.</w:t>
+      </w:r>
+    </w:p>
+    <w:p>
+      <w:pPr>
+        <w:pStyle w:val="CaptionedFigure"/>
+      </w:pPr>
+      <w:r>
+        <w:drawing>
+          <wp:inline>
+            <wp:extent cx="2468880" cy="5290457"/>
+            <wp:effectExtent b="0" l="0" r="0" t="0"/>
+            <wp:docPr descr="Primera pregunta de Parte 2: identificación de quién diligencia la encuesta." title="" id="141" name="Picture"/>
+            <a:graphic>
+              <a:graphicData uri="http://schemas.openxmlformats.org/drawingml/2006/picture">
+                <pic:pic>
+                  <pic:nvPicPr>
+                    <pic:cNvPr descr="ENUS_2026_metodoloia_files/figuras/fig-clicsalud-07-pregunta-ejemplo.png" id="142" name="Picture"/>
+                    <pic:cNvPicPr>
+                      <a:picLocks noChangeArrowheads="1" noChangeAspect="1"/>
+                    </pic:cNvPicPr>
+                  </pic:nvPicPr>
+                  <pic:blipFill>
+                    <a:blip r:embed="rId140"/>
+                    <a:stretch>
+                      <a:fillRect/>
+                    </a:stretch>
+                  </pic:blipFill>
+                  <pic:spPr bwMode="auto">
+                    <a:xfrm>
+                      <a:off x="0" y="0"/>
+                      <a:ext cx="2468880" cy="5290457"/>
+                    </a:xfrm>
+                    <a:prstGeom prst="rect">
+                      <a:avLst/>
+                    </a:prstGeom>
+                    <a:noFill/>
+                    <a:ln w="9525">
+                      <a:noFill/>
+                      <a:headEnd/>
+                      <a:tailEnd/>
+                    </a:ln>
+                  </pic:spPr>
+                </pic:pic>
+              </a:graphicData>
+            </a:graphic>
+          </wp:inline>
+        </w:drawing>
+      </w:r>
+    </w:p>
+    <w:p>
+      <w:pPr>
+        <w:pStyle w:val="ImageCaption"/>
+      </w:pPr>
+      <w:r>
+        <w:t xml:space="preserve">Primera pregunta de Parte 2: identificación de quién diligencia la encuesta.</w:t>
+      </w:r>
+    </w:p>
+    <w:p>
+      <w:pPr>
+        <w:pStyle w:val="CaptionedFigure"/>
+      </w:pPr>
+      <w:r>
+        <w:drawing>
+          <wp:inline>
+            <wp:extent cx="2468880" cy="5290457"/>
+            <wp:effectExtent b="0" l="0" r="0" t="0"/>
+            <wp:docPr descr="Cuarta pregunta de Parte 2: uso de servicios de salud en los últimos seis meses." title="" id="144" name="Picture"/>
+            <a:graphic>
+              <a:graphicData uri="http://schemas.openxmlformats.org/drawingml/2006/picture">
+                <pic:pic>
+                  <pic:nvPicPr>
+                    <pic:cNvPr descr="ENUS_2026_metodoloia_files/figuras/fig-clicsalud-11-trazadora-ejemplo.png" id="145" name="Picture"/>
+                    <pic:cNvPicPr>
+                      <a:picLocks noChangeArrowheads="1" noChangeAspect="1"/>
+                    </pic:cNvPicPr>
+                  </pic:nvPicPr>
+                  <pic:blipFill>
+                    <a:blip r:embed="rId143"/>
+                    <a:stretch>
+                      <a:fillRect/>
+                    </a:stretch>
+                  </pic:blipFill>
+                  <pic:spPr bwMode="auto">
+                    <a:xfrm>
+                      <a:off x="0" y="0"/>
+                      <a:ext cx="2468880" cy="5290457"/>
+                    </a:xfrm>
+                    <a:prstGeom prst="rect">
+                      <a:avLst/>
+                    </a:prstGeom>
+                    <a:noFill/>
+                    <a:ln w="9525">
+                      <a:noFill/>
+                      <a:headEnd/>
+                      <a:tailEnd/>
+                    </a:ln>
+                  </pic:spPr>
+                </pic:pic>
+              </a:graphicData>
+            </a:graphic>
+          </wp:inline>
+        </w:drawing>
+      </w:r>
+    </w:p>
+    <w:p>
+      <w:pPr>
+        <w:pStyle w:val="ImageCaption"/>
+      </w:pPr>
+      <w:r>
+        <w:t xml:space="preserve">Cuarta pregunta de Parte 2: uso de servicios de salud en los últimos seis meses.</w:t>
+      </w:r>
+    </w:p>
+    <w:bookmarkEnd w:id="146"/>
+    <w:bookmarkStart w:id="147" w:name="X46e378ca3c98a3404e151be9eedab95ec3db692"/>
+    <w:p>
+      <w:pPr>
+        <w:pStyle w:val="Heading3"/>
+      </w:pPr>
+      <w:r>
+        <w:rPr>
+          <w:rStyle w:val="SectionNumber"/>
+        </w:rPr>
+        <w:t xml:space="preserve">6.2.11</w:t>
+      </w:r>
+      <w:r>
+        <w:tab/>
+      </w:r>
+      <w:r>
+        <w:t xml:space="preserve">Paso 11. Sorteo, elección de prestador y módulo asignado</w:t>
+      </w:r>
+    </w:p>
+    <w:p>
+      <w:pPr>
+        <w:pStyle w:val="FirstParagraph"/>
+      </w:pPr>
+      <w:r>
+        <w:t xml:space="preserve">Al terminar Parte 2 de su primer ingreso, la aplicación ejecuta el sorteo Bernoulli (</w:t>
+      </w:r>
+      <m:oMath>
+        <m:r>
+          <m:t>u</m:t>
+        </m:r>
+        <m:r>
+          <m:rPr>
+            <m:sty m:val="p"/>
+          </m:rPr>
+          <m:t>∼</m:t>
+        </m:r>
+        <m:r>
+          <m:rPr>
+            <m:nor/>
+            <m:sty m:val="p"/>
+          </m:rPr>
+          <m:t>Uniforme</m:t>
+        </m:r>
+        <m:r>
+          <m:rPr>
+            <m:sty m:val="p"/>
+          </m:rPr>
+          <m:t>(</m:t>
+        </m:r>
+        <m:r>
+          <m:t>0</m:t>
+        </m:r>
+        <m:r>
+          <m:rPr>
+            <m:sty m:val="p"/>
+          </m:rPr>
+          <m:t>,</m:t>
+        </m:r>
+        <m:r>
+          <m:t>1</m:t>
+        </m:r>
+        <m:r>
+          <m:rPr>
+            <m:sty m:val="p"/>
+          </m:rPr>
+          <m:t>)</m:t>
+        </m:r>
+      </m:oMath>
+      <w:r>
+        <w:t xml:space="preserve">,</w:t>
+      </w:r>
+      <w:r>
+        <w:t xml:space="preserve"> </w:t>
+      </w:r>
+      <m:oMath>
+        <m:r>
+          <m:t>π</m:t>
+        </m:r>
+        <m:r>
+          <m:rPr>
+            <m:sty m:val="p"/>
+          </m:rPr>
+          <m:t>=</m:t>
+        </m:r>
+        <m:r>
+          <m:t>0</m:t>
+        </m:r>
+        <m:r>
+          <m:rPr>
+            <m:sty m:val="p"/>
+          </m:rPr>
+          <m:t>,</m:t>
+        </m:r>
+        <m:r>
+          <m:t>8</m:t>
+        </m:r>
+      </m:oMath>
+      <w:r>
+        <w:t xml:space="preserve">) sin mostrar una pantalla intermedia: si el resultado es negativo, el usuario pasa directamente a la pantalla de agradecimiento; si es positivo, se le presenta una pantalla para</w:t>
+      </w:r>
+      <w:r>
+        <w:t xml:space="preserve"> </w:t>
+      </w:r>
+      <w:r>
+        <w:rPr>
+          <w:b/>
+          <w:bCs/>
+        </w:rPr>
+        <w:t xml:space="preserve">elegir cuál prestador desea evaluar</w:t>
+      </w:r>
+      <w:r>
+        <w:t xml:space="preserve"> </w:t>
+      </w:r>
+      <w:r>
+        <w:t xml:space="preserve">(EPS, IPS o gestor farmacéutico) entre los que tiene habilitados y no bloqueados. Elegido el prestador, la aplicación asigna al azar uno de sus módulos disponibles y presenta sus preguntas bajo el encabezado</w:t>
+      </w:r>
+      <w:r>
+        <w:t xml:space="preserve"> </w:t>
+      </w:r>
+      <w:r>
+        <w:t xml:space="preserve">“Parte 3”</w:t>
+      </w:r>
+      <w:r>
+        <w:t xml:space="preserve"> </w:t>
+      </w:r>
+      <w:r>
+        <w:t xml:space="preserve">y el código del módulo asignado (por ejemplo,</w:t>
+      </w:r>
+      <w:r>
+        <w:t xml:space="preserve"> </w:t>
+      </w:r>
+      <w:r>
+        <w:t xml:space="preserve">“Parte 3 · Cod. eps_m3”</w:t>
+      </w:r>
+      <w:r>
+        <w:t xml:space="preserve">), sin la etiqueta de forma (</w:t>
+      </w:r>
+      <w:r>
+        <w:t xml:space="preserve">“Forma A/B”</w:t>
+      </w:r>
+      <w:r>
+        <w:t xml:space="preserve">) de la versión anterior de la aplicación, que fue retirada junto con el mecanismo de selección determinística por servicio efectivamente recibido.</w:t>
+      </w:r>
+    </w:p>
+    <w:p>
+      <w:pPr>
+        <w:pStyle w:val="BodyText"/>
+      </w:pPr>
+      <w:r>
+        <w:rPr>
+          <w:b/>
+          <w:bCs/>
+        </w:rPr>
+        <w:t xml:space="preserve">Pendiente de actualización visual.</w:t>
+      </w:r>
+      <w:r>
+        <w:t xml:space="preserve"> </w:t>
+      </w:r>
+      <w:r>
+        <w:t xml:space="preserve">La figura</w:t>
+      </w:r>
+      <w:r>
+        <w:t xml:space="preserve"> </w:t>
+      </w:r>
+      <w:r>
+        <w:rPr>
+          <w:rStyle w:val="VerbatimChar"/>
+        </w:rPr>
+        <w:t xml:space="preserve">fig-clicsalud-12-modulo-forma-a.png</w:t>
+      </w:r>
+      <w:r>
+        <w:t xml:space="preserve"> </w:t>
+      </w:r>
+      <w:r>
+        <w:t xml:space="preserve">corresponde a la versión anterior de esta pantalla (con las etiquetas</w:t>
+      </w:r>
+      <w:r>
+        <w:t xml:space="preserve"> </w:t>
+      </w:r>
+      <w:r>
+        <w:t xml:space="preserve">“Forma A”</w:t>
+      </w:r>
+      <w:r>
+        <w:t xml:space="preserve">,</w:t>
+      </w:r>
+      <w:r>
+        <w:t xml:space="preserve"> </w:t>
+      </w:r>
+      <w:r>
+        <w:t xml:space="preserve">“Cod. 01”</w:t>
+      </w:r>
+      <w:r>
+        <w:t xml:space="preserve"> </w:t>
+      </w:r>
+      <w:r>
+        <w:t xml:space="preserve">y</w:t>
+      </w:r>
+      <w:r>
+        <w:t xml:space="preserve"> </w:t>
+      </w:r>
+      <w:r>
+        <w:t xml:space="preserve">“Bloque 1 de 3”</w:t>
+      </w:r>
+      <w:r>
+        <w:t xml:space="preserve">, ya retiradas) y a la pantalla de elección de prestador no existe todavía una captura; no se incluyen aquí por no representar la aplicación vigente.</w:t>
+      </w:r>
+    </w:p>
+    <w:p>
+      <w:pPr>
+        <w:pStyle w:val="BodyText"/>
+      </w:pPr>
+      <w:r>
+        <w:t xml:space="preserve">La correspondencia formal entre la terminología de</w:t>
+      </w:r>
+      <w:r>
+        <w:t xml:space="preserve"> </w:t>
+      </w:r>
+      <w:r>
+        <w:t xml:space="preserve">“módulos”</w:t>
+      </w:r>
+      <w:r>
+        <w:t xml:space="preserve"> </w:t>
+      </w:r>
+      <w:r>
+        <w:t xml:space="preserve">utilizada en este documento a partir del árbol de decisión (</w:t>
+      </w:r>
+      <w:r>
+        <w:t xml:space="preserve">4</w:t>
+      </w:r>
+      <w:r>
+        <w:t xml:space="preserve">) y cualquier esquema de identificación interno de la aplicación se desarrolla, cuando corresponda, en el capítulo de reconciliación de estructuras.</w:t>
+      </w:r>
+    </w:p>
+    <w:bookmarkEnd w:id="147"/>
+    <w:bookmarkEnd w:id="148"/>
+    <w:bookmarkStart w:id="149" w:name="sesión-y-reingreso"/>
+    <w:p>
+      <w:pPr>
+        <w:pStyle w:val="Heading2"/>
+      </w:pPr>
+      <w:r>
+        <w:rPr>
+          <w:rStyle w:val="SectionNumber"/>
+        </w:rPr>
+        <w:t xml:space="preserve">6.3</w:t>
+      </w:r>
+      <w:r>
+        <w:tab/>
+      </w:r>
+      <w:r>
+        <w:t xml:space="preserve">Sesión y reingreso</w:t>
+      </w:r>
+    </w:p>
+    <w:p>
+      <w:pPr>
+        <w:pStyle w:val="FirstParagraph"/>
+      </w:pPr>
+      <w:r>
+        <w:t xml:space="preserve">El comportamiento de sesión —persistencia en el dispositivo mediante la clave</w:t>
+      </w:r>
+      <w:r>
+        <w:t xml:space="preserve"> </w:t>
+      </w:r>
+      <w:r>
+        <w:rPr>
+          <w:rStyle w:val="VerbatimChar"/>
+        </w:rPr>
+        <w:t xml:space="preserve">clicsalud_sesion_v1</w:t>
+      </w:r>
+      <w:r>
+        <w:t xml:space="preserve">— se documenta de forma completa en el capítulo de instrumento de recolección (paso 9 y siguientes) y no se repite aquí. La pantalla de Reingreso es la implementación visual de ese reconocimiento automático de sesión. Nótese que, a diferencia de la sesión de identificación, sí existe un mecanismo aleatorio en la captación: el sorteo Bernoulli y la asignación de módulo descritos en</w:t>
+      </w:r>
+      <w:r>
+        <w:t xml:space="preserve"> </w:t>
+      </w:r>
+      <w:r>
+        <w:t xml:space="preserve">4.2</w:t>
+      </w:r>
+      <w:r>
+        <w:t xml:space="preserve">, que operan después de que la persona ya fue clasificada dentro de su celda de cuota, no dentro de ella.</w:t>
+      </w:r>
+    </w:p>
+    <w:bookmarkEnd w:id="149"/>
+    <w:bookmarkStart w:id="150" w:name="X605c7bdce5edbdb139f5b58064e96b881ec07fa"/>
+    <w:p>
+      <w:pPr>
+        <w:pStyle w:val="Heading2"/>
+      </w:pPr>
+      <w:r>
+        <w:rPr>
+          <w:rStyle w:val="SectionNumber"/>
+        </w:rPr>
+        <w:t xml:space="preserve">6.4</w:t>
+      </w:r>
+      <w:r>
+        <w:tab/>
+      </w:r>
+      <w:r>
+        <w:t xml:space="preserve">Almacenamiento de datos durante la recolección</w:t>
+      </w:r>
+    </w:p>
+    <w:p>
+      <w:pPr>
+        <w:pStyle w:val="FirstParagraph"/>
+      </w:pPr>
+      <w:r>
+        <w:t xml:space="preserve">Los insumos técnicos disponibles no documentan si las respuestas del cuestionario se registran en tiempo real conforme el usuario avanza, o únicamente al finalizar el módulo completo, ni un mecanismo de sincronización ante pérdida de conectividad durante la recolección. Tampoco documentan una política de tiempo de espera (</w:t>
+      </w:r>
+      <w:r>
+        <w:rPr>
+          <w:i/>
+          <w:iCs/>
+        </w:rPr>
+        <w:t xml:space="preserve">timeout</w:t>
+      </w:r>
+      <w:r>
+        <w:t xml:space="preserve">) de sesión ni un criterio explícito para distinguir un abandono del cuestionario de una interrupción temporal. En ausencia de esa evidencia, este documento no describe un mecanismo específico de almacenamiento incremental ni de tratamiento de interrupciones; el criterio con el que un registro incompleto se incluye o se excluye de la base analítica se documenta, en la medida en que los insumos lo permitan, en el capítulo de procesamiento.</w:t>
+      </w:r>
+    </w:p>
+    <w:bookmarkEnd w:id="150"/>
+    <w:bookmarkStart w:id="151" w:name="X16937ca2c4353053f2b24a8d95296247d3a0743"/>
+    <w:p>
+      <w:pPr>
+        <w:pStyle w:val="Heading2"/>
+      </w:pPr>
+      <w:r>
+        <w:rPr>
+          <w:rStyle w:val="SectionNumber"/>
+        </w:rPr>
+        <w:t xml:space="preserve">6.5</w:t>
+      </w:r>
+      <w:r>
+        <w:tab/>
+      </w:r>
+      <w:r>
+        <w:t xml:space="preserve">Alcance de esta documentación frente a otras estructuras del instrumento</w:t>
+      </w:r>
+    </w:p>
+    <w:p>
+      <w:pPr>
+        <w:pStyle w:val="FirstParagraph"/>
+      </w:pPr>
+      <w:r>
+        <w:t xml:space="preserve">Este capítulo documenta la estructura funcional de</w:t>
+      </w:r>
+      <w:r>
+        <w:t xml:space="preserve"> </w:t>
+      </w:r>
+      <w:r>
+        <w:rPr>
+          <w:i/>
+          <w:iCs/>
+        </w:rPr>
+        <w:t xml:space="preserve">ClicSalud</w:t>
+      </w:r>
+      <w:r>
+        <w:t xml:space="preserve"> </w:t>
+      </w:r>
+      <w:r>
+        <w:t xml:space="preserve">como aplicación de recolección, con evidencia visual de su recorrido completo, salvo en los pasos donde esa evidencia quedó pendiente de actualización (pasos 9 y 11). La estructura del cuestionario mismo —los nueve desenlaces y ocho módulos finales que resultan del sorteo Bernoulli, la elección de prestador y la asignación aleatoria de módulo— es la que se ha utilizado de forma consistente en todo este documento y se documenta de forma completa en el capítulo de diseño muestral (</w:t>
+      </w:r>
+      <w:r>
+        <w:t xml:space="preserve">4.2</w:t>
+      </w:r>
+      <w:r>
+        <w:t xml:space="preserve">).</w:t>
+      </w:r>
+    </w:p>
+    <w:bookmarkEnd w:id="151"/>
+    <w:bookmarkEnd w:id="152"/>
+    <w:bookmarkStart w:id="199" w:name="referencias"/>
+    <w:p>
+      <w:pPr>
+        <w:pStyle w:val="Heading1"/>
+      </w:pPr>
+      <w:r>
+        <w:t xml:space="preserve">Referencias</w:t>
+      </w:r>
+    </w:p>
+    <w:bookmarkStart w:id="198" w:name="refs"/>
+    <w:bookmarkStart w:id="154" w:name="ref-AHRQ_CAHPS"/>
+    <w:p>
+      <w:pPr>
+        <w:pStyle w:val="Bibliography"/>
+      </w:pPr>
+      <w:r>
+        <w:t xml:space="preserve">Agency for Healthcare Research and Quality. 1995.</w:t>
+      </w:r>
+      <w:r>
+        <w:t xml:space="preserve"> </w:t>
+      </w:r>
+      <w:r>
+        <w:rPr>
+          <w:i/>
+          <w:iCs/>
+        </w:rPr>
+        <w:t xml:space="preserve">Consumer Assessment of Healthcare Providers and Systems (</w:t>
+      </w:r>
+      <w:r>
+        <w:rPr>
+          <w:i/>
+          <w:iCs/>
+        </w:rPr>
+        <w:t xml:space="preserve">CAHPS</w:t>
+      </w:r>
+      <w:r>
+        <w:rPr>
+          <w:i/>
+          <w:iCs/>
+        </w:rPr>
         <w:t xml:space="preserve">)</w:t>
       </w:r>
       <w:r>
@@ -15811,7 +21913,7 @@
       <w:r>
         <w:t xml:space="preserve"> </w:t>
       </w:r>
-      <w:hyperlink r:id="rId96">
+      <w:hyperlink r:id="rId153">
         <w:r>
           <w:rPr>
             <w:rStyle w:val="Hyperlink"/>
@@ -15823,8 +21925,8 @@
         <w:t xml:space="preserve">.</w:t>
       </w:r>
     </w:p>
-    <w:bookmarkEnd w:id="97"/>
-    <w:bookmarkStart w:id="99" w:name="ref-AHRQ_CAHPS_Measures"/>
+    <w:bookmarkEnd w:id="154"/>
+    <w:bookmarkStart w:id="156" w:name="ref-AHRQ_CAHPS_Measures"/>
     <w:p>
       <w:pPr>
         <w:pStyle w:val="Bibliography"/>
@@ -15844,7 +21946,7 @@
       <w:r>
         <w:t xml:space="preserve"> </w:t>
       </w:r>
-      <w:hyperlink r:id="rId98">
+      <w:hyperlink r:id="rId155">
         <w:r>
           <w:rPr>
             <w:rStyle w:val="Hyperlink"/>
@@ -15856,8 +21958,8 @@
         <w:t xml:space="preserve">.</w:t>
       </w:r>
     </w:p>
-    <w:bookmarkEnd w:id="99"/>
-    <w:bookmarkStart w:id="100" w:name="ref-AAPOR2013"/>
+    <w:bookmarkEnd w:id="156"/>
+    <w:bookmarkStart w:id="157" w:name="ref-AAPOR2013"/>
     <w:p>
       <w:pPr>
         <w:pStyle w:val="Bibliography"/>
@@ -15903,8 +22005,8 @@
         <w:t xml:space="preserve">1 (2): 90-143.</w:t>
       </w:r>
     </w:p>
-    <w:bookmarkEnd w:id="100"/>
-    <w:bookmarkStart w:id="101" w:name="ref-Cochran1977"/>
+    <w:bookmarkEnd w:id="157"/>
+    <w:bookmarkStart w:id="158" w:name="ref-Cochran1977"/>
     <w:p>
       <w:pPr>
         <w:pStyle w:val="Bibliography"/>
@@ -15926,8 +22028,8 @@
         <w:t xml:space="preserve">. 3.ª ed. Wiley.</w:t>
       </w:r>
     </w:p>
-    <w:bookmarkEnd w:id="101"/>
-    <w:bookmarkStart w:id="103" w:name="ref-MSPS2014_2015"/>
+    <w:bookmarkEnd w:id="158"/>
+    <w:bookmarkStart w:id="160" w:name="ref-MSPS2014_2015"/>
     <w:p>
       <w:pPr>
         <w:pStyle w:val="Bibliography"/>
@@ -15951,7 +22053,7 @@
       <w:r>
         <w:t xml:space="preserve"> </w:t>
       </w:r>
-      <w:hyperlink r:id="rId102">
+      <w:hyperlink r:id="rId159">
         <w:r>
           <w:rPr>
             <w:rStyle w:val="Hyperlink"/>
@@ -15963,8 +22065,8 @@
         <w:t xml:space="preserve">.</w:t>
       </w:r>
     </w:p>
-    <w:bookmarkEnd w:id="103"/>
-    <w:bookmarkStart w:id="104" w:name="ref-CressieRead1984"/>
+    <w:bookmarkEnd w:id="160"/>
+    <w:bookmarkStart w:id="161" w:name="ref-CressieRead1984"/>
     <w:p>
       <w:pPr>
         <w:pStyle w:val="Bibliography"/>
@@ -15998,8 +22100,8 @@
         <w:t xml:space="preserve">46 (3): 440-64.</w:t>
       </w:r>
     </w:p>
-    <w:bookmarkEnd w:id="104"/>
-    <w:bookmarkStart w:id="105" w:name="ref-DefensoriaPueblo2009"/>
+    <w:bookmarkEnd w:id="161"/>
+    <w:bookmarkStart w:id="162" w:name="ref-DefensoriaPueblo2009"/>
     <w:p>
       <w:pPr>
         <w:pStyle w:val="Bibliography"/>
@@ -16035,8 +22137,8 @@
         <w:t xml:space="preserve">. Defensoría del Pueblo de Colombia.</w:t>
       </w:r>
     </w:p>
-    <w:bookmarkEnd w:id="105"/>
-    <w:bookmarkStart w:id="106" w:name="ref-DevilleSarndal1992"/>
+    <w:bookmarkEnd w:id="162"/>
+    <w:bookmarkStart w:id="163" w:name="ref-DevilleSarndal1992"/>
     <w:p>
       <w:pPr>
         <w:pStyle w:val="Bibliography"/>
@@ -16070,8 +22172,8 @@
         <w:t xml:space="preserve">87 (418): 376-82.</w:t>
       </w:r>
     </w:p>
-    <w:bookmarkEnd w:id="106"/>
-    <w:bookmarkStart w:id="107" w:name="ref-EfronTibshirani1993"/>
+    <w:bookmarkEnd w:id="163"/>
+    <w:bookmarkStart w:id="164" w:name="ref-EfronTibshirani1993"/>
     <w:p>
       <w:pPr>
         <w:pStyle w:val="Bibliography"/>
@@ -16093,8 +22195,8 @@
         <w:t xml:space="preserve">. Chapman &amp; Hall/CRC.</w:t>
       </w:r>
     </w:p>
-    <w:bookmarkEnd w:id="107"/>
-    <w:bookmarkStart w:id="108" w:name="ref-ElliottValliant2017"/>
+    <w:bookmarkEnd w:id="164"/>
+    <w:bookmarkStart w:id="165" w:name="ref-ElliottValliant2017"/>
     <w:p>
       <w:pPr>
         <w:pStyle w:val="Bibliography"/>
@@ -16128,8 +22230,8 @@
         <w:t xml:space="preserve">32 (2): 249-64.</w:t>
       </w:r>
     </w:p>
-    <w:bookmarkEnd w:id="108"/>
-    <w:bookmarkStart w:id="109" w:name="ref-Kish1965"/>
+    <w:bookmarkEnd w:id="165"/>
+    <w:bookmarkStart w:id="166" w:name="ref-Kish1965"/>
     <w:p>
       <w:pPr>
         <w:pStyle w:val="Bibliography"/>
@@ -16151,8 +22253,8 @@
         <w:t xml:space="preserve">. Wiley.</w:t>
       </w:r>
     </w:p>
-    <w:bookmarkEnd w:id="109"/>
-    <w:bookmarkStart w:id="110" w:name="ref-LeeValliant2006"/>
+    <w:bookmarkEnd w:id="166"/>
+    <w:bookmarkStart w:id="167" w:name="ref-LeeValliant2006"/>
     <w:p>
       <w:pPr>
         <w:pStyle w:val="Bibliography"/>
@@ -16174,8 +22276,8 @@
         <w:t xml:space="preserve">. RTI Press.</w:t>
       </w:r>
     </w:p>
-    <w:bookmarkEnd w:id="110"/>
-    <w:bookmarkStart w:id="111" w:name="ref-Lohr2021"/>
+    <w:bookmarkEnd w:id="167"/>
+    <w:bookmarkStart w:id="168" w:name="ref-Lohr2021"/>
     <w:p>
       <w:pPr>
         <w:pStyle w:val="Bibliography"/>
@@ -16197,8 +22299,8 @@
         <w:t xml:space="preserve">. 3.ª ed. CRC Press.</w:t>
       </w:r>
     </w:p>
-    <w:bookmarkEnd w:id="111"/>
-    <w:bookmarkStart w:id="113" w:name="ref-MSPS2018"/>
+    <w:bookmarkEnd w:id="168"/>
+    <w:bookmarkStart w:id="170" w:name="ref-MSPS2018"/>
     <w:p>
       <w:pPr>
         <w:pStyle w:val="Bibliography"/>
@@ -16250,7 +22352,7 @@
       <w:r>
         <w:t xml:space="preserve"> </w:t>
       </w:r>
-      <w:hyperlink r:id="rId112">
+      <w:hyperlink r:id="rId169">
         <w:r>
           <w:rPr>
             <w:rStyle w:val="Hyperlink"/>
@@ -16262,8 +22364,8 @@
         <w:t xml:space="preserve">.</w:t>
       </w:r>
     </w:p>
-    <w:bookmarkEnd w:id="113"/>
-    <w:bookmarkStart w:id="115" w:name="ref-Decreto1011_2006"/>
+    <w:bookmarkEnd w:id="170"/>
+    <w:bookmarkStart w:id="172" w:name="ref-Decreto1011_2006"/>
     <w:p>
       <w:pPr>
         <w:pStyle w:val="Bibliography"/>
@@ -16287,7 +22389,7 @@
       <w:r>
         <w:t xml:space="preserve"> </w:t>
       </w:r>
-      <w:hyperlink r:id="rId114">
+      <w:hyperlink r:id="rId171">
         <w:r>
           <w:rPr>
             <w:rStyle w:val="Hyperlink"/>
@@ -16299,8 +22401,8 @@
         <w:t xml:space="preserve">.</w:t>
       </w:r>
     </w:p>
-    <w:bookmarkEnd w:id="115"/>
-    <w:bookmarkStart w:id="116" w:name="ref-PECASUSS2008"/>
+    <w:bookmarkEnd w:id="172"/>
+    <w:bookmarkStart w:id="173" w:name="ref-PECASUSS2008"/>
     <w:p>
       <w:pPr>
         <w:pStyle w:val="Bibliography"/>
@@ -16329,8 +22431,8 @@
         <w:t xml:space="preserve">. Ministerio de la Protección Social.</w:t>
       </w:r>
     </w:p>
-    <w:bookmarkEnd w:id="116"/>
-    <w:bookmarkStart w:id="118" w:name="ref-Decreto780_2016"/>
+    <w:bookmarkEnd w:id="173"/>
+    <w:bookmarkStart w:id="175" w:name="ref-Decreto780_2016"/>
     <w:p>
       <w:pPr>
         <w:pStyle w:val="Bibliography"/>
@@ -16354,7 +22456,7 @@
       <w:r>
         <w:t xml:space="preserve"> </w:t>
       </w:r>
-      <w:hyperlink r:id="rId117">
+      <w:hyperlink r:id="rId174">
         <w:r>
           <w:rPr>
             <w:rStyle w:val="Hyperlink"/>
@@ -16366,8 +22468,8 @@
         <w:t xml:space="preserve">.</w:t>
       </w:r>
     </w:p>
-    <w:bookmarkEnd w:id="118"/>
-    <w:bookmarkStart w:id="120" w:name="ref-MSPS2016"/>
+    <w:bookmarkEnd w:id="175"/>
+    <w:bookmarkStart w:id="177" w:name="ref-MSPS2016"/>
     <w:p>
       <w:pPr>
         <w:pStyle w:val="Bibliography"/>
@@ -16391,7 +22493,7 @@
       <w:r>
         <w:t xml:space="preserve"> </w:t>
       </w:r>
-      <w:hyperlink r:id="rId119">
+      <w:hyperlink r:id="rId176">
         <w:r>
           <w:rPr>
             <w:rStyle w:val="Hyperlink"/>
@@ -16403,8 +22505,8 @@
         <w:t xml:space="preserve">.</w:t>
       </w:r>
     </w:p>
-    <w:bookmarkEnd w:id="120"/>
-    <w:bookmarkStart w:id="122" w:name="ref-Resolucion256_2016"/>
+    <w:bookmarkEnd w:id="177"/>
+    <w:bookmarkStart w:id="179" w:name="ref-Resolucion256_2016"/>
     <w:p>
       <w:pPr>
         <w:pStyle w:val="Bibliography"/>
@@ -16428,7 +22530,7 @@
       <w:r>
         <w:t xml:space="preserve"> </w:t>
       </w:r>
-      <w:hyperlink r:id="rId121">
+      <w:hyperlink r:id="rId178">
         <w:r>
           <w:rPr>
             <w:rStyle w:val="Hyperlink"/>
@@ -16440,8 +22542,8 @@
         <w:t xml:space="preserve">.</w:t>
       </w:r>
     </w:p>
-    <w:bookmarkEnd w:id="122"/>
-    <w:bookmarkStart w:id="124" w:name="ref-MSPS2017"/>
+    <w:bookmarkEnd w:id="179"/>
+    <w:bookmarkStart w:id="181" w:name="ref-MSPS2017"/>
     <w:p>
       <w:pPr>
         <w:pStyle w:val="Bibliography"/>
@@ -16486,7 +22588,7 @@
       <w:r>
         <w:t xml:space="preserve"> </w:t>
       </w:r>
-      <w:hyperlink r:id="rId123">
+      <w:hyperlink r:id="rId180">
         <w:r>
           <w:rPr>
             <w:rStyle w:val="Hyperlink"/>
@@ -16498,8 +22600,8 @@
         <w:t xml:space="preserve">.</w:t>
       </w:r>
     </w:p>
-    <w:bookmarkEnd w:id="124"/>
-    <w:bookmarkStart w:id="126" w:name="ref-MSPS2020"/>
+    <w:bookmarkEnd w:id="181"/>
+    <w:bookmarkStart w:id="183" w:name="ref-MSPS2020"/>
     <w:p>
       <w:pPr>
         <w:pStyle w:val="Bibliography"/>
@@ -16551,7 +22653,7 @@
       <w:r>
         <w:t xml:space="preserve"> </w:t>
       </w:r>
-      <w:hyperlink r:id="rId125">
+      <w:hyperlink r:id="rId182">
         <w:r>
           <w:rPr>
             <w:rStyle w:val="Hyperlink"/>
@@ -16563,8 +22665,8 @@
         <w:t xml:space="preserve">.</w:t>
       </w:r>
     </w:p>
-    <w:bookmarkEnd w:id="126"/>
-    <w:bookmarkStart w:id="128" w:name="ref-MSPS2022"/>
+    <w:bookmarkEnd w:id="183"/>
+    <w:bookmarkStart w:id="185" w:name="ref-MSPS2022"/>
     <w:p>
       <w:pPr>
         <w:pStyle w:val="Bibliography"/>
@@ -16616,7 +22718,7 @@
       <w:r>
         <w:t xml:space="preserve"> </w:t>
       </w:r>
-      <w:hyperlink r:id="rId127">
+      <w:hyperlink r:id="rId184">
         <w:r>
           <w:rPr>
             <w:rStyle w:val="Hyperlink"/>
@@ -16628,8 +22730,8 @@
         <w:t xml:space="preserve">.</w:t>
       </w:r>
     </w:p>
-    <w:bookmarkEnd w:id="128"/>
-    <w:bookmarkStart w:id="130" w:name="ref-MSPS2023"/>
+    <w:bookmarkEnd w:id="185"/>
+    <w:bookmarkStart w:id="187" w:name="ref-MSPS2023"/>
     <w:p>
       <w:pPr>
         <w:pStyle w:val="Bibliography"/>
@@ -16653,7 +22755,7 @@
       <w:r>
         <w:t xml:space="preserve"> </w:t>
       </w:r>
-      <w:hyperlink r:id="rId129">
+      <w:hyperlink r:id="rId186">
         <w:r>
           <w:rPr>
             <w:rStyle w:val="Hyperlink"/>
@@ -16665,8 +22767,8 @@
         <w:t xml:space="preserve">.</w:t>
       </w:r>
     </w:p>
-    <w:bookmarkEnd w:id="130"/>
-    <w:bookmarkStart w:id="132" w:name="ref-MSPS2024"/>
+    <w:bookmarkEnd w:id="187"/>
+    <w:bookmarkStart w:id="189" w:name="ref-MSPS2024"/>
     <w:p>
       <w:pPr>
         <w:pStyle w:val="Bibliography"/>
@@ -16690,7 +22792,7 @@
       <w:r>
         <w:t xml:space="preserve"> </w:t>
       </w:r>
-      <w:hyperlink r:id="rId131">
+      <w:hyperlink r:id="rId188">
         <w:r>
           <w:rPr>
             <w:rStyle w:val="Hyperlink"/>
@@ -16702,8 +22804,8 @@
         <w:t xml:space="preserve">.</w:t>
       </w:r>
     </w:p>
-    <w:bookmarkEnd w:id="132"/>
-    <w:bookmarkStart w:id="134" w:name="ref-MSPS2025"/>
+    <w:bookmarkEnd w:id="189"/>
+    <w:bookmarkStart w:id="191" w:name="ref-MSPS2025"/>
     <w:p>
       <w:pPr>
         <w:pStyle w:val="Bibliography"/>
@@ -16727,7 +22829,7 @@
       <w:r>
         <w:t xml:space="preserve"> </w:t>
       </w:r>
-      <w:hyperlink r:id="rId133">
+      <w:hyperlink r:id="rId190">
         <w:r>
           <w:rPr>
             <w:rStyle w:val="Hyperlink"/>
@@ -16739,8 +22841,8 @@
         <w:t xml:space="preserve">.</w:t>
       </w:r>
     </w:p>
-    <w:bookmarkEnd w:id="134"/>
-    <w:bookmarkStart w:id="135" w:name="ref-Resolucion1642_2026"/>
+    <w:bookmarkEnd w:id="191"/>
+    <w:bookmarkStart w:id="192" w:name="ref-Resolucion1642_2026"/>
     <w:p>
       <w:pPr>
         <w:pStyle w:val="Bibliography"/>
@@ -16776,8 +22878,8 @@
         <w:t xml:space="preserve">. Ministerio de Salud y Protección Social.</w:t>
       </w:r>
     </w:p>
-    <w:bookmarkEnd w:id="135"/>
-    <w:bookmarkStart w:id="137" w:name="ref-OECD2025PaRIS"/>
+    <w:bookmarkEnd w:id="192"/>
+    <w:bookmarkStart w:id="194" w:name="ref-OECD2025PaRIS"/>
     <w:p>
       <w:pPr>
         <w:pStyle w:val="Bibliography"/>
@@ -16815,7 +22917,7 @@
       <w:r>
         <w:t xml:space="preserve"> </w:t>
       </w:r>
-      <w:hyperlink r:id="rId136">
+      <w:hyperlink r:id="rId193">
         <w:r>
           <w:rPr>
             <w:rStyle w:val="Hyperlink"/>
@@ -16827,8 +22929,8 @@
         <w:t xml:space="preserve">.</w:t>
       </w:r>
     </w:p>
-    <w:bookmarkEnd w:id="137"/>
-    <w:bookmarkStart w:id="138" w:name="ref-RaoWu1988"/>
+    <w:bookmarkEnd w:id="194"/>
+    <w:bookmarkStart w:id="195" w:name="ref-RaoWu1988"/>
     <w:p>
       <w:pPr>
         <w:pStyle w:val="Bibliography"/>
@@ -16862,8 +22964,8 @@
         <w:t xml:space="preserve">83 (401): 231-41.</w:t>
       </w:r>
     </w:p>
-    <w:bookmarkEnd w:id="138"/>
-    <w:bookmarkStart w:id="139" w:name="ref-WangValliant2015"/>
+    <w:bookmarkEnd w:id="195"/>
+    <w:bookmarkStart w:id="196" w:name="ref-WangValliant2015"/>
     <w:p>
       <w:pPr>
         <w:pStyle w:val="Bibliography"/>
@@ -16897,8 +22999,8 @@
         <w:t xml:space="preserve">3 (2): 147-70.</w:t>
       </w:r>
     </w:p>
-    <w:bookmarkEnd w:id="139"/>
-    <w:bookmarkStart w:id="140" w:name="ref-WHO2000Responsiveness"/>
+    <w:bookmarkEnd w:id="196"/>
+    <w:bookmarkStart w:id="197" w:name="ref-WHO2000Responsiveness"/>
     <w:p>
       <w:pPr>
         <w:pStyle w:val="Bibliography"/>
@@ -16920,9 +23022,9 @@
         <w:t xml:space="preserve">. World Health Organization.</w:t>
       </w:r>
     </w:p>
-    <w:bookmarkEnd w:id="140"/>
-    <w:bookmarkEnd w:id="141"/>
-    <w:bookmarkEnd w:id="142"/>
+    <w:bookmarkEnd w:id="197"/>
+    <w:bookmarkEnd w:id="198"/>
+    <w:bookmarkEnd w:id="199"/>
     <w:sectPr>
       <w:headerReference r:id="rId9" w:type="default"/>
       <w:footerReference r:id="rId10" w:type="default"/>
@@ -16990,7 +23092,7 @@
       <w:pStyle w:val="Header"/>
       <w:jc w:val="right"/>
       <w:pBdr>
-        <w:bottom w:val="single" w:sz="8" w:space="4" w:color="32B4A8"/>
+        <w:bottom w:val="single" w:sz="8" w:space="4" w:color="32B1A5"/>
       </w:pBdr>
     </w:pPr>
     <w:r>
@@ -17641,6 +23743,42 @@
   </w:num>
   <w:num w:numId="1012">
     <w:abstractNumId w:val="991"/>
+  </w:num>
+  <w:num w:numId="1013">
+    <w:abstractNumId w:val="991"/>
+  </w:num>
+  <w:num w:numId="1014">
+    <w:abstractNumId w:val="991"/>
+  </w:num>
+  <w:num w:numId="1015">
+    <w:abstractNumId w:val="99411"/>
+    <w:lvlOverride w:ilvl="0">
+      <w:startOverride w:val="1"/>
+    </w:lvlOverride>
+    <w:lvlOverride w:ilvl="1">
+      <w:startOverride w:val="1"/>
+    </w:lvlOverride>
+    <w:lvlOverride w:ilvl="2">
+      <w:startOverride w:val="1"/>
+    </w:lvlOverride>
+    <w:lvlOverride w:ilvl="3">
+      <w:startOverride w:val="1"/>
+    </w:lvlOverride>
+    <w:lvlOverride w:ilvl="4">
+      <w:startOverride w:val="1"/>
+    </w:lvlOverride>
+    <w:lvlOverride w:ilvl="5">
+      <w:startOverride w:val="1"/>
+    </w:lvlOverride>
+    <w:lvlOverride w:ilvl="6">
+      <w:startOverride w:val="1"/>
+    </w:lvlOverride>
+    <w:lvlOverride w:ilvl="7">
+      <w:startOverride w:val="1"/>
+    </w:lvlOverride>
+    <w:lvlOverride w:ilvl="8">
+      <w:startOverride w:val="1"/>
+    </w:lvlOverride>
   </w:num>
 </w:numbering>
 </file>
@@ -17884,7 +24022,7 @@
       <w:rFonts w:ascii="Verdana" w:asciiTheme="majorHAnsi" w:cs="Verdana" w:cstheme="majorBidi" w:eastAsia="Verdana" w:eastAsiaTheme="majorEastAsia" w:hAnsi="Verdana" w:hAnsiTheme="majorHAnsi"/>
       <w:b/>
       <w:bCs/>
-      <w:color w:val="32B4A8"/>
+      <w:color w:val="32B1A5"/>
       <w:sz w:val="32"/>
       <w:szCs w:val="28"/>
     </w:rPr>
@@ -17908,7 +24046,7 @@
       <w:rFonts w:ascii="Verdana" w:asciiTheme="majorHAnsi" w:cs="Verdana" w:cstheme="majorBidi" w:eastAsia="Verdana" w:eastAsiaTheme="majorEastAsia" w:hAnsi="Verdana" w:hAnsiTheme="majorHAnsi"/>
       <w:b/>
       <w:bCs/>
-      <w:color w:val="32B4A8"/>
+      <w:color w:val="32B1A5"/>
       <w:sz w:val="28"/>
       <w:szCs w:val="26"/>
     </w:rPr>
@@ -18179,7 +24317,7 @@
     <w:rPr>
       <w:rFonts w:ascii="Verdana" w:asciiTheme="majorHAnsi" w:cs="Verdana" w:cstheme="majorBidi" w:eastAsia="Verdana" w:eastAsiaTheme="majorEastAsia" w:hAnsi="Verdana" w:hAnsiTheme="majorHAnsi"/>
       <w:b/>
-      <w:color w:val="32B4A8"/>
+      <w:color w:val="32B1A5"/>
       <w:spacing w:val="5"/>
       <w:kern w:val="28"/>
       <w:sz w:val="52"/>
@@ -18769,7 +24907,7 @@
     <w:rPr>
       <w:rFonts w:ascii="Verdana" w:cs="Verdana" w:eastAsia="Verdana" w:hAnsi="Verdana"/>
       <w:b/>
-      <w:color w:val="32B4A8"/>
+      <w:color w:val="32B1A5"/>
       <w:sz w:val="28"/>
     </w:rPr>
   </w:style>

--- a/docs/ENUS_2026_metodoloia.docx
+++ b/docs/ENUS_2026_metodoloia.docx
@@ -23,7 +23,7 @@
         <w:pStyle w:val="Date"/>
       </w:pPr>
       <w:r>
-        <w:t xml:space="preserve">2026-09-21</w:t>
+        <w:t xml:space="preserve">2026-09-28</w:t>
       </w:r>
     </w:p>
     <w:sdt>
@@ -9899,7 +9899,7 @@
     </w:p>
     <w:bookmarkEnd w:id="58"/>
     <w:bookmarkEnd w:id="59"/>
-    <w:bookmarkStart w:id="94" w:name="sec-diseno-muestral"/>
+    <w:bookmarkStart w:id="99" w:name="sec-diseno-muestral"/>
     <w:p>
       <w:pPr>
         <w:pStyle w:val="Heading1"/>
@@ -9922,50 +9922,45 @@
         <w:pStyle w:val="FirstParagraph"/>
       </w:pPr>
       <w:r>
-        <w:t xml:space="preserve">El diseño muestral de la ENUS 2026 establece los criterios estadísticos y operativos utilizados para determinar la composición esperada de la muestra y distribuir la participación entre los diferentes grupos de interés. En particular, define el tamaño objetivo de la operación, su distribución territorial y demográfica, y las reglas utilizadas para conformar las cuotas de participación.</w:t>
+        <w:t xml:space="preserve">El diseño muestral de la ENUS 2026 establece el marco del cual se seleccionan las personas participantes, las probabilidades con que son invitadas y asignadas a cada parte del cuestionario, y las metas de respuesta que orientan el seguimiento de la operación por departamento y grupo poblacional.</w:t>
       </w:r>
     </w:p>
     <w:p>
       <w:pPr>
         <w:pStyle w:val="BodyText"/>
       </w:pPr>
-      <w:r>
-        <w:t xml:space="preserve">La ENUS 2026 emplea un esquema de</w:t>
-      </w:r>
-      <w:r>
-        <w:t xml:space="preserve"> </w:t>
-      </w:r>
       <w:r>
         <w:rPr>
           <w:b/>
           <w:bCs/>
         </w:rPr>
-        <w:t xml:space="preserve">muestreo no probabilístico por cuotas</w:t>
-      </w:r>
-      <w:r>
-        <w:t xml:space="preserve">. Por tanto, la inclusión de las personas participantes no se realiza mediante un mecanismo de selección aleatoria con probabilidades de inclusión conocidas. En su lugar, la operación establece metas de participación para un conjunto de celdas definidas a partir de características demográficas y de afiliación, y la captación se desarrolla hasta alcanzar dichas metas.</w:t>
-      </w:r>
-    </w:p>
-    <w:p>
-      <w:pPr>
-        <w:pStyle w:val="BodyText"/>
-      </w:pPr>
-      <w:r>
-        <w:t xml:space="preserve">La definición de las cuotas parte de la población objetivo establecida en el capítulo anterior (</w:t>
-      </w:r>
-      <w:r>
-        <w:t xml:space="preserve">3.2</w:t>
-      </w:r>
-      <w:r>
-        <w:t xml:space="preserve">) y utiliza información poblacional de la Base de Datos Única de Afiliados (BDUA) como referencia para determinar la distribución esperada de la muestra. Esta información permite orientar la composición de la muestra hacia la estructura observada de la población de referencia, sin que ello convierta a la BDUA en un marco de selección probabilística.</w:t>
-      </w:r>
-    </w:p>
-    <w:p>
-      <w:pPr>
-        <w:pStyle w:val="BodyText"/>
-      </w:pPr>
-      <w:r>
-        <w:t xml:space="preserve">El diseño se estructura en dos niveles. Primero, se determina un tamaño objetivo para cada</w:t>
+        <w:t xml:space="preserve">Decisión metodológica adoptada (septiembre de 2026).</w:t>
+      </w:r>
+      <w:r>
+        <w:t xml:space="preserve"> </w:t>
+      </w:r>
+      <w:r>
+        <w:t xml:space="preserve">La Resolución 1642 de 2026 dispone que el diseño metodológico de la ENUS «garantizará la representatividad estadística de los resultados mediante un marco muestral probabilístico que asegure el control sobre la generación de la información, la comparabilidad de los resultados en el tiempo y la reducción de sesgos por autoselección de los respondientes» (art. 9)</w:t>
+      </w:r>
+      <w:r>
+        <w:t xml:space="preserve"> </w:t>
+      </w:r>
+      <w:r>
+        <w:t xml:space="preserve">(</w:t>
+      </w:r>
+      <w:hyperlink w:anchor="ref-Resolucion1642_2026">
+        <w:r>
+          <w:rPr>
+            <w:rStyle w:val="Hyperlink"/>
+          </w:rPr>
+          <w:t xml:space="preserve">Ministerio de Salud y Protección Social 2026</w:t>
+        </w:r>
+      </w:hyperlink>
+      <w:r>
+        <w:t xml:space="preserve">)</w:t>
+      </w:r>
+      <w:r>
+        <w:t xml:space="preserve">. En cumplimiento de esa disposición, la ENUS 2026 adopta un</w:t>
       </w:r>
       <w:r>
         <w:t xml:space="preserve"> </w:t>
@@ -9975,37 +9970,154 @@
           <w:b/>
           <w:bCs/>
         </w:rPr>
-        <w:t xml:space="preserve">departamento</w:t>
-      </w:r>
-      <w:r>
-        <w:t xml:space="preserve">, de manera que la operación disponga de un número suficiente de observaciones para producir resultados representativos a ese nivel de desagregación territorial —condicionado, como se precisa más adelante (</w:t>
-      </w:r>
-      <w:r>
-        <w:t xml:space="preserve">4.3.10</w:t>
-      </w:r>
-      <w:r>
-        <w:t xml:space="preserve">), a que la meta departamental se cumpla efectivamente al cierre del periodo de recolección—. Segundo, el tamaño asignado a cada departamento se distribuye entre las celdas definidas por régimen de afiliación, sexo, grupo de edad y zona, utilizando la estructura poblacional de referencia y estableciendo mínimos de participación para las celdas de menor tamaño. La región (agrupación estándar DANE/ENDS de los 32 departamentos y Bogotá D.C.) se conserva como nivel de agregación para el reporte de resultados, pero deja de ser el nivel en el que se fija la meta de participación.</w:t>
-      </w:r>
-    </w:p>
-    <w:p>
-      <w:pPr>
-        <w:pStyle w:val="BodyText"/>
-      </w:pPr>
-      <w:r>
-        <w:t xml:space="preserve">En consecuencia, las cuotas constituyen</w:t>
-      </w:r>
-      <w:r>
-        <w:t xml:space="preserve"> </w:t>
-      </w:r>
+        <w:t xml:space="preserve">diseño probabilístico por invitación a la totalidad del marco</w:t>
+      </w:r>
+      <w:r>
+        <w:t xml:space="preserve">, que reemplaza el esquema de muestreo no probabilístico por cuotas documentado en versiones anteriores de este documento. El diseño tiene tres componentes:</w:t>
+      </w:r>
+    </w:p>
+    <w:p>
+      <w:pPr>
+        <w:pStyle w:val="Compact"/>
+        <w:numPr>
+          <w:ilvl w:val="0"/>
+          <w:numId w:val="1008"/>
+        </w:numPr>
+      </w:pPr>
       <w:r>
         <w:rPr>
           <w:b/>
           <w:bCs/>
         </w:rPr>
-        <w:t xml:space="preserve">metas de composición de la muestra y no probabilidades de selección</w:t>
-      </w:r>
-      <w:r>
-        <w:t xml:space="preserve">. Su función es orientar la captación y reducir desequilibrios conocidos entre la muestra y la población de referencia. Los ajustes posteriores mediante ponderación y calibración cumplen una función complementaria y se desarrollan en el capítulo correspondiente.</w:t>
+        <w:t xml:space="preserve">Marco muestral.</w:t>
+      </w:r>
+      <w:r>
+        <w:t xml:space="preserve"> </w:t>
+      </w:r>
+      <w:r>
+        <w:t xml:space="preserve">Las personas afiliadas al SGSSS registradas en la Base de Datos Única de Afiliados (BDUA) que cuentan con una atención en salud registrada en el periodo de referencia, en correspondencia con la población objetivo (</w:t>
+      </w:r>
+      <w:r>
+        <w:t xml:space="preserve">3.2</w:t>
+      </w:r>
+      <w:r>
+        <w:t xml:space="preserve">).</w:t>
+      </w:r>
+    </w:p>
+    <w:p>
+      <w:pPr>
+        <w:pStyle w:val="Compact"/>
+        <w:numPr>
+          <w:ilvl w:val="0"/>
+          <w:numId w:val="1008"/>
+        </w:numPr>
+      </w:pPr>
+      <w:r>
+        <w:rPr>
+          <w:b/>
+          <w:bCs/>
+        </w:rPr>
+        <w:t xml:space="preserve">Invitación a todo el marco.</w:t>
+      </w:r>
+      <w:r>
+        <w:t xml:space="preserve"> </w:t>
+      </w:r>
+      <w:r>
+        <w:t xml:space="preserve">El Ministerio invita a participar a todas las personas del marco. La probabilidad de invitación es, por tanto, igual a 1 para toda la población objetivo cubierta por el marco. Las personas invitadas que no ingresan al aplicativo o no completan el cuestionario constituyen</w:t>
+      </w:r>
+      <w:r>
+        <w:t xml:space="preserve"> </w:t>
+      </w:r>
+      <w:r>
+        <w:rPr>
+          <w:b/>
+          <w:bCs/>
+        </w:rPr>
+        <w:t xml:space="preserve">no respuesta</w:t>
+      </w:r>
+      <w:r>
+        <w:t xml:space="preserve">, que se ajusta posteriormente mediante calibración con la BDUA.</w:t>
+      </w:r>
+    </w:p>
+    <w:p>
+      <w:pPr>
+        <w:pStyle w:val="Compact"/>
+        <w:numPr>
+          <w:ilvl w:val="0"/>
+          <w:numId w:val="1008"/>
+        </w:numPr>
+      </w:pPr>
+      <w:r>
+        <w:rPr>
+          <w:b/>
+          <w:bCs/>
+        </w:rPr>
+        <w:t xml:space="preserve">Selección probabilística para la Parte 3.</w:t>
+      </w:r>
+      <w:r>
+        <w:t xml:space="preserve"> </w:t>
+      </w:r>
+      <w:r>
+        <w:t xml:space="preserve">Entre las personas que completan la Parte 2 en su primer ingreso, un sorteo Bernoulli con probabilidad fija</w:t>
+      </w:r>
+      <w:r>
+        <w:t xml:space="preserve"> </w:t>
+      </w:r>
+      <m:oMath>
+        <m:r>
+          <m:t>π</m:t>
+        </m:r>
+        <m:r>
+          <m:rPr>
+            <m:sty m:val="p"/>
+          </m:rPr>
+          <m:t>=</m:t>
+        </m:r>
+        <m:r>
+          <m:t>0</m:t>
+        </m:r>
+        <m:r>
+          <m:rPr>
+            <m:sty m:val="p"/>
+          </m:rPr>
+          <m:t>,</m:t>
+        </m:r>
+        <m:r>
+          <m:t>8</m:t>
+        </m:r>
+      </m:oMath>
+      <w:r>
+        <w:t xml:space="preserve"> </w:t>
+      </w:r>
+      <w:r>
+        <w:t xml:space="preserve">determina quién responde un módulo específico, y dentro del prestador elegido el módulo se asigna al azar (</w:t>
+      </w:r>
+      <w:r>
+        <w:t xml:space="preserve">4.2</w:t>
+      </w:r>
+      <w:r>
+        <w:t xml:space="preserve">).</w:t>
+      </w:r>
+    </w:p>
+    <w:p>
+      <w:pPr>
+        <w:pStyle w:val="FirstParagraph"/>
+      </w:pPr>
+      <w:r>
+        <w:t xml:space="preserve">Las metas por departamento y por celda de régimen, sexo, grupo de edad y zona que se calculan en este capítulo se conservan como</w:t>
+      </w:r>
+      <w:r>
+        <w:t xml:space="preserve"> </w:t>
+      </w:r>
+      <w:r>
+        <w:rPr>
+          <w:b/>
+          <w:bCs/>
+        </w:rPr>
+        <w:t xml:space="preserve">metas de respuesta</w:t>
+      </w:r>
+      <w:r>
+        <w:t xml:space="preserve">: fijan el número de respuestas que se espera obtener en cada grupo y sirven para monitorear la operación y reforzar la invitación donde la respuesta sea insuficiente. No restringen la participación ni constituyen probabilidades de selección.</w:t>
       </w:r>
     </w:p>
     <w:p>
@@ -10013,10 +10125,37 @@
         <w:pStyle w:val="BodyText"/>
       </w:pPr>
       <w:r>
-        <w:t xml:space="preserve">A partir de esta estructura, el presente capítulo desarrolla la determinación del tamaño objetivo, la asignación de las cuotas, el mecanismo de captación y asignación de módulo posterior a la cuota (sorteo Bernoulli, elección de prestador y asignación aleatoria de módulo), la definición de las celdas de participación y la diferenciación entre los conceptos de cuota, estrato, dominio y variable de calibración. Finalmente, se precisan las implicaciones del diseño para el alcance inferencial de los resultados.</w:t>
-      </w:r>
-    </w:p>
-    <w:bookmarkStart w:id="63" w:name="X55a9be3b0abe7981d57d5708f109f64745ccd6e"/>
+        <w:t xml:space="preserve">El diseño se estructura en dos niveles. Primero, se determina una meta de respuesta para cada</w:t>
+      </w:r>
+      <w:r>
+        <w:t xml:space="preserve"> </w:t>
+      </w:r>
+      <w:r>
+        <w:rPr>
+          <w:b/>
+          <w:bCs/>
+        </w:rPr>
+        <w:t xml:space="preserve">departamento</w:t>
+      </w:r>
+      <w:r>
+        <w:t xml:space="preserve">, de manera que la operación disponga de un número suficiente de observaciones para producir resultados a ese nivel —condicionado, como se precisa más adelante (</w:t>
+      </w:r>
+      <w:r>
+        <w:t xml:space="preserve">4.3.10</w:t>
+      </w:r>
+      <w:r>
+        <w:t xml:space="preserve">), a que la meta departamental se cumpla efectivamente al cierre del periodo de recolección—. Segundo, la meta de cada departamento se distribuye entre las celdas definidas por régimen de afiliación, sexo, grupo de edad y zona, utilizando la estructura poblacional de referencia y estableciendo mínimos para las celdas de menor tamaño. La región (agrupación estándar DANE/ENDS de los 32 departamentos y Bogotá D.C.) se conserva como nivel de agregación para el reporte de resultados.</w:t>
+      </w:r>
+    </w:p>
+    <w:p>
+      <w:pPr>
+        <w:pStyle w:val="BodyText"/>
+      </w:pPr>
+      <w:r>
+        <w:t xml:space="preserve">A partir de esta estructura, el presente capítulo desarrolla el marco y la invitación, el mecanismo de asignación de la Parte 3, la determinación de las metas de respuesta, la diferenciación entre los conceptos de meta de respuesta, estrato, dominio y variable de calibración y, finalmente, las implicaciones del diseño para el alcance inferencial de los resultados.</w:t>
+      </w:r>
+    </w:p>
+    <w:bookmarkStart w:id="66" w:name="sec-marco-invitacion"/>
     <w:p>
       <w:pPr>
         <w:pStyle w:val="Heading2"/>
@@ -10031,7 +10170,25 @@
         <w:tab/>
       </w:r>
       <w:r>
-        <w:t xml:space="preserve">Esquema de cuotas y composición de la muestra</w:t>
+        <w:t xml:space="preserve">Marco muestral, invitación y no respuesta</w:t>
+      </w:r>
+    </w:p>
+    <w:bookmarkStart w:id="60" w:name="marco-muestral"/>
+    <w:p>
+      <w:pPr>
+        <w:pStyle w:val="Heading3"/>
+      </w:pPr>
+      <w:r>
+        <w:rPr>
+          <w:rStyle w:val="SectionNumber"/>
+        </w:rPr>
+        <w:t xml:space="preserve">4.1.1</w:t>
+      </w:r>
+      <w:r>
+        <w:tab/>
+      </w:r>
+      <w:r>
+        <w:t xml:space="preserve">Marco muestral</w:t>
       </w:r>
     </w:p>
     <w:p>
@@ -10039,20 +10196,7 @@
         <w:pStyle w:val="FirstParagraph"/>
       </w:pPr>
       <w:r>
-        <w:t xml:space="preserve">La participación en la ENUS 2026 se estructura mediante un sistema de</w:t>
-      </w:r>
-      <w:r>
-        <w:t xml:space="preserve"> </w:t>
-      </w:r>
-      <w:r>
-        <w:rPr>
-          <w:i/>
-          <w:iCs/>
-        </w:rPr>
-        <w:t xml:space="preserve">cuotas previamente definidas</w:t>
-      </w:r>
-      <w:r>
-        <w:t xml:space="preserve">, que establece metas de participación para las regiones y demás características consideradas en el diseño. Estas cuotas permiten orientar la composición de la muestra durante la captación y controlar el cumplimiento de las metas establecidas para cada grupo.</w:t>
+        <w:t xml:space="preserve">El marco muestral está conformado por las personas registradas en la BDUA con afiliación activa que tienen al menos una atención en salud registrada en el periodo de referencia. Cada registro del marco identifica a la persona, las variables de afiliación y demográficas que se utilizan para las metas y la calibración (departamento, régimen, sexo, edad y zona) y la atención que origina la invitación.</w:t>
       </w:r>
     </w:p>
     <w:p>
@@ -10060,7 +10204,7 @@
         <w:pStyle w:val="BodyText"/>
       </w:pPr>
       <w:r>
-        <w:t xml:space="preserve">Las cuotas constituyen metas de composición y no probabilidades de selección. En consecuencia, su cumplimiento no implica que las personas tengan una probabilidad conocida de inclusión en la muestra ni que la estructura final resulte de un mecanismo de selección aleatoria.</w:t>
+        <w:t xml:space="preserve">La cobertura del marco depende de la oportunidad y completitud del registro de atenciones: una atención no reportada, o reportada con rezago, deja a la persona por fuera de la invitación del periodo correspondiente. Esta condición constituye un error de cobertura y se documenta en el capítulo de limitaciones.</w:t>
       </w:r>
     </w:p>
     <w:p>
@@ -10068,7 +10212,86 @@
         <w:pStyle w:val="BodyText"/>
       </w:pPr>
       <w:r>
-        <w:t xml:space="preserve">Esta característica tiene implicaciones para los procedimientos posteriores de ponderación, calibración y estimación, así como para la interpretación del alcance inferencial de los resultados. Los procedimientos estadísticos empleados para el tratamiento de estas consideraciones se desarrollan en las secciones correspondientes.</w:t>
+        <w:rPr>
+          <w:b/>
+          <w:bCs/>
+        </w:rPr>
+        <w:t xml:space="preserve">Pendiente de definición:</w:t>
+      </w:r>
+      <w:r>
+        <w:t xml:space="preserve"> </w:t>
+      </w:r>
+      <w:r>
+        <w:t xml:space="preserve">la fuente del registro de atenciones (por ejemplo, RIPS o factura electrónica de venta), su rezago de disponibilidad y la frecuencia con que se conforma el marco y se envían las invitaciones.</w:t>
+      </w:r>
+    </w:p>
+    <w:bookmarkEnd w:id="60"/>
+    <w:bookmarkStart w:id="61" w:name="invitación"/>
+    <w:p>
+      <w:pPr>
+        <w:pStyle w:val="Heading3"/>
+      </w:pPr>
+      <w:r>
+        <w:rPr>
+          <w:rStyle w:val="SectionNumber"/>
+        </w:rPr>
+        <w:t xml:space="preserve">4.1.2</w:t>
+      </w:r>
+      <w:r>
+        <w:tab/>
+      </w:r>
+      <w:r>
+        <w:t xml:space="preserve">Invitación</w:t>
+      </w:r>
+    </w:p>
+    <w:p>
+      <w:pPr>
+        <w:pStyle w:val="FirstParagraph"/>
+      </w:pPr>
+      <w:r>
+        <w:rPr>
+          <w:b/>
+          <w:bCs/>
+        </w:rPr>
+        <w:t xml:space="preserve">Decisión metodológica adoptada.</w:t>
+      </w:r>
+      <w:r>
+        <w:t xml:space="preserve"> </w:t>
+      </w:r>
+      <w:r>
+        <w:t xml:space="preserve">Toda persona del marco queda</w:t>
+      </w:r>
+      <w:r>
+        <w:t xml:space="preserve"> </w:t>
+      </w:r>
+      <w:r>
+        <w:rPr>
+          <w:b/>
+          <w:bCs/>
+        </w:rPr>
+        <w:t xml:space="preserve">invitada automáticamente</w:t>
+      </w:r>
+      <w:r>
+        <w:t xml:space="preserve"> </w:t>
+      </w:r>
+      <w:r>
+        <w:t xml:space="preserve">a participar, y la invitación se le comunica mediante un</w:t>
+      </w:r>
+      <w:r>
+        <w:t xml:space="preserve"> </w:t>
+      </w:r>
+      <w:r>
+        <w:rPr>
+          <w:b/>
+          <w:bCs/>
+        </w:rPr>
+        <w:t xml:space="preserve">aviso individual</w:t>
+      </w:r>
+      <w:r>
+        <w:t xml:space="preserve"> </w:t>
+      </w:r>
+      <w:r>
+        <w:t xml:space="preserve">(mensaje de texto, correo electrónico o notificación del aplicativo), enviado con los datos de contacto disponibles en la BDUA y en las bases de información del Ministerio. El aviso es indispensable: una persona que queda habilitada en el marco pero no se entera de que puede participar no ha sido invitada en sentido efectivo, y su participación dependería de la autoselección que el artículo 9 de la Resolución 1642 de 2026 exige reducir.</w:t>
       </w:r>
     </w:p>
     <w:p>
@@ -10076,7 +10299,249 @@
         <w:pStyle w:val="BodyText"/>
       </w:pPr>
       <w:r>
-        <w:t xml:space="preserve">Los mecanismos, canales y herramientas utilizados para la captación de participantes constituyen componentes operativos de la recolección. Estos podrán modificarse durante el desarrollo de la operación para favorecer el cumplimiento de las metas de participación, sin que ello implique modificar la estructura estadística de las cuotas establecidas.</w:t>
+        <w:t xml:space="preserve">El aviso individual se complementa con la promoción prevista en la Resolución; en particular, las EPS, IPS y gestores farmacéuticos están obligados a promover activamente el uso del aplicativo en sus puntos de atención mediante carteles, mensajes de texto y notificaciones push (art. 12, num. 1)</w:t>
+      </w:r>
+      <w:r>
+        <w:t xml:space="preserve"> </w:t>
+      </w:r>
+      <w:r>
+        <w:t xml:space="preserve">(</w:t>
+      </w:r>
+      <w:hyperlink w:anchor="ref-Resolucion1642_2026">
+        <w:r>
+          <w:rPr>
+            <w:rStyle w:val="Hyperlink"/>
+          </w:rPr>
+          <w:t xml:space="preserve">Ministerio de Salud y Protección Social 2026</w:t>
+        </w:r>
+      </w:hyperlink>
+      <w:r>
+        <w:t xml:space="preserve">)</w:t>
+      </w:r>
+      <w:r>
+        <w:t xml:space="preserve">. Dado que la probabilidad de invitación es igual a 1, el peso de diseño asociado a la invitación es:</w:t>
+      </w:r>
+    </w:p>
+    <w:p>
+      <w:pPr>
+        <w:pStyle w:val="BodyText"/>
+      </w:pPr>
+      <m:oMathPara>
+        <m:oMathParaPr>
+          <m:jc m:val="center"/>
+        </m:oMathParaPr>
+        <m:oMath>
+          <m:sSubSup>
+            <m:e>
+              <m:r>
+                <m:t>d</m:t>
+              </m:r>
+            </m:e>
+            <m:sub>
+              <m:r>
+                <m:t>i</m:t>
+              </m:r>
+            </m:sub>
+            <m:sup>
+              <m:r>
+                <m:rPr>
+                  <m:nor/>
+                  <m:sty m:val="p"/>
+                </m:rPr>
+                <m:t>inv</m:t>
+              </m:r>
+            </m:sup>
+          </m:sSubSup>
+          <m:r>
+            <m:rPr>
+              <m:sty m:val="p"/>
+            </m:rPr>
+            <m:t>=</m:t>
+          </m:r>
+          <m:f>
+            <m:fPr>
+              <m:type m:val="bar"/>
+            </m:fPr>
+            <m:num>
+              <m:r>
+                <m:t>1</m:t>
+              </m:r>
+            </m:num>
+            <m:den>
+              <m:sSubSup>
+                <m:e>
+                  <m:r>
+                    <m:t>π</m:t>
+                  </m:r>
+                </m:e>
+                <m:sub>
+                  <m:r>
+                    <m:t>i</m:t>
+                  </m:r>
+                </m:sub>
+                <m:sup>
+                  <m:r>
+                    <m:rPr>
+                      <m:nor/>
+                      <m:sty m:val="p"/>
+                    </m:rPr>
+                    <m:t>inv</m:t>
+                  </m:r>
+                </m:sup>
+              </m:sSubSup>
+            </m:den>
+          </m:f>
+          <m:r>
+            <m:rPr>
+              <m:sty m:val="p"/>
+            </m:rPr>
+            <m:t>=</m:t>
+          </m:r>
+          <m:r>
+            <m:t>1</m:t>
+          </m:r>
+          <m:r>
+            <m:rPr>
+              <m:sty m:val="p"/>
+            </m:rPr>
+            <m:t>.</m:t>
+          </m:r>
+        </m:oMath>
+      </m:oMathPara>
+    </w:p>
+    <w:p>
+      <w:pPr>
+        <w:pStyle w:val="FirstParagraph"/>
+      </w:pPr>
+      <w:r>
+        <w:t xml:space="preserve">El conjunto de personas del marco constituye el</w:t>
+      </w:r>
+      <w:r>
+        <w:t xml:space="preserve"> </w:t>
+      </w:r>
+      <w:r>
+        <w:rPr>
+          <w:b/>
+          <w:bCs/>
+        </w:rPr>
+        <w:t xml:space="preserve">registro de personas invitadas</w:t>
+      </w:r>
+      <w:r>
+        <w:t xml:space="preserve"> </w:t>
+      </w:r>
+      <w:r>
+        <w:t xml:space="preserve">del periodo. Las respuestas se vinculan a ese registro mediante el documento de identidad con el que la persona se identifica en el aplicativo, lo que permite calcular las tasas de respuesta y distinguir las respuestas de personas invitadas de las de personas que ingresan al aplicativo sin pertenecer al marco del periodo. Cuando se disponga de la fecha y el canal de cada aviso, estos datos permiten distinguir además la falta de contacto del rechazo a participar.</w:t>
+      </w:r>
+    </w:p>
+    <w:p>
+      <w:pPr>
+        <w:pStyle w:val="BodyText"/>
+      </w:pPr>
+      <w:r>
+        <w:rPr>
+          <w:b/>
+          <w:bCs/>
+        </w:rPr>
+        <w:t xml:space="preserve">Pendiente de definición:</w:t>
+      </w:r>
+    </w:p>
+    <w:p>
+      <w:pPr>
+        <w:pStyle w:val="Compact"/>
+        <w:numPr>
+          <w:ilvl w:val="0"/>
+          <w:numId w:val="1009"/>
+        </w:numPr>
+      </w:pPr>
+      <w:r>
+        <w:t xml:space="preserve">el responsable del envío del aviso de invitación;</w:t>
+      </w:r>
+    </w:p>
+    <w:p>
+      <w:pPr>
+        <w:pStyle w:val="Compact"/>
+        <w:numPr>
+          <w:ilvl w:val="0"/>
+          <w:numId w:val="1009"/>
+        </w:numPr>
+      </w:pPr>
+      <w:r>
+        <w:t xml:space="preserve">la completitud de los datos de contacto en la BDUA y en las bases del Ministerio, y el tratamiento de las personas del marco sin datos de contacto, que no pueden recibir el aviso y constituyen un error de cobertura de la invitación;</w:t>
+      </w:r>
+    </w:p>
+    <w:p>
+      <w:pPr>
+        <w:pStyle w:val="Compact"/>
+        <w:numPr>
+          <w:ilvl w:val="0"/>
+          <w:numId w:val="1009"/>
+        </w:numPr>
+      </w:pPr>
+      <w:r>
+        <w:t xml:space="preserve">la regla para personas con varias atenciones en el periodo (por ejemplo, una invitación por persona y prestador en cada trimestre, en concordancia con el bloqueo anual por prestador);</w:t>
+      </w:r>
+    </w:p>
+    <w:p>
+      <w:pPr>
+        <w:pStyle w:val="Compact"/>
+        <w:numPr>
+          <w:ilvl w:val="0"/>
+          <w:numId w:val="1009"/>
+        </w:numPr>
+      </w:pPr>
+      <w:r>
+        <w:t xml:space="preserve">el tratamiento de las respuestas de personas que ingresan al aplicativo sin invitación.</w:t>
+      </w:r>
+    </w:p>
+    <w:bookmarkEnd w:id="61"/>
+    <w:bookmarkStart w:id="65" w:name="no-respuesta"/>
+    <w:p>
+      <w:pPr>
+        <w:pStyle w:val="Heading3"/>
+      </w:pPr>
+      <w:r>
+        <w:rPr>
+          <w:rStyle w:val="SectionNumber"/>
+        </w:rPr>
+        <w:t xml:space="preserve">4.1.3</w:t>
+      </w:r>
+      <w:r>
+        <w:tab/>
+      </w:r>
+      <w:r>
+        <w:t xml:space="preserve">No respuesta</w:t>
+      </w:r>
+    </w:p>
+    <w:p>
+      <w:pPr>
+        <w:pStyle w:val="FirstParagraph"/>
+      </w:pPr>
+      <w:r>
+        <w:t xml:space="preserve">La participación de las personas invitadas es voluntaria. La probabilidad de que una persona invitada responda no es conocida, por lo que la no respuesta constituye la principal fuente de sesgo potencial del diseño: si quienes responden difieren de quienes no responden en su satisfacción o experiencia, los resultados sin ajuste reflejarían esa diferencia.</w:t>
+      </w:r>
+    </w:p>
+    <w:p>
+      <w:pPr>
+        <w:pStyle w:val="BodyText"/>
+      </w:pPr>
+      <w:r>
+        <w:t xml:space="preserve">El tratamiento de la no respuesta se realiza mediante calibración de los pesos con los totales de la BDUA (ver capítulo de ponderación y calibración). La calibración corrige las diferencias en las variables auxiliares utilizadas, pero no garantiza la corrección de diferencias en otras características asociadas con la respuesta. Por esta razón, la</w:t>
+      </w:r>
+      <w:r>
+        <w:t xml:space="preserve"> </w:t>
+      </w:r>
+      <w:r>
+        <w:rPr>
+          <w:b/>
+          <w:bCs/>
+        </w:rPr>
+        <w:t xml:space="preserve">tasa de respuesta</w:t>
+      </w:r>
+      <w:r>
+        <w:t xml:space="preserve"> </w:t>
+      </w:r>
+      <w:r>
+        <w:t xml:space="preserve">—número de personas que completan la Parte 2 sobre el número de personas invitadas— se adopta como indicador de calidad central de la operación y debe calcularse y publicarse por departamento, régimen, sexo y grupo de edad.</w:t>
       </w:r>
     </w:p>
     <w:p>
@@ -10096,18 +10561,18 @@
           <wp:inline>
             <wp:extent cx="4389120" cy="5385629"/>
             <wp:effectExtent b="0" l="0" r="0" t="0"/>
-            <wp:docPr descr="Secuencia operativa de la ENUS 2026, desde la población objetivo hasta la producción de resultados." title="" id="61" name="Picture"/>
+            <wp:docPr descr="Secuencia operativa de la ENUS 2026, desde la población objetivo hasta la producción de resultados." title="" id="63" name="Picture"/>
             <a:graphic>
               <a:graphicData uri="http://schemas.openxmlformats.org/drawingml/2006/picture">
                 <pic:pic>
                   <pic:nvPicPr>
-                    <pic:cNvPr descr="ENUS_2026_metodoloia_files/figuras/fig-flujo-operacion.png" id="62" name="Picture"/>
+                    <pic:cNvPr descr="ENUS_2026_metodoloia_files/figuras/fig-flujo-operacion.png" id="64" name="Picture"/>
                     <pic:cNvPicPr>
                       <a:picLocks noChangeArrowheads="1" noChangeAspect="1"/>
                     </pic:cNvPicPr>
                   </pic:nvPicPr>
                   <pic:blipFill>
-                    <a:blip r:embed="rId60"/>
+                    <a:blip r:embed="rId62"/>
                     <a:stretch>
                       <a:fillRect/>
                     </a:stretch>
@@ -10147,50 +10612,45 @@
         <w:pStyle w:val="BodyText"/>
       </w:pPr>
       <w:r>
-        <w:t xml:space="preserve">Los procedimientos específicos asociados con la determinación y distribución de las cuotas, la captación, el procesamiento de la información y la estimación se desarrollan en las secciones correspondientes del documento.</w:t>
-      </w:r>
-    </w:p>
-    <w:bookmarkEnd w:id="63"/>
-    <w:bookmarkStart w:id="70" w:name="sec-mecanismo-captacion"/>
-    <w:p>
-      <w:pPr>
-        <w:pStyle w:val="Heading2"/>
-      </w:pPr>
-      <w:r>
-        <w:rPr>
-          <w:rStyle w:val="SectionNumber"/>
-        </w:rPr>
-        <w:t xml:space="preserve">4.2</w:t>
-      </w:r>
-      <w:r>
-        <w:tab/>
-      </w:r>
-      <w:r>
-        <w:t xml:space="preserve">Mecanismo de captación y asignación de módulo</w:t>
-      </w:r>
-    </w:p>
-    <w:p>
-      <w:pPr>
-        <w:pStyle w:val="FirstParagraph"/>
-      </w:pPr>
-      <w:r>
-        <w:t xml:space="preserve">Las secciones anteriores documentan</w:t>
-      </w:r>
-      <w:r>
-        <w:t xml:space="preserve"> </w:t>
-      </w:r>
-      <w:r>
         <w:rPr>
           <w:b/>
           <w:bCs/>
         </w:rPr>
-        <w:t xml:space="preserve">cuántas</w:t>
-      </w:r>
-      <w:r>
-        <w:t xml:space="preserve"> </w:t>
-      </w:r>
-      <w:r>
-        <w:t xml:space="preserve">personas se busca captar en cada celda de cuota (región × régimen × sexo × grupo de edad × zona). Esta sección documenta un mecanismo distinto y posterior: una vez que una persona ya fue captada dentro de su celda, qué determina</w:t>
+        <w:t xml:space="preserve">Pendiente de actualización visual.</w:t>
+      </w:r>
+      <w:r>
+        <w:t xml:space="preserve"> </w:t>
+      </w:r>
+      <w:r>
+        <w:t xml:space="preserve">La figura corresponde al esquema anterior de captación por cuotas y debe actualizarse para incluir el marco muestral, la invitación y el registro de no respuesta.</w:t>
+      </w:r>
+    </w:p>
+    <w:bookmarkEnd w:id="65"/>
+    <w:bookmarkEnd w:id="66"/>
+    <w:bookmarkStart w:id="75" w:name="sec-mecanismo-captacion"/>
+    <w:p>
+      <w:pPr>
+        <w:pStyle w:val="Heading2"/>
+      </w:pPr>
+      <w:r>
+        <w:rPr>
+          <w:rStyle w:val="SectionNumber"/>
+        </w:rPr>
+        <w:t xml:space="preserve">4.2</w:t>
+      </w:r>
+      <w:r>
+        <w:tab/>
+      </w:r>
+      <w:r>
+        <w:t xml:space="preserve">Mecanismo de asignación de la Parte 3</w:t>
+      </w:r>
+    </w:p>
+    <w:p>
+      <w:pPr>
+        <w:pStyle w:val="FirstParagraph"/>
+      </w:pPr>
+      <w:r>
+        <w:t xml:space="preserve">Esta sección documenta el mecanismo que opera sobre las personas invitadas que ingresan al aplicativo: qué determina</w:t>
       </w:r>
       <w:r>
         <w:t xml:space="preserve"> </w:t>
@@ -10200,7 +10660,7 @@
           <w:b/>
           <w:bCs/>
         </w:rPr>
-        <w:t xml:space="preserve">si responde Parte 3</w:t>
+        <w:t xml:space="preserve">si responden la Parte 3</w:t>
       </w:r>
       <w:r>
         <w:t xml:space="preserve"> </w:t>
@@ -10222,10 +10682,10 @@
         <w:t xml:space="preserve"> </w:t>
       </w:r>
       <w:r>
-        <w:t xml:space="preserve">le corresponde. Ambos mecanismos son independientes entre sí: el sorteo y la asignación que se describen a continuación no alteran el tamaño de muestra fijado en la sección anterior, y la cuota no condiciona de ninguna forma el resultado del sorteo ni la asignación de módulo.</w:t>
-      </w:r>
-    </w:p>
-    <w:bookmarkStart w:id="64" w:name="estructura-de-la-encuesta-en-tres-partes"/>
+        <w:t xml:space="preserve">les corresponde. Este mecanismo es independiente de las metas de respuesta: el sorteo y la asignación no alteran las metas por celda, y la celda a la que pertenece la persona no condiciona el resultado del sorteo ni la asignación de módulo.</w:t>
+      </w:r>
+    </w:p>
+    <w:bookmarkStart w:id="67" w:name="estructura-de-la-encuesta-en-tres-partes"/>
     <w:p>
       <w:pPr>
         <w:pStyle w:val="Heading3"/>
@@ -10272,7 +10732,7 @@
         <w:pStyle w:val="Compact"/>
         <w:numPr>
           <w:ilvl w:val="0"/>
-          <w:numId w:val="1008"/>
+          <w:numId w:val="1010"/>
         </w:numPr>
       </w:pPr>
       <w:r>
@@ -10286,7 +10746,7 @@
         <w:t xml:space="preserve"> </w:t>
       </w:r>
       <w:r>
-        <w:t xml:space="preserve">Se completa automáticamente a partir de BDUA en cada ingreso: identificación del usuario y datos demográficos que definen su celda de cuota.</w:t>
+        <w:t xml:space="preserve">Se completa automáticamente a partir de BDUA en cada ingreso: identificación del usuario y datos demográficos que definen su celda de meta de respuesta.</w:t>
       </w:r>
     </w:p>
     <w:p>
@@ -10294,7 +10754,7 @@
         <w:pStyle w:val="Compact"/>
         <w:numPr>
           <w:ilvl w:val="0"/>
-          <w:numId w:val="1008"/>
+          <w:numId w:val="1010"/>
         </w:numPr>
       </w:pPr>
       <w:r>
@@ -10316,7 +10776,7 @@
         <w:pStyle w:val="Compact"/>
         <w:numPr>
           <w:ilvl w:val="0"/>
-          <w:numId w:val="1008"/>
+          <w:numId w:val="1010"/>
         </w:numPr>
       </w:pPr>
       <w:r>
@@ -10333,8 +10793,8 @@
         <w:t xml:space="preserve">Diez o más preguntas adicionales sobre las características particulares de un prestador. Solo se responde si el mecanismo descrito a continuación lo determina.</w:t>
       </w:r>
     </w:p>
-    <w:bookmarkEnd w:id="64"/>
-    <w:bookmarkStart w:id="65" w:name="X04be07f33101d45d6b1596cd331b5a07c4a16ad"/>
+    <w:bookmarkEnd w:id="67"/>
+    <w:bookmarkStart w:id="68" w:name="X04be07f33101d45d6b1596cd331b5a07c4a16ad"/>
     <w:p>
       <w:pPr>
         <w:pStyle w:val="Heading3"/>
@@ -10936,8 +11396,8 @@
         <w:t xml:space="preserve">: es una asignación aleatoria dentro del prestador elegido. Esto introduce un sesgo de disponibilidad —el módulo puede no coincidir con la experiencia real de la persona— que se retoma como limitación del diseño más adelante en el documento.</w:t>
       </w:r>
     </w:p>
-    <w:bookmarkEnd w:id="65"/>
-    <w:bookmarkStart w:id="66" w:name="ingresos-posteriores"/>
+    <w:bookmarkEnd w:id="68"/>
+    <w:bookmarkStart w:id="69" w:name="ingresos-posteriores"/>
     <w:p>
       <w:pPr>
         <w:pStyle w:val="Heading3"/>
@@ -10989,8 +11449,8 @@
         <w:t xml:space="preserve">: la persona accede directamente a la elección de prestador. Una misma persona puede así generar hasta tres registros completos (uno por prestador), cada uno con su propia Parte 1 actualizada y su propio módulo asignado.</w:t>
       </w:r>
     </w:p>
-    <w:bookmarkEnd w:id="66"/>
-    <w:bookmarkStart w:id="68" w:name="módulos-de-parte-3"/>
+    <w:bookmarkEnd w:id="69"/>
+    <w:bookmarkStart w:id="71" w:name="X0b6df3966dcbd58cd0cf34cf4b1f422fa334c44"/>
     <w:p>
       <w:pPr>
         <w:pStyle w:val="Heading3"/>
@@ -11005,7 +11465,7 @@
         <w:tab/>
       </w:r>
       <w:r>
-        <w:t xml:space="preserve">Módulos de Parte 3</w:t>
+        <w:t xml:space="preserve">Probabilidades y pesos de diseño de la Parte 3</w:t>
       </w:r>
     </w:p>
     <w:p>
@@ -11013,26 +11473,31 @@
         <w:pStyle w:val="FirstParagraph"/>
       </w:pPr>
       <w:r>
-        <w:t xml:space="preserve">ENUS 2026 define ocho módulos de Parte 3, cuyo contenido proviene de la especificación del instrumento por módulo (</w:t>
-      </w:r>
-      <w:r>
-        <w:rPr>
-          <w:rStyle w:val="VerbatimChar"/>
-        </w:rPr>
-        <w:t xml:space="preserve">00_Cuestionario/ENUS_Formato_por_Modulos.xlsx</w:t>
-      </w:r>
-      <w:r>
-        <w:t xml:space="preserve">):</w:t>
+        <w:t xml:space="preserve">Las probabilidades de la Parte 3 son conocidas y se registran para cada persona. Condicionado al prestador elegido, la probabilidad de responder el módulo</w:t>
+      </w:r>
+      <w:r>
+        <w:t xml:space="preserve"> </w:t>
+      </w:r>
+      <m:oMath>
+        <m:r>
+          <m:t>j</m:t>
+        </m:r>
+      </m:oMath>
+      <w:r>
+        <w:t xml:space="preserve"> </w:t>
+      </w:r>
+      <w:r>
+        <w:t xml:space="preserve">y el peso de diseño correspondiente son:</w:t>
       </w:r>
     </w:p>
     <w:p>
       <w:pPr>
         <w:pStyle w:val="TableCaption"/>
       </w:pPr>
-      <w:bookmarkStart w:id="67" w:name="tab:modulos-parte3"/>
-      <w:bookmarkEnd w:id="67"/>
-      <w:r>
-        <w:t xml:space="preserve">Table 4.1: Módulos de Parte 3 asignables por prestador, ENUS 2026.</w:t>
+      <w:bookmarkStart w:id="70" w:name="tab:pesos-parte3"/>
+      <w:bookmarkEnd w:id="70"/>
+      <w:r>
+        <w:t xml:space="preserve">Table 4.1: Probabilidades y pesos de diseño de la Parte 3, condicionados al prestador elegido, ENUS 2026.</w:t>
       </w:r>
     </w:p>
     <w:tbl>
@@ -11041,7 +11506,7 @@
         <w:tblW w:type="pct" w:w="5000"/>
         <w:tblLayout w:type="fixed"/>
         <w:tblLook w:firstRow="1" w:lastRow="0" w:firstColumn="0" w:lastColumn="0" w:noHBand="0" w:noVBand="0" w:val="0020"/>
-        <w:tblCaption w:val="Table 4.1: Módulos de Parte 3 asignables por prestador, ENUS 2026."/>
+        <w:tblCaption w:val="Table 4.1: Probabilidades y pesos de diseño de la Parte 3, condicionados al prestador elegido, ENUS 2026."/>
       </w:tblPr>
       <w:tblGrid>
         <w:gridCol w:w="2640"/>
@@ -11059,30 +11524,55 @@
               <w:pStyle w:val="Compact"/>
             </w:pPr>
             <w:r>
-              <w:t xml:space="preserve">Prestador</w:t>
-            </w:r>
-          </w:p>
-        </w:tc>
-        <w:tc>
-          <w:tcPr/>
-          <w:p>
-            <w:pPr>
-              <w:pStyle w:val="Compact"/>
-            </w:pPr>
-            <w:r>
-              <w:t xml:space="preserve">Módulo</w:t>
-            </w:r>
-          </w:p>
-        </w:tc>
-        <w:tc>
-          <w:tcPr/>
-          <w:p>
-            <w:pPr>
-              <w:pStyle w:val="Compact"/>
-            </w:pPr>
-            <w:r>
-              <w:t xml:space="preserve">Enfoque</w:t>
-            </w:r>
+              <w:t xml:space="preserve">Ingreso</w:t>
+            </w:r>
+          </w:p>
+        </w:tc>
+        <w:tc>
+          <w:tcPr/>
+          <w:p>
+            <w:pPr>
+              <w:pStyle w:val="Compact"/>
+            </w:pPr>
+            <w:r>
+              <w:t xml:space="preserve">Probabilidad de responder el módulo</w:t>
+            </w:r>
+            <w:r>
+              <w:t xml:space="preserve"> </w:t>
+            </w:r>
+            <m:oMath>
+              <m:r>
+                <m:t>j</m:t>
+              </m:r>
+            </m:oMath>
+          </w:p>
+        </w:tc>
+        <w:tc>
+          <w:tcPr/>
+          <w:p>
+            <w:pPr>
+              <w:pStyle w:val="Compact"/>
+            </w:pPr>
+            <w:r>
+              <w:t xml:space="preserve">Peso de diseño</w:t>
+            </w:r>
+            <w:r>
+              <w:t xml:space="preserve"> </w:t>
+            </w:r>
+            <m:oMath>
+              <m:sSub>
+                <m:e>
+                  <m:r>
+                    <m:t>d</m:t>
+                  </m:r>
+                </m:e>
+                <m:sub>
+                  <m:r>
+                    <m:t>i</m:t>
+                  </m:r>
+                </m:sub>
+              </m:sSub>
+            </m:oMath>
           </w:p>
         </w:tc>
       </w:tr>
@@ -11094,30 +11584,132 @@
               <w:pStyle w:val="Compact"/>
             </w:pPr>
             <w:r>
-              <w:t xml:space="preserve">EPS</w:t>
-            </w:r>
-          </w:p>
-        </w:tc>
-        <w:tc>
-          <w:tcPr/>
-          <w:p>
-            <w:pPr>
-              <w:pStyle w:val="Compact"/>
-            </w:pPr>
-            <w:r>
-              <w:t xml:space="preserve">Módulo 1</w:t>
-            </w:r>
-          </w:p>
-        </w:tc>
-        <w:tc>
-          <w:tcPr/>
-          <w:p>
-            <w:pPr>
-              <w:pStyle w:val="Compact"/>
-            </w:pPr>
-            <w:r>
-              <w:t xml:space="preserve">Barreras de acceso (contenido original, para población sin uso de servicios)</w:t>
-            </w:r>
+              <w:t xml:space="preserve">Primer ingreso</w:t>
+            </w:r>
+          </w:p>
+        </w:tc>
+        <w:tc>
+          <w:tcPr/>
+          <w:p>
+            <w:pPr>
+              <w:pStyle w:val="Compact"/>
+            </w:pPr>
+            <m:oMath>
+              <m:sSub>
+                <m:e>
+                  <m:r>
+                    <m:t>π</m:t>
+                  </m:r>
+                </m:e>
+                <m:sub>
+                  <m:r>
+                    <m:t>i</m:t>
+                  </m:r>
+                  <m:r>
+                    <m:t>j</m:t>
+                  </m:r>
+                </m:sub>
+              </m:sSub>
+              <m:r>
+                <m:rPr>
+                  <m:sty m:val="p"/>
+                </m:rPr>
+                <m:t>=</m:t>
+              </m:r>
+              <m:r>
+                <m:t>0</m:t>
+              </m:r>
+              <m:r>
+                <m:rPr>
+                  <m:sty m:val="p"/>
+                </m:rPr>
+                <m:t>,</m:t>
+              </m:r>
+              <m:r>
+                <m:t>8</m:t>
+              </m:r>
+              <m:r>
+                <m:rPr>
+                  <m:sty m:val="p"/>
+                </m:rPr>
+                <m:t>×</m:t>
+              </m:r>
+              <m:f>
+                <m:fPr>
+                  <m:type m:val="bar"/>
+                </m:fPr>
+                <m:num>
+                  <m:r>
+                    <m:t>1</m:t>
+                  </m:r>
+                </m:num>
+                <m:den>
+                  <m:sSub>
+                    <m:e>
+                      <m:r>
+                        <m:t>n</m:t>
+                      </m:r>
+                    </m:e>
+                    <m:sub>
+                      <m:r>
+                        <m:rPr>
+                          <m:nor/>
+                          <m:sty m:val="p"/>
+                        </m:rPr>
+                        <m:t>prestador</m:t>
+                      </m:r>
+                    </m:sub>
+                  </m:sSub>
+                </m:den>
+              </m:f>
+            </m:oMath>
+          </w:p>
+        </w:tc>
+        <w:tc>
+          <w:tcPr/>
+          <w:p>
+            <w:pPr>
+              <w:pStyle w:val="Compact"/>
+            </w:pPr>
+            <m:oMath>
+              <m:f>
+                <m:fPr>
+                  <m:type m:val="bar"/>
+                </m:fPr>
+                <m:num>
+                  <m:sSub>
+                    <m:e>
+                      <m:r>
+                        <m:t>n</m:t>
+                      </m:r>
+                    </m:e>
+                    <m:sub>
+                      <m:r>
+                        <m:rPr>
+                          <m:nor/>
+                          <m:sty m:val="p"/>
+                        </m:rPr>
+                        <m:t>prestador</m:t>
+                      </m:r>
+                    </m:sub>
+                  </m:sSub>
+                </m:num>
+                <m:den>
+                  <m:r>
+                    <m:t>0</m:t>
+                  </m:r>
+                  <m:r>
+                    <m:rPr>
+                      <m:sty m:val="p"/>
+                    </m:rPr>
+                    <m:t>,</m:t>
+                  </m:r>
+                  <m:r>
+                    <m:t>8</m:t>
+                  </m:r>
+                </m:den>
+              </m:f>
+            </m:oMath>
           </w:p>
         </w:tc>
       </w:tr>
@@ -11129,29 +11721,266 @@
               <w:pStyle w:val="Compact"/>
             </w:pPr>
             <w:r>
-              <w:t xml:space="preserve">EPS</w:t>
-            </w:r>
-          </w:p>
-        </w:tc>
-        <w:tc>
-          <w:tcPr/>
-          <w:p>
-            <w:pPr>
-              <w:pStyle w:val="Compact"/>
-            </w:pPr>
-            <w:r>
-              <w:t xml:space="preserve">Módulo 2</w:t>
-            </w:r>
-          </w:p>
-        </w:tc>
-        <w:tc>
-          <w:tcPr/>
-          <w:p>
-            <w:pPr>
-              <w:pStyle w:val="Compact"/>
-            </w:pPr>
-            <w:r>
-              <w:t xml:space="preserve">Deberes y derechos</w:t>
+              <w:t xml:space="preserve">Ingresos posteriores</w:t>
+            </w:r>
+          </w:p>
+        </w:tc>
+        <w:tc>
+          <w:tcPr/>
+          <w:p>
+            <w:pPr>
+              <w:pStyle w:val="Compact"/>
+            </w:pPr>
+            <m:oMath>
+              <m:sSub>
+                <m:e>
+                  <m:r>
+                    <m:t>π</m:t>
+                  </m:r>
+                </m:e>
+                <m:sub>
+                  <m:r>
+                    <m:t>i</m:t>
+                  </m:r>
+                  <m:r>
+                    <m:t>j</m:t>
+                  </m:r>
+                </m:sub>
+              </m:sSub>
+              <m:r>
+                <m:rPr>
+                  <m:sty m:val="p"/>
+                </m:rPr>
+                <m:t>=</m:t>
+              </m:r>
+              <m:f>
+                <m:fPr>
+                  <m:type m:val="bar"/>
+                </m:fPr>
+                <m:num>
+                  <m:r>
+                    <m:t>1</m:t>
+                  </m:r>
+                </m:num>
+                <m:den>
+                  <m:sSub>
+                    <m:e>
+                      <m:r>
+                        <m:t>n</m:t>
+                      </m:r>
+                    </m:e>
+                    <m:sub>
+                      <m:r>
+                        <m:rPr>
+                          <m:nor/>
+                          <m:sty m:val="p"/>
+                        </m:rPr>
+                        <m:t>prestador</m:t>
+                      </m:r>
+                    </m:sub>
+                  </m:sSub>
+                </m:den>
+              </m:f>
+            </m:oMath>
+          </w:p>
+        </w:tc>
+        <w:tc>
+          <w:tcPr/>
+          <w:p>
+            <w:pPr>
+              <w:pStyle w:val="Compact"/>
+            </w:pPr>
+            <m:oMath>
+              <m:sSub>
+                <m:e>
+                  <m:r>
+                    <m:t>n</m:t>
+                  </m:r>
+                </m:e>
+                <m:sub>
+                  <m:r>
+                    <m:rPr>
+                      <m:nor/>
+                      <m:sty m:val="p"/>
+                    </m:rPr>
+                    <m:t>prestador</m:t>
+                  </m:r>
+                </m:sub>
+              </m:sSub>
+            </m:oMath>
+          </w:p>
+        </w:tc>
+      </w:tr>
+    </w:tbl>
+    <w:p>
+      <w:pPr>
+        <w:pStyle w:val="BodyText"/>
+      </w:pPr>
+      <w:r>
+        <w:t xml:space="preserve">Para las Partes 1 y 2 el peso de diseño es</w:t>
+      </w:r>
+      <w:r>
+        <w:t xml:space="preserve"> </w:t>
+      </w:r>
+      <m:oMath>
+        <m:sSubSup>
+          <m:e>
+            <m:r>
+              <m:t>d</m:t>
+            </m:r>
+          </m:e>
+          <m:sub>
+            <m:r>
+              <m:t>i</m:t>
+            </m:r>
+          </m:sub>
+          <m:sup>
+            <m:r>
+              <m:rPr>
+                <m:nor/>
+                <m:sty m:val="p"/>
+              </m:rPr>
+              <m:t>inv</m:t>
+            </m:r>
+          </m:sup>
+        </m:sSubSup>
+        <m:r>
+          <m:rPr>
+            <m:sty m:val="p"/>
+          </m:rPr>
+          <m:t>=</m:t>
+        </m:r>
+        <m:r>
+          <m:t>1</m:t>
+        </m:r>
+      </m:oMath>
+      <w:r>
+        <w:t xml:space="preserve"> </w:t>
+      </w:r>
+      <w:r>
+        <w:t xml:space="preserve">(</w:t>
+      </w:r>
+      <w:r>
+        <w:t xml:space="preserve">4.1</w:t>
+      </w:r>
+      <w:r>
+        <w:t xml:space="preserve">). Todos los pesos de diseño se calibran posteriormente con la BDUA para ajustar por no respuesta.</w:t>
+      </w:r>
+    </w:p>
+    <w:p>
+      <w:pPr>
+        <w:pStyle w:val="BodyText"/>
+      </w:pPr>
+      <w:r>
+        <w:t xml:space="preserve">La elección del prestador corresponde a la persona y no a un mecanismo aleatorio. En consecuencia, los pesos de la Parte 3 son válidos</w:t>
+      </w:r>
+      <w:r>
+        <w:t xml:space="preserve"> </w:t>
+      </w:r>
+      <w:r>
+        <w:rPr>
+          <w:b/>
+          <w:bCs/>
+        </w:rPr>
+        <w:t xml:space="preserve">condicionados al prestador elegido</w:t>
+      </w:r>
+      <w:r>
+        <w:t xml:space="preserve">: los indicadores de un módulo representan a las personas que respondieron la Parte 2 y eligieron evaluar ese tipo de prestador, no a la totalidad de usuarios de ese prestador. Esta condición se retoma como limitación del diseño.</w:t>
+      </w:r>
+    </w:p>
+    <w:bookmarkEnd w:id="71"/>
+    <w:bookmarkStart w:id="73" w:name="módulos-de-parte-3"/>
+    <w:p>
+      <w:pPr>
+        <w:pStyle w:val="Heading3"/>
+      </w:pPr>
+      <w:r>
+        <w:rPr>
+          <w:rStyle w:val="SectionNumber"/>
+        </w:rPr>
+        <w:t xml:space="preserve">4.2.5</w:t>
+      </w:r>
+      <w:r>
+        <w:tab/>
+      </w:r>
+      <w:r>
+        <w:t xml:space="preserve">Módulos de Parte 3</w:t>
+      </w:r>
+    </w:p>
+    <w:p>
+      <w:pPr>
+        <w:pStyle w:val="FirstParagraph"/>
+      </w:pPr>
+      <w:r>
+        <w:t xml:space="preserve">ENUS 2026 define ocho módulos de Parte 3, cuyo contenido proviene de la especificación del instrumento por módulo (</w:t>
+      </w:r>
+      <w:r>
+        <w:rPr>
+          <w:rStyle w:val="VerbatimChar"/>
+        </w:rPr>
+        <w:t xml:space="preserve">00_Cuestionario/ENUS_Formato_por_Modulos.xlsx</w:t>
+      </w:r>
+      <w:r>
+        <w:t xml:space="preserve">):</w:t>
+      </w:r>
+    </w:p>
+    <w:p>
+      <w:pPr>
+        <w:pStyle w:val="TableCaption"/>
+      </w:pPr>
+      <w:bookmarkStart w:id="72" w:name="tab:modulos-parte3"/>
+      <w:bookmarkEnd w:id="72"/>
+      <w:r>
+        <w:t xml:space="preserve">Table 4.2: Módulos de Parte 3 asignables por prestador, ENUS 2026.</w:t>
+      </w:r>
+    </w:p>
+    <w:tbl>
+      <w:tblPr>
+        <w:tblStyle w:val="Table"/>
+        <w:tblW w:type="pct" w:w="5000"/>
+        <w:tblLayout w:type="fixed"/>
+        <w:tblLook w:firstRow="1" w:lastRow="0" w:firstColumn="0" w:lastColumn="0" w:noHBand="0" w:noVBand="0" w:val="0020"/>
+        <w:tblCaption w:val="Table 4.2: Módulos de Parte 3 asignables por prestador, ENUS 2026."/>
+      </w:tblPr>
+      <w:tblGrid>
+        <w:gridCol w:w="2640"/>
+        <w:gridCol w:w="2640"/>
+        <w:gridCol w:w="2640"/>
+      </w:tblGrid>
+      <w:tr>
+        <w:trPr>
+          <w:tblHeader w:val="on"/>
+        </w:trPr>
+        <w:tc>
+          <w:tcPr/>
+          <w:p>
+            <w:pPr>
+              <w:pStyle w:val="Compact"/>
+            </w:pPr>
+            <w:r>
+              <w:t xml:space="preserve">Prestador</w:t>
+            </w:r>
+          </w:p>
+        </w:tc>
+        <w:tc>
+          <w:tcPr/>
+          <w:p>
+            <w:pPr>
+              <w:pStyle w:val="Compact"/>
+            </w:pPr>
+            <w:r>
+              <w:t xml:space="preserve">Módulo</w:t>
+            </w:r>
+          </w:p>
+        </w:tc>
+        <w:tc>
+          <w:tcPr/>
+          <w:p>
+            <w:pPr>
+              <w:pStyle w:val="Compact"/>
+            </w:pPr>
+            <w:r>
+              <w:t xml:space="preserve">Enfoque</w:t>
             </w:r>
           </w:p>
         </w:tc>
@@ -11175,18 +12004,18 @@
               <w:pStyle w:val="Compact"/>
             </w:pPr>
             <w:r>
-              <w:t xml:space="preserve">Módulo 3</w:t>
-            </w:r>
-          </w:p>
-        </w:tc>
-        <w:tc>
-          <w:tcPr/>
-          <w:p>
-            <w:pPr>
-              <w:pStyle w:val="Compact"/>
-            </w:pPr>
-            <w:r>
-              <w:t xml:space="preserve">Ambulatorio</w:t>
+              <w:t xml:space="preserve">Módulo 1</w:t>
+            </w:r>
+          </w:p>
+        </w:tc>
+        <w:tc>
+          <w:tcPr/>
+          <w:p>
+            <w:pPr>
+              <w:pStyle w:val="Compact"/>
+            </w:pPr>
+            <w:r>
+              <w:t xml:space="preserve">Barreras de acceso (contenido original, para población sin uso de servicios)</w:t>
             </w:r>
           </w:p>
         </w:tc>
@@ -11199,29 +12028,29 @@
               <w:pStyle w:val="Compact"/>
             </w:pPr>
             <w:r>
-              <w:t xml:space="preserve">IPS</w:t>
-            </w:r>
-          </w:p>
-        </w:tc>
-        <w:tc>
-          <w:tcPr/>
-          <w:p>
-            <w:pPr>
-              <w:pStyle w:val="Compact"/>
-            </w:pPr>
-            <w:r>
-              <w:t xml:space="preserve">Módulo 1</w:t>
-            </w:r>
-          </w:p>
-        </w:tc>
-        <w:tc>
-          <w:tcPr/>
-          <w:p>
-            <w:pPr>
-              <w:pStyle w:val="Compact"/>
-            </w:pPr>
-            <w:r>
-              <w:t xml:space="preserve">Ambulatorio</w:t>
+              <w:t xml:space="preserve">EPS</w:t>
+            </w:r>
+          </w:p>
+        </w:tc>
+        <w:tc>
+          <w:tcPr/>
+          <w:p>
+            <w:pPr>
+              <w:pStyle w:val="Compact"/>
+            </w:pPr>
+            <w:r>
+              <w:t xml:space="preserve">Módulo 2</w:t>
+            </w:r>
+          </w:p>
+        </w:tc>
+        <w:tc>
+          <w:tcPr/>
+          <w:p>
+            <w:pPr>
+              <w:pStyle w:val="Compact"/>
+            </w:pPr>
+            <w:r>
+              <w:t xml:space="preserve">Deberes y derechos</w:t>
             </w:r>
           </w:p>
         </w:tc>
@@ -11234,29 +12063,29 @@
               <w:pStyle w:val="Compact"/>
             </w:pPr>
             <w:r>
-              <w:t xml:space="preserve">IPS</w:t>
-            </w:r>
-          </w:p>
-        </w:tc>
-        <w:tc>
-          <w:tcPr/>
-          <w:p>
-            <w:pPr>
-              <w:pStyle w:val="Compact"/>
-            </w:pPr>
-            <w:r>
-              <w:t xml:space="preserve">Módulo 2</w:t>
-            </w:r>
-          </w:p>
-        </w:tc>
-        <w:tc>
-          <w:tcPr/>
-          <w:p>
-            <w:pPr>
-              <w:pStyle w:val="Compact"/>
-            </w:pPr>
-            <w:r>
-              <w:t xml:space="preserve">Urgencias</w:t>
+              <w:t xml:space="preserve">EPS</w:t>
+            </w:r>
+          </w:p>
+        </w:tc>
+        <w:tc>
+          <w:tcPr/>
+          <w:p>
+            <w:pPr>
+              <w:pStyle w:val="Compact"/>
+            </w:pPr>
+            <w:r>
+              <w:t xml:space="preserve">Módulo 3</w:t>
+            </w:r>
+          </w:p>
+        </w:tc>
+        <w:tc>
+          <w:tcPr/>
+          <w:p>
+            <w:pPr>
+              <w:pStyle w:val="Compact"/>
+            </w:pPr>
+            <w:r>
+              <w:t xml:space="preserve">Ambulatorio</w:t>
             </w:r>
           </w:p>
         </w:tc>
@@ -11280,18 +12109,18 @@
               <w:pStyle w:val="Compact"/>
             </w:pPr>
             <w:r>
-              <w:t xml:space="preserve">Módulo 3</w:t>
-            </w:r>
-          </w:p>
-        </w:tc>
-        <w:tc>
-          <w:tcPr/>
-          <w:p>
-            <w:pPr>
-              <w:pStyle w:val="Compact"/>
-            </w:pPr>
-            <w:r>
-              <w:t xml:space="preserve">Internación</w:t>
+              <w:t xml:space="preserve">Módulo 1</w:t>
+            </w:r>
+          </w:p>
+        </w:tc>
+        <w:tc>
+          <w:tcPr/>
+          <w:p>
+            <w:pPr>
+              <w:pStyle w:val="Compact"/>
+            </w:pPr>
+            <w:r>
+              <w:t xml:space="preserve">Ambulatorio</w:t>
             </w:r>
           </w:p>
         </w:tc>
@@ -11315,18 +12144,18 @@
               <w:pStyle w:val="Compact"/>
             </w:pPr>
             <w:r>
-              <w:t xml:space="preserve">Módulo 4</w:t>
-            </w:r>
-          </w:p>
-        </w:tc>
-        <w:tc>
-          <w:tcPr/>
-          <w:p>
-            <w:pPr>
-              <w:pStyle w:val="Compact"/>
-            </w:pPr>
-            <w:r>
-              <w:t xml:space="preserve">Quirúrgico</w:t>
+              <w:t xml:space="preserve">Módulo 2</w:t>
+            </w:r>
+          </w:p>
+        </w:tc>
+        <w:tc>
+          <w:tcPr/>
+          <w:p>
+            <w:pPr>
+              <w:pStyle w:val="Compact"/>
+            </w:pPr>
+            <w:r>
+              <w:t xml:space="preserve">Urgencias</w:t>
             </w:r>
           </w:p>
         </w:tc>
@@ -11339,6 +12168,76 @@
               <w:pStyle w:val="Compact"/>
             </w:pPr>
             <w:r>
+              <w:t xml:space="preserve">IPS</w:t>
+            </w:r>
+          </w:p>
+        </w:tc>
+        <w:tc>
+          <w:tcPr/>
+          <w:p>
+            <w:pPr>
+              <w:pStyle w:val="Compact"/>
+            </w:pPr>
+            <w:r>
+              <w:t xml:space="preserve">Módulo 3</w:t>
+            </w:r>
+          </w:p>
+        </w:tc>
+        <w:tc>
+          <w:tcPr/>
+          <w:p>
+            <w:pPr>
+              <w:pStyle w:val="Compact"/>
+            </w:pPr>
+            <w:r>
+              <w:t xml:space="preserve">Internación</w:t>
+            </w:r>
+          </w:p>
+        </w:tc>
+      </w:tr>
+      <w:tr>
+        <w:tc>
+          <w:tcPr/>
+          <w:p>
+            <w:pPr>
+              <w:pStyle w:val="Compact"/>
+            </w:pPr>
+            <w:r>
+              <w:t xml:space="preserve">IPS</w:t>
+            </w:r>
+          </w:p>
+        </w:tc>
+        <w:tc>
+          <w:tcPr/>
+          <w:p>
+            <w:pPr>
+              <w:pStyle w:val="Compact"/>
+            </w:pPr>
+            <w:r>
+              <w:t xml:space="preserve">Módulo 4</w:t>
+            </w:r>
+          </w:p>
+        </w:tc>
+        <w:tc>
+          <w:tcPr/>
+          <w:p>
+            <w:pPr>
+              <w:pStyle w:val="Compact"/>
+            </w:pPr>
+            <w:r>
+              <w:t xml:space="preserve">Quirúrgico</w:t>
+            </w:r>
+          </w:p>
+        </w:tc>
+      </w:tr>
+      <w:tr>
+        <w:tc>
+          <w:tcPr/>
+          <w:p>
+            <w:pPr>
+              <w:pStyle w:val="Compact"/>
+            </w:pPr>
+            <w:r>
               <w:t xml:space="preserve">Gestor farmacéutico</w:t>
             </w:r>
           </w:p>
@@ -11407,8 +12306,8 @@
         <w:t xml:space="preserve">). Mientras esta inconsistencia no se resuelva, el módulo se conserva como una de las tres opciones asignables al azar dentro de EPS.</w:t>
       </w:r>
     </w:p>
-    <w:bookmarkEnd w:id="68"/>
-    <w:bookmarkStart w:id="69" w:name="X5be21a96a7f7ae5f534bb601429b66a2e63e2dc"/>
+    <w:bookmarkEnd w:id="73"/>
+    <w:bookmarkStart w:id="74" w:name="Xb16fd53891321ef45e9dabeaf47f391c39fc271"/>
     <w:p>
       <w:pPr>
         <w:pStyle w:val="Heading3"/>
@@ -11417,13 +12316,13 @@
         <w:rPr>
           <w:rStyle w:val="SectionNumber"/>
         </w:rPr>
-        <w:t xml:space="preserve">4.2.5</w:t>
+        <w:t xml:space="preserve">4.2.6</w:t>
       </w:r>
       <w:r>
         <w:tab/>
       </w:r>
       <w:r>
-        <w:t xml:space="preserve">Diferenciación frente a los conceptos de cuota, estrato y dominio</w:t>
+        <w:t xml:space="preserve">Diferenciación frente a las metas de respuesta</w:t>
       </w:r>
     </w:p>
     <w:p>
@@ -11431,18 +12330,18 @@
         <w:pStyle w:val="FirstParagraph"/>
       </w:pPr>
       <w:r>
-        <w:t xml:space="preserve">El mecanismo de sorteo, elección y asignación descrito en esta sección es enteramente distinto de la cuota (</w:t>
+        <w:t xml:space="preserve">El mecanismo de sorteo, elección y asignación descrito en esta sección es distinto de las metas de respuesta (</w:t>
       </w:r>
       <w:r>
         <w:t xml:space="preserve">4</w:t>
       </w:r>
       <w:r>
-        <w:t xml:space="preserve">) y no debe confundirse con ella: la cuota controla la composición demográfica de la captación (sección anterior); el sorteo determina si una persona ya captada responde Parte 3; la elección de prestador y la asignación aleatoria de módulo determinan, dentro de esa persona, qué contenido específico responde. Ninguno de estos tres elementos constituye un estrato en el sentido probabilístico clásico, y ninguno amplía ni reduce el tamaño de muestra ya fijado por celda de cuota.</w:t>
-      </w:r>
-    </w:p>
-    <w:bookmarkEnd w:id="69"/>
-    <w:bookmarkEnd w:id="70"/>
-    <w:bookmarkStart w:id="93" w:name="sec-tamano-muestra"/>
+        <w:t xml:space="preserve">): las metas fijan cuántas respuestas se espera obtener en cada grupo; el sorteo determina si una persona que respondió la Parte 2 responde la Parte 3; la elección de prestador y la asignación aleatoria de módulo determinan qué contenido específico responde. Ninguno de estos elementos constituye un estrato, y ninguno modifica las metas de respuesta por celda.</w:t>
+      </w:r>
+    </w:p>
+    <w:bookmarkEnd w:id="74"/>
+    <w:bookmarkEnd w:id="75"/>
+    <w:bookmarkStart w:id="98" w:name="sec-tamano-muestra"/>
     <w:p>
       <w:pPr>
         <w:pStyle w:val="Heading2"/>
@@ -11508,7 +12407,29 @@
         <w:pStyle w:val="BodyText"/>
       </w:pPr>
       <w:r>
-        <w:t xml:space="preserve">La BDUA se utiliza como fuente de referencia para establecer los parámetros poblacionales y posteriormente distribuir las metas de participación. Su utilización en este procedimiento no implica que la operación corresponda a un muestreo probabilístico ni que las personas incluidas tengan probabilidades de selección conocidas.</w:t>
+        <w:t xml:space="preserve">La BDUA se utiliza como fuente de referencia para establecer los parámetros poblacionales y distribuir las metas de respuesta. Dado que se invita a la totalidad del marco (</w:t>
+      </w:r>
+      <w:r>
+        <w:t xml:space="preserve">4.1</w:t>
+      </w:r>
+      <w:r>
+        <w:t xml:space="preserve">), el tamaño calculado en esta sección no determina a quién se invita: fija el</w:t>
+      </w:r>
+      <w:r>
+        <w:t xml:space="preserve"> </w:t>
+      </w:r>
+      <w:r>
+        <w:rPr>
+          <w:b/>
+          <w:bCs/>
+        </w:rPr>
+        <w:t xml:space="preserve">número de respuestas</w:t>
+      </w:r>
+      <w:r>
+        <w:t xml:space="preserve"> </w:t>
+      </w:r>
+      <w:r>
+        <w:t xml:space="preserve">que se busca obtener para alcanzar la precisión nominal definida.</w:t>
       </w:r>
     </w:p>
     <w:p>
@@ -11526,13 +12447,13 @@
           <w:i/>
           <w:iCs/>
         </w:rPr>
-        <w:t xml:space="preserve">referencia para establecer una meta nominal de participación</w:t>
-      </w:r>
-      <w:r>
-        <w:t xml:space="preserve">. Sobre este resultado se incorpora un efecto de diseño y, cuando corresponde, una corrección por población finita. Finalmente, se aplica un factor operativo para determinar la meta de captación necesaria frente a pérdidas esperadas durante la operación.</w:t>
-      </w:r>
-    </w:p>
-    <w:bookmarkStart w:id="71" w:name="cálculo-de-referencia"/>
+        <w:t xml:space="preserve">referencia para establecer una meta nominal de respuesta</w:t>
+      </w:r>
+      <w:r>
+        <w:t xml:space="preserve">. Sobre este resultado se incorpora un efecto de diseño y, cuando corresponde, una corrección por población finita. Finalmente, se aplica un factor operativo para determinar la meta de respuesta frente a pérdidas esperadas durante la operación.</w:t>
+      </w:r>
+    </w:p>
+    <w:bookmarkStart w:id="76" w:name="cálculo-de-referencia"/>
     <w:p>
       <w:pPr>
         <w:pStyle w:val="Heading3"/>
@@ -12289,8 +13210,8 @@
         </m:oMath>
       </m:oMathPara>
     </w:p>
-    <w:bookmarkEnd w:id="71"/>
-    <w:bookmarkStart w:id="72" w:name="ajuste-por-efecto-de-diseño"/>
+    <w:bookmarkEnd w:id="76"/>
+    <w:bookmarkStart w:id="77" w:name="ajuste-por-efecto-de-diseño"/>
     <w:p>
       <w:pPr>
         <w:pStyle w:val="Heading3"/>
@@ -12513,8 +13434,8 @@
         <w:t xml:space="preserve">Este ajuste debe interpretarse como parte del procedimiento utilizado para establecer el tamaño objetivo y no como una estimación empírica de la varianza del diseño de la ENUS.</w:t>
       </w:r>
     </w:p>
-    <w:bookmarkEnd w:id="72"/>
-    <w:bookmarkStart w:id="73" w:name="corrección-por-población-finita"/>
+    <w:bookmarkEnd w:id="77"/>
+    <w:bookmarkStart w:id="78" w:name="corrección-por-población-finita"/>
     <w:p>
       <w:pPr>
         <w:pStyle w:val="Heading3"/>
@@ -12743,8 +13664,8 @@
         <w:t xml:space="preserve">, el tamaño se reduce de manera prácticamente nula, de aproximadamente 938 a 937.</w:t>
       </w:r>
     </w:p>
-    <w:bookmarkEnd w:id="73"/>
-    <w:bookmarkStart w:id="74" w:name="ajuste-operativo-y-meta-de-captación"/>
+    <w:bookmarkEnd w:id="78"/>
+    <w:bookmarkStart w:id="79" w:name="ajuste-operativo-y-meta-de-respuesta"/>
     <w:p>
       <w:pPr>
         <w:pStyle w:val="Heading3"/>
@@ -12759,7 +13680,7 @@
         <w:tab/>
       </w:r>
       <w:r>
-        <w:t xml:space="preserve">Ajuste operativo y meta de captación</w:t>
+        <w:t xml:space="preserve">Ajuste operativo y meta de respuesta</w:t>
       </w:r>
     </w:p>
     <w:p>
@@ -12891,7 +13812,7 @@
         <w:pStyle w:val="FirstParagraph"/>
       </w:pPr>
       <w:r>
-        <w:t xml:space="preserve">Para las seis regiones, este procedimiento conduce a una meta de captación del orden de</w:t>
+        <w:t xml:space="preserve">Para las seis regiones, este procedimiento conduce a una meta de respuesta del orden de</w:t>
       </w:r>
       <w:r>
         <w:t xml:space="preserve"> </w:t>
@@ -12922,50 +13843,103 @@
           <w:i/>
           <w:iCs/>
         </w:rPr>
-        <w:t xml:space="preserve">tamaño objetivo (meta) de cada cuota</w:t>
-      </w:r>
-      <w:r>
-        <w:t xml:space="preserve">, y no como el resultado de un cálculo de precisión bajo selección aleatoria: la fórmula se utiliza para fijar una meta de captación con una precisión nominal deseada, no para certificar que esa precisión se alcanza mediante un mecanismo probabilístico.</w:t>
-      </w:r>
-    </w:p>
-    <w:bookmarkEnd w:id="74"/>
-    <w:bookmarkStart w:id="76" w:name="parámetros-adoptados"/>
-    <w:p>
-      <w:pPr>
-        <w:pStyle w:val="Heading3"/>
-      </w:pPr>
-      <w:r>
-        <w:rPr>
-          <w:rStyle w:val="SectionNumber"/>
-        </w:rPr>
-        <w:t xml:space="preserve">4.3.5</w:t>
-      </w:r>
-      <w:r>
-        <w:tab/>
-      </w:r>
-      <w:r>
-        <w:t xml:space="preserve">Parámetros adoptados</w:t>
-      </w:r>
-    </w:p>
-    <w:p>
-      <w:pPr>
-        <w:pStyle w:val="FirstParagraph"/>
-      </w:pPr>
-      <w:r>
-        <w:t xml:space="preserve">El procedimiento descrito proporciona una</w:t>
-      </w:r>
-      <w:r>
-        <w:t xml:space="preserve"> </w:t>
-      </w:r>
+        <w:t xml:space="preserve">número de respuestas</w:t>
+      </w:r>
+      <w:r>
+        <w:t xml:space="preserve"> </w:t>
+      </w:r>
+      <w:r>
+        <w:t xml:space="preserve">que se busca obtener para alcanzar la precisión nominal. La precisión efectivamente alcanzada se estima a partir de los pesos calibrados y de las réplicas (ver capítulo de precisión e incertidumbre), y depende del número de respuestas obtenidas y de la variabilidad de los pesos después del ajuste por no respuesta.</w:t>
+      </w:r>
+    </w:p>
+    <w:p>
+      <w:pPr>
+        <w:pStyle w:val="BodyText"/>
+      </w:pPr>
       <w:r>
         <w:rPr>
           <w:b/>
           <w:bCs/>
         </w:rPr>
-        <w:t xml:space="preserve">referencia cuantitativa para establecer las metas de participación</w:t>
-      </w:r>
-      <w:r>
-        <w:t xml:space="preserve">. Dado que la ENUS 2026 utiliza un diseño no probabilístico por cuotas, los valores obtenidos no deben interpretarse como tamaños que garanticen, bajo el diseño implementado, un margen de error probabilístico determinado. En las muestras no probabilísticas no se dispone de probabilidades de inclusión conocidas que permitan derivar directamente el error de muestreo mediante la teoría clásica del muestreo probabilístico</w:t>
+        <w:t xml:space="preserve">Pendiente de definición.</w:t>
+      </w:r>
+      <w:r>
+        <w:t xml:space="preserve"> </w:t>
+      </w:r>
+      <w:r>
+        <w:t xml:space="preserve">El factor operativo</w:t>
+      </w:r>
+      <w:r>
+        <w:t xml:space="preserve"> </w:t>
+      </w:r>
+      <m:oMath>
+        <m:r>
+          <m:t>f</m:t>
+        </m:r>
+        <m:r>
+          <m:rPr>
+            <m:sty m:val="p"/>
+          </m:rPr>
+          <m:t>=</m:t>
+        </m:r>
+        <m:r>
+          <m:t>1</m:t>
+        </m:r>
+        <m:r>
+          <m:rPr>
+            <m:sty m:val="p"/>
+          </m:rPr>
+          <m:t>,</m:t>
+        </m:r>
+        <m:r>
+          <m:t>4</m:t>
+        </m:r>
+      </m:oMath>
+      <w:r>
+        <w:t xml:space="preserve"> </w:t>
+      </w:r>
+      <w:r>
+        <w:t xml:space="preserve">se definió para el esquema anterior de captación por cuotas. Bajo el diseño por invitación a todo el marco, debe revisarse su justificación: la no respuesta a la invitación ya no reduce el número de respuestas frente a la meta, pero sí lo hacen los registros que no superan la validación.</w:t>
+      </w:r>
+    </w:p>
+    <w:bookmarkEnd w:id="79"/>
+    <w:bookmarkStart w:id="81" w:name="parámetros-adoptados"/>
+    <w:p>
+      <w:pPr>
+        <w:pStyle w:val="Heading3"/>
+      </w:pPr>
+      <w:r>
+        <w:rPr>
+          <w:rStyle w:val="SectionNumber"/>
+        </w:rPr>
+        <w:t xml:space="preserve">4.3.5</w:t>
+      </w:r>
+      <w:r>
+        <w:tab/>
+      </w:r>
+      <w:r>
+        <w:t xml:space="preserve">Parámetros adoptados</w:t>
+      </w:r>
+    </w:p>
+    <w:p>
+      <w:pPr>
+        <w:pStyle w:val="FirstParagraph"/>
+      </w:pPr>
+      <w:r>
+        <w:t xml:space="preserve">El procedimiento descrito proporciona una</w:t>
+      </w:r>
+      <w:r>
+        <w:t xml:space="preserve"> </w:t>
+      </w:r>
+      <w:r>
+        <w:rPr>
+          <w:b/>
+          <w:bCs/>
+        </w:rPr>
+        <w:t xml:space="preserve">referencia cuantitativa para establecer las metas de respuesta</w:t>
+      </w:r>
+      <w:r>
+        <w:t xml:space="preserve">. Aunque el diseño de la ENUS 2026 es probabilístico en la invitación y en la asignación de la Parte 3, la respuesta a la invitación es voluntaria; por tanto, los valores obtenidos no garantizan por sí mismos el margen de error nominal. La precisión alcanzada debe estimarse con el diseño efectivamente implementado, y su interpretación debe considerar el posible sesgo de no respuesta</w:t>
       </w:r>
       <w:r>
         <w:t xml:space="preserve"> </w:t>
@@ -12992,10 +13966,10 @@
       <w:pPr>
         <w:pStyle w:val="TableCaption"/>
       </w:pPr>
-      <w:bookmarkStart w:id="75" w:name="tab:parametros-tamano-muestra"/>
-      <w:bookmarkEnd w:id="75"/>
-      <w:r>
-        <w:t xml:space="preserve">Table 4.2: Parámetros adoptados para la determinación del tamaño de muestra objetivo, ENUS 2026.</w:t>
+      <w:bookmarkStart w:id="80" w:name="tab:parametros-tamano-muestra"/>
+      <w:bookmarkEnd w:id="80"/>
+      <w:r>
+        <w:t xml:space="preserve">Table 4.3: Parámetros adoptados para la determinación del tamaño de muestra objetivo, ENUS 2026.</w:t>
       </w:r>
     </w:p>
     <w:tbl>
@@ -13003,7 +13977,7 @@
         <w:tblStyle w:val="Table"/>
         <w:tblW w:type="auto" w:w="0"/>
         <w:tblLook w:firstRow="1" w:lastRow="0" w:firstColumn="0" w:lastColumn="0" w:noHBand="0" w:noVBand="0" w:val="0020"/>
-        <w:tblCaption w:val="Table 4.2: Parámetros adoptados para la determinación del tamaño de muestra objetivo, ENUS 2026."/>
+        <w:tblCaption w:val="Table 4.3: Parámetros adoptados para la determinación del tamaño de muestra objetivo, ENUS 2026."/>
       </w:tblPr>
       <w:tblGrid>
         <w:gridCol w:w="2640"/>
@@ -13359,8 +14333,8 @@
         <w:t xml:space="preserve">La evaluación de la composición alcanzada, así como los procedimientos de ponderación y calibración utilizados posteriormente, se desarrollan en las secciones correspondientes.</w:t>
       </w:r>
     </w:p>
-    <w:bookmarkEnd w:id="76"/>
-    <w:bookmarkStart w:id="79" w:name="X642ca6836f26a656c0330fa52cd0f9675fc4b06"/>
+    <w:bookmarkEnd w:id="81"/>
+    <w:bookmarkStart w:id="84" w:name="X642ca6836f26a656c0330fa52cd0f9675fc4b06"/>
     <w:p>
       <w:pPr>
         <w:pStyle w:val="Heading3"/>
@@ -13393,13 +14367,13 @@
         <w:t xml:space="preserve"> </w:t>
       </w:r>
       <w:r>
-        <w:t xml:space="preserve">El tamaño objetivo se establece en función del departamento, y no de la región, como nivel de desagregación territorial previsto para la producción de resultados. La razón de este cambio es que Parte 1 (datos administrativos) y Parte 2 (preguntas comunes) son obligatorias para la totalidad de las personas captadas, con independencia del resultado del sorteo Bernoulli y de la asignación de módulo de Parte 3 (</w:t>
+        <w:t xml:space="preserve">El tamaño objetivo se establece en función del departamento, y no de la región, como nivel de desagregación territorial previsto para la producción de resultados. La razón de este cambio es que Parte 1 (datos administrativos) y Parte 2 (preguntas comunes) son obligatorias para la totalidad de las personas que responden, con independencia del resultado del sorteo Bernoulli y de la asignación de módulo de Parte 3 (</w:t>
       </w:r>
       <w:r>
         <w:t xml:space="preserve">4.2</w:t>
       </w:r>
       <w:r>
-        <w:t xml:space="preserve">); ampliar la meta de participación al nivel departamental aprovecha esa obligatoriedad para que los indicadores construidos con Parte 1-2 puedan, sujeto a lo indicado en</w:t>
+        <w:t xml:space="preserve">); ampliar la meta de respuesta al nivel departamental aprovecha esa obligatoriedad para que los indicadores construidos con Parte 1-2 puedan, sujeto a lo indicado en</w:t>
       </w:r>
       <w:r>
         <w:t xml:space="preserve"> </w:t>
@@ -13423,10 +14397,10 @@
       <w:pPr>
         <w:pStyle w:val="TableCaption"/>
       </w:pPr>
-      <w:bookmarkStart w:id="77" w:name="tab:regiones-departamentos"/>
-      <w:bookmarkEnd w:id="77"/>
-      <w:r>
-        <w:t xml:space="preserve">Table 4.3: Composición departamental de las seis regiones, utilizadas como agrupación de reporte, ENUS 2026.</w:t>
+      <w:bookmarkStart w:id="82" w:name="tab:regiones-departamentos"/>
+      <w:bookmarkEnd w:id="82"/>
+      <w:r>
+        <w:t xml:space="preserve">Table 4.4: Composición departamental de las seis regiones, utilizadas como agrupación de reporte, ENUS 2026.</w:t>
       </w:r>
     </w:p>
     <w:tbl>
@@ -13435,7 +14409,7 @@
         <w:tblW w:type="pct" w:w="5000"/>
         <w:tblLayout w:type="fixed"/>
         <w:tblLook w:firstRow="1" w:lastRow="0" w:firstColumn="0" w:lastColumn="0" w:noHBand="0" w:noVBand="0" w:val="0020"/>
-        <w:tblCaption w:val="Table 4.3: Composición departamental de las seis regiones, utilizadas como agrupación de reporte, ENUS 2026."/>
+        <w:tblCaption w:val="Table 4.4: Composición departamental de las seis regiones, utilizadas como agrupación de reporte, ENUS 2026."/>
       </w:tblPr>
       <w:tblGrid>
         <w:gridCol w:w="3350"/>
@@ -13618,7 +14592,7 @@
         <w:pStyle w:val="BodyText"/>
       </w:pPr>
       <w:r>
-        <w:t xml:space="preserve">El cálculo realizado para el total nacional constituye únicamente una referencia para una estimación agregada del país. Si se utilizara exclusivamente ese valor, la muestra sería suficiente para establecer una meta de participación nacional, pero no para reproducir ese mismo criterio de tamaño en cada uno de los 33 departamentos.</w:t>
+        <w:t xml:space="preserve">El cálculo realizado para el total nacional constituye únicamente una referencia para una estimación agregada del país. Si se utilizara exclusivamente ese valor, la muestra sería suficiente para establecer una meta de respuesta nacional, pero no para reproducir ese mismo criterio de tamaño en cada uno de los 33 departamentos.</w:t>
       </w:r>
     </w:p>
     <w:p>
@@ -13738,10 +14712,10 @@
       <w:pPr>
         <w:pStyle w:val="TableCaption"/>
       </w:pPr>
-      <w:bookmarkStart w:id="78" w:name="tab:departamentos-meta"/>
-      <w:bookmarkEnd w:id="78"/>
-      <w:r>
-        <w:t xml:space="preserve">Table 4.4: Meta de participación por departamento (BDUA marzo de 2026, DEFF=1,5, factor operativo=1,4), ENUS 2026. Fuente:</w:t>
+      <w:bookmarkStart w:id="83" w:name="tab:departamentos-meta"/>
+      <w:bookmarkEnd w:id="83"/>
+      <w:r>
+        <w:t xml:space="preserve">Table 4.5: Meta de respuesta por departamento (BDUA marzo de 2026, DEFF=1,5, factor operativo=1,4), ENUS 2026. Fuente:</w:t>
       </w:r>
       <w:r>
         <w:t xml:space="preserve"> </w:t>
@@ -13774,7 +14748,7 @@
         <w:tblW w:type="pct" w:w="5000"/>
         <w:tblLayout w:type="fixed"/>
         <w:tblLook w:firstRow="1" w:lastRow="0" w:firstColumn="0" w:lastColumn="0" w:noHBand="0" w:noVBand="0" w:val="0020"/>
-        <w:tblCaption w:val="Table 4.4: Meta de participación por departamento (BDUA marzo de 2026, DEFF=1,5, factor operativo=1,4), ENUS 2026. Fuente: 03_Encuesta/01_Tamaño_Muestra/Output/02_tamanos_muestra_deff_1.5.xlsx, hoja 3_Departamento."/>
+        <w:tblCaption w:val="Table 4.5: Meta de respuesta por departamento (BDUA marzo de 2026, DEFF=1,5, factor operativo=1,4), ENUS 2026. Fuente: 03_Encuesta/01_Tamaño_Muestra/Output/02_tamanos_muestra_deff_1.5.xlsx, hoja 3_Departamento."/>
       </w:tblPr>
       <w:tblGrid>
         <w:gridCol w:w="1697"/>
@@ -15516,7 +16490,7 @@
         <w:pStyle w:val="BodyText"/>
       </w:pPr>
       <w:r>
-        <w:t xml:space="preserve">En su lugar, el tamaño correspondiente a cada departamento constituye un presupuesto fijo de participación que posteriormente se distribuye entre los dos regímenes de afiliación de acuerdo con su participación poblacional en la BDUA. El régimen, por tanto, interviene en la</w:t>
+        <w:t xml:space="preserve">En su lugar, el tamaño correspondiente a cada departamento constituye una meta fija de respuesta que posteriormente se distribuye entre los dos regímenes de afiliación de acuerdo con su participación poblacional en la BDUA. El régimen, por tanto, interviene en la</w:t>
       </w:r>
       <w:r>
         <w:t xml:space="preserve"> </w:t>
@@ -15526,7 +16500,7 @@
           <w:b/>
           <w:bCs/>
         </w:rPr>
-        <w:t xml:space="preserve">composición de la cuota departamental</w:t>
+        <w:t xml:space="preserve">composición de la meta departamental</w:t>
       </w:r>
       <w:r>
         <w:t xml:space="preserve">, pero no genera un tamaño adicional que deba sumarse al tamaño departamental.</w:t>
@@ -15540,8 +16514,8 @@
         <w:t xml:space="preserve">Esta decisión permite mantener el objetivo de participación establecido para cada departamento y, simultáneamente, reproducir dentro de cada uno de ellos la estructura poblacional de los regímenes de afiliación. Las metas obtenidas para las combinaciones departamento × régimen constituyen, por tanto, componentes del tamaño departamental y no dominios independientes de tamaño.</w:t>
       </w:r>
     </w:p>
-    <w:bookmarkEnd w:id="79"/>
-    <w:bookmarkStart w:id="80" w:name="Xbbedcf0996d08a6d3657c7eb24877b60e594678"/>
+    <w:bookmarkEnd w:id="84"/>
+    <w:bookmarkStart w:id="85" w:name="distribución-de-la-meta-por-celdas"/>
     <w:p>
       <w:pPr>
         <w:pStyle w:val="Heading3"/>
@@ -15556,7 +16530,7 @@
         <w:tab/>
       </w:r>
       <w:r>
-        <w:t xml:space="preserve">Asignación del tamaño de muestra por cuotas</w:t>
+        <w:t xml:space="preserve">Distribución de la meta por celdas</w:t>
       </w:r>
     </w:p>
     <w:p>
@@ -15564,7 +16538,7 @@
         <w:pStyle w:val="FirstParagraph"/>
       </w:pPr>
       <w:r>
-        <w:t xml:space="preserve">Una vez definidos los tamaños objetivo departamentales, cada departamento se desagrega en las celdas que conforman la estructura de cuotas. Las celdas resultan del cruce de cuatro variables:</w:t>
+        <w:t xml:space="preserve">Una vez definidos los tamaños objetivo departamentales, cada departamento se desagrega en las celdas que conforman la estructura de metas de respuesta. Las celdas resultan del cruce de cuatro variables:</w:t>
       </w:r>
     </w:p>
     <w:p>
@@ -15572,7 +16546,7 @@
         <w:pStyle w:val="Compact"/>
         <w:numPr>
           <w:ilvl w:val="0"/>
-          <w:numId w:val="1009"/>
+          <w:numId w:val="1011"/>
         </w:numPr>
       </w:pPr>
       <w:r>
@@ -15584,7 +16558,7 @@
         <w:pStyle w:val="Compact"/>
         <w:numPr>
           <w:ilvl w:val="0"/>
-          <w:numId w:val="1009"/>
+          <w:numId w:val="1011"/>
         </w:numPr>
       </w:pPr>
       <w:r>
@@ -15596,7 +16570,7 @@
         <w:pStyle w:val="Compact"/>
         <w:numPr>
           <w:ilvl w:val="0"/>
-          <w:numId w:val="1009"/>
+          <w:numId w:val="1011"/>
         </w:numPr>
       </w:pPr>
       <w:r>
@@ -15608,7 +16582,7 @@
         <w:pStyle w:val="Compact"/>
         <w:numPr>
           <w:ilvl w:val="0"/>
-          <w:numId w:val="1009"/>
+          <w:numId w:val="1011"/>
         </w:numPr>
       </w:pPr>
       <w:r>
@@ -15873,7 +16847,7 @@
         <w:t xml:space="preserve">mínimo de 10 participaciones por celda</w:t>
       </w:r>
       <w:r>
-        <w:t xml:space="preserve">, con el propósito de evitar que las categorías de menor tamaño poblacional queden excluidas de la estructura de cuotas:</w:t>
+        <w:t xml:space="preserve">, con el propósito de evitar que las categorías de menor tamaño poblacional queden sin meta de respuesta:</w:t>
       </w:r>
     </w:p>
     <w:p>
@@ -16019,7 +16993,7 @@
         <w:t xml:space="preserve">método del resto mayor</w:t>
       </w:r>
       <w:r>
-        <w:t xml:space="preserve">. Para ello, se asigna inicialmente la parte entera de cada cuota y las unidades restantes se distribuyen entre las celdas con las mayores partes fraccionarias, hasta completar exactamente el tamaño departamental establecido.</w:t>
+        <w:t xml:space="preserve">. Para ello, se asigna inicialmente la parte entera de cada meta y las unidades restantes se distribuyen entre las celdas con las mayores partes fraccionarias, hasta completar exactamente el tamaño departamental establecido.</w:t>
       </w:r>
     </w:p>
     <w:p>
@@ -16027,7 +17001,7 @@
         <w:pStyle w:val="BodyText"/>
       </w:pPr>
       <w:r>
-        <w:t xml:space="preserve">El procedimiento produce una estructura nacional de 1.848 cuotas. De ellas, 40 corresponden al mínimo de 10 participaciones —concentradas en los departamentos de menor población, como Vaupés, Guainía y San Andrés—, mientras que la cuota de mayor tamaño alcanza 72 participaciones. El establecimiento de un mínimo implica una sobrerrepresentación deliberada de las celdas demográficamente menos numerosas respecto de su peso poblacional. Esta decisión responde a la necesidad operativa de conservar participación en los grupos de menor tamaño y será considerada posteriormente en la construcción y calibración de los pesos analíticos.</w:t>
+        <w:t xml:space="preserve">El procedimiento produce una estructura nacional de 1.848 metas de respuesta por celda. De ellas, 40 corresponden al mínimo de 10 participaciones —concentradas en los departamentos de menor población, como Vaupés, Guainía y San Andrés—, mientras que la meta de mayor tamaño alcanza 72 respuestas. El establecimiento de un mínimo implica una sobrerrepresentación deliberada de las celdas demográficamente menos numerosas respecto de su peso poblacional. Esta decisión responde a la necesidad operativa de conservar participación en los grupos de menor tamaño y será considerada posteriormente en la construcción y calibración de los pesos analíticos.</w:t>
       </w:r>
     </w:p>
     <w:p>
@@ -16072,8 +17046,8 @@
         <w:t xml:space="preserve">), organizado hasta ahora por región, queda pendiente de regenerar a partir de este nuevo archivo para reflejar la estructura departamental.</w:t>
       </w:r>
     </w:p>
-    <w:bookmarkEnd w:id="80"/>
-    <w:bookmarkStart w:id="82" w:name="resultado-agregado-por-región-y-régimen"/>
+    <w:bookmarkEnd w:id="85"/>
+    <w:bookmarkStart w:id="87" w:name="resultado-agregado-por-región-y-régimen"/>
     <w:p>
       <w:pPr>
         <w:pStyle w:val="Heading3"/>
@@ -16103,10 +17077,10 @@
       <w:pPr>
         <w:pStyle w:val="TableCaption"/>
       </w:pPr>
-      <w:bookmarkStart w:id="81" w:name="tab:cuota-region-regimen"/>
-      <w:bookmarkEnd w:id="81"/>
-      <w:r>
-        <w:t xml:space="preserve">Table 4.5: Distribución de la meta de cuota por región (agregación de departamentos) y régimen de afiliación, ENUS 2026.</w:t>
+      <w:bookmarkStart w:id="86" w:name="tab:cuota-region-regimen"/>
+      <w:bookmarkEnd w:id="86"/>
+      <w:r>
+        <w:t xml:space="preserve">Table 4.6: Distribución de la meta de respuesta por región (agregación de departamentos) y régimen de afiliación, ENUS 2026.</w:t>
       </w:r>
     </w:p>
     <w:tbl>
@@ -16114,7 +17088,7 @@
         <w:tblStyle w:val="Table"/>
         <w:tblW w:type="auto" w:w="0"/>
         <w:tblLook w:firstRow="1" w:lastRow="0" w:firstColumn="0" w:lastColumn="0" w:noHBand="0" w:noVBand="0" w:val="0020"/>
-        <w:tblCaption w:val="Table 4.5: Distribución de la meta de cuota por región (agregación de departamentos) y régimen de afiliación, ENUS 2026."/>
+        <w:tblCaption w:val="Table 4.6: Distribución de la meta de respuesta por región (agregación de departamentos) y régimen de afiliación, ENUS 2026."/>
       </w:tblPr>
       <w:tblGrid>
         <w:gridCol w:w="1980"/>
@@ -16545,7 +17519,7 @@
         <w:t xml:space="preserve"> </w:t>
       </w:r>
       <w:r>
-        <w:t xml:space="preserve">4.4</w:t>
+        <w:t xml:space="preserve">4.5</w:t>
       </w:r>
       <w:r>
         <w:t xml:space="preserve"> </w:t>
@@ -16560,8 +17534,8 @@
         <w:t xml:space="preserve">).</w:t>
       </w:r>
     </w:p>
-    <w:bookmarkEnd w:id="82"/>
-    <w:bookmarkStart w:id="86" w:name="composición-agregada-de-las-cuotas"/>
+    <w:bookmarkEnd w:id="87"/>
+    <w:bookmarkStart w:id="91" w:name="composición-agregada-de-las-metas"/>
     <w:p>
       <w:pPr>
         <w:pStyle w:val="Heading3"/>
@@ -16576,7 +17550,7 @@
         <w:tab/>
       </w:r>
       <w:r>
-        <w:t xml:space="preserve">Composición agregada de las cuotas</w:t>
+        <w:t xml:space="preserve">Composición agregada de las metas</w:t>
       </w:r>
     </w:p>
     <w:p>
@@ -16584,17 +17558,17 @@
         <w:pStyle w:val="FirstParagraph"/>
       </w:pPr>
       <w:r>
-        <w:t xml:space="preserve">La agregación de las cuotas a nivel nacional produce la siguiente composición según sexo:</w:t>
+        <w:t xml:space="preserve">La agregación de las metas a nivel nacional produce la siguiente composición según sexo:</w:t>
       </w:r>
     </w:p>
     <w:p>
       <w:pPr>
         <w:pStyle w:val="TableCaption"/>
       </w:pPr>
-      <w:bookmarkStart w:id="83" w:name="tab:cuota-sexo"/>
-      <w:bookmarkEnd w:id="83"/>
-      <w:r>
-        <w:t xml:space="preserve">Table 4.6: Composición agregada de la cuota nacional por sexo, ENUS 2026.</w:t>
+      <w:bookmarkStart w:id="88" w:name="tab:cuota-sexo"/>
+      <w:bookmarkEnd w:id="88"/>
+      <w:r>
+        <w:t xml:space="preserve">Table 4.7: Composición agregada de la meta nacional por sexo, ENUS 2026.</w:t>
       </w:r>
     </w:p>
     <w:tbl>
@@ -16602,7 +17576,7 @@
         <w:tblStyle w:val="Table"/>
         <w:tblW w:type="auto" w:w="0"/>
         <w:tblLook w:firstRow="1" w:lastRow="0" w:firstColumn="0" w:lastColumn="0" w:noHBand="0" w:noVBand="0" w:val="0020"/>
-        <w:tblCaption w:val="Table 4.6: Composición agregada de la cuota nacional por sexo, ENUS 2026."/>
+        <w:tblCaption w:val="Table 4.7: Composición agregada de la meta nacional por sexo, ENUS 2026."/>
       </w:tblPr>
       <w:tblGrid>
         <w:gridCol w:w="2640"/>
@@ -16738,10 +17712,10 @@
       <w:pPr>
         <w:pStyle w:val="TableCaption"/>
       </w:pPr>
-      <w:bookmarkStart w:id="84" w:name="tab:cuota-edad"/>
-      <w:bookmarkEnd w:id="84"/>
-      <w:r>
-        <w:t xml:space="preserve">Table 4.7: Composición agregada de la cuota nacional por grupo de edad, ENUS 2026.</w:t>
+      <w:bookmarkStart w:id="89" w:name="tab:cuota-edad"/>
+      <w:bookmarkEnd w:id="89"/>
+      <w:r>
+        <w:t xml:space="preserve">Table 4.8: Composición agregada de la meta nacional por grupo de edad, ENUS 2026.</w:t>
       </w:r>
     </w:p>
     <w:tbl>
@@ -16749,7 +17723,7 @@
         <w:tblStyle w:val="Table"/>
         <w:tblW w:type="auto" w:w="0"/>
         <w:tblLook w:firstRow="1" w:lastRow="0" w:firstColumn="0" w:lastColumn="0" w:noHBand="0" w:noVBand="0" w:val="0020"/>
-        <w:tblCaption w:val="Table 4.7: Composición agregada de la cuota nacional por grupo de edad, ENUS 2026."/>
+        <w:tblCaption w:val="Table 4.8: Composición agregada de la meta nacional por grupo de edad, ENUS 2026."/>
       </w:tblPr>
       <w:tblGrid>
         <w:gridCol w:w="2640"/>
@@ -17070,10 +18044,10 @@
       <w:pPr>
         <w:pStyle w:val="TableCaption"/>
       </w:pPr>
-      <w:bookmarkStart w:id="85" w:name="tab:cuota-zona"/>
-      <w:bookmarkEnd w:id="85"/>
-      <w:r>
-        <w:t xml:space="preserve">Table 4.8: Composición agregada de la cuota nacional por zona, ENUS 2026.</w:t>
+      <w:bookmarkStart w:id="90" w:name="tab:cuota-zona"/>
+      <w:bookmarkEnd w:id="90"/>
+      <w:r>
+        <w:t xml:space="preserve">Table 4.9: Composición agregada de la meta nacional por zona, ENUS 2026.</w:t>
       </w:r>
     </w:p>
     <w:tbl>
@@ -17081,7 +18055,7 @@
         <w:tblStyle w:val="Table"/>
         <w:tblW w:type="auto" w:w="0"/>
         <w:tblLook w:firstRow="1" w:lastRow="0" w:firstColumn="0" w:lastColumn="0" w:noHBand="0" w:noVBand="0" w:val="0020"/>
-        <w:tblCaption w:val="Table 4.8: Composición agregada de la cuota nacional por zona, ENUS 2026."/>
+        <w:tblCaption w:val="Table 4.9: Composición agregada de la meta nacional por zona, ENUS 2026."/>
       </w:tblPr>
       <w:tblGrid>
         <w:gridCol w:w="2640"/>
@@ -17210,7 +18184,7 @@
         <w:pStyle w:val="BodyText"/>
       </w:pPr>
       <w:r>
-        <w:t xml:space="preserve">La matriz completa de cuotas, correspondiente a las 1.848 combinaciones de departamento, régimen, sexo, grupo de edad y zona, se generó en</w:t>
+        <w:t xml:space="preserve">La matriz completa de metas, correspondiente a las 1.848 combinaciones de departamento, régimen, sexo, grupo de edad y zona, se generó en</w:t>
       </w:r>
       <w:r>
         <w:t xml:space="preserve"> </w:t>
@@ -17254,8 +18228,8 @@
         <w:t xml:space="preserve">a partir de este archivo, con una hoja por departamento.</w:t>
       </w:r>
     </w:p>
-    <w:bookmarkEnd w:id="86"/>
-    <w:bookmarkStart w:id="87" w:name="sec-alcance-departamental"/>
+    <w:bookmarkEnd w:id="91"/>
+    <w:bookmarkStart w:id="92" w:name="sec-alcance-departamental"/>
     <w:p>
       <w:pPr>
         <w:pStyle w:val="Heading3"/>
@@ -17291,7 +18265,7 @@
         <w:t xml:space="preserve">La ampliación del tamaño objetivo a 43.176 participaciones (</w:t>
       </w:r>
       <w:r>
-        <w:t xml:space="preserve">4.4</w:t>
+        <w:t xml:space="preserve">4.5</w:t>
       </w:r>
       <w:r>
         <w:t xml:space="preserve">) abre la posibilidad de producir resultados representativos por departamento, pero esa posibilidad está</w:t>
@@ -17307,19 +18281,13 @@
         <w:t xml:space="preserve">condicionada a que la meta de cada departamento se cumpla efectivamente al cierre del periodo de recolección</w:t>
       </w:r>
       <w:r>
-        <w:t xml:space="preserve">. La ENUS 2026 es un diseño de captación no probabilístico por cuotas (</w:t>
-      </w:r>
-      <w:r>
-        <w:t xml:space="preserve">4</w:t>
-      </w:r>
-      <w:r>
-        <w:t xml:space="preserve">): no existe, con la evidencia disponible, un mecanismo que garantice ni verifique en tiempo real el cierre de cada celda de cuota (</w:t>
-      </w:r>
-      <w:r>
-        <w:t xml:space="preserve">5</w:t>
-      </w:r>
-      <w:r>
-        <w:t xml:space="preserve">), por lo que alcanzar la meta departamental es un resultado operativo de la captación, no una propiedad garantizada por el diseño.</w:t>
+        <w:t xml:space="preserve">. La respuesta a la invitación es voluntaria (</w:t>
+      </w:r>
+      <w:r>
+        <w:t xml:space="preserve">4.1</w:t>
+      </w:r>
+      <w:r>
+        <w:t xml:space="preserve">), por lo que alcanzar la meta departamental es un resultado de la operación, no una propiedad garantizada por el diseño.</w:t>
       </w:r>
     </w:p>
     <w:p>
@@ -17335,7 +18303,7 @@
         <w:pStyle w:val="Compact"/>
         <w:numPr>
           <w:ilvl w:val="0"/>
-          <w:numId w:val="1010"/>
+          <w:numId w:val="1012"/>
         </w:numPr>
       </w:pPr>
       <w:r>
@@ -17345,7 +18313,7 @@
         <w:t xml:space="preserve"> </w:t>
       </w:r>
       <w:r>
-        <w:t xml:space="preserve">4.4</w:t>
+        <w:t xml:space="preserve">4.5</w:t>
       </w:r>
       <w:r>
         <w:t xml:space="preserve">) puede, en principio, habilitarse para la producción de resultados representativos a ese nivel para los indicadores construidos con Parte 1 y Parte 2, que responde la totalidad de las personas captadas.</w:t>
@@ -17356,7 +18324,7 @@
         <w:pStyle w:val="Compact"/>
         <w:numPr>
           <w:ilvl w:val="0"/>
-          <w:numId w:val="1010"/>
+          <w:numId w:val="1012"/>
         </w:numPr>
       </w:pPr>
       <w:r>
@@ -17553,8 +18521,8 @@
         <w:t xml:space="preserve">, una fracción pequeña del total departamental. Este documento no define un tamaño objetivo por combinación departamento × módulo, y no debe interpretarse que la ampliación aquí adoptada garantiza esa desagregación.</w:t>
       </w:r>
     </w:p>
-    <w:bookmarkEnd w:id="87"/>
-    <w:bookmarkStart w:id="88" w:name="Xc6b0cd0e6b394ed4a5192060a928220a7184e07"/>
+    <w:bookmarkEnd w:id="92"/>
+    <w:bookmarkStart w:id="93" w:name="conformación-periódica-del-marco"/>
     <w:p>
       <w:pPr>
         <w:pStyle w:val="Heading3"/>
@@ -17569,7 +18537,7 @@
         <w:tab/>
       </w:r>
       <w:r>
-        <w:t xml:space="preserve">Actualización periódica de la base de usuarios habilitados</w:t>
+        <w:t xml:space="preserve">Conformación periódica del marco</w:t>
       </w:r>
     </w:p>
     <w:p>
@@ -17577,43 +18545,188 @@
         <w:pStyle w:val="FirstParagraph"/>
       </w:pPr>
       <w:r>
-        <w:t xml:space="preserve">La base de usuarios habilitados para acceder a</w:t>
-      </w:r>
-      <w:r>
-        <w:t xml:space="preserve"> </w:t>
-      </w:r>
+        <w:t xml:space="preserve">El marco de invitación se conforma periódicamente durante el año con las personas que registran una atención en salud en el periodo correspondiente (</w:t>
+      </w:r>
+      <w:r>
+        <w:t xml:space="preserve">4.1</w:t>
+      </w:r>
+      <w:r>
+        <w:t xml:space="preserve">). Esta conformación periódica reemplaza la actualización cada cuatro meses de la base de usuarios habilitados prevista en el esquema anterior.</w:t>
+      </w:r>
+    </w:p>
+    <w:p>
+      <w:pPr>
+        <w:pStyle w:val="BodyText"/>
+      </w:pPr>
+      <w:r>
+        <w:t xml:space="preserve">La conformación del marco debe distinguirse de la BDUA con corte a marzo de 2026 utilizada como referencia poblacional para distribuir las metas de respuesta (</w:t>
+      </w:r>
+      <w:r>
+        <w:t xml:space="preserve">4.3</w:t>
+      </w:r>
+      <w:r>
+        <w:t xml:space="preserve">) y, más adelante, para los totales de calibración: aquella es un corte fijo, adoptado como parámetro del diseño para todo el año de referencia, mientras que el marco de invitación se renueva en cada periodo.</w:t>
+      </w:r>
+    </w:p>
+    <w:p>
+      <w:pPr>
+        <w:pStyle w:val="BodyText"/>
+      </w:pPr>
+      <w:r>
+        <w:t xml:space="preserve">La frecuencia de conformación del marco determina el tiempo transcurrido entre la atención y la invitación. Una frecuencia baja aumenta el potencial sesgo de recuerdo y se aleja de lo dispuesto en el artículo 9 de la Resolución 1642 de 2026, según el cual la ENUS «captura la experiencia del afiliado tras cada atención en salud»</w:t>
+      </w:r>
+      <w:r>
+        <w:t xml:space="preserve"> </w:t>
+      </w:r>
+      <w:r>
+        <w:t xml:space="preserve">(</w:t>
+      </w:r>
+      <w:hyperlink w:anchor="ref-Resolucion1642_2026">
+        <w:r>
+          <w:rPr>
+            <w:rStyle w:val="Hyperlink"/>
+          </w:rPr>
+          <w:t xml:space="preserve">Ministerio de Salud y Protección Social 2026</w:t>
+        </w:r>
+      </w:hyperlink>
+      <w:r>
+        <w:t xml:space="preserve">)</w:t>
+      </w:r>
+      <w:r>
+        <w:t xml:space="preserve">. La frecuencia se registra como pendiente de definición en</w:t>
+      </w:r>
+      <w:r>
+        <w:t xml:space="preserve"> </w:t>
+      </w:r>
+      <w:r>
+        <w:t xml:space="preserve">4.1</w:t>
+      </w:r>
+      <w:r>
+        <w:t xml:space="preserve">.</w:t>
+      </w:r>
+    </w:p>
+    <w:bookmarkEnd w:id="93"/>
+    <w:bookmarkStart w:id="94" w:name="X6ecd3986a37cf548a3018cb8b3f128a759a7e56"/>
+    <w:p>
+      <w:pPr>
+        <w:pStyle w:val="Heading3"/>
+      </w:pPr>
+      <w:r>
+        <w:rPr>
+          <w:rStyle w:val="SectionNumber"/>
+        </w:rPr>
+        <w:t xml:space="preserve">4.3.12</w:t>
+      </w:r>
+      <w:r>
+        <w:tab/>
+      </w:r>
+      <w:r>
+        <w:t xml:space="preserve">Papel de las EPS, IPS y gestores en la invitación</w:t>
+      </w:r>
+    </w:p>
+    <w:p>
+      <w:pPr>
+        <w:pStyle w:val="FirstParagraph"/>
+      </w:pPr>
+      <w:r>
+        <w:t xml:space="preserve">La Resolución 1642 de 2026 obliga a las EPS, IPS y gestores farmacéuticos a promover activamente el uso del aplicativo móvil oficial entre sus afiliados y usuarios en los puntos de atención, mediante estrategias que incluyan carteles informativos, mensajes de texto y notificaciones push (art. 12, num. 1), y a las EPS a informar y orientar a sus afiliados sobre la descarga, el acceso y el uso del aplicativo (art. 10, par. 1)</w:t>
+      </w:r>
+      <w:r>
+        <w:t xml:space="preserve"> </w:t>
+      </w:r>
+      <w:r>
+        <w:t xml:space="preserve">(</w:t>
+      </w:r>
+      <w:hyperlink w:anchor="ref-Resolucion1642_2026">
+        <w:r>
+          <w:rPr>
+            <w:rStyle w:val="Hyperlink"/>
+          </w:rPr>
+          <w:t xml:space="preserve">Ministerio de Salud y Protección Social 2026</w:t>
+        </w:r>
+      </w:hyperlink>
+      <w:r>
+        <w:t xml:space="preserve">)</w:t>
+      </w:r>
+      <w:r>
+        <w:t xml:space="preserve">. Estas acciones complementan la invitación que realiza el Ministerio a todas las personas del marco.</w:t>
+      </w:r>
+    </w:p>
+    <w:p>
+      <w:pPr>
+        <w:pStyle w:val="BodyText"/>
+      </w:pPr>
+      <w:r>
+        <w:t xml:space="preserve">La necesidad de este apoyo responde a una condición operativa relevante:</w:t>
+      </w:r>
+      <w:r>
+        <w:t xml:space="preserve"> </w:t>
+      </w:r>
+      <w:r>
+        <w:rPr>
+          <w:b/>
+          <w:bCs/>
+        </w:rPr>
+        <w:t xml:space="preserve">no todas las personas de la población objetivo disponen de teléfono inteligente, conexión a Internet u otros medios digitales</w:t>
+      </w:r>
+      <w:r>
+        <w:t xml:space="preserve">. Las entidades deben facilitar el acceso asistido, de manera que el usuario conserve la autonomía para decidir si participa y que las respuestas sean registradas directamente por él o con su consentimiento y acompañamiento.</w:t>
+      </w:r>
+    </w:p>
+    <w:p>
+      <w:pPr>
+        <w:pStyle w:val="BodyText"/>
+      </w:pPr>
+      <w:r>
+        <w:t xml:space="preserve">Las entidades no constituyen unidades de selección ni tienen metas de respuesta propias. El número de respuestas de los usuarios de cada EPS, IPS o gestor depende de la respuesta efectiva a la invitación y no es una dimensión controlada por el diseño.</w:t>
+      </w:r>
+    </w:p>
+    <w:bookmarkEnd w:id="94"/>
+    <w:bookmarkStart w:id="96" w:name="X2f02a6dacbbbc387b1f772a4c81ad3c3f0aa13a"/>
+    <w:p>
+      <w:pPr>
+        <w:pStyle w:val="Heading3"/>
+      </w:pPr>
+      <w:r>
+        <w:rPr>
+          <w:rStyle w:val="SectionNumber"/>
+        </w:rPr>
+        <w:t xml:space="preserve">4.3.13</w:t>
+      </w:r>
+      <w:r>
+        <w:tab/>
+      </w:r>
+      <w:r>
+        <w:t xml:space="preserve">Diferenciación conceptual para el análisis</w:t>
+      </w:r>
+    </w:p>
+    <w:p>
+      <w:pPr>
+        <w:pStyle w:val="FirstParagraph"/>
+      </w:pPr>
+      <w:r>
+        <w:t xml:space="preserve">Para la interpretación de los resultados es necesario distinguir entre los conceptos utilizados para organizar la operación y aquellos utilizados para producir y analizar los resultados. Aunque una misma variable puede intervenir en más de una de estas funciones, su propósito estadístico es diferente.</w:t>
+      </w:r>
+    </w:p>
+    <w:p>
+      <w:pPr>
+        <w:numPr>
+          <w:ilvl w:val="0"/>
+          <w:numId w:val="1013"/>
+        </w:numPr>
+      </w:pPr>
       <w:r>
         <w:rPr>
           <w:i/>
           <w:iCs/>
         </w:rPr>
-        <w:t xml:space="preserve">ClicSalud</w:t>
-      </w:r>
-      <w:r>
-        <w:t xml:space="preserve"> </w:t>
-      </w:r>
-      <w:r>
-        <w:t xml:space="preserve">se actualiza cada cuatro meses durante el año, con el propósito de incorporar a la base a los nuevos usuarios habilitados para diligenciar el cuestionario —en particular, personas recién afiliadas al SGSSS o que utilizaron un servicio de salud con posterioridad a la actualización anterior— (</w:t>
-      </w:r>
-      <w:r>
-        <w:t xml:space="preserve">3.2</w:t>
-      </w:r>
-      <w:r>
-        <w:t xml:space="preserve">).</w:t>
-      </w:r>
-    </w:p>
-    <w:p>
-      <w:pPr>
-        <w:pStyle w:val="BodyText"/>
-      </w:pPr>
-      <w:r>
-        <w:t xml:space="preserve">Esta actualización periódica debe distinguirse de la BDUA con corte a marzo de 2026 utilizada como referencia poblacional para la distribución de las cuotas (</w:t>
-      </w:r>
-      <w:r>
-        <w:t xml:space="preserve">4.3</w:t>
-      </w:r>
-      <w:r>
-        <w:t xml:space="preserve">) y, más adelante, para los totales de calibración (ver capítulo de ponderación y calibración): aquella es un corte fijo, adoptado como parámetro del diseño para todo el año de referencia, mientras que la actualización de la base de usuarios habilitados es un procedimiento operativo recurrente cuyo único propósito es mantener vigente el acceso a</w:t>
+        <w:t xml:space="preserve">Meta de respuesta.</w:t>
+      </w:r>
+      <w:r>
+        <w:t xml:space="preserve"> </w:t>
+      </w:r>
+      <w:r>
+        <w:t xml:space="preserve">Número de respuestas que se espera obtener en una celda definida por departamento, régimen, sexo, grupo de edad y zona. Sirve para monitorear la operación y reforzar la invitación donde la respuesta sea insuficiente; no restringe la participación. Responde a la pregunta:</w:t>
       </w:r>
       <w:r>
         <w:t xml:space="preserve"> </w:t>
@@ -17623,130 +18736,14 @@
           <w:i/>
           <w:iCs/>
         </w:rPr>
-        <w:t xml:space="preserve">ClicSalud</w:t>
-      </w:r>
-      <w:r>
-        <w:t xml:space="preserve">, sin que ello modifique la estructura de cuotas ya establecida.</w:t>
-      </w:r>
-    </w:p>
-    <w:p>
-      <w:pPr>
-        <w:pStyle w:val="BodyText"/>
-      </w:pPr>
-      <w:r>
-        <w:t xml:space="preserve">Una consecuencia de esta cadencia es que la habilitación efectiva de un usuario recién elegible no es inmediata: un usuario que se afilia al SGSSS o utiliza un servicio de salud inmediatamente después de una actualización debe esperar hasta el siguiente ciclo, de hasta cuatro meses, para quedar habilitado en la base. Esta condición se retoma en el capítulo de limitaciones del muestreo por cuotas (</w:t>
-      </w:r>
-      <w:r>
-        <w:t xml:space="preserve">??</w:t>
-      </w:r>
-      <w:r>
-        <w:t xml:space="preserve">).</w:t>
-      </w:r>
-    </w:p>
-    <w:bookmarkEnd w:id="88"/>
-    <w:bookmarkStart w:id="89" w:name="X320bda01316bb7325d3cd38a11b3d062b89c4c9"/>
-    <w:p>
-      <w:pPr>
-        <w:pStyle w:val="Heading3"/>
-      </w:pPr>
-      <w:r>
-        <w:rPr>
-          <w:rStyle w:val="SectionNumber"/>
-        </w:rPr>
-        <w:t xml:space="preserve">4.3.12</w:t>
-      </w:r>
-      <w:r>
-        <w:tab/>
-      </w:r>
-      <w:r>
-        <w:t xml:space="preserve">Papel de las EPS, IPS y gestores en la captación</w:t>
-      </w:r>
-    </w:p>
-    <w:p>
-      <w:pPr>
-        <w:pStyle w:val="FirstParagraph"/>
-      </w:pPr>
-      <w:r>
-        <w:t xml:space="preserve">La participación de las EPS, IPS y gestores farmacéuticos constituye un componente relevante de la estrategia de captación de la ENUS 2026. Aunque estas entidades no reciben una cuota de participación asignada de manera independiente, su participación en la operación puede facilitar el acceso de los usuarios al cuestionario y contribuir al cumplimiento de las metas definidas para las cuotas demográficas.</w:t>
-      </w:r>
-    </w:p>
-    <w:p>
-      <w:pPr>
-        <w:pStyle w:val="BodyText"/>
-      </w:pPr>
-      <w:r>
-        <w:t xml:space="preserve">La necesidad de este apoyo responde a una condición operativa relevante:</w:t>
-      </w:r>
-      <w:r>
-        <w:t xml:space="preserve"> </w:t>
-      </w:r>
-      <w:r>
-        <w:rPr>
-          <w:b/>
-          <w:bCs/>
-        </w:rPr>
-        <w:t xml:space="preserve">no todas las personas de la población objetivo disponen de teléfono inteligente, conexión a Internet, computador u otros medios digitales que les permitan diligenciar directamente el cuestionario</w:t>
-      </w:r>
-      <w:r>
-        <w:t xml:space="preserve">. Por esta razón, la operación debe contemplar mecanismos que permitan que los usuarios puedan acceder al instrumento y completar su diligenciamiento con el apoyo de las instituciones que participan en la atención en salud.</w:t>
-      </w:r>
-    </w:p>
-    <w:p>
-      <w:pPr>
-        <w:pStyle w:val="BodyText"/>
-      </w:pPr>
-      <w:r>
-        <w:t xml:space="preserve">En este contexto, las EPS, IPS y gestores pueden desempeñar un papel de facilitación, orientando a los usuarios elegibles hacia el mecanismo de participación y, cuando sea necesario, proporcionando apoyo para el diligenciamiento del cuestionario. Este apoyo no implica que las entidades constituyan unidades de selección ni que se establezcan cuotas institucionales; su función corresponde al componente operativo de acceso y captación.</w:t>
-      </w:r>
-    </w:p>
-    <w:p>
-      <w:pPr>
-        <w:pStyle w:val="BodyText"/>
-      </w:pPr>
-      <w:r>
-        <w:t xml:space="preserve">La participación institucional debe desarrollarse de manera que el usuario conserve la autonomía para decidir si participa en la encuesta y que las respuestas sean registradas directamente por el usuario o con su consentimiento y acompañamiento, según el mecanismo operativo definido para la recolección.</w:t>
-      </w:r>
-    </w:p>
-    <w:p>
-      <w:pPr>
-        <w:pStyle w:val="BodyText"/>
-      </w:pPr>
-      <w:r>
-        <w:t xml:space="preserve">En consecuencia, la cantidad de participantes provenientes de cada EPS, IPS o gestor no constituye una meta de cuota predeterminada. Su distribución dependerá de la participación efectiva de los usuarios y de los mecanismos de acceso y apoyo disponibles durante la operación. La estructura institucional observada en la muestra será, por tanto, un resultado de la captación y no una dimensión controlada mediante cuotas.</w:t>
-      </w:r>
-    </w:p>
-    <w:bookmarkEnd w:id="89"/>
-    <w:bookmarkStart w:id="91" w:name="X2f02a6dacbbbc387b1f772a4c81ad3c3f0aa13a"/>
-    <w:p>
-      <w:pPr>
-        <w:pStyle w:val="Heading3"/>
-      </w:pPr>
-      <w:r>
-        <w:rPr>
-          <w:rStyle w:val="SectionNumber"/>
-        </w:rPr>
-        <w:t xml:space="preserve">4.3.13</w:t>
-      </w:r>
-      <w:r>
-        <w:tab/>
-      </w:r>
-      <w:r>
-        <w:t xml:space="preserve">Diferenciación conceptual para el análisis</w:t>
-      </w:r>
-    </w:p>
-    <w:p>
-      <w:pPr>
-        <w:pStyle w:val="FirstParagraph"/>
-      </w:pPr>
-      <w:r>
-        <w:t xml:space="preserve">Para la interpretación de los resultados es necesario distinguir entre los conceptos utilizados para organizar la captación y aquellos utilizados posteriormente para producir y analizar los resultados. Aunque una misma variable puede intervenir en más de una de estas funciones, su propósito estadístico es diferente.</w:t>
+        <w:t xml:space="preserve">¿cuántas respuestas se espera obtener en cada grupo?</w:t>
       </w:r>
     </w:p>
     <w:p>
       <w:pPr>
         <w:numPr>
           <w:ilvl w:val="0"/>
-          <w:numId w:val="1011"/>
+          <w:numId w:val="1013"/>
         </w:numPr>
       </w:pPr>
       <w:r>
@@ -17754,66 +18751,13 @@
           <w:i/>
           <w:iCs/>
         </w:rPr>
-        <w:t xml:space="preserve">Cuota.</w:t>
-      </w:r>
-      <w:r>
-        <w:t xml:space="preserve"> </w:t>
-      </w:r>
-      <w:r>
-        <w:t xml:space="preserve">Corresponde a una meta de composición establecida previamente para orientar la captación. En la ENUS 2026, las cuotas se definen mediante el cruce de departamento, régimen, sexo, grupo de edad y zona. Su función es controlar la composición de la muestra durante la operación.</w:t>
-      </w:r>
-    </w:p>
-    <w:p>
-      <w:pPr>
-        <w:numPr>
-          <w:ilvl w:val="0"/>
-          <w:numId w:val="1000"/>
-        </w:numPr>
-      </w:pPr>
-      <w:r>
-        <w:t xml:space="preserve">Por ejemplo, una cuota podría corresponder a Atlántico – régimen subsidiado – femenino – 30 a 39 años – urbano, con una meta determinada de participaciones. Si durante la captación ya se alcanzó la meta de esta celda, nuevas personas con esas mismas características no incrementan esa cuota y la operación debe orientar la captación hacia otras celdas que aún tengan participación disponible.</w:t>
-      </w:r>
-    </w:p>
-    <w:p>
-      <w:pPr>
-        <w:numPr>
-          <w:ilvl w:val="0"/>
-          <w:numId w:val="1000"/>
-        </w:numPr>
-      </w:pPr>
-      <w:r>
-        <w:t xml:space="preserve">La cuota, por tanto, responde a la pregunta:</w:t>
-      </w:r>
-      <w:r>
-        <w:t xml:space="preserve"> </w:t>
-      </w:r>
-      <w:r>
-        <w:rPr>
-          <w:i/>
-          <w:iCs/>
-        </w:rPr>
-        <w:t xml:space="preserve">¿cuántas personas se espera captar con determinadas características?</w:t>
-      </w:r>
-    </w:p>
-    <w:p>
-      <w:pPr>
-        <w:numPr>
-          <w:ilvl w:val="0"/>
-          <w:numId w:val="1011"/>
-        </w:numPr>
-      </w:pPr>
-      <w:r>
-        <w:rPr>
-          <w:i/>
-          <w:iCs/>
-        </w:rPr>
         <w:t xml:space="preserve">Estrato.</w:t>
       </w:r>
       <w:r>
         <w:t xml:space="preserve"> </w:t>
       </w:r>
       <w:r>
-        <w:t xml:space="preserve">En el muestreo probabilístico, un estrato corresponde a una partición de la población dentro de la cual se realiza la selección de unidades mediante un mecanismo de muestreo definido. Las celdas utilizadas para las cuotas de la ENUS 2026 no deben interpretarse automáticamente como estratos probabilísticos, dado que la captación dentro de ellas no se realiza mediante selección aleatoria con probabilidades de inclusión conocidas</w:t>
+        <w:t xml:space="preserve">Partición de la población dentro de la cual se realiza una selección probabilística independiente</w:t>
       </w:r>
       <w:r>
         <w:t xml:space="preserve"> </w:t>
@@ -17847,216 +18791,79 @@
         <w:t xml:space="preserve">)</w:t>
       </w:r>
       <w:r>
-        <w:t xml:space="preserve">.</w:t>
+        <w:t xml:space="preserve">. En la ENUS 2026 no hay selección dentro de celdas, porque se invita a todo el marco; las celdas de meta de respuesta no son estratos.</w:t>
       </w:r>
     </w:p>
     <w:p>
       <w:pPr>
         <w:numPr>
           <w:ilvl w:val="0"/>
-          <w:numId w:val="1000"/>
+          <w:numId w:val="1013"/>
         </w:numPr>
       </w:pPr>
       <w:r>
-        <w:t xml:space="preserve">Por ejemplo, la celda Atlántico – subsidiado – femenino – 30 a 39 años – urbano puede ser una cuota de captación, pero no constituye por sí misma un estrato probabilístico. Para que existiera un estrato en el sentido clásico, debería existir una población definida dentro de ese grupo y un mecanismo de selección probabilística de las unidades que lo conforman.</w:t>
+        <w:rPr>
+          <w:i/>
+          <w:iCs/>
+        </w:rPr>
+        <w:t xml:space="preserve">Dominio de análisis.</w:t>
+      </w:r>
+      <w:r>
+        <w:t xml:space="preserve"> </w:t>
+      </w:r>
+      <w:r>
+        <w:t xml:space="preserve">Grupo para el cual se desea producir un resultado, como un departamento, una región, el régimen subsidiado o una EPS. La región tiene un tamaño esperado porque agrega metas departamentales; dominios como EPS, IPS o tipo de servicio no tienen meta propia y su tamaño depende de la respuesta efectiva. En síntesis:</w:t>
+      </w:r>
+      <w:r>
+        <w:t xml:space="preserve"> </w:t>
+      </w:r>
+      <w:r>
+        <w:rPr>
+          <w:i/>
+          <w:iCs/>
+        </w:rPr>
+        <w:t xml:space="preserve">la meta define cuánto se espera obtener; el dominio define para quién se produce un resultado.</w:t>
       </w:r>
     </w:p>
     <w:p>
       <w:pPr>
         <w:numPr>
           <w:ilvl w:val="0"/>
-          <w:numId w:val="1000"/>
+          <w:numId w:val="1013"/>
         </w:numPr>
       </w:pPr>
-      <w:r>
-        <w:t xml:space="preserve">El estrato, por tanto, responde a una pregunta diferente:</w:t>
-      </w:r>
-      <w:r>
-        <w:t xml:space="preserve"> </w:t>
-      </w:r>
       <w:r>
         <w:rPr>
           <w:i/>
           <w:iCs/>
         </w:rPr>
-        <w:t xml:space="preserve">¿dentro de qué partición de la población se realiza la selección probabilística?</w:t>
-      </w:r>
-    </w:p>
-    <w:p>
-      <w:pPr>
-        <w:numPr>
-          <w:ilvl w:val="0"/>
-          <w:numId w:val="1011"/>
-        </w:numPr>
-      </w:pPr>
+        <w:t xml:space="preserve">Variable de calibración.</w:t>
+      </w:r>
+      <w:r>
+        <w:t xml:space="preserve"> </w:t>
+      </w:r>
+      <w:r>
+        <w:t xml:space="preserve">Variable auxiliar con totales conocidos en la BDUA que se utiliza para ajustar los pesos por no respuesta. Responde a la pregunta:</w:t>
+      </w:r>
+      <w:r>
+        <w:t xml:space="preserve"> </w:t>
+      </w:r>
       <w:r>
         <w:rPr>
           <w:i/>
           <w:iCs/>
         </w:rPr>
-        <w:t xml:space="preserve">Dominio de análisis.</w:t>
-      </w:r>
-      <w:r>
-        <w:t xml:space="preserve"> </w:t>
-      </w:r>
-      <w:r>
-        <w:t xml:space="preserve">Es un grupo de personas para el cual se desea producir un resultado específico. A diferencia de la cuota, el dominio se define por la necesidad de análisis y no necesariamente corresponde a una categoría con una meta de captación.</w:t>
-      </w:r>
-    </w:p>
-    <w:p>
-      <w:pPr>
-        <w:numPr>
-          <w:ilvl w:val="0"/>
-          <w:numId w:val="1000"/>
-        </w:numPr>
-      </w:pPr>
-      <w:r>
-        <w:t xml:space="preserve">Por ejemplo, la cuota puede definirse para Atlántico × Subsidiado × Femenino × 30–39 × Urbano, mientras que posteriormente puede analizarse el resultado para todo el régimen subsidiado, agrupando personas de todos los departamentos, edades, sexos y zonas. En este caso,</w:t>
-      </w:r>
-      <w:r>
-        <w:t xml:space="preserve"> </w:t>
-      </w:r>
-      <w:r>
-        <w:t xml:space="preserve">“régimen subsidiado”</w:t>
-      </w:r>
-      <w:r>
-        <w:t xml:space="preserve"> </w:t>
-      </w:r>
-      <w:r>
-        <w:t xml:space="preserve">es un dominio, pero no una cuota independiente. La región es, en el mismo sentido, un dominio de agregación de departamentos (</w:t>
-      </w:r>
-      <w:r>
-        <w:t xml:space="preserve">4</w:t>
-      </w:r>
-      <w:r>
-        <w:t xml:space="preserve">): a diferencia de otros dominios, sí tiene un tamaño mínimo garantizado, porque resulta de sumar cuotas departamentales que sí están fijadas de antemano.</w:t>
-      </w:r>
-    </w:p>
-    <w:p>
-      <w:pPr>
-        <w:numPr>
-          <w:ilvl w:val="0"/>
-          <w:numId w:val="1000"/>
-        </w:numPr>
-      </w:pPr>
-      <w:r>
-        <w:t xml:space="preserve">También pueden analizarse dominios que no hacen parte de la estructura de cuotas, como</w:t>
-      </w:r>
-      <w:r>
-        <w:t xml:space="preserve"> </w:t>
-      </w:r>
-      <w:r>
-        <w:rPr>
-          <w:i/>
-          <w:iCs/>
-        </w:rPr>
-        <w:t xml:space="preserve">EPS, IPS o tipo de servicio recibido</w:t>
-      </w:r>
-      <w:r>
-        <w:t xml:space="preserve">. En estos casos, el número de observaciones dependerá de la participación efectiva de los usuarios, por lo que no se garantiza un tamaño mínimo para cada categoría.</w:t>
-      </w:r>
-    </w:p>
-    <w:p>
-      <w:pPr>
-        <w:numPr>
-          <w:ilvl w:val="0"/>
-          <w:numId w:val="1000"/>
-        </w:numPr>
-      </w:pPr>
-      <w:r>
-        <w:t xml:space="preserve">En síntesis:</w:t>
-      </w:r>
-      <w:r>
-        <w:t xml:space="preserve"> </w:t>
-      </w:r>
-      <w:r>
-        <w:rPr>
-          <w:i/>
-          <w:iCs/>
-        </w:rPr>
-        <w:t xml:space="preserve">la cuota define cuánto se busca captar; el dominio define para quién se quiere producir un resultado.</w:t>
-      </w:r>
-    </w:p>
-    <w:p>
-      <w:pPr>
-        <w:numPr>
-          <w:ilvl w:val="0"/>
-          <w:numId w:val="1011"/>
-        </w:numPr>
-      </w:pPr>
-      <w:r>
-        <w:rPr>
-          <w:i/>
-          <w:iCs/>
-        </w:rPr>
-        <w:t xml:space="preserve">Variable de calibración.</w:t>
-      </w:r>
-      <w:r>
-        <w:t xml:space="preserve"> </w:t>
-      </w:r>
-      <w:r>
-        <w:t xml:space="preserve">Corresponde a una variable auxiliar utilizada en el ajuste posterior de los pesos para aproximar la composición de la muestra a totales poblacionales de referencia. Una misma variable puede intervenir tanto en la definición de cuotas como en la calibración, pero cumple una función diferente en cada etapa.</w:t>
-      </w:r>
-    </w:p>
-    <w:p>
-      <w:pPr>
-        <w:numPr>
-          <w:ilvl w:val="0"/>
-          <w:numId w:val="1000"/>
-        </w:numPr>
-      </w:pPr>
-      <w:r>
-        <w:t xml:space="preserve">Por ejemplo, sexo puede utilizarse durante la captación para establecer cuotas de participación y posteriormente utilizarse como variable de calibración para ajustar los pesos de la muestra a la distribución poblacional de referencia. En el primer caso, la variable contribuye a determinar cuántas personas se busca captar; en el segundo, contribuye a determinar cómo se ajustan los pesos de las personas que finalmente participaron.</w:t>
-      </w:r>
-    </w:p>
-    <w:p>
-      <w:pPr>
-        <w:numPr>
-          <w:ilvl w:val="0"/>
-          <w:numId w:val="1000"/>
-        </w:numPr>
-      </w:pPr>
-      <w:r>
-        <w:t xml:space="preserve">De manera similar, departamento, régimen, grupo de edad o zona pueden formar parte de la estructura de cuotas y, posteriormente, incorporarse al procedimiento de calibración, de acuerdo con los totales poblacionales disponibles y la estrategia de ajuste definida.</w:t>
-      </w:r>
-    </w:p>
-    <w:p>
-      <w:pPr>
-        <w:numPr>
-          <w:ilvl w:val="0"/>
-          <w:numId w:val="1000"/>
-        </w:numPr>
-      </w:pPr>
-      <w:r>
-        <w:t xml:space="preserve">La variable de calibración, por tanto, responde a la pregunta:</w:t>
-      </w:r>
-      <w:r>
-        <w:t xml:space="preserve"> </w:t>
-      </w:r>
-      <w:r>
-        <w:rPr>
-          <w:i/>
-          <w:iCs/>
-        </w:rPr>
-        <w:t xml:space="preserve">¿contra qué información poblacional se ajustan posteriormente los pesos de las personas que participaron?</w:t>
-      </w:r>
-    </w:p>
-    <w:p>
-      <w:pPr>
-        <w:pStyle w:val="FirstParagraph"/>
-      </w:pPr>
-      <w:r>
-        <w:t xml:space="preserve">En síntesis, las cuatro nociones cumplen funciones diferentes:</w:t>
+        <w:t xml:space="preserve">¿contra qué información poblacional se ajustan los pesos de quienes respondieron?</w:t>
       </w:r>
     </w:p>
     <w:p>
       <w:pPr>
         <w:pStyle w:val="TableCaption"/>
       </w:pPr>
-      <w:bookmarkStart w:id="90" w:name="tab:concepto-y-uso"/>
-      <w:bookmarkEnd w:id="90"/>
-      <w:r>
-        <w:t xml:space="preserve">Table 4.9: Diferenciación conceptual entre cuota, estrato, dominio y variable de calibración, ENUS 2026.</w:t>
+      <w:bookmarkStart w:id="95" w:name="tab:concepto-y-uso"/>
+      <w:bookmarkEnd w:id="95"/>
+      <w:r>
+        <w:t xml:space="preserve">Table 4.10: Diferenciación conceptual entre meta de respuesta, estrato, dominio y variable de calibración, ENUS 2026.</w:t>
       </w:r>
     </w:p>
     <w:tbl>
@@ -18065,12 +18872,12 @@
         <w:tblW w:type="pct" w:w="5000"/>
         <w:tblLayout w:type="fixed"/>
         <w:tblLook w:firstRow="1" w:lastRow="0" w:firstColumn="0" w:lastColumn="0" w:noHBand="0" w:noVBand="0" w:val="0020"/>
-        <w:tblCaption w:val="Table 4.9: Diferenciación conceptual entre cuota, estrato, dominio y variable de calibración, ENUS 2026."/>
+        <w:tblCaption w:val="Table 4.10: Diferenciación conceptual entre meta de respuesta, estrato, dominio y variable de calibración, ENUS 2026."/>
       </w:tblPr>
       <w:tblGrid>
-        <w:gridCol w:w="1320"/>
-        <w:gridCol w:w="3813"/>
-        <w:gridCol w:w="2786"/>
+        <w:gridCol w:w="1474"/>
+        <w:gridCol w:w="3168"/>
+        <w:gridCol w:w="3277"/>
       </w:tblGrid>
       <w:tr>
         <w:trPr>
@@ -18122,18 +18929,18 @@
                 <w:b/>
                 <w:bCs/>
               </w:rPr>
-              <w:t xml:space="preserve">Cuota</w:t>
-            </w:r>
-          </w:p>
-        </w:tc>
-        <w:tc>
-          <w:tcPr/>
-          <w:p>
-            <w:pPr>
-              <w:pStyle w:val="Compact"/>
-            </w:pPr>
-            <w:r>
-              <w:t xml:space="preserve">Controlar la composición de la captación</w:t>
+              <w:t xml:space="preserve">Meta de respuesta</w:t>
+            </w:r>
+          </w:p>
+        </w:tc>
+        <w:tc>
+          <w:tcPr/>
+          <w:p>
+            <w:pPr>
+              <w:pStyle w:val="Compact"/>
+            </w:pPr>
+            <w:r>
+              <w:t xml:space="preserve">Monitorear la respuesta por grupo</w:t>
             </w:r>
           </w:p>
         </w:tc>
@@ -18172,18 +18979,18 @@
               <w:pStyle w:val="Compact"/>
             </w:pPr>
             <w:r>
-              <w:t xml:space="preserve">Organizar una selección probabilística dentro de una partición de la población</w:t>
-            </w:r>
-          </w:p>
-        </w:tc>
-        <w:tc>
-          <w:tcPr/>
-          <w:p>
-            <w:pPr>
-              <w:pStyle w:val="Compact"/>
-            </w:pPr>
-            <w:r>
-              <w:t xml:space="preserve">No corresponde a las celdas de cuota de ENUS 2026</w:t>
+              <w:t xml:space="preserve">Organizar una selección probabilística dentro de una partición</w:t>
+            </w:r>
+          </w:p>
+        </w:tc>
+        <w:tc>
+          <w:tcPr/>
+          <w:p>
+            <w:pPr>
+              <w:pStyle w:val="Compact"/>
+            </w:pPr>
+            <w:r>
+              <w:t xml:space="preserve">No aplica: se invita a todo el marco</w:t>
             </w:r>
           </w:p>
         </w:tc>
@@ -18250,7 +19057,7 @@
               <w:pStyle w:val="Compact"/>
             </w:pPr>
             <w:r>
-              <w:t xml:space="preserve">Ajustar los pesos respecto de totales poblacionales conocidos</w:t>
+              <w:t xml:space="preserve">Ajustar los pesos por no respuesta con totales conocidos</w:t>
             </w:r>
           </w:p>
         </w:tc>
@@ -18272,7 +19079,7 @@
         <w:pStyle w:val="BodyText"/>
       </w:pPr>
       <w:r>
-        <w:t xml:space="preserve">Esta diferenciación es particularmente importante en la ENUS 2026 porque una misma variable puede aparecer en varias etapas del proceso sin que ello signifique que desempeña la misma función. Por ejemplo,</w:t>
+        <w:t xml:space="preserve">Una misma variable puede cumplir varias funciones. Por ejemplo,</w:t>
       </w:r>
       <w:r>
         <w:t xml:space="preserve"> </w:t>
@@ -18288,7 +19095,7 @@
         <w:t xml:space="preserve"> </w:t>
       </w:r>
       <w:r>
-        <w:t xml:space="preserve">puede utilizarse para establecer una cuota, definir un dominio de análisis y participar posteriormente en la calibración de los pesos, mientras que</w:t>
+        <w:t xml:space="preserve">define una meta de respuesta, un dominio de análisis y una variable de calibración;</w:t>
       </w:r>
       <w:r>
         <w:t xml:space="preserve"> </w:t>
@@ -18301,14 +19108,11 @@
         <w:t xml:space="preserve">región</w:t>
       </w:r>
       <w:r>
-        <w:t xml:space="preserve"> </w:t>
-      </w:r>
-      <w:r>
-        <w:t xml:space="preserve">—al ser una agregación de departamentos— funciona como dominio de análisis y, potencialmente, como variable de calibración, pero no define directamente una celda de cuota. Lo que cambia no es la variable, sino la función que cumple en cada etapa del diseño y del análisis.</w:t>
-      </w:r>
-    </w:p>
-    <w:bookmarkEnd w:id="91"/>
-    <w:bookmarkStart w:id="92" w:name="X36983bec4e3cb69bb6c1993ef9162c20cea9e56"/>
+        <w:t xml:space="preserve">, al ser una agregación de departamentos, funciona como dominio y potencialmente como variable de calibración, pero no define directamente una celda. Lo que cambia no es la variable, sino la función que cumple en cada etapa.</w:t>
+      </w:r>
+    </w:p>
+    <w:bookmarkEnd w:id="96"/>
+    <w:bookmarkStart w:id="97" w:name="X36983bec4e3cb69bb6c1993ef9162c20cea9e56"/>
     <w:p>
       <w:pPr>
         <w:pStyle w:val="Heading3"/>
@@ -18339,7 +19143,7 @@
         <w:pStyle w:val="BodyText"/>
       </w:pPr>
       <w:r>
-        <w:t xml:space="preserve">Esta consideración es particularmente relevante para variables que no hacen parte de las cuotas principales de captación, entre ellas las relacionadas con la EPS, IPS, gestor, tipo de servicio recibido u otras características institucionales. La distribución de participantes en estas categorías dependerá de la participación efectiva de los usuarios y, por tanto, no puede garantizarse mediante el tamaño total de la muestra.</w:t>
+        <w:t xml:space="preserve">Esta consideración es particularmente relevante para variables que no hacen parte de las metas de respuesta, entre ellas las relacionadas con la EPS, IPS, gestor, tipo de servicio recibido u otras características institucionales. La distribución de participantes en estas categorías dependerá de la participación efectiva de los usuarios y, por tanto, no puede garantizarse mediante el tamaño total de la muestra.</w:t>
       </w:r>
     </w:p>
     <w:p>
@@ -18347,7 +19151,7 @@
         <w:pStyle w:val="BodyText"/>
       </w:pPr>
       <w:r>
-        <w:t xml:space="preserve">De igual manera, las celdas de cuota no deben interpretarse como garantía de suficiencia analítica para todos los cruces posibles entre variables. A medida que aumenta el nivel de desagregación, el número de observaciones disponibles en cada subgrupo puede disminuir y afectar la estabilidad de los resultados.</w:t>
+        <w:t xml:space="preserve">De igual manera, las celdas de meta de respuesta no deben interpretarse como garantía de suficiencia analítica para todos los cruces posibles entre variables. A medida que aumenta el nivel de desagregación, el número de observaciones disponibles en cada subgrupo puede disminuir y afectar la estabilidad de los resultados.</w:t>
       </w:r>
     </w:p>
     <w:p>
@@ -18363,7 +19167,7 @@
         <w:pStyle w:val="BodyText"/>
       </w:pPr>
       <w:r>
-        <w:t xml:space="preserve">La interpretación de los resultados también deberá considerar el posible efecto de la autoselección. El sistema de cuotas permite controlar la composición de la muestra respecto de las variables utilizadas para su construcción, pero no elimina necesariamente diferencias entre las personas que participan y aquellas que, aun perteneciendo a la población objetivo, no participan. Estas diferencias pueden presentarse en variables observadas y no observadas y afectar la representatividad de los resultados</w:t>
+        <w:t xml:space="preserve">La interpretación de los resultados también deberá considerar el posible efecto de la no respuesta. La calibración con la BDUA ajusta la composición de quienes responden en las variables auxiliares utilizadas, pero no elimina necesariamente diferencias entre las personas que responden y aquellas que, habiendo sido invitadas, no responden. Estas diferencias pueden presentarse en variables observadas y no observadas y afectar la representatividad de los resultados</w:t>
       </w:r>
       <w:r>
         <w:t xml:space="preserve"> </w:t>
@@ -18419,13 +19223,13 @@
         <w:pStyle w:val="BodyText"/>
       </w:pPr>
       <w:r>
-        <w:t xml:space="preserve">En consecuencia, la estructura de cuotas debe entenderse como un mecanismo de control de la composición de la captación y no como una garantía de representatividad para cualquier nivel de desagregación. El alcance final de los análisis estará condicionado por la participación efectiva de los usuarios, la composición alcanzada de la muestra y los resultados de los procedimientos posteriores de ponderación y calibración.</w:t>
-      </w:r>
-    </w:p>
-    <w:bookmarkEnd w:id="92"/>
-    <w:bookmarkEnd w:id="93"/>
-    <w:bookmarkEnd w:id="94"/>
-    <w:bookmarkStart w:id="105" w:name="sec-papel-eps-ips"/>
+        <w:t xml:space="preserve">En consecuencia, el carácter probabilístico de la invitación no constituye por sí mismo una garantía de representatividad para cualquier nivel de desagregación. El alcance final de los análisis estará condicionado por la tasa de respuesta alcanzada, la composición alcanzada de la muestra y los resultados de los procedimientos posteriores de ponderación y calibración.</w:t>
+      </w:r>
+    </w:p>
+    <w:bookmarkEnd w:id="97"/>
+    <w:bookmarkEnd w:id="98"/>
+    <w:bookmarkEnd w:id="99"/>
+    <w:bookmarkStart w:id="110" w:name="sec-papel-eps-ips"/>
     <w:p>
       <w:pPr>
         <w:pStyle w:val="Heading1"/>
@@ -18457,7 +19261,7 @@
         <w:t xml:space="preserve">); no se repite aquí.</w:t>
       </w:r>
     </w:p>
-    <w:bookmarkStart w:id="95" w:name="qué-es-clicsalud"/>
+    <w:bookmarkStart w:id="100" w:name="qué-es-clicsalud"/>
     <w:p>
       <w:pPr>
         <w:pStyle w:val="Heading2"/>
@@ -18528,8 +19332,8 @@
         <w:t xml:space="preserve">); aquí solo se introduce lo necesario para situar el papel de las EPS e IPS frente a ella.</w:t>
       </w:r>
     </w:p>
-    <w:bookmarkEnd w:id="95"/>
-    <w:bookmarkStart w:id="96" w:name="importancia-de-las-eps-en-la-operación"/>
+    <w:bookmarkEnd w:id="100"/>
+    <w:bookmarkStart w:id="101" w:name="importancia-de-las-eps-en-la-operación"/>
     <w:p>
       <w:pPr>
         <w:pStyle w:val="Heading2"/>
@@ -18624,8 +19428,8 @@
         <w:t xml:space="preserve">). La cuota y la captación operan exclusivamente a nivel de usuario; ninguna EPS, IPS o gestor queda excluido de antemano de la posibilidad de que sus afiliados o usuarios participen y de que su desempeño sea evaluado.</w:t>
       </w:r>
     </w:p>
-    <w:bookmarkEnd w:id="96"/>
-    <w:bookmarkStart w:id="97" w:name="X9b2dd9bb09dc634b0c81028431112b12d040b59"/>
+    <w:bookmarkEnd w:id="101"/>
+    <w:bookmarkStart w:id="102" w:name="X9b2dd9bb09dc634b0c81028431112b12d040b59"/>
     <w:p>
       <w:pPr>
         <w:pStyle w:val="Heading2"/>
@@ -18676,8 +19480,8 @@
         <w:t xml:space="preserve">).</w:t>
       </w:r>
     </w:p>
-    <w:bookmarkEnd w:id="97"/>
-    <w:bookmarkStart w:id="98" w:name="X7daaa13c068be6e42377dd0c902719d5f6bdef1"/>
+    <w:bookmarkEnd w:id="102"/>
+    <w:bookmarkStart w:id="103" w:name="X7daaa13c068be6e42377dd0c902719d5f6bdef1"/>
     <w:p>
       <w:pPr>
         <w:pStyle w:val="Heading2"/>
@@ -18751,8 +19555,8 @@
         <w:t xml:space="preserve">En síntesis, con la evidencia disponible, las EPS y las IPS participan en ENUS 2026 como categoría de identificación del usuario y como objeto de medición de los indicadores de desempeño —no como unidades de muestreo ni, hasta donde documentan los insumos técnicos, como canales activos de reclutamiento o difusión.</w:t>
       </w:r>
     </w:p>
-    <w:bookmarkEnd w:id="98"/>
-    <w:bookmarkStart w:id="103" w:name="X7aa3b047e8a4506124124e70bf8354a48c30a36"/>
+    <w:bookmarkEnd w:id="103"/>
+    <w:bookmarkStart w:id="108" w:name="X7aa3b047e8a4506124124e70bf8354a48c30a36"/>
     <w:p>
       <w:pPr>
         <w:pStyle w:val="Heading2"/>
@@ -18826,7 +19630,7 @@
         <w:t xml:space="preserve">ya tiene implementadas, y los de coordinación institucional.</w:t>
       </w:r>
     </w:p>
-    <w:bookmarkStart w:id="99" w:name="canales-propios-de-eps-e-ips"/>
+    <w:bookmarkStart w:id="104" w:name="canales-propios-de-eps-e-ips"/>
     <w:p>
       <w:pPr>
         <w:pStyle w:val="Heading3"/>
@@ -18842,305 +19646,6 @@
       </w:r>
       <w:r>
         <w:t xml:space="preserve">Canales propios de EPS e IPS</w:t>
-      </w:r>
-    </w:p>
-    <w:p>
-      <w:pPr>
-        <w:pStyle w:val="Compact"/>
-        <w:numPr>
-          <w:ilvl w:val="0"/>
-          <w:numId w:val="1012"/>
-        </w:numPr>
-      </w:pPr>
-      <w:r>
-        <w:rPr>
-          <w:b/>
-          <w:bCs/>
-        </w:rPr>
-        <w:t xml:space="preserve">Puntos de atención física.</w:t>
-      </w:r>
-      <w:r>
-        <w:t xml:space="preserve"> </w:t>
-      </w:r>
-      <w:r>
-        <w:t xml:space="preserve">Divulgación mediante material impreso o código QR de acceso directo en las sedes de atención al usuario de EPS e IPS, en el mismo punto en que hoy se entrega la Carta de Derechos y Deberes (</w:t>
-      </w:r>
-      <w:r>
-        <w:t xml:space="preserve">1</w:t>
-      </w:r>
-      <w:r>
-        <w:t xml:space="preserve">).</w:t>
-      </w:r>
-    </w:p>
-    <w:p>
-      <w:pPr>
-        <w:pStyle w:val="Compact"/>
-        <w:numPr>
-          <w:ilvl w:val="0"/>
-          <w:numId w:val="1012"/>
-        </w:numPr>
-      </w:pPr>
-      <w:r>
-        <w:rPr>
-          <w:b/>
-          <w:bCs/>
-        </w:rPr>
-        <w:t xml:space="preserve">Canales digitales propios de la EPS.</w:t>
-      </w:r>
-      <w:r>
-        <w:t xml:space="preserve"> </w:t>
-      </w:r>
-      <w:r>
-        <w:t xml:space="preserve">Envío de la invitación a través de los canales de comunicación que cada EPS ya mantiene con sus afiliados (aplicaciones propias, mensajería, correo electrónico o portales de usuario), sujeto a la disponibilidad y disposición de cada entidad.</w:t>
-      </w:r>
-    </w:p>
-    <w:p>
-      <w:pPr>
-        <w:pStyle w:val="Compact"/>
-        <w:numPr>
-          <w:ilvl w:val="0"/>
-          <w:numId w:val="1012"/>
-        </w:numPr>
-      </w:pPr>
-      <w:r>
-        <w:rPr>
-          <w:b/>
-          <w:bCs/>
-        </w:rPr>
-        <w:t xml:space="preserve">Momento posterior a la atención.</w:t>
-      </w:r>
-      <w:r>
-        <w:t xml:space="preserve"> </w:t>
-      </w:r>
-      <w:r>
-        <w:t xml:space="preserve">Invitación a participar inmediatamente después de recibir un servicio en una IPS, cuando la experiencia del usuario está más reciente y el sesgo de recuerdo es menor —en línea con el objetivo específico de minimizar el sesgo de recuerdo ya adoptado para la operación (</w:t>
-      </w:r>
-      <w:r>
-        <w:t xml:space="preserve">2</w:t>
-      </w:r>
-      <w:r>
-        <w:t xml:space="preserve">).</w:t>
-      </w:r>
-    </w:p>
-    <w:p>
-      <w:pPr>
-        <w:pStyle w:val="Compact"/>
-        <w:numPr>
-          <w:ilvl w:val="0"/>
-          <w:numId w:val="1012"/>
-        </w:numPr>
-      </w:pPr>
-      <w:r>
-        <w:rPr>
-          <w:b/>
-          <w:bCs/>
-        </w:rPr>
-        <w:t xml:space="preserve">Líneas de atención al usuario y PQRS.</w:t>
-      </w:r>
-      <w:r>
-        <w:t xml:space="preserve"> </w:t>
-      </w:r>
-      <w:r>
-        <w:t xml:space="preserve">Mención de la encuesta como opción de cierre en las líneas telefónicas y canales de peticiones, quejas y reclamos que EPS e IPS ya operan de manera regular, sin que ello sustituya el canal de participación formal en</w:t>
-      </w:r>
-      <w:r>
-        <w:t xml:space="preserve"> </w:t>
-      </w:r>
-      <w:r>
-        <w:rPr>
-          <w:i/>
-          <w:iCs/>
-        </w:rPr>
-        <w:t xml:space="preserve">ClicSalud</w:t>
-      </w:r>
-      <w:r>
-        <w:t xml:space="preserve">.</w:t>
-      </w:r>
-    </w:p>
-    <w:bookmarkEnd w:id="99"/>
-    <w:bookmarkStart w:id="100" w:name="Xaa6574c987f4a03ae8a0b400a5311ff2b019a9a"/>
-    <w:p>
-      <w:pPr>
-        <w:pStyle w:val="Heading3"/>
-      </w:pPr>
-      <w:r>
-        <w:rPr>
-          <w:rStyle w:val="SectionNumber"/>
-        </w:rPr>
-        <w:t xml:space="preserve">5.5.2</w:t>
-      </w:r>
-      <w:r>
-        <w:tab/>
-      </w:r>
-      <w:r>
-        <w:t xml:space="preserve">Canales apoyados en capacidades ya implementadas en</w:t>
-      </w:r>
-      <w:r>
-        <w:t xml:space="preserve"> </w:t>
-      </w:r>
-      <w:r>
-        <w:rPr>
-          <w:i/>
-          <w:iCs/>
-        </w:rPr>
-        <w:t xml:space="preserve">ClicSalud</w:t>
-      </w:r>
-    </w:p>
-    <w:p>
-      <w:pPr>
-        <w:pStyle w:val="Compact"/>
-        <w:numPr>
-          <w:ilvl w:val="0"/>
-          <w:numId w:val="1013"/>
-        </w:numPr>
-      </w:pPr>
-      <w:r>
-        <w:rPr>
-          <w:b/>
-          <w:bCs/>
-        </w:rPr>
-        <w:t xml:space="preserve">Notificación dirigida a partir de atenciones detectadas.</w:t>
-      </w:r>
-      <w:r>
-        <w:t xml:space="preserve"> </w:t>
-      </w:r>
-      <w:r>
-        <w:rPr>
-          <w:i/>
-          <w:iCs/>
-        </w:rPr>
-        <w:t xml:space="preserve">ClicSalud</w:t>
-      </w:r>
-      <w:r>
-        <w:t xml:space="preserve"> </w:t>
-      </w:r>
-      <w:r>
-        <w:t xml:space="preserve">ya presenta al usuario, al ingresar al módulo de encuesta, una sección de atenciones de salud detectadas en los últimos seis meses —consulta externa, urgencias, exámenes y procedimientos, con fecha e institución— (</w:t>
-      </w:r>
-      <w:r>
-        <w:t xml:space="preserve">6</w:t>
-      </w:r>
-      <w:r>
-        <w:t xml:space="preserve">). Esa misma capacidad de detección podría reutilizarse para enviar una notificación push focalizada poco después de registrarse una atención, en lugar de depender exclusivamente de que el usuario ingrese por iniciativa propia.</w:t>
-      </w:r>
-    </w:p>
-    <w:p>
-      <w:pPr>
-        <w:pStyle w:val="Compact"/>
-        <w:numPr>
-          <w:ilvl w:val="0"/>
-          <w:numId w:val="1013"/>
-        </w:numPr>
-      </w:pPr>
-      <w:r>
-        <w:rPr>
-          <w:b/>
-          <w:bCs/>
-        </w:rPr>
-        <w:t xml:space="preserve">Llamado a participar desde la pestaña Desempeño.</w:t>
-      </w:r>
-      <w:r>
-        <w:t xml:space="preserve"> </w:t>
-      </w:r>
-      <w:r>
-        <w:t xml:space="preserve">La pestaña</w:t>
-      </w:r>
-      <w:r>
-        <w:t xml:space="preserve"> </w:t>
-      </w:r>
-      <w:r>
-        <w:t xml:space="preserve">“Desempeño”</w:t>
-      </w:r>
-      <w:r>
-        <w:t xml:space="preserve"> </w:t>
-      </w:r>
-      <w:r>
-        <w:t xml:space="preserve">de</w:t>
-      </w:r>
-      <w:r>
-        <w:t xml:space="preserve"> </w:t>
-      </w:r>
-      <w:r>
-        <w:rPr>
-          <w:i/>
-          <w:iCs/>
-        </w:rPr>
-        <w:t xml:space="preserve">ClicSalud</w:t>
-      </w:r>
-      <w:r>
-        <w:t xml:space="preserve"> </w:t>
-      </w:r>
-      <w:r>
-        <w:t xml:space="preserve">ya muestra al usuario un tablero de indicadores de calidad de su EPS, construido sobre atributos análogos a los que mide ENUS 2026 —acceso, tiempo de espera, humanización del trato, entrega de medicamentos— (</w:t>
-      </w:r>
-      <w:r>
-        <w:t xml:space="preserve">6</w:t>
-      </w:r>
-      <w:r>
-        <w:t xml:space="preserve">). Podría incorporarse allí un llamado a participar en la encuesta, presentando la relación directa entre responder y la información que ese mismo tablero despliega.</w:t>
-      </w:r>
-    </w:p>
-    <w:p>
-      <w:pPr>
-        <w:pStyle w:val="Compact"/>
-        <w:numPr>
-          <w:ilvl w:val="0"/>
-          <w:numId w:val="1013"/>
-        </w:numPr>
-      </w:pPr>
-      <w:r>
-        <w:rPr>
-          <w:b/>
-          <w:bCs/>
-        </w:rPr>
-        <w:t xml:space="preserve">Acceso asistido en el punto de atención.</w:t>
-      </w:r>
-      <w:r>
-        <w:t xml:space="preserve"> </w:t>
-      </w:r>
-      <w:r>
-        <w:t xml:space="preserve">Para el paso de verificación por SMS,</w:t>
-      </w:r>
-      <w:r>
-        <w:t xml:space="preserve"> </w:t>
-      </w:r>
-      <w:r>
-        <w:rPr>
-          <w:i/>
-          <w:iCs/>
-        </w:rPr>
-        <w:t xml:space="preserve">ClicSalud</w:t>
-      </w:r>
-      <w:r>
-        <w:t xml:space="preserve"> </w:t>
-      </w:r>
-      <w:r>
-        <w:t xml:space="preserve">ya contempla que un funcionario asista al usuario sin celular propio mediante una tableta institucional en el punto de atención de su EPS (</w:t>
-      </w:r>
-      <w:r>
-        <w:t xml:space="preserve">6</w:t>
-      </w:r>
-      <w:r>
-        <w:t xml:space="preserve">); ese mismo canal asistido podría promoverse activamente como vía de acceso para usuarios con menor autonomía digital, en lugar de operar solo como respaldo ante la ausencia de celular.</w:t>
-      </w:r>
-    </w:p>
-    <w:bookmarkEnd w:id="100"/>
-    <w:bookmarkStart w:id="101" w:name="coordinación-institucional"/>
-    <w:p>
-      <w:pPr>
-        <w:pStyle w:val="Heading3"/>
-      </w:pPr>
-      <w:r>
-        <w:rPr>
-          <w:rStyle w:val="SectionNumber"/>
-        </w:rPr>
-        <w:t xml:space="preserve">5.5.3</w:t>
-      </w:r>
-      <w:r>
-        <w:tab/>
-      </w:r>
-      <w:r>
-        <w:t xml:space="preserve">Coordinación institucional</w:t>
       </w:r>
     </w:p>
     <w:p>
@@ -19156,13 +19661,19 @@
           <w:b/>
           <w:bCs/>
         </w:rPr>
-        <w:t xml:space="preserve">Campañas institucionales del Ministerio.</w:t>
-      </w:r>
-      <w:r>
-        <w:t xml:space="preserve"> </w:t>
-      </w:r>
-      <w:r>
-        <w:t xml:space="preserve">Divulgación general a través de los canales del Ministerio de Salud y Protección Social, complementaria a los canales institucionales de cada EPS o IPS.</w:t>
+        <w:t xml:space="preserve">Puntos de atención física.</w:t>
+      </w:r>
+      <w:r>
+        <w:t xml:space="preserve"> </w:t>
+      </w:r>
+      <w:r>
+        <w:t xml:space="preserve">Divulgación mediante material impreso o código QR de acceso directo en las sedes de atención al usuario de EPS e IPS, en el mismo punto en que hoy se entrega la Carta de Derechos y Deberes (</w:t>
+      </w:r>
+      <w:r>
+        <w:t xml:space="preserve">1</w:t>
+      </w:r>
+      <w:r>
+        <w:t xml:space="preserve">).</w:t>
       </w:r>
     </w:p>
     <w:p>
@@ -19178,43 +19689,63 @@
           <w:b/>
           <w:bCs/>
         </w:rPr>
-        <w:t xml:space="preserve">Articulación con la Superintendencia Nacional de Salud y los entes de inspección, vigilancia y control</w:t>
-      </w:r>
-      <w:r>
-        <w:t xml:space="preserve">, en la medida en que la participación de los usuarios en ENUS 2026 es también insumo para el seguimiento del desempeño de las EPS que esos entes supervisan (</w:t>
-      </w:r>
-      <w:r>
-        <w:t xml:space="preserve">1</w:t>
+        <w:t xml:space="preserve">Canales digitales propios de la EPS.</w:t>
+      </w:r>
+      <w:r>
+        <w:t xml:space="preserve"> </w:t>
+      </w:r>
+      <w:r>
+        <w:t xml:space="preserve">Envío de la invitación a través de los canales de comunicación que cada EPS ya mantiene con sus afiliados (aplicaciones propias, mensajería, correo electrónico o portales de usuario), sujeto a la disponibilidad y disposición de cada entidad.</w:t>
+      </w:r>
+    </w:p>
+    <w:p>
+      <w:pPr>
+        <w:pStyle w:val="Compact"/>
+        <w:numPr>
+          <w:ilvl w:val="0"/>
+          <w:numId w:val="1014"/>
+        </w:numPr>
+      </w:pPr>
+      <w:r>
+        <w:rPr>
+          <w:b/>
+          <w:bCs/>
+        </w:rPr>
+        <w:t xml:space="preserve">Momento posterior a la atención.</w:t>
+      </w:r>
+      <w:r>
+        <w:t xml:space="preserve"> </w:t>
+      </w:r>
+      <w:r>
+        <w:t xml:space="preserve">Invitación a participar inmediatamente después de recibir un servicio en una IPS, cuando la experiencia del usuario está más reciente y el sesgo de recuerdo es menor —en línea con el objetivo específico de minimizar el sesgo de recuerdo ya adoptado para la operación (</w:t>
+      </w:r>
+      <w:r>
+        <w:t xml:space="preserve">2</w:t>
       </w:r>
       <w:r>
         <w:t xml:space="preserve">).</w:t>
       </w:r>
     </w:p>
-    <w:bookmarkEnd w:id="101"/>
-    <w:bookmarkStart w:id="102" w:name="trazabilidad-del-canal-de-difusión"/>
-    <w:p>
-      <w:pPr>
-        <w:pStyle w:val="Heading3"/>
-      </w:pPr>
-      <w:r>
-        <w:rPr>
-          <w:rStyle w:val="SectionNumber"/>
-        </w:rPr>
-        <w:t xml:space="preserve">5.5.4</w:t>
-      </w:r>
-      <w:r>
-        <w:tab/>
-      </w:r>
-      <w:r>
-        <w:t xml:space="preserve">Trazabilidad del canal de difusión</w:t>
-      </w:r>
-    </w:p>
-    <w:p>
-      <w:pPr>
-        <w:pStyle w:val="FirstParagraph"/>
-      </w:pPr>
-      <w:r>
-        <w:t xml:space="preserve">Si el equipo operativo adopta alguno de estos mecanismos, se recomienda adicionalmente capturar en</w:t>
+    <w:p>
+      <w:pPr>
+        <w:pStyle w:val="Compact"/>
+        <w:numPr>
+          <w:ilvl w:val="0"/>
+          <w:numId w:val="1014"/>
+        </w:numPr>
+      </w:pPr>
+      <w:r>
+        <w:rPr>
+          <w:b/>
+          <w:bCs/>
+        </w:rPr>
+        <w:t xml:space="preserve">Líneas de atención al usuario y PQRS.</w:t>
+      </w:r>
+      <w:r>
+        <w:t xml:space="preserve"> </w:t>
+      </w:r>
+      <w:r>
+        <w:t xml:space="preserve">Mención de la encuesta como opción de cierre en las líneas telefónicas y canales de peticiones, quejas y reclamos que EPS e IPS ya operan de manera regular, sin que ello sustituya el canal de participación formal en</w:t>
       </w:r>
       <w:r>
         <w:t xml:space="preserve"> </w:t>
@@ -19227,6 +19758,279 @@
         <w:t xml:space="preserve">ClicSalud</w:t>
       </w:r>
       <w:r>
+        <w:t xml:space="preserve">.</w:t>
+      </w:r>
+    </w:p>
+    <w:bookmarkEnd w:id="104"/>
+    <w:bookmarkStart w:id="105" w:name="Xaa6574c987f4a03ae8a0b400a5311ff2b019a9a"/>
+    <w:p>
+      <w:pPr>
+        <w:pStyle w:val="Heading3"/>
+      </w:pPr>
+      <w:r>
+        <w:rPr>
+          <w:rStyle w:val="SectionNumber"/>
+        </w:rPr>
+        <w:t xml:space="preserve">5.5.2</w:t>
+      </w:r>
+      <w:r>
+        <w:tab/>
+      </w:r>
+      <w:r>
+        <w:t xml:space="preserve">Canales apoyados en capacidades ya implementadas en</w:t>
+      </w:r>
+      <w:r>
+        <w:t xml:space="preserve"> </w:t>
+      </w:r>
+      <w:r>
+        <w:rPr>
+          <w:i/>
+          <w:iCs/>
+        </w:rPr>
+        <w:t xml:space="preserve">ClicSalud</w:t>
+      </w:r>
+    </w:p>
+    <w:p>
+      <w:pPr>
+        <w:pStyle w:val="Compact"/>
+        <w:numPr>
+          <w:ilvl w:val="0"/>
+          <w:numId w:val="1015"/>
+        </w:numPr>
+      </w:pPr>
+      <w:r>
+        <w:rPr>
+          <w:b/>
+          <w:bCs/>
+        </w:rPr>
+        <w:t xml:space="preserve">Notificación dirigida a partir de atenciones detectadas.</w:t>
+      </w:r>
+      <w:r>
+        <w:t xml:space="preserve"> </w:t>
+      </w:r>
+      <w:r>
+        <w:rPr>
+          <w:i/>
+          <w:iCs/>
+        </w:rPr>
+        <w:t xml:space="preserve">ClicSalud</w:t>
+      </w:r>
+      <w:r>
+        <w:t xml:space="preserve"> </w:t>
+      </w:r>
+      <w:r>
+        <w:t xml:space="preserve">ya presenta al usuario, al ingresar al módulo de encuesta, una sección de atenciones de salud detectadas en los últimos seis meses —consulta externa, urgencias, exámenes y procedimientos, con fecha e institución— (</w:t>
+      </w:r>
+      <w:r>
+        <w:t xml:space="preserve">6</w:t>
+      </w:r>
+      <w:r>
+        <w:t xml:space="preserve">). Esa misma capacidad de detección podría reutilizarse para enviar una notificación push focalizada poco después de registrarse una atención, en lugar de depender exclusivamente de que el usuario ingrese por iniciativa propia.</w:t>
+      </w:r>
+    </w:p>
+    <w:p>
+      <w:pPr>
+        <w:pStyle w:val="Compact"/>
+        <w:numPr>
+          <w:ilvl w:val="0"/>
+          <w:numId w:val="1015"/>
+        </w:numPr>
+      </w:pPr>
+      <w:r>
+        <w:rPr>
+          <w:b/>
+          <w:bCs/>
+        </w:rPr>
+        <w:t xml:space="preserve">Llamado a participar desde la pestaña Desempeño.</w:t>
+      </w:r>
+      <w:r>
+        <w:t xml:space="preserve"> </w:t>
+      </w:r>
+      <w:r>
+        <w:t xml:space="preserve">La pestaña</w:t>
+      </w:r>
+      <w:r>
+        <w:t xml:space="preserve"> </w:t>
+      </w:r>
+      <w:r>
+        <w:t xml:space="preserve">“Desempeño”</w:t>
+      </w:r>
+      <w:r>
+        <w:t xml:space="preserve"> </w:t>
+      </w:r>
+      <w:r>
+        <w:t xml:space="preserve">de</w:t>
+      </w:r>
+      <w:r>
+        <w:t xml:space="preserve"> </w:t>
+      </w:r>
+      <w:r>
+        <w:rPr>
+          <w:i/>
+          <w:iCs/>
+        </w:rPr>
+        <w:t xml:space="preserve">ClicSalud</w:t>
+      </w:r>
+      <w:r>
+        <w:t xml:space="preserve"> </w:t>
+      </w:r>
+      <w:r>
+        <w:t xml:space="preserve">ya muestra al usuario un tablero de indicadores de calidad de su EPS, construido sobre atributos análogos a los que mide ENUS 2026 —acceso, tiempo de espera, humanización del trato, entrega de medicamentos— (</w:t>
+      </w:r>
+      <w:r>
+        <w:t xml:space="preserve">6</w:t>
+      </w:r>
+      <w:r>
+        <w:t xml:space="preserve">). Podría incorporarse allí un llamado a participar en la encuesta, presentando la relación directa entre responder y la información que ese mismo tablero despliega.</w:t>
+      </w:r>
+    </w:p>
+    <w:p>
+      <w:pPr>
+        <w:pStyle w:val="Compact"/>
+        <w:numPr>
+          <w:ilvl w:val="0"/>
+          <w:numId w:val="1015"/>
+        </w:numPr>
+      </w:pPr>
+      <w:r>
+        <w:rPr>
+          <w:b/>
+          <w:bCs/>
+        </w:rPr>
+        <w:t xml:space="preserve">Acceso asistido en el punto de atención.</w:t>
+      </w:r>
+      <w:r>
+        <w:t xml:space="preserve"> </w:t>
+      </w:r>
+      <w:r>
+        <w:t xml:space="preserve">Para el paso de verificación por SMS,</w:t>
+      </w:r>
+      <w:r>
+        <w:t xml:space="preserve"> </w:t>
+      </w:r>
+      <w:r>
+        <w:rPr>
+          <w:i/>
+          <w:iCs/>
+        </w:rPr>
+        <w:t xml:space="preserve">ClicSalud</w:t>
+      </w:r>
+      <w:r>
+        <w:t xml:space="preserve"> </w:t>
+      </w:r>
+      <w:r>
+        <w:t xml:space="preserve">ya contempla que un funcionario asista al usuario sin celular propio mediante una tableta institucional en el punto de atención de su EPS (</w:t>
+      </w:r>
+      <w:r>
+        <w:t xml:space="preserve">6</w:t>
+      </w:r>
+      <w:r>
+        <w:t xml:space="preserve">); ese mismo canal asistido podría promoverse activamente como vía de acceso para usuarios con menor autonomía digital, en lugar de operar solo como respaldo ante la ausencia de celular.</w:t>
+      </w:r>
+    </w:p>
+    <w:bookmarkEnd w:id="105"/>
+    <w:bookmarkStart w:id="106" w:name="coordinación-institucional"/>
+    <w:p>
+      <w:pPr>
+        <w:pStyle w:val="Heading3"/>
+      </w:pPr>
+      <w:r>
+        <w:rPr>
+          <w:rStyle w:val="SectionNumber"/>
+        </w:rPr>
+        <w:t xml:space="preserve">5.5.3</w:t>
+      </w:r>
+      <w:r>
+        <w:tab/>
+      </w:r>
+      <w:r>
+        <w:t xml:space="preserve">Coordinación institucional</w:t>
+      </w:r>
+    </w:p>
+    <w:p>
+      <w:pPr>
+        <w:pStyle w:val="Compact"/>
+        <w:numPr>
+          <w:ilvl w:val="0"/>
+          <w:numId w:val="1016"/>
+        </w:numPr>
+      </w:pPr>
+      <w:r>
+        <w:rPr>
+          <w:b/>
+          <w:bCs/>
+        </w:rPr>
+        <w:t xml:space="preserve">Campañas institucionales del Ministerio.</w:t>
+      </w:r>
+      <w:r>
+        <w:t xml:space="preserve"> </w:t>
+      </w:r>
+      <w:r>
+        <w:t xml:space="preserve">Divulgación general a través de los canales del Ministerio de Salud y Protección Social, complementaria a los canales institucionales de cada EPS o IPS.</w:t>
+      </w:r>
+    </w:p>
+    <w:p>
+      <w:pPr>
+        <w:pStyle w:val="Compact"/>
+        <w:numPr>
+          <w:ilvl w:val="0"/>
+          <w:numId w:val="1016"/>
+        </w:numPr>
+      </w:pPr>
+      <w:r>
+        <w:rPr>
+          <w:b/>
+          <w:bCs/>
+        </w:rPr>
+        <w:t xml:space="preserve">Articulación con la Superintendencia Nacional de Salud y los entes de inspección, vigilancia y control</w:t>
+      </w:r>
+      <w:r>
+        <w:t xml:space="preserve">, en la medida en que la participación de los usuarios en ENUS 2026 es también insumo para el seguimiento del desempeño de las EPS que esos entes supervisan (</w:t>
+      </w:r>
+      <w:r>
+        <w:t xml:space="preserve">1</w:t>
+      </w:r>
+      <w:r>
+        <w:t xml:space="preserve">).</w:t>
+      </w:r>
+    </w:p>
+    <w:bookmarkEnd w:id="106"/>
+    <w:bookmarkStart w:id="107" w:name="trazabilidad-del-canal-de-difusión"/>
+    <w:p>
+      <w:pPr>
+        <w:pStyle w:val="Heading3"/>
+      </w:pPr>
+      <w:r>
+        <w:rPr>
+          <w:rStyle w:val="SectionNumber"/>
+        </w:rPr>
+        <w:t xml:space="preserve">5.5.4</w:t>
+      </w:r>
+      <w:r>
+        <w:tab/>
+      </w:r>
+      <w:r>
+        <w:t xml:space="preserve">Trazabilidad del canal de difusión</w:t>
+      </w:r>
+    </w:p>
+    <w:p>
+      <w:pPr>
+        <w:pStyle w:val="FirstParagraph"/>
+      </w:pPr>
+      <w:r>
+        <w:t xml:space="preserve">Si el equipo operativo adopta alguno de estos mecanismos, se recomienda adicionalmente capturar en</w:t>
+      </w:r>
+      <w:r>
+        <w:t xml:space="preserve"> </w:t>
+      </w:r>
+      <w:r>
+        <w:rPr>
+          <w:i/>
+          <w:iCs/>
+        </w:rPr>
+        <w:t xml:space="preserve">ClicSalud</w:t>
+      </w:r>
+      <w:r>
         <w:t xml:space="preserve"> </w:t>
       </w:r>
       <w:r>
@@ -19247,9 +20051,9 @@
         <w:t xml:space="preserve">Estas alternativas se presentan exclusivamente como recomendación metodológica para consideración del equipo operativo; ninguna de ellas debe interpretarse como un mecanismo actualmente implementado en ENUS 2026 —salvo la detección de atenciones recientes y el acceso asistido en tableta, que sí están documentados en el instrumento pero no como mecanismos de difusión activa—, ni su eventual adopción está respaldada, a la fecha, por los insumos técnicos revisados para este documento.</w:t>
       </w:r>
     </w:p>
-    <w:bookmarkEnd w:id="102"/>
-    <w:bookmarkEnd w:id="103"/>
-    <w:bookmarkStart w:id="104" w:name="preguntas-frecuentes"/>
+    <w:bookmarkEnd w:id="107"/>
+    <w:bookmarkEnd w:id="108"/>
+    <w:bookmarkStart w:id="109" w:name="preguntas-frecuentes"/>
     <w:p>
       <w:pPr>
         <w:pStyle w:val="Heading2"/>
@@ -19684,9 +20488,9 @@
         <w:t xml:space="preserve">), que documenta su estructura, pantallas y recorrido completo de uso.</w:t>
       </w:r>
     </w:p>
-    <w:bookmarkEnd w:id="104"/>
-    <w:bookmarkEnd w:id="105"/>
-    <w:bookmarkStart w:id="152" w:name="sec-instrumento-recoleccion"/>
+    <w:bookmarkEnd w:id="109"/>
+    <w:bookmarkEnd w:id="110"/>
+    <w:bookmarkStart w:id="157" w:name="sec-instrumento-recoleccion"/>
     <w:p>
       <w:pPr>
         <w:pStyle w:val="Heading1"/>
@@ -19811,7 +20615,7 @@
         <w:t xml:space="preserve">y muestran pantallas de la versión anterior. Se conservan únicamente donde su contenido no cambió (identificación, verificación, pantallas informativas) y se marcan explícitamente como pendientes de actualización donde sí cambió.</w:t>
       </w:r>
     </w:p>
-    <w:bookmarkStart w:id="106" w:name="sec-app-clicsalud"/>
+    <w:bookmarkStart w:id="111" w:name="sec-app-clicsalud"/>
     <w:p>
       <w:pPr>
         <w:pStyle w:val="Heading2"/>
@@ -20331,8 +21135,8 @@
         <w:t xml:space="preserve">).</w:t>
       </w:r>
     </w:p>
-    <w:bookmarkEnd w:id="106"/>
-    <w:bookmarkStart w:id="148" w:name="X015eb568c49e95d0a96ee866c67998f4a6cee1d"/>
+    <w:bookmarkEnd w:id="111"/>
+    <w:bookmarkStart w:id="153" w:name="X015eb568c49e95d0a96ee866c67998f4a6cee1d"/>
     <w:p>
       <w:pPr>
         <w:pStyle w:val="Heading2"/>
@@ -20371,7 +21175,7 @@
         <w:t xml:space="preserve">: desde el ingreso a la aplicación hasta la respuesta de una pregunta del cuestionario de ENUS 2026.</w:t>
       </w:r>
     </w:p>
-    <w:bookmarkStart w:id="110" w:name="Xe028503dd76cf0229644214b7993ab9bf23ba7b"/>
+    <w:bookmarkStart w:id="115" w:name="Xe028503dd76cf0229644214b7993ab9bf23ba7b"/>
     <w:p>
       <w:pPr>
         <w:pStyle w:val="Heading3"/>
@@ -20406,18 +21210,18 @@
           <wp:inline>
             <wp:extent cx="2468880" cy="5290457"/>
             <wp:effectExtent b="0" l="0" r="0" t="0"/>
-            <wp:docPr descr="Pantalla de bienvenida institucional, previa al acceso a la identificación." title="" id="108" name="Picture"/>
+            <wp:docPr descr="Pantalla de bienvenida institucional, previa al acceso a la identificación." title="" id="113" name="Picture"/>
             <a:graphic>
               <a:graphicData uri="http://schemas.openxmlformats.org/drawingml/2006/picture">
                 <pic:pic>
                   <pic:nvPicPr>
-                    <pic:cNvPr descr="ENUS_2026_metodoloia_files/figuras/fig-clicsalud-01-publicidad.png" id="109" name="Picture"/>
+                    <pic:cNvPr descr="ENUS_2026_metodoloia_files/figuras/fig-clicsalud-01-publicidad.png" id="114" name="Picture"/>
                     <pic:cNvPicPr>
                       <a:picLocks noChangeArrowheads="1" noChangeAspect="1"/>
                     </pic:cNvPicPr>
                   </pic:nvPicPr>
                   <pic:blipFill>
-                    <a:blip r:embed="rId107"/>
+                    <a:blip r:embed="rId112"/>
                     <a:stretch>
                       <a:fillRect/>
                     </a:stretch>
@@ -20452,8 +21256,8 @@
         <w:t xml:space="preserve">Pantalla de bienvenida institucional, previa al acceso a la identificación.</w:t>
       </w:r>
     </w:p>
-    <w:bookmarkEnd w:id="110"/>
-    <w:bookmarkStart w:id="114" w:name="paso-2.-identificación-por-documento"/>
+    <w:bookmarkEnd w:id="115"/>
+    <w:bookmarkStart w:id="119" w:name="paso-2.-identificación-por-documento"/>
     <w:p>
       <w:pPr>
         <w:pStyle w:val="Heading3"/>
@@ -20494,18 +21298,18 @@
           <wp:inline>
             <wp:extent cx="2468880" cy="5290457"/>
             <wp:effectExtent b="0" l="0" r="0" t="0"/>
-            <wp:docPr descr="Identificación del usuario por tipo y número de documento." title="" id="112" name="Picture"/>
+            <wp:docPr descr="Identificación del usuario por tipo y número de documento." title="" id="117" name="Picture"/>
             <a:graphic>
               <a:graphicData uri="http://schemas.openxmlformats.org/drawingml/2006/picture">
                 <pic:pic>
                   <pic:nvPicPr>
-                    <pic:cNvPr descr="ENUS_2026_metodoloia_files/figuras/fig-clicsalud-02-identificacion.png" id="113" name="Picture"/>
+                    <pic:cNvPr descr="ENUS_2026_metodoloia_files/figuras/fig-clicsalud-02-identificacion.png" id="118" name="Picture"/>
                     <pic:cNvPicPr>
                       <a:picLocks noChangeArrowheads="1" noChangeAspect="1"/>
                     </pic:cNvPicPr>
                   </pic:nvPicPr>
                   <pic:blipFill>
-                    <a:blip r:embed="rId111"/>
+                    <a:blip r:embed="rId116"/>
                     <a:stretch>
                       <a:fillRect/>
                     </a:stretch>
@@ -20540,8 +21344,8 @@
         <w:t xml:space="preserve">Identificación del usuario por tipo y número de documento.</w:t>
       </w:r>
     </w:p>
-    <w:bookmarkEnd w:id="114"/>
-    <w:bookmarkStart w:id="118" w:name="paso-3.-verificación-por-código-sms"/>
+    <w:bookmarkEnd w:id="119"/>
+    <w:bookmarkStart w:id="123" w:name="paso-3.-verificación-por-código-sms"/>
     <w:p>
       <w:pPr>
         <w:pStyle w:val="Heading3"/>
@@ -20576,18 +21380,18 @@
           <wp:inline>
             <wp:extent cx="2468880" cy="5290457"/>
             <wp:effectExtent b="0" l="0" r="0" t="0"/>
-            <wp:docPr descr="Verificación por código enviado por SMS." title="" id="116" name="Picture"/>
+            <wp:docPr descr="Verificación por código enviado por SMS." title="" id="121" name="Picture"/>
             <a:graphic>
               <a:graphicData uri="http://schemas.openxmlformats.org/drawingml/2006/picture">
                 <pic:pic>
                   <pic:nvPicPr>
-                    <pic:cNvPr descr="ENUS_2026_metodoloia_files/figuras/fig-clicsalud-03-codigo-sms.png" id="117" name="Picture"/>
+                    <pic:cNvPr descr="ENUS_2026_metodoloia_files/figuras/fig-clicsalud-03-codigo-sms.png" id="122" name="Picture"/>
                     <pic:cNvPicPr>
                       <a:picLocks noChangeArrowheads="1" noChangeAspect="1"/>
                     </pic:cNvPicPr>
                   </pic:nvPicPr>
                   <pic:blipFill>
-                    <a:blip r:embed="rId115"/>
+                    <a:blip r:embed="rId120"/>
                     <a:stretch>
                       <a:fillRect/>
                     </a:stretch>
@@ -20622,8 +21426,8 @@
         <w:t xml:space="preserve">Verificación por código enviado por SMS.</w:t>
       </w:r>
     </w:p>
-    <w:bookmarkEnd w:id="118"/>
-    <w:bookmarkStart w:id="122" w:name="paso-4.-verificación-bdua"/>
+    <w:bookmarkEnd w:id="123"/>
+    <w:bookmarkStart w:id="127" w:name="paso-4.-verificación-bdua"/>
     <w:p>
       <w:pPr>
         <w:pStyle w:val="Heading3"/>
@@ -20664,18 +21468,18 @@
           <wp:inline>
             <wp:extent cx="2468880" cy="5290457"/>
             <wp:effectExtent b="0" l="0" r="0" t="0"/>
-            <wp:docPr descr="Verificación BDUA: confirmación de la afiliación activa y de los datos institucionales del usuario." title="" id="120" name="Picture"/>
+            <wp:docPr descr="Verificación BDUA: confirmación de la afiliación activa y de los datos institucionales del usuario." title="" id="125" name="Picture"/>
             <a:graphic>
               <a:graphicData uri="http://schemas.openxmlformats.org/drawingml/2006/picture">
                 <pic:pic>
                   <pic:nvPicPr>
-                    <pic:cNvPr descr="ENUS_2026_metodoloia_files/figuras/fig-clicsalud-04-verificacion-bdua.png" id="121" name="Picture"/>
+                    <pic:cNvPr descr="ENUS_2026_metodoloia_files/figuras/fig-clicsalud-04-verificacion-bdua.png" id="126" name="Picture"/>
                     <pic:cNvPicPr>
                       <a:picLocks noChangeArrowheads="1" noChangeAspect="1"/>
                     </pic:cNvPicPr>
                   </pic:nvPicPr>
                   <pic:blipFill>
-                    <a:blip r:embed="rId119"/>
+                    <a:blip r:embed="rId124"/>
                     <a:stretch>
                       <a:fillRect/>
                     </a:stretch>
@@ -20710,8 +21514,8 @@
         <w:t xml:space="preserve">Verificación BDUA: confirmación de la afiliación activa y de los datos institucionales del usuario.</w:t>
       </w:r>
     </w:p>
-    <w:bookmarkEnd w:id="122"/>
-    <w:bookmarkStart w:id="126" w:name="Xf230283bc568b6ba6ffd9708320ee30a141b3a2"/>
+    <w:bookmarkEnd w:id="127"/>
+    <w:bookmarkStart w:id="131" w:name="Xf230283bc568b6ba6ffd9708320ee30a141b3a2"/>
     <w:p>
       <w:pPr>
         <w:pStyle w:val="Heading3"/>
@@ -20746,18 +21550,18 @@
           <wp:inline>
             <wp:extent cx="2468880" cy="5290457"/>
             <wp:effectExtent b="0" l="0" r="0" t="0"/>
-            <wp:docPr descr="Pantalla de Inicio, con el usuario ya identificado y acceso a los módulos de la aplicación." title="" id="124" name="Picture"/>
+            <wp:docPr descr="Pantalla de Inicio, con el usuario ya identificado y acceso a los módulos de la aplicación." title="" id="129" name="Picture"/>
             <a:graphic>
               <a:graphicData uri="http://schemas.openxmlformats.org/drawingml/2006/picture">
                 <pic:pic>
                   <pic:nvPicPr>
-                    <pic:cNvPr descr="ENUS_2026_metodoloia_files/figuras/fig-clicsalud-05-inicio.png" id="125" name="Picture"/>
+                    <pic:cNvPr descr="ENUS_2026_metodoloia_files/figuras/fig-clicsalud-05-inicio.png" id="130" name="Picture"/>
                     <pic:cNvPicPr>
                       <a:picLocks noChangeArrowheads="1" noChangeAspect="1"/>
                     </pic:cNvPicPr>
                   </pic:nvPicPr>
                   <pic:blipFill>
-                    <a:blip r:embed="rId123"/>
+                    <a:blip r:embed="rId128"/>
                     <a:stretch>
                       <a:fillRect/>
                     </a:stretch>
@@ -20792,8 +21596,8 @@
         <w:t xml:space="preserve">Pantalla de Inicio, con el usuario ya identificado y acceso a los módulos de la aplicación.</w:t>
       </w:r>
     </w:p>
-    <w:bookmarkEnd w:id="126"/>
-    <w:bookmarkStart w:id="130" w:name="paso-6.-pestaña-derechos"/>
+    <w:bookmarkEnd w:id="131"/>
+    <w:bookmarkStart w:id="135" w:name="paso-6.-pestaña-derechos"/>
     <w:p>
       <w:pPr>
         <w:pStyle w:val="Heading3"/>
@@ -20846,18 +21650,18 @@
           <wp:inline>
             <wp:extent cx="2468880" cy="5290457"/>
             <wp:effectExtent b="0" l="0" r="0" t="0"/>
-            <wp:docPr descr="Pestaña Derechos: Carta de Derechos y Deberes por tarjetas temáticas." title="" id="128" name="Picture"/>
+            <wp:docPr descr="Pestaña Derechos: Carta de Derechos y Deberes por tarjetas temáticas." title="" id="133" name="Picture"/>
             <a:graphic>
               <a:graphicData uri="http://schemas.openxmlformats.org/drawingml/2006/picture">
                 <pic:pic>
                   <pic:nvPicPr>
-                    <pic:cNvPr descr="ENUS_2026_metodoloia_files/figuras/fig-clicsalud-08-tab-derechos.png" id="129" name="Picture"/>
+                    <pic:cNvPr descr="ENUS_2026_metodoloia_files/figuras/fig-clicsalud-08-tab-derechos.png" id="134" name="Picture"/>
                     <pic:cNvPicPr>
                       <a:picLocks noChangeArrowheads="1" noChangeAspect="1"/>
                     </pic:cNvPicPr>
                   </pic:nvPicPr>
                   <pic:blipFill>
-                    <a:blip r:embed="rId127"/>
+                    <a:blip r:embed="rId132"/>
                     <a:stretch>
                       <a:fillRect/>
                     </a:stretch>
@@ -20892,8 +21696,8 @@
         <w:t xml:space="preserve">Pestaña Derechos: Carta de Derechos y Deberes por tarjetas temáticas.</w:t>
       </w:r>
     </w:p>
-    <w:bookmarkEnd w:id="130"/>
-    <w:bookmarkStart w:id="134" w:name="paso-7.-pestaña-desempeño"/>
+    <w:bookmarkEnd w:id="135"/>
+    <w:bookmarkStart w:id="139" w:name="paso-7.-pestaña-desempeño"/>
     <w:p>
       <w:pPr>
         <w:pStyle w:val="Heading3"/>
@@ -20940,18 +21744,18 @@
           <wp:inline>
             <wp:extent cx="2468880" cy="5290457"/>
             <wp:effectExtent b="0" l="0" r="0" t="0"/>
-            <wp:docPr descr="Pestaña Desempeño: tablero de indicadores de calidad de la EPS del usuario." title="" id="132" name="Picture"/>
+            <wp:docPr descr="Pestaña Desempeño: tablero de indicadores de calidad de la EPS del usuario." title="" id="137" name="Picture"/>
             <a:graphic>
               <a:graphicData uri="http://schemas.openxmlformats.org/drawingml/2006/picture">
                 <pic:pic>
                   <pic:nvPicPr>
-                    <pic:cNvPr descr="ENUS_2026_metodoloia_files/figuras/fig-clicsalud-09-tab-desempeno.png" id="133" name="Picture"/>
+                    <pic:cNvPr descr="ENUS_2026_metodoloia_files/figuras/fig-clicsalud-09-tab-desempeno.png" id="138" name="Picture"/>
                     <pic:cNvPicPr>
                       <a:picLocks noChangeArrowheads="1" noChangeAspect="1"/>
                     </pic:cNvPicPr>
                   </pic:nvPicPr>
                   <pic:blipFill>
-                    <a:blip r:embed="rId131"/>
+                    <a:blip r:embed="rId136"/>
                     <a:stretch>
                       <a:fillRect/>
                     </a:stretch>
@@ -20986,8 +21790,8 @@
         <w:t xml:space="preserve">Pestaña Desempeño: tablero de indicadores de calidad de la EPS del usuario.</w:t>
       </w:r>
     </w:p>
-    <w:bookmarkEnd w:id="134"/>
-    <w:bookmarkStart w:id="138" w:name="paso-8.-pestaña-normas"/>
+    <w:bookmarkEnd w:id="139"/>
+    <w:bookmarkStart w:id="143" w:name="paso-8.-pestaña-normas"/>
     <w:p>
       <w:pPr>
         <w:pStyle w:val="Heading3"/>
@@ -21046,360 +21850,12 @@
           <wp:inline>
             <wp:extent cx="2468880" cy="5290457"/>
             <wp:effectExtent b="0" l="0" r="0" t="0"/>
-            <wp:docPr descr="Pestaña Normas: marco normativo de referencia de la aplicación." title="" id="136" name="Picture"/>
+            <wp:docPr descr="Pestaña Normas: marco normativo de referencia de la aplicación." title="" id="141" name="Picture"/>
             <a:graphic>
               <a:graphicData uri="http://schemas.openxmlformats.org/drawingml/2006/picture">
                 <pic:pic>
                   <pic:nvPicPr>
-                    <pic:cNvPr descr="ENUS_2026_metodoloia_files/figuras/fig-clicsalud-10-tab-normas.png" id="137" name="Picture"/>
-                    <pic:cNvPicPr>
-                      <a:picLocks noChangeArrowheads="1" noChangeAspect="1"/>
-                    </pic:cNvPicPr>
-                  </pic:nvPicPr>
-                  <pic:blipFill>
-                    <a:blip r:embed="rId135"/>
-                    <a:stretch>
-                      <a:fillRect/>
-                    </a:stretch>
-                  </pic:blipFill>
-                  <pic:spPr bwMode="auto">
-                    <a:xfrm>
-                      <a:off x="0" y="0"/>
-                      <a:ext cx="2468880" cy="5290457"/>
-                    </a:xfrm>
-                    <a:prstGeom prst="rect">
-                      <a:avLst/>
-                    </a:prstGeom>
-                    <a:noFill/>
-                    <a:ln w="9525">
-                      <a:noFill/>
-                      <a:headEnd/>
-                      <a:tailEnd/>
-                    </a:ln>
-                  </pic:spPr>
-                </pic:pic>
-              </a:graphicData>
-            </a:graphic>
-          </wp:inline>
-        </w:drawing>
-      </w:r>
-    </w:p>
-    <w:p>
-      <w:pPr>
-        <w:pStyle w:val="ImageCaption"/>
-      </w:pPr>
-      <w:r>
-        <w:t xml:space="preserve">Pestaña Normas: marco normativo de referencia de la aplicación.</w:t>
-      </w:r>
-    </w:p>
-    <w:bookmarkEnd w:id="138"/>
-    <w:bookmarkStart w:id="139" w:name="paso-9.-acceso-al-módulo-encuesta-enus"/>
-    <w:p>
-      <w:pPr>
-        <w:pStyle w:val="Heading3"/>
-      </w:pPr>
-      <w:r>
-        <w:rPr>
-          <w:rStyle w:val="SectionNumber"/>
-        </w:rPr>
-        <w:t xml:space="preserve">6.2.9</w:t>
-      </w:r>
-      <w:r>
-        <w:tab/>
-      </w:r>
-      <w:r>
-        <w:t xml:space="preserve">Paso 9. Acceso al módulo Encuesta ENUS</w:t>
-      </w:r>
-    </w:p>
-    <w:p>
-      <w:pPr>
-        <w:pStyle w:val="FirstParagraph"/>
-      </w:pPr>
-      <w:r>
-        <w:t xml:space="preserve">Desde la pestaña</w:t>
-      </w:r>
-      <w:r>
-        <w:t xml:space="preserve"> </w:t>
-      </w:r>
-      <w:r>
-        <w:t xml:space="preserve">“Encuesta”</w:t>
-      </w:r>
-      <w:r>
-        <w:t xml:space="preserve"> </w:t>
-      </w:r>
-      <w:r>
-        <w:t xml:space="preserve">o desde la opción</w:t>
-      </w:r>
-      <w:r>
-        <w:t xml:space="preserve"> </w:t>
-      </w:r>
-      <w:r>
-        <w:t xml:space="preserve">“Contar mi experiencia”</w:t>
-      </w:r>
-      <w:r>
-        <w:t xml:space="preserve"> </w:t>
-      </w:r>
-      <w:r>
-        <w:t xml:space="preserve">en Inicio, el usuario llega a la pantalla de entrada del cuestionario de ENUS 2026, que muestra su sesión activa y verificada, y una vista previa de los prestadores disponibles para evaluar —los que tiene habilitados en BDUA y que no estén bloqueados por haber sido evaluados en el último año (</w:t>
-      </w:r>
-      <w:r>
-        <w:t xml:space="preserve">4.2</w:t>
-      </w:r>
-      <w:r>
-        <w:t xml:space="preserve">)—. El usuario inicia la encuesta desde esta pantalla.</w:t>
-      </w:r>
-    </w:p>
-    <w:p>
-      <w:pPr>
-        <w:pStyle w:val="BodyText"/>
-      </w:pPr>
-      <w:r>
-        <w:rPr>
-          <w:b/>
-          <w:bCs/>
-        </w:rPr>
-        <w:t xml:space="preserve">Pendiente de actualización visual.</w:t>
-      </w:r>
-      <w:r>
-        <w:t xml:space="preserve"> </w:t>
-      </w:r>
-      <w:r>
-        <w:t xml:space="preserve">La figura</w:t>
-      </w:r>
-      <w:r>
-        <w:t xml:space="preserve"> </w:t>
-      </w:r>
-      <w:r>
-        <w:rPr>
-          <w:rStyle w:val="VerbatimChar"/>
-        </w:rPr>
-        <w:t xml:space="preserve">fig-clicsalud-06-modulo-encuesta.png</w:t>
-      </w:r>
-      <w:r>
-        <w:t xml:space="preserve"> </w:t>
-      </w:r>
-      <w:r>
-        <w:t xml:space="preserve">corresponde a la versión anterior de esta pantalla, que mostraba en su lugar las atenciones de salud detectadas para el usuario (FEVRIPS); no se incluye aquí por no representar ya la pantalla vigente.</w:t>
-      </w:r>
-    </w:p>
-    <w:bookmarkEnd w:id="139"/>
-    <w:bookmarkStart w:id="146" w:name="paso-10.-parte-2-preguntas-comunes"/>
-    <w:p>
-      <w:pPr>
-        <w:pStyle w:val="Heading3"/>
-      </w:pPr>
-      <w:r>
-        <w:rPr>
-          <w:rStyle w:val="SectionNumber"/>
-        </w:rPr>
-        <w:t xml:space="preserve">6.2.10</w:t>
-      </w:r>
-      <w:r>
-        <w:tab/>
-      </w:r>
-      <w:r>
-        <w:t xml:space="preserve">Paso 10. Parte 2 — Preguntas comunes</w:t>
-      </w:r>
-    </w:p>
-    <w:p>
-      <w:pPr>
-        <w:pStyle w:val="FirstParagraph"/>
-      </w:pPr>
-      <w:r>
-        <w:t xml:space="preserve">Al iniciar la encuesta, el usuario responde Parte 2: once preguntas comunes de respuesta directa, tomadas de la sección de trazadoras y transversales del instrumento (</w:t>
-      </w:r>
-      <w:r>
-        <w:t xml:space="preserve">4.2</w:t>
-      </w:r>
-      <w:r>
-        <w:t xml:space="preserve">). Las dos primeras coinciden con los ejemplos capturados en las figuras siguientes:</w:t>
-      </w:r>
-    </w:p>
-    <w:p>
-      <w:pPr>
-        <w:pStyle w:val="Compact"/>
-        <w:numPr>
-          <w:ilvl w:val="0"/>
-          <w:numId w:val="1015"/>
-        </w:numPr>
-      </w:pPr>
-      <w:r>
-        <w:t xml:space="preserve">¿Quién se encuentra diligenciando esta encuesta? (Usted mismo / Un pariente o tutor legal / Otra persona)</w:t>
-      </w:r>
-    </w:p>
-    <w:p>
-      <w:pPr>
-        <w:pStyle w:val="Compact"/>
-        <w:numPr>
-          <w:ilvl w:val="0"/>
-          <w:numId w:val="1015"/>
-        </w:numPr>
-      </w:pPr>
-      <w:r>
-        <w:t xml:space="preserve">¿Cuenta usted con algún plan voluntario de salud? (Plan Complementario / Medicina Prepagada / Póliza de salud / Ninguno)</w:t>
-      </w:r>
-    </w:p>
-    <w:p>
-      <w:pPr>
-        <w:pStyle w:val="Compact"/>
-        <w:numPr>
-          <w:ilvl w:val="0"/>
-          <w:numId w:val="1015"/>
-        </w:numPr>
-      </w:pPr>
-      <w:r>
-        <w:t xml:space="preserve">¿Cuál es su percepción general de su salud? (Excelente / Muy buena / Buena / Regular / Mala / Muy mala)</w:t>
-      </w:r>
-    </w:p>
-    <w:p>
-      <w:pPr>
-        <w:pStyle w:val="Compact"/>
-        <w:numPr>
-          <w:ilvl w:val="0"/>
-          <w:numId w:val="1015"/>
-        </w:numPr>
-      </w:pPr>
-      <w:r>
-        <w:t xml:space="preserve">En los últimos 6 meses, ¿ha utilizado un servicio de salud? (Sí / No)</w:t>
-      </w:r>
-    </w:p>
-    <w:p>
-      <w:pPr>
-        <w:pStyle w:val="Compact"/>
-        <w:numPr>
-          <w:ilvl w:val="0"/>
-          <w:numId w:val="1015"/>
-        </w:numPr>
-      </w:pPr>
-      <w:r>
-        <w:t xml:space="preserve">En los últimos 6 meses, ¿ha cambiado de EPS o se afilió por primera vez a una EPS? (Sí / No)</w:t>
-      </w:r>
-    </w:p>
-    <w:p>
-      <w:pPr>
-        <w:pStyle w:val="Compact"/>
-        <w:numPr>
-          <w:ilvl w:val="0"/>
-          <w:numId w:val="1015"/>
-        </w:numPr>
-      </w:pPr>
-      <w:r>
-        <w:t xml:space="preserve">¿Quién le ayudó a gestionar el servicio de salud que requería? (EPS / Secretaría de Salud / IPS pública / IPS privada de su EPS / IPS privada particular / Ninguna de las anteriores)</w:t>
-      </w:r>
-    </w:p>
-    <w:p>
-      <w:pPr>
-        <w:pStyle w:val="Compact"/>
-        <w:numPr>
-          <w:ilvl w:val="0"/>
-          <w:numId w:val="1015"/>
-        </w:numPr>
-      </w:pPr>
-      <w:r>
-        <w:t xml:space="preserve">¿Cuál de los siguientes servicios utilizó la última vez? (Urgencias / Hospitalización / Cirugía / Consulta Externa / Atención Domiciliaria / Entrega de medicamentos o dispositivos médicos / Laboratorio clínico / Imágenes diagnósticas / Otro / Ninguna de las anteriores)</w:t>
-      </w:r>
-    </w:p>
-    <w:p>
-      <w:pPr>
-        <w:pStyle w:val="Compact"/>
-        <w:numPr>
-          <w:ilvl w:val="0"/>
-          <w:numId w:val="1015"/>
-        </w:numPr>
-      </w:pPr>
-      <w:r>
-        <w:t xml:space="preserve">¿Se encuentra usted en estado de embarazo? (Sí / No)</w:t>
-      </w:r>
-    </w:p>
-    <w:p>
-      <w:pPr>
-        <w:pStyle w:val="Compact"/>
-        <w:numPr>
-          <w:ilvl w:val="0"/>
-          <w:numId w:val="1015"/>
-        </w:numPr>
-      </w:pPr>
-      <w:r>
-        <w:t xml:space="preserve">¿Ha sido diagnosticado con alguna de estas condiciones? (Hipertensión Arterial / Diabetes Mellitus Tipo 2 / Hemofilia / Enfermedad Huérfana o Rara / VIH / Hepatitis C / Artritis reumatoide u otras enfermedades autoinmunes / Cáncer / Ninguna de las anteriores)</w:t>
-      </w:r>
-    </w:p>
-    <w:p>
-      <w:pPr>
-        <w:pStyle w:val="Compact"/>
-        <w:numPr>
-          <w:ilvl w:val="0"/>
-          <w:numId w:val="1015"/>
-        </w:numPr>
-      </w:pPr>
-      <w:r>
-        <w:t xml:space="preserve">En los últimos seis meses, ¿hubo algún momento en el que tuvo un problema de salud y requería atención médica, pero decidió no acudir al servicio médico? (Sí / No)</w:t>
-      </w:r>
-    </w:p>
-    <w:p>
-      <w:pPr>
-        <w:pStyle w:val="Compact"/>
-        <w:numPr>
-          <w:ilvl w:val="0"/>
-          <w:numId w:val="1015"/>
-        </w:numPr>
-      </w:pPr>
-      <w:r>
-        <w:t xml:space="preserve">¿Conoce o ha tenido acceso al informe anual de tutelas? (Sí / No)</w:t>
-      </w:r>
-    </w:p>
-    <w:p>
-      <w:pPr>
-        <w:pStyle w:val="FirstParagraph"/>
-      </w:pPr>
-      <w:r>
-        <w:t xml:space="preserve">Cada pregunta se presenta en pantalla completa, con un indicador de avance (</w:t>
-      </w:r>
-      <w:r>
-        <w:t xml:space="preserve">“Pregunta N de 11”</w:t>
-      </w:r>
-      <w:r>
-        <w:t xml:space="preserve">) y un botón</w:t>
-      </w:r>
-      <w:r>
-        <w:t xml:space="preserve"> </w:t>
-      </w:r>
-      <w:r>
-        <w:t xml:space="preserve">“Siguiente”</w:t>
-      </w:r>
-      <w:r>
-        <w:t xml:space="preserve"> </w:t>
-      </w:r>
-      <w:r>
-        <w:t xml:space="preserve">para continuar. Las dos figuras siguientes siguen siendo válidas como ejemplo del diseño de pantalla (tarjeta de pregunta, opciones, barra de progreso): el texto de sus preguntas no cambió, aunque el indicador</w:t>
-      </w:r>
-      <w:r>
-        <w:t xml:space="preserve"> </w:t>
-      </w:r>
-      <w:r>
-        <w:t xml:space="preserve">“de 6”</w:t>
-      </w:r>
-      <w:r>
-        <w:t xml:space="preserve"> </w:t>
-      </w:r>
-      <w:r>
-        <w:t xml:space="preserve">que muestran quedó desactualizado por el aumento a once preguntas.</w:t>
-      </w:r>
-    </w:p>
-    <w:p>
-      <w:pPr>
-        <w:pStyle w:val="CaptionedFigure"/>
-      </w:pPr>
-      <w:r>
-        <w:drawing>
-          <wp:inline>
-            <wp:extent cx="2468880" cy="5290457"/>
-            <wp:effectExtent b="0" l="0" r="0" t="0"/>
-            <wp:docPr descr="Primera pregunta de Parte 2: identificación de quién diligencia la encuesta." title="" id="141" name="Picture"/>
-            <a:graphic>
-              <a:graphicData uri="http://schemas.openxmlformats.org/drawingml/2006/picture">
-                <pic:pic>
-                  <pic:nvPicPr>
-                    <pic:cNvPr descr="ENUS_2026_metodoloia_files/figuras/fig-clicsalud-07-pregunta-ejemplo.png" id="142" name="Picture"/>
+                    <pic:cNvPr descr="ENUS_2026_metodoloia_files/figuras/fig-clicsalud-10-tab-normas.png" id="142" name="Picture"/>
                     <pic:cNvPicPr>
                       <a:picLocks noChangeArrowheads="1" noChangeAspect="1"/>
                     </pic:cNvPicPr>
@@ -21437,7 +21893,300 @@
         <w:pStyle w:val="ImageCaption"/>
       </w:pPr>
       <w:r>
-        <w:t xml:space="preserve">Primera pregunta de Parte 2: identificación de quién diligencia la encuesta.</w:t>
+        <w:t xml:space="preserve">Pestaña Normas: marco normativo de referencia de la aplicación.</w:t>
+      </w:r>
+    </w:p>
+    <w:bookmarkEnd w:id="143"/>
+    <w:bookmarkStart w:id="144" w:name="paso-9.-acceso-al-módulo-encuesta-enus"/>
+    <w:p>
+      <w:pPr>
+        <w:pStyle w:val="Heading3"/>
+      </w:pPr>
+      <w:r>
+        <w:rPr>
+          <w:rStyle w:val="SectionNumber"/>
+        </w:rPr>
+        <w:t xml:space="preserve">6.2.9</w:t>
+      </w:r>
+      <w:r>
+        <w:tab/>
+      </w:r>
+      <w:r>
+        <w:t xml:space="preserve">Paso 9. Acceso al módulo Encuesta ENUS</w:t>
+      </w:r>
+    </w:p>
+    <w:p>
+      <w:pPr>
+        <w:pStyle w:val="FirstParagraph"/>
+      </w:pPr>
+      <w:r>
+        <w:t xml:space="preserve">Desde la pestaña</w:t>
+      </w:r>
+      <w:r>
+        <w:t xml:space="preserve"> </w:t>
+      </w:r>
+      <w:r>
+        <w:t xml:space="preserve">“Encuesta”</w:t>
+      </w:r>
+      <w:r>
+        <w:t xml:space="preserve"> </w:t>
+      </w:r>
+      <w:r>
+        <w:t xml:space="preserve">o desde la opción</w:t>
+      </w:r>
+      <w:r>
+        <w:t xml:space="preserve"> </w:t>
+      </w:r>
+      <w:r>
+        <w:t xml:space="preserve">“Contar mi experiencia”</w:t>
+      </w:r>
+      <w:r>
+        <w:t xml:space="preserve"> </w:t>
+      </w:r>
+      <w:r>
+        <w:t xml:space="preserve">en Inicio, el usuario llega a la pantalla de entrada del cuestionario de ENUS 2026, que muestra su sesión activa y verificada, y una vista previa de los prestadores disponibles para evaluar —los que tiene habilitados en BDUA y que no estén bloqueados por haber sido evaluados en el último año (</w:t>
+      </w:r>
+      <w:r>
+        <w:t xml:space="preserve">4.2</w:t>
+      </w:r>
+      <w:r>
+        <w:t xml:space="preserve">)—. El usuario inicia la encuesta desde esta pantalla.</w:t>
+      </w:r>
+    </w:p>
+    <w:p>
+      <w:pPr>
+        <w:pStyle w:val="BodyText"/>
+      </w:pPr>
+      <w:r>
+        <w:rPr>
+          <w:b/>
+          <w:bCs/>
+        </w:rPr>
+        <w:t xml:space="preserve">Pendiente de actualización visual.</w:t>
+      </w:r>
+      <w:r>
+        <w:t xml:space="preserve"> </w:t>
+      </w:r>
+      <w:r>
+        <w:t xml:space="preserve">La figura</w:t>
+      </w:r>
+      <w:r>
+        <w:t xml:space="preserve"> </w:t>
+      </w:r>
+      <w:r>
+        <w:rPr>
+          <w:rStyle w:val="VerbatimChar"/>
+        </w:rPr>
+        <w:t xml:space="preserve">fig-clicsalud-06-modulo-encuesta.png</w:t>
+      </w:r>
+      <w:r>
+        <w:t xml:space="preserve"> </w:t>
+      </w:r>
+      <w:r>
+        <w:t xml:space="preserve">corresponde a la versión anterior de esta pantalla, que mostraba en su lugar las atenciones de salud detectadas para el usuario (FEVRIPS); no se incluye aquí por no representar ya la pantalla vigente.</w:t>
+      </w:r>
+    </w:p>
+    <w:bookmarkEnd w:id="144"/>
+    <w:bookmarkStart w:id="151" w:name="paso-10.-parte-2-preguntas-comunes"/>
+    <w:p>
+      <w:pPr>
+        <w:pStyle w:val="Heading3"/>
+      </w:pPr>
+      <w:r>
+        <w:rPr>
+          <w:rStyle w:val="SectionNumber"/>
+        </w:rPr>
+        <w:t xml:space="preserve">6.2.10</w:t>
+      </w:r>
+      <w:r>
+        <w:tab/>
+      </w:r>
+      <w:r>
+        <w:t xml:space="preserve">Paso 10. Parte 2 — Preguntas comunes</w:t>
+      </w:r>
+    </w:p>
+    <w:p>
+      <w:pPr>
+        <w:pStyle w:val="FirstParagraph"/>
+      </w:pPr>
+      <w:r>
+        <w:t xml:space="preserve">Al iniciar la encuesta, el usuario responde Parte 2: once preguntas comunes de respuesta directa, tomadas de la sección de trazadoras y transversales del instrumento (</w:t>
+      </w:r>
+      <w:r>
+        <w:t xml:space="preserve">4.2</w:t>
+      </w:r>
+      <w:r>
+        <w:t xml:space="preserve">). Las dos primeras coinciden con los ejemplos capturados en las figuras siguientes:</w:t>
+      </w:r>
+    </w:p>
+    <w:p>
+      <w:pPr>
+        <w:pStyle w:val="Compact"/>
+        <w:numPr>
+          <w:ilvl w:val="0"/>
+          <w:numId w:val="1017"/>
+        </w:numPr>
+      </w:pPr>
+      <w:r>
+        <w:t xml:space="preserve">¿Quién se encuentra diligenciando esta encuesta? (Usted mismo / Un pariente o tutor legal / Otra persona)</w:t>
+      </w:r>
+    </w:p>
+    <w:p>
+      <w:pPr>
+        <w:pStyle w:val="Compact"/>
+        <w:numPr>
+          <w:ilvl w:val="0"/>
+          <w:numId w:val="1017"/>
+        </w:numPr>
+      </w:pPr>
+      <w:r>
+        <w:t xml:space="preserve">¿Cuenta usted con algún plan voluntario de salud? (Plan Complementario / Medicina Prepagada / Póliza de salud / Ninguno)</w:t>
+      </w:r>
+    </w:p>
+    <w:p>
+      <w:pPr>
+        <w:pStyle w:val="Compact"/>
+        <w:numPr>
+          <w:ilvl w:val="0"/>
+          <w:numId w:val="1017"/>
+        </w:numPr>
+      </w:pPr>
+      <w:r>
+        <w:t xml:space="preserve">¿Cuál es su percepción general de su salud? (Excelente / Muy buena / Buena / Regular / Mala / Muy mala)</w:t>
+      </w:r>
+    </w:p>
+    <w:p>
+      <w:pPr>
+        <w:pStyle w:val="Compact"/>
+        <w:numPr>
+          <w:ilvl w:val="0"/>
+          <w:numId w:val="1017"/>
+        </w:numPr>
+      </w:pPr>
+      <w:r>
+        <w:t xml:space="preserve">En los últimos 6 meses, ¿ha utilizado un servicio de salud? (Sí / No)</w:t>
+      </w:r>
+    </w:p>
+    <w:p>
+      <w:pPr>
+        <w:pStyle w:val="Compact"/>
+        <w:numPr>
+          <w:ilvl w:val="0"/>
+          <w:numId w:val="1017"/>
+        </w:numPr>
+      </w:pPr>
+      <w:r>
+        <w:t xml:space="preserve">En los últimos 6 meses, ¿ha cambiado de EPS o se afilió por primera vez a una EPS? (Sí / No)</w:t>
+      </w:r>
+    </w:p>
+    <w:p>
+      <w:pPr>
+        <w:pStyle w:val="Compact"/>
+        <w:numPr>
+          <w:ilvl w:val="0"/>
+          <w:numId w:val="1017"/>
+        </w:numPr>
+      </w:pPr>
+      <w:r>
+        <w:t xml:space="preserve">¿Quién le ayudó a gestionar el servicio de salud que requería? (EPS / Secretaría de Salud / IPS pública / IPS privada de su EPS / IPS privada particular / Ninguna de las anteriores)</w:t>
+      </w:r>
+    </w:p>
+    <w:p>
+      <w:pPr>
+        <w:pStyle w:val="Compact"/>
+        <w:numPr>
+          <w:ilvl w:val="0"/>
+          <w:numId w:val="1017"/>
+        </w:numPr>
+      </w:pPr>
+      <w:r>
+        <w:t xml:space="preserve">¿Cuál de los siguientes servicios utilizó la última vez? (Urgencias / Hospitalización / Cirugía / Consulta Externa / Atención Domiciliaria / Entrega de medicamentos o dispositivos médicos / Laboratorio clínico / Imágenes diagnósticas / Otro / Ninguna de las anteriores)</w:t>
+      </w:r>
+    </w:p>
+    <w:p>
+      <w:pPr>
+        <w:pStyle w:val="Compact"/>
+        <w:numPr>
+          <w:ilvl w:val="0"/>
+          <w:numId w:val="1017"/>
+        </w:numPr>
+      </w:pPr>
+      <w:r>
+        <w:t xml:space="preserve">¿Se encuentra usted en estado de embarazo? (Sí / No)</w:t>
+      </w:r>
+    </w:p>
+    <w:p>
+      <w:pPr>
+        <w:pStyle w:val="Compact"/>
+        <w:numPr>
+          <w:ilvl w:val="0"/>
+          <w:numId w:val="1017"/>
+        </w:numPr>
+      </w:pPr>
+      <w:r>
+        <w:t xml:space="preserve">¿Ha sido diagnosticado con alguna de estas condiciones? (Hipertensión Arterial / Diabetes Mellitus Tipo 2 / Hemofilia / Enfermedad Huérfana o Rara / VIH / Hepatitis C / Artritis reumatoide u otras enfermedades autoinmunes / Cáncer / Ninguna de las anteriores)</w:t>
+      </w:r>
+    </w:p>
+    <w:p>
+      <w:pPr>
+        <w:pStyle w:val="Compact"/>
+        <w:numPr>
+          <w:ilvl w:val="0"/>
+          <w:numId w:val="1017"/>
+        </w:numPr>
+      </w:pPr>
+      <w:r>
+        <w:t xml:space="preserve">En los últimos seis meses, ¿hubo algún momento en el que tuvo un problema de salud y requería atención médica, pero decidió no acudir al servicio médico? (Sí / No)</w:t>
+      </w:r>
+    </w:p>
+    <w:p>
+      <w:pPr>
+        <w:pStyle w:val="Compact"/>
+        <w:numPr>
+          <w:ilvl w:val="0"/>
+          <w:numId w:val="1017"/>
+        </w:numPr>
+      </w:pPr>
+      <w:r>
+        <w:t xml:space="preserve">¿Conoce o ha tenido acceso al informe anual de tutelas? (Sí / No)</w:t>
+      </w:r>
+    </w:p>
+    <w:p>
+      <w:pPr>
+        <w:pStyle w:val="FirstParagraph"/>
+      </w:pPr>
+      <w:r>
+        <w:t xml:space="preserve">Cada pregunta se presenta en pantalla completa, con un indicador de avance (</w:t>
+      </w:r>
+      <w:r>
+        <w:t xml:space="preserve">“Pregunta N de 11”</w:t>
+      </w:r>
+      <w:r>
+        <w:t xml:space="preserve">) y un botón</w:t>
+      </w:r>
+      <w:r>
+        <w:t xml:space="preserve"> </w:t>
+      </w:r>
+      <w:r>
+        <w:t xml:space="preserve">“Siguiente”</w:t>
+      </w:r>
+      <w:r>
+        <w:t xml:space="preserve"> </w:t>
+      </w:r>
+      <w:r>
+        <w:t xml:space="preserve">para continuar. Las dos figuras siguientes siguen siendo válidas como ejemplo del diseño de pantalla (tarjeta de pregunta, opciones, barra de progreso): el texto de sus preguntas no cambió, aunque el indicador</w:t>
+      </w:r>
+      <w:r>
+        <w:t xml:space="preserve"> </w:t>
+      </w:r>
+      <w:r>
+        <w:t xml:space="preserve">“de 6”</w:t>
+      </w:r>
+      <w:r>
+        <w:t xml:space="preserve"> </w:t>
+      </w:r>
+      <w:r>
+        <w:t xml:space="preserve">que muestran quedó desactualizado por el aumento a once preguntas.</w:t>
       </w:r>
     </w:p>
     <w:p>
@@ -21449,18 +22198,18 @@
           <wp:inline>
             <wp:extent cx="2468880" cy="5290457"/>
             <wp:effectExtent b="0" l="0" r="0" t="0"/>
-            <wp:docPr descr="Cuarta pregunta de Parte 2: uso de servicios de salud en los últimos seis meses." title="" id="144" name="Picture"/>
+            <wp:docPr descr="Primera pregunta de Parte 2: identificación de quién diligencia la encuesta." title="" id="146" name="Picture"/>
             <a:graphic>
               <a:graphicData uri="http://schemas.openxmlformats.org/drawingml/2006/picture">
                 <pic:pic>
                   <pic:nvPicPr>
-                    <pic:cNvPr descr="ENUS_2026_metodoloia_files/figuras/fig-clicsalud-11-trazadora-ejemplo.png" id="145" name="Picture"/>
+                    <pic:cNvPr descr="ENUS_2026_metodoloia_files/figuras/fig-clicsalud-07-pregunta-ejemplo.png" id="147" name="Picture"/>
                     <pic:cNvPicPr>
                       <a:picLocks noChangeArrowheads="1" noChangeAspect="1"/>
                     </pic:cNvPicPr>
                   </pic:nvPicPr>
                   <pic:blipFill>
-                    <a:blip r:embed="rId143"/>
+                    <a:blip r:embed="rId145"/>
                     <a:stretch>
                       <a:fillRect/>
                     </a:stretch>
@@ -21492,11 +22241,66 @@
         <w:pStyle w:val="ImageCaption"/>
       </w:pPr>
       <w:r>
+        <w:t xml:space="preserve">Primera pregunta de Parte 2: identificación de quién diligencia la encuesta.</w:t>
+      </w:r>
+    </w:p>
+    <w:p>
+      <w:pPr>
+        <w:pStyle w:val="CaptionedFigure"/>
+      </w:pPr>
+      <w:r>
+        <w:drawing>
+          <wp:inline>
+            <wp:extent cx="2468880" cy="5290457"/>
+            <wp:effectExtent b="0" l="0" r="0" t="0"/>
+            <wp:docPr descr="Cuarta pregunta de Parte 2: uso de servicios de salud en los últimos seis meses." title="" id="149" name="Picture"/>
+            <a:graphic>
+              <a:graphicData uri="http://schemas.openxmlformats.org/drawingml/2006/picture">
+                <pic:pic>
+                  <pic:nvPicPr>
+                    <pic:cNvPr descr="ENUS_2026_metodoloia_files/figuras/fig-clicsalud-11-trazadora-ejemplo.png" id="150" name="Picture"/>
+                    <pic:cNvPicPr>
+                      <a:picLocks noChangeArrowheads="1" noChangeAspect="1"/>
+                    </pic:cNvPicPr>
+                  </pic:nvPicPr>
+                  <pic:blipFill>
+                    <a:blip r:embed="rId148"/>
+                    <a:stretch>
+                      <a:fillRect/>
+                    </a:stretch>
+                  </pic:blipFill>
+                  <pic:spPr bwMode="auto">
+                    <a:xfrm>
+                      <a:off x="0" y="0"/>
+                      <a:ext cx="2468880" cy="5290457"/>
+                    </a:xfrm>
+                    <a:prstGeom prst="rect">
+                      <a:avLst/>
+                    </a:prstGeom>
+                    <a:noFill/>
+                    <a:ln w="9525">
+                      <a:noFill/>
+                      <a:headEnd/>
+                      <a:tailEnd/>
+                    </a:ln>
+                  </pic:spPr>
+                </pic:pic>
+              </a:graphicData>
+            </a:graphic>
+          </wp:inline>
+        </w:drawing>
+      </w:r>
+    </w:p>
+    <w:p>
+      <w:pPr>
+        <w:pStyle w:val="ImageCaption"/>
+      </w:pPr>
+      <w:r>
         <w:t xml:space="preserve">Cuarta pregunta de Parte 2: uso de servicios de salud en los últimos seis meses.</w:t>
       </w:r>
     </w:p>
-    <w:bookmarkEnd w:id="146"/>
-    <w:bookmarkStart w:id="147" w:name="X46e378ca3c98a3404e151be9eedab95ec3db692"/>
+    <w:bookmarkEnd w:id="151"/>
+    <w:bookmarkStart w:id="152" w:name="X46e378ca3c98a3404e151be9eedab95ec3db692"/>
     <w:p>
       <w:pPr>
         <w:pStyle w:val="Heading3"/>
@@ -21728,9 +22532,9 @@
         <w:t xml:space="preserve">) y cualquier esquema de identificación interno de la aplicación se desarrolla, cuando corresponda, en el capítulo de reconciliación de estructuras.</w:t>
       </w:r>
     </w:p>
-    <w:bookmarkEnd w:id="147"/>
-    <w:bookmarkEnd w:id="148"/>
-    <w:bookmarkStart w:id="149" w:name="sesión-y-reingreso"/>
+    <w:bookmarkEnd w:id="152"/>
+    <w:bookmarkEnd w:id="153"/>
+    <w:bookmarkStart w:id="154" w:name="sesión-y-reingreso"/>
     <w:p>
       <w:pPr>
         <w:pStyle w:val="Heading2"/>
@@ -21777,8 +22581,8 @@
         <w:t xml:space="preserve">, que operan después de que la persona ya fue clasificada dentro de su celda de cuota, no dentro de ella.</w:t>
       </w:r>
     </w:p>
-    <w:bookmarkEnd w:id="149"/>
-    <w:bookmarkStart w:id="150" w:name="X605c7bdce5edbdb139f5b58064e96b881ec07fa"/>
+    <w:bookmarkEnd w:id="154"/>
+    <w:bookmarkStart w:id="155" w:name="X605c7bdce5edbdb139f5b58064e96b881ec07fa"/>
     <w:p>
       <w:pPr>
         <w:pStyle w:val="Heading2"/>
@@ -21814,8 +22618,8 @@
         <w:t xml:space="preserve">) de sesión ni un criterio explícito para distinguir un abandono del cuestionario de una interrupción temporal. En ausencia de esa evidencia, este documento no describe un mecanismo específico de almacenamiento incremental ni de tratamiento de interrupciones; el criterio con el que un registro incompleto se incluye o se excluye de la base analítica se documenta, en la medida en que los insumos lo permitan, en el capítulo de procesamiento.</w:t>
       </w:r>
     </w:p>
-    <w:bookmarkEnd w:id="150"/>
-    <w:bookmarkStart w:id="151" w:name="X16937ca2c4353053f2b24a8d95296247d3a0743"/>
+    <w:bookmarkEnd w:id="155"/>
+    <w:bookmarkStart w:id="156" w:name="X16937ca2c4353053f2b24a8d95296247d3a0743"/>
     <w:p>
       <w:pPr>
         <w:pStyle w:val="Heading2"/>
@@ -21863,9 +22667,9 @@
         <w:t xml:space="preserve">).</w:t>
       </w:r>
     </w:p>
-    <w:bookmarkEnd w:id="151"/>
-    <w:bookmarkEnd w:id="152"/>
-    <w:bookmarkStart w:id="199" w:name="referencias"/>
+    <w:bookmarkEnd w:id="156"/>
+    <w:bookmarkEnd w:id="157"/>
+    <w:bookmarkStart w:id="204" w:name="referencias"/>
     <w:p>
       <w:pPr>
         <w:pStyle w:val="Heading1"/>
@@ -21874,8 +22678,8 @@
         <w:t xml:space="preserve">Referencias</w:t>
       </w:r>
     </w:p>
-    <w:bookmarkStart w:id="198" w:name="refs"/>
-    <w:bookmarkStart w:id="154" w:name="ref-AHRQ_CAHPS"/>
+    <w:bookmarkStart w:id="203" w:name="refs"/>
+    <w:bookmarkStart w:id="159" w:name="ref-AHRQ_CAHPS"/>
     <w:p>
       <w:pPr>
         <w:pStyle w:val="Bibliography"/>
@@ -21913,7 +22717,7 @@
       <w:r>
         <w:t xml:space="preserve"> </w:t>
       </w:r>
-      <w:hyperlink r:id="rId153">
+      <w:hyperlink r:id="rId158">
         <w:r>
           <w:rPr>
             <w:rStyle w:val="Hyperlink"/>
@@ -21925,8 +22729,8 @@
         <w:t xml:space="preserve">.</w:t>
       </w:r>
     </w:p>
-    <w:bookmarkEnd w:id="154"/>
-    <w:bookmarkStart w:id="156" w:name="ref-AHRQ_CAHPS_Measures"/>
+    <w:bookmarkEnd w:id="159"/>
+    <w:bookmarkStart w:id="161" w:name="ref-AHRQ_CAHPS_Measures"/>
     <w:p>
       <w:pPr>
         <w:pStyle w:val="Bibliography"/>
@@ -21946,7 +22750,7 @@
       <w:r>
         <w:t xml:space="preserve"> </w:t>
       </w:r>
-      <w:hyperlink r:id="rId155">
+      <w:hyperlink r:id="rId160">
         <w:r>
           <w:rPr>
             <w:rStyle w:val="Hyperlink"/>
@@ -21958,8 +22762,8 @@
         <w:t xml:space="preserve">.</w:t>
       </w:r>
     </w:p>
-    <w:bookmarkEnd w:id="156"/>
-    <w:bookmarkStart w:id="157" w:name="ref-AAPOR2013"/>
+    <w:bookmarkEnd w:id="161"/>
+    <w:bookmarkStart w:id="162" w:name="ref-AAPOR2013"/>
     <w:p>
       <w:pPr>
         <w:pStyle w:val="Bibliography"/>
@@ -22005,8 +22809,8 @@
         <w:t xml:space="preserve">1 (2): 90-143.</w:t>
       </w:r>
     </w:p>
-    <w:bookmarkEnd w:id="157"/>
-    <w:bookmarkStart w:id="158" w:name="ref-Cochran1977"/>
+    <w:bookmarkEnd w:id="162"/>
+    <w:bookmarkStart w:id="163" w:name="ref-Cochran1977"/>
     <w:p>
       <w:pPr>
         <w:pStyle w:val="Bibliography"/>
@@ -22028,8 +22832,8 @@
         <w:t xml:space="preserve">. 3.ª ed. Wiley.</w:t>
       </w:r>
     </w:p>
-    <w:bookmarkEnd w:id="158"/>
-    <w:bookmarkStart w:id="160" w:name="ref-MSPS2014_2015"/>
+    <w:bookmarkEnd w:id="163"/>
+    <w:bookmarkStart w:id="165" w:name="ref-MSPS2014_2015"/>
     <w:p>
       <w:pPr>
         <w:pStyle w:val="Bibliography"/>
@@ -22053,7 +22857,7 @@
       <w:r>
         <w:t xml:space="preserve"> </w:t>
       </w:r>
-      <w:hyperlink r:id="rId159">
+      <w:hyperlink r:id="rId164">
         <w:r>
           <w:rPr>
             <w:rStyle w:val="Hyperlink"/>
@@ -22065,8 +22869,8 @@
         <w:t xml:space="preserve">.</w:t>
       </w:r>
     </w:p>
-    <w:bookmarkEnd w:id="160"/>
-    <w:bookmarkStart w:id="161" w:name="ref-CressieRead1984"/>
+    <w:bookmarkEnd w:id="165"/>
+    <w:bookmarkStart w:id="166" w:name="ref-CressieRead1984"/>
     <w:p>
       <w:pPr>
         <w:pStyle w:val="Bibliography"/>
@@ -22100,8 +22904,8 @@
         <w:t xml:space="preserve">46 (3): 440-64.</w:t>
       </w:r>
     </w:p>
-    <w:bookmarkEnd w:id="161"/>
-    <w:bookmarkStart w:id="162" w:name="ref-DefensoriaPueblo2009"/>
+    <w:bookmarkEnd w:id="166"/>
+    <w:bookmarkStart w:id="167" w:name="ref-DefensoriaPueblo2009"/>
     <w:p>
       <w:pPr>
         <w:pStyle w:val="Bibliography"/>
@@ -22137,8 +22941,8 @@
         <w:t xml:space="preserve">. Defensoría del Pueblo de Colombia.</w:t>
       </w:r>
     </w:p>
-    <w:bookmarkEnd w:id="162"/>
-    <w:bookmarkStart w:id="163" w:name="ref-DevilleSarndal1992"/>
+    <w:bookmarkEnd w:id="167"/>
+    <w:bookmarkStart w:id="168" w:name="ref-DevilleSarndal1992"/>
     <w:p>
       <w:pPr>
         <w:pStyle w:val="Bibliography"/>
@@ -22172,8 +22976,8 @@
         <w:t xml:space="preserve">87 (418): 376-82.</w:t>
       </w:r>
     </w:p>
-    <w:bookmarkEnd w:id="163"/>
-    <w:bookmarkStart w:id="164" w:name="ref-EfronTibshirani1993"/>
+    <w:bookmarkEnd w:id="168"/>
+    <w:bookmarkStart w:id="169" w:name="ref-EfronTibshirani1993"/>
     <w:p>
       <w:pPr>
         <w:pStyle w:val="Bibliography"/>
@@ -22195,8 +22999,8 @@
         <w:t xml:space="preserve">. Chapman &amp; Hall/CRC.</w:t>
       </w:r>
     </w:p>
-    <w:bookmarkEnd w:id="164"/>
-    <w:bookmarkStart w:id="165" w:name="ref-ElliottValliant2017"/>
+    <w:bookmarkEnd w:id="169"/>
+    <w:bookmarkStart w:id="170" w:name="ref-ElliottValliant2017"/>
     <w:p>
       <w:pPr>
         <w:pStyle w:val="Bibliography"/>
@@ -22230,8 +23034,8 @@
         <w:t xml:space="preserve">32 (2): 249-64.</w:t>
       </w:r>
     </w:p>
-    <w:bookmarkEnd w:id="165"/>
-    <w:bookmarkStart w:id="166" w:name="ref-Kish1965"/>
+    <w:bookmarkEnd w:id="170"/>
+    <w:bookmarkStart w:id="171" w:name="ref-Kish1965"/>
     <w:p>
       <w:pPr>
         <w:pStyle w:val="Bibliography"/>
@@ -22253,8 +23057,8 @@
         <w:t xml:space="preserve">. Wiley.</w:t>
       </w:r>
     </w:p>
-    <w:bookmarkEnd w:id="166"/>
-    <w:bookmarkStart w:id="167" w:name="ref-LeeValliant2006"/>
+    <w:bookmarkEnd w:id="171"/>
+    <w:bookmarkStart w:id="172" w:name="ref-LeeValliant2006"/>
     <w:p>
       <w:pPr>
         <w:pStyle w:val="Bibliography"/>
@@ -22276,8 +23080,8 @@
         <w:t xml:space="preserve">. RTI Press.</w:t>
       </w:r>
     </w:p>
-    <w:bookmarkEnd w:id="167"/>
-    <w:bookmarkStart w:id="168" w:name="ref-Lohr2021"/>
+    <w:bookmarkEnd w:id="172"/>
+    <w:bookmarkStart w:id="173" w:name="ref-Lohr2021"/>
     <w:p>
       <w:pPr>
         <w:pStyle w:val="Bibliography"/>
@@ -22299,8 +23103,8 @@
         <w:t xml:space="preserve">. 3.ª ed. CRC Press.</w:t>
       </w:r>
     </w:p>
-    <w:bookmarkEnd w:id="168"/>
-    <w:bookmarkStart w:id="170" w:name="ref-MSPS2018"/>
+    <w:bookmarkEnd w:id="173"/>
+    <w:bookmarkStart w:id="175" w:name="ref-MSPS2018"/>
     <w:p>
       <w:pPr>
         <w:pStyle w:val="Bibliography"/>
@@ -22352,7 +23156,7 @@
       <w:r>
         <w:t xml:space="preserve"> </w:t>
       </w:r>
-      <w:hyperlink r:id="rId169">
+      <w:hyperlink r:id="rId174">
         <w:r>
           <w:rPr>
             <w:rStyle w:val="Hyperlink"/>
@@ -22364,8 +23168,8 @@
         <w:t xml:space="preserve">.</w:t>
       </w:r>
     </w:p>
-    <w:bookmarkEnd w:id="170"/>
-    <w:bookmarkStart w:id="172" w:name="ref-Decreto1011_2006"/>
+    <w:bookmarkEnd w:id="175"/>
+    <w:bookmarkStart w:id="177" w:name="ref-Decreto1011_2006"/>
     <w:p>
       <w:pPr>
         <w:pStyle w:val="Bibliography"/>
@@ -22389,7 +23193,7 @@
       <w:r>
         <w:t xml:space="preserve"> </w:t>
       </w:r>
-      <w:hyperlink r:id="rId171">
+      <w:hyperlink r:id="rId176">
         <w:r>
           <w:rPr>
             <w:rStyle w:val="Hyperlink"/>
@@ -22401,8 +23205,8 @@
         <w:t xml:space="preserve">.</w:t>
       </w:r>
     </w:p>
-    <w:bookmarkEnd w:id="172"/>
-    <w:bookmarkStart w:id="173" w:name="ref-PECASUSS2008"/>
+    <w:bookmarkEnd w:id="177"/>
+    <w:bookmarkStart w:id="178" w:name="ref-PECASUSS2008"/>
     <w:p>
       <w:pPr>
         <w:pStyle w:val="Bibliography"/>
@@ -22431,8 +23235,8 @@
         <w:t xml:space="preserve">. Ministerio de la Protección Social.</w:t>
       </w:r>
     </w:p>
-    <w:bookmarkEnd w:id="173"/>
-    <w:bookmarkStart w:id="175" w:name="ref-Decreto780_2016"/>
+    <w:bookmarkEnd w:id="178"/>
+    <w:bookmarkStart w:id="180" w:name="ref-Decreto780_2016"/>
     <w:p>
       <w:pPr>
         <w:pStyle w:val="Bibliography"/>
@@ -22456,7 +23260,7 @@
       <w:r>
         <w:t xml:space="preserve"> </w:t>
       </w:r>
-      <w:hyperlink r:id="rId174">
+      <w:hyperlink r:id="rId179">
         <w:r>
           <w:rPr>
             <w:rStyle w:val="Hyperlink"/>
@@ -22468,8 +23272,8 @@
         <w:t xml:space="preserve">.</w:t>
       </w:r>
     </w:p>
-    <w:bookmarkEnd w:id="175"/>
-    <w:bookmarkStart w:id="177" w:name="ref-MSPS2016"/>
+    <w:bookmarkEnd w:id="180"/>
+    <w:bookmarkStart w:id="182" w:name="ref-MSPS2016"/>
     <w:p>
       <w:pPr>
         <w:pStyle w:val="Bibliography"/>
@@ -22493,7 +23297,7 @@
       <w:r>
         <w:t xml:space="preserve"> </w:t>
       </w:r>
-      <w:hyperlink r:id="rId176">
+      <w:hyperlink r:id="rId181">
         <w:r>
           <w:rPr>
             <w:rStyle w:val="Hyperlink"/>
@@ -22505,8 +23309,8 @@
         <w:t xml:space="preserve">.</w:t>
       </w:r>
     </w:p>
-    <w:bookmarkEnd w:id="177"/>
-    <w:bookmarkStart w:id="179" w:name="ref-Resolucion256_2016"/>
+    <w:bookmarkEnd w:id="182"/>
+    <w:bookmarkStart w:id="184" w:name="ref-Resolucion256_2016"/>
     <w:p>
       <w:pPr>
         <w:pStyle w:val="Bibliography"/>
@@ -22530,7 +23334,7 @@
       <w:r>
         <w:t xml:space="preserve"> </w:t>
       </w:r>
-      <w:hyperlink r:id="rId178">
+      <w:hyperlink r:id="rId183">
         <w:r>
           <w:rPr>
             <w:rStyle w:val="Hyperlink"/>
@@ -22542,8 +23346,8 @@
         <w:t xml:space="preserve">.</w:t>
       </w:r>
     </w:p>
-    <w:bookmarkEnd w:id="179"/>
-    <w:bookmarkStart w:id="181" w:name="ref-MSPS2017"/>
+    <w:bookmarkEnd w:id="184"/>
+    <w:bookmarkStart w:id="186" w:name="ref-MSPS2017"/>
     <w:p>
       <w:pPr>
         <w:pStyle w:val="Bibliography"/>
@@ -22588,7 +23392,7 @@
       <w:r>
         <w:t xml:space="preserve"> </w:t>
       </w:r>
-      <w:hyperlink r:id="rId180">
+      <w:hyperlink r:id="rId185">
         <w:r>
           <w:rPr>
             <w:rStyle w:val="Hyperlink"/>
@@ -22600,8 +23404,8 @@
         <w:t xml:space="preserve">.</w:t>
       </w:r>
     </w:p>
-    <w:bookmarkEnd w:id="181"/>
-    <w:bookmarkStart w:id="183" w:name="ref-MSPS2020"/>
+    <w:bookmarkEnd w:id="186"/>
+    <w:bookmarkStart w:id="188" w:name="ref-MSPS2020"/>
     <w:p>
       <w:pPr>
         <w:pStyle w:val="Bibliography"/>
@@ -22653,7 +23457,7 @@
       <w:r>
         <w:t xml:space="preserve"> </w:t>
       </w:r>
-      <w:hyperlink r:id="rId182">
+      <w:hyperlink r:id="rId187">
         <w:r>
           <w:rPr>
             <w:rStyle w:val="Hyperlink"/>
@@ -22665,8 +23469,8 @@
         <w:t xml:space="preserve">.</w:t>
       </w:r>
     </w:p>
-    <w:bookmarkEnd w:id="183"/>
-    <w:bookmarkStart w:id="185" w:name="ref-MSPS2022"/>
+    <w:bookmarkEnd w:id="188"/>
+    <w:bookmarkStart w:id="190" w:name="ref-MSPS2022"/>
     <w:p>
       <w:pPr>
         <w:pStyle w:val="Bibliography"/>
@@ -22718,7 +23522,7 @@
       <w:r>
         <w:t xml:space="preserve"> </w:t>
       </w:r>
-      <w:hyperlink r:id="rId184">
+      <w:hyperlink r:id="rId189">
         <w:r>
           <w:rPr>
             <w:rStyle w:val="Hyperlink"/>
@@ -22730,8 +23534,8 @@
         <w:t xml:space="preserve">.</w:t>
       </w:r>
     </w:p>
-    <w:bookmarkEnd w:id="185"/>
-    <w:bookmarkStart w:id="187" w:name="ref-MSPS2023"/>
+    <w:bookmarkEnd w:id="190"/>
+    <w:bookmarkStart w:id="192" w:name="ref-MSPS2023"/>
     <w:p>
       <w:pPr>
         <w:pStyle w:val="Bibliography"/>
@@ -22755,7 +23559,7 @@
       <w:r>
         <w:t xml:space="preserve"> </w:t>
       </w:r>
-      <w:hyperlink r:id="rId186">
+      <w:hyperlink r:id="rId191">
         <w:r>
           <w:rPr>
             <w:rStyle w:val="Hyperlink"/>
@@ -22767,8 +23571,8 @@
         <w:t xml:space="preserve">.</w:t>
       </w:r>
     </w:p>
-    <w:bookmarkEnd w:id="187"/>
-    <w:bookmarkStart w:id="189" w:name="ref-MSPS2024"/>
+    <w:bookmarkEnd w:id="192"/>
+    <w:bookmarkStart w:id="194" w:name="ref-MSPS2024"/>
     <w:p>
       <w:pPr>
         <w:pStyle w:val="Bibliography"/>
@@ -22792,7 +23596,7 @@
       <w:r>
         <w:t xml:space="preserve"> </w:t>
       </w:r>
-      <w:hyperlink r:id="rId188">
+      <w:hyperlink r:id="rId193">
         <w:r>
           <w:rPr>
             <w:rStyle w:val="Hyperlink"/>
@@ -22804,8 +23608,8 @@
         <w:t xml:space="preserve">.</w:t>
       </w:r>
     </w:p>
-    <w:bookmarkEnd w:id="189"/>
-    <w:bookmarkStart w:id="191" w:name="ref-MSPS2025"/>
+    <w:bookmarkEnd w:id="194"/>
+    <w:bookmarkStart w:id="196" w:name="ref-MSPS2025"/>
     <w:p>
       <w:pPr>
         <w:pStyle w:val="Bibliography"/>
@@ -22829,7 +23633,7 @@
       <w:r>
         <w:t xml:space="preserve"> </w:t>
       </w:r>
-      <w:hyperlink r:id="rId190">
+      <w:hyperlink r:id="rId195">
         <w:r>
           <w:rPr>
             <w:rStyle w:val="Hyperlink"/>
@@ -22841,8 +23645,8 @@
         <w:t xml:space="preserve">.</w:t>
       </w:r>
     </w:p>
-    <w:bookmarkEnd w:id="191"/>
-    <w:bookmarkStart w:id="192" w:name="ref-Resolucion1642_2026"/>
+    <w:bookmarkEnd w:id="196"/>
+    <w:bookmarkStart w:id="197" w:name="ref-Resolucion1642_2026"/>
     <w:p>
       <w:pPr>
         <w:pStyle w:val="Bibliography"/>
@@ -22878,8 +23682,8 @@
         <w:t xml:space="preserve">. Ministerio de Salud y Protección Social.</w:t>
       </w:r>
     </w:p>
-    <w:bookmarkEnd w:id="192"/>
-    <w:bookmarkStart w:id="194" w:name="ref-OECD2025PaRIS"/>
+    <w:bookmarkEnd w:id="197"/>
+    <w:bookmarkStart w:id="199" w:name="ref-OECD2025PaRIS"/>
     <w:p>
       <w:pPr>
         <w:pStyle w:val="Bibliography"/>
@@ -22917,7 +23721,7 @@
       <w:r>
         <w:t xml:space="preserve"> </w:t>
       </w:r>
-      <w:hyperlink r:id="rId193">
+      <w:hyperlink r:id="rId198">
         <w:r>
           <w:rPr>
             <w:rStyle w:val="Hyperlink"/>
@@ -22929,8 +23733,8 @@
         <w:t xml:space="preserve">.</w:t>
       </w:r>
     </w:p>
-    <w:bookmarkEnd w:id="194"/>
-    <w:bookmarkStart w:id="195" w:name="ref-RaoWu1988"/>
+    <w:bookmarkEnd w:id="199"/>
+    <w:bookmarkStart w:id="200" w:name="ref-RaoWu1988"/>
     <w:p>
       <w:pPr>
         <w:pStyle w:val="Bibliography"/>
@@ -22964,8 +23768,8 @@
         <w:t xml:space="preserve">83 (401): 231-41.</w:t>
       </w:r>
     </w:p>
-    <w:bookmarkEnd w:id="195"/>
-    <w:bookmarkStart w:id="196" w:name="ref-WangValliant2015"/>
+    <w:bookmarkEnd w:id="200"/>
+    <w:bookmarkStart w:id="201" w:name="ref-WangValliant2015"/>
     <w:p>
       <w:pPr>
         <w:pStyle w:val="Bibliography"/>
@@ -22999,8 +23803,8 @@
         <w:t xml:space="preserve">3 (2): 147-70.</w:t>
       </w:r>
     </w:p>
-    <w:bookmarkEnd w:id="196"/>
-    <w:bookmarkStart w:id="197" w:name="ref-WHO2000Responsiveness"/>
+    <w:bookmarkEnd w:id="201"/>
+    <w:bookmarkStart w:id="202" w:name="ref-WHO2000Responsiveness"/>
     <w:p>
       <w:pPr>
         <w:pStyle w:val="Bibliography"/>
@@ -23022,9 +23826,9 @@
         <w:t xml:space="preserve">. World Health Organization.</w:t>
       </w:r>
     </w:p>
-    <w:bookmarkEnd w:id="197"/>
-    <w:bookmarkEnd w:id="198"/>
-    <w:bookmarkEnd w:id="199"/>
+    <w:bookmarkEnd w:id="202"/>
+    <w:bookmarkEnd w:id="203"/>
+    <w:bookmarkEnd w:id="204"/>
     <w:sectPr>
       <w:headerReference r:id="rId9" w:type="default"/>
       <w:footerReference r:id="rId10" w:type="default"/>
@@ -23730,7 +24534,34 @@
     </w:lvlOverride>
   </w:num>
   <w:num w:numId="1008">
-    <w:abstractNumId w:val="991"/>
+    <w:abstractNumId w:val="99411"/>
+    <w:lvlOverride w:ilvl="0">
+      <w:startOverride w:val="1"/>
+    </w:lvlOverride>
+    <w:lvlOverride w:ilvl="1">
+      <w:startOverride w:val="1"/>
+    </w:lvlOverride>
+    <w:lvlOverride w:ilvl="2">
+      <w:startOverride w:val="1"/>
+    </w:lvlOverride>
+    <w:lvlOverride w:ilvl="3">
+      <w:startOverride w:val="1"/>
+    </w:lvlOverride>
+    <w:lvlOverride w:ilvl="4">
+      <w:startOverride w:val="1"/>
+    </w:lvlOverride>
+    <w:lvlOverride w:ilvl="5">
+      <w:startOverride w:val="1"/>
+    </w:lvlOverride>
+    <w:lvlOverride w:ilvl="6">
+      <w:startOverride w:val="1"/>
+    </w:lvlOverride>
+    <w:lvlOverride w:ilvl="7">
+      <w:startOverride w:val="1"/>
+    </w:lvlOverride>
+    <w:lvlOverride w:ilvl="8">
+      <w:startOverride w:val="1"/>
+    </w:lvlOverride>
   </w:num>
   <w:num w:numId="1009">
     <w:abstractNumId w:val="991"/>
@@ -23751,6 +24582,12 @@
     <w:abstractNumId w:val="991"/>
   </w:num>
   <w:num w:numId="1015">
+    <w:abstractNumId w:val="991"/>
+  </w:num>
+  <w:num w:numId="1016">
+    <w:abstractNumId w:val="991"/>
+  </w:num>
+  <w:num w:numId="1017">
     <w:abstractNumId w:val="99411"/>
     <w:lvlOverride w:ilvl="0">
       <w:startOverride w:val="1"/>
